--- a/Курсовая версия 2.docx
+++ b/Курсовая версия 2.docx
@@ -113,15 +113,7 @@
           <w:sz w:val="24"/>
           <w:szCs w:val="24"/>
         </w:rPr>
-        <w:t xml:space="preserve">Кафедра </w:t>
-      </w:r>
-      <w:r>
-        <w:rPr>
-          <w:rFonts w:ascii="Times New Roman" w:eastAsia="Times New Roman" w:hAnsi="Times New Roman" w:cs="Times New Roman"/>
-          <w:sz w:val="24"/>
-          <w:szCs w:val="24"/>
-        </w:rPr>
-        <w:t>теоретических основ информатики</w:t>
+        <w:t>Кафедра теоретических основ информатики</w:t>
       </w:r>
     </w:p>
     <w:p>
@@ -319,55 +311,7 @@
           <w:sz w:val="24"/>
           <w:szCs w:val="24"/>
         </w:rPr>
-        <w:t>РАЗРАБОТКА</w:t>
-      </w:r>
-      <w:r>
-        <w:rPr>
-          <w:rFonts w:ascii="Times New Roman" w:eastAsia="Times New Roman" w:hAnsi="Times New Roman" w:cs="Times New Roman"/>
-          <w:sz w:val="24"/>
-          <w:szCs w:val="24"/>
-        </w:rPr>
-        <w:t xml:space="preserve"> ПРОГРАМ</w:t>
-      </w:r>
-      <w:r>
-        <w:rPr>
-          <w:rFonts w:ascii="Times New Roman" w:eastAsia="Times New Roman" w:hAnsi="Times New Roman" w:cs="Times New Roman"/>
-          <w:sz w:val="24"/>
-          <w:szCs w:val="24"/>
-        </w:rPr>
-        <w:t>МНОГО СРЕДСТВА</w:t>
-      </w:r>
-      <w:r>
-        <w:rPr>
-          <w:rFonts w:ascii="Times New Roman" w:eastAsia="Times New Roman" w:hAnsi="Times New Roman" w:cs="Times New Roman"/>
-          <w:sz w:val="24"/>
-          <w:szCs w:val="24"/>
-        </w:rPr>
-        <w:t xml:space="preserve"> ДЛЯ </w:t>
-      </w:r>
-      <w:r>
-        <w:rPr>
-          <w:rFonts w:ascii="Times New Roman" w:eastAsia="Times New Roman" w:hAnsi="Times New Roman" w:cs="Times New Roman"/>
-          <w:sz w:val="24"/>
-          <w:szCs w:val="24"/>
-        </w:rPr>
-        <w:t>ВИЗУАЛИЗАЦИИ</w:t>
-      </w:r>
-      <w:r>
-        <w:rPr>
-          <w:rFonts w:ascii="Times New Roman" w:eastAsia="Times New Roman" w:hAnsi="Times New Roman" w:cs="Times New Roman"/>
-          <w:sz w:val="24"/>
-          <w:szCs w:val="24"/>
-        </w:rPr>
-        <w:t xml:space="preserve"> </w:t>
-      </w:r>
-      <w:r>
-        <w:rPr>
-          <w:rFonts w:ascii="Times New Roman" w:eastAsia="Times New Roman" w:hAnsi="Times New Roman" w:cs="Times New Roman"/>
-          <w:sz w:val="24"/>
-          <w:szCs w:val="24"/>
-        </w:rPr>
-        <w:t>И</w:t>
+        <w:t>РАЗРАБОТКА ПРОГРАММНОГО СРЕДСТВА ДЛЯ ВИЗУАЛИЗАЦИИ И</w:t>
       </w:r>
     </w:p>
     <w:p>
@@ -388,23 +332,7 @@
           <w:sz w:val="24"/>
           <w:szCs w:val="24"/>
         </w:rPr>
-        <w:t>СРАВНИТЕЛЬНОГО</w:t>
-      </w:r>
-      <w:r>
-        <w:rPr>
-          <w:rFonts w:ascii="Times New Roman" w:eastAsia="Times New Roman" w:hAnsi="Times New Roman" w:cs="Times New Roman"/>
-          <w:sz w:val="24"/>
-          <w:szCs w:val="24"/>
-        </w:rPr>
-        <w:t xml:space="preserve"> </w:t>
-      </w:r>
-      <w:r>
-        <w:rPr>
-          <w:rFonts w:ascii="Times New Roman" w:eastAsia="Times New Roman" w:hAnsi="Times New Roman" w:cs="Times New Roman"/>
-          <w:sz w:val="24"/>
-          <w:szCs w:val="24"/>
-        </w:rPr>
-        <w:t>АНАЛИЗА АЛГОРИТМОВ СОРТИРОВКИ</w:t>
+        <w:t>СРАВНИТЕЛЬНОГО АНАЛИЗА АЛГОРИТМОВ СОРТИРОВКИ</w:t>
       </w:r>
     </w:p>
     <w:p>
@@ -436,39 +364,7 @@
           <w:sz w:val="24"/>
           <w:szCs w:val="24"/>
         </w:rPr>
-        <w:t>Логвиненко</w:t>
-      </w:r>
-      <w:r>
-        <w:rPr>
-          <w:rFonts w:ascii="Times New Roman" w:eastAsia="Times New Roman" w:hAnsi="Times New Roman" w:cs="Times New Roman"/>
-          <w:sz w:val="24"/>
-          <w:szCs w:val="24"/>
-        </w:rPr>
-        <w:t xml:space="preserve"> </w:t>
-      </w:r>
-      <w:r>
-        <w:rPr>
-          <w:rFonts w:ascii="Times New Roman" w:eastAsia="Times New Roman" w:hAnsi="Times New Roman" w:cs="Times New Roman"/>
-          <w:sz w:val="24"/>
-          <w:szCs w:val="24"/>
-        </w:rPr>
-        <w:t>Данила</w:t>
-      </w:r>
-      <w:r>
-        <w:rPr>
-          <w:rFonts w:ascii="Times New Roman" w:eastAsia="Times New Roman" w:hAnsi="Times New Roman" w:cs="Times New Roman"/>
-          <w:sz w:val="24"/>
-          <w:szCs w:val="24"/>
-        </w:rPr>
-        <w:t xml:space="preserve"> </w:t>
-      </w:r>
-      <w:r>
-        <w:rPr>
-          <w:rFonts w:ascii="Times New Roman" w:eastAsia="Times New Roman" w:hAnsi="Times New Roman" w:cs="Times New Roman"/>
-          <w:sz w:val="24"/>
-          <w:szCs w:val="24"/>
-        </w:rPr>
-        <w:t>Витальевич</w:t>
+        <w:t>Логвиненко Данила Витальевич</w:t>
       </w:r>
     </w:p>
     <w:p>
@@ -730,41 +626,7 @@
           <w:sz w:val="24"/>
           <w:szCs w:val="24"/>
         </w:rPr>
-        <w:t xml:space="preserve"> «____</w:t>
-      </w:r>
-      <w:proofErr w:type="gramStart"/>
-      <w:r>
-        <w:rPr>
-          <w:rFonts w:ascii="Times New Roman" w:eastAsia="Times New Roman" w:hAnsi="Times New Roman" w:cs="Times New Roman"/>
-          <w:sz w:val="24"/>
-          <w:szCs w:val="24"/>
-        </w:rPr>
-        <w:t>_»_</w:t>
-      </w:r>
-      <w:proofErr w:type="gramEnd"/>
-      <w:r>
-        <w:rPr>
-          <w:rFonts w:ascii="Times New Roman" w:eastAsia="Times New Roman" w:hAnsi="Times New Roman" w:cs="Times New Roman"/>
-          <w:sz w:val="24"/>
-          <w:szCs w:val="24"/>
-        </w:rPr>
-        <w:t>_________202</w:t>
-      </w:r>
-      <w:r>
-        <w:rPr>
-          <w:rFonts w:ascii="Times New Roman" w:eastAsia="Times New Roman" w:hAnsi="Times New Roman" w:cs="Times New Roman"/>
-          <w:sz w:val="24"/>
-          <w:szCs w:val="24"/>
-        </w:rPr>
-        <w:t>6</w:t>
-      </w:r>
-      <w:r>
-        <w:rPr>
-          <w:rFonts w:ascii="Times New Roman" w:eastAsia="Times New Roman" w:hAnsi="Times New Roman" w:cs="Times New Roman"/>
-          <w:sz w:val="24"/>
-          <w:szCs w:val="24"/>
-        </w:rPr>
-        <w:t xml:space="preserve"> г.</w:t>
+        <w:t xml:space="preserve"> «_____»__________2026 г.</w:t>
       </w:r>
     </w:p>
     <w:p>
@@ -826,47 +688,7 @@
           <w:sz w:val="24"/>
           <w:szCs w:val="24"/>
         </w:rPr>
-        <w:t xml:space="preserve">     ___________ </w:t>
-      </w:r>
-      <w:r>
-        <w:rPr>
-          <w:rFonts w:ascii="Times New Roman" w:eastAsia="Times New Roman" w:hAnsi="Times New Roman" w:cs="Times New Roman"/>
-          <w:sz w:val="24"/>
-          <w:szCs w:val="24"/>
-        </w:rPr>
-        <w:t>Д</w:t>
-      </w:r>
-      <w:r>
-        <w:rPr>
-          <w:rFonts w:ascii="Times New Roman" w:eastAsia="Times New Roman" w:hAnsi="Times New Roman" w:cs="Times New Roman"/>
-          <w:sz w:val="24"/>
-          <w:szCs w:val="24"/>
-        </w:rPr>
-        <w:t xml:space="preserve">. </w:t>
-      </w:r>
-      <w:r>
-        <w:rPr>
-          <w:rFonts w:ascii="Times New Roman" w:eastAsia="Times New Roman" w:hAnsi="Times New Roman" w:cs="Times New Roman"/>
-          <w:sz w:val="24"/>
-          <w:szCs w:val="24"/>
-        </w:rPr>
-        <w:t>В</w:t>
-      </w:r>
-      <w:r>
-        <w:rPr>
-          <w:rFonts w:ascii="Times New Roman" w:eastAsia="Times New Roman" w:hAnsi="Times New Roman" w:cs="Times New Roman"/>
-          <w:sz w:val="24"/>
-          <w:szCs w:val="24"/>
-        </w:rPr>
-        <w:t xml:space="preserve">. </w:t>
-      </w:r>
-      <w:r>
-        <w:rPr>
-          <w:rFonts w:ascii="Times New Roman" w:eastAsia="Times New Roman" w:hAnsi="Times New Roman" w:cs="Times New Roman"/>
-          <w:sz w:val="24"/>
-          <w:szCs w:val="24"/>
-        </w:rPr>
-        <w:t>Логвиненко</w:t>
+        <w:t xml:space="preserve">     ___________ Д. В. Логвиненко</w:t>
       </w:r>
     </w:p>
     <w:p>
@@ -1006,41 +828,7 @@
           <w:sz w:val="24"/>
           <w:szCs w:val="24"/>
         </w:rPr>
-        <w:t>«____</w:t>
-      </w:r>
-      <w:proofErr w:type="gramStart"/>
-      <w:r>
-        <w:rPr>
-          <w:rFonts w:ascii="Times New Roman" w:eastAsia="Times New Roman" w:hAnsi="Times New Roman" w:cs="Times New Roman"/>
-          <w:sz w:val="24"/>
-          <w:szCs w:val="24"/>
-        </w:rPr>
-        <w:t>_»_</w:t>
-      </w:r>
-      <w:proofErr w:type="gramEnd"/>
-      <w:r>
-        <w:rPr>
-          <w:rFonts w:ascii="Times New Roman" w:eastAsia="Times New Roman" w:hAnsi="Times New Roman" w:cs="Times New Roman"/>
-          <w:sz w:val="24"/>
-          <w:szCs w:val="24"/>
-        </w:rPr>
-        <w:t>_________202</w:t>
-      </w:r>
-      <w:r>
-        <w:rPr>
-          <w:rFonts w:ascii="Times New Roman" w:eastAsia="Times New Roman" w:hAnsi="Times New Roman" w:cs="Times New Roman"/>
-          <w:sz w:val="24"/>
-          <w:szCs w:val="24"/>
-        </w:rPr>
-        <w:t>6</w:t>
-      </w:r>
-      <w:r>
-        <w:rPr>
-          <w:rFonts w:ascii="Times New Roman" w:eastAsia="Times New Roman" w:hAnsi="Times New Roman" w:cs="Times New Roman"/>
-          <w:sz w:val="24"/>
-          <w:szCs w:val="24"/>
-        </w:rPr>
-        <w:t xml:space="preserve"> г.</w:t>
+        <w:t>«_____»__________2026 г.</w:t>
       </w:r>
     </w:p>
     <w:p>
@@ -1286,18 +1074,18 @@
                 <w:sz w:val="24"/>
                 <w:szCs w:val="24"/>
               </w:rPr>
-              <w:t>Анализ</w:t>
+              <w:t xml:space="preserve">Разновидности </w:t>
+            </w:r>
+            <w:r>
+              <w:rPr>
+                <w:rFonts w:ascii="Times New Roman" w:eastAsia="Times New Roman" w:hAnsi="Times New Roman" w:cs="Times New Roman"/>
+                <w:color w:val="000000"/>
+                <w:sz w:val="24"/>
+                <w:szCs w:val="24"/>
+              </w:rPr>
+              <w:t>обучающих приложений</w:t>
             </w:r>
           </w:hyperlink>
-          <w:r>
-            <w:rPr>
-              <w:rFonts w:ascii="Times New Roman" w:eastAsia="Times New Roman" w:hAnsi="Times New Roman" w:cs="Times New Roman"/>
-              <w:color w:val="000000"/>
-              <w:sz w:val="24"/>
-              <w:szCs w:val="24"/>
-            </w:rPr>
-            <w:t xml:space="preserve"> алгоритмов сортировки</w:t>
-          </w:r>
           <w:hyperlink w:anchor="_heading=h.30j0zll">
             <w:r>
               <w:rPr>
@@ -1336,16 +1124,7 @@
                 <w:sz w:val="24"/>
                 <w:szCs w:val="24"/>
               </w:rPr>
-              <w:t xml:space="preserve">2 Описание </w:t>
-            </w:r>
-            <w:r>
-              <w:rPr>
-                <w:rFonts w:ascii="Times New Roman" w:eastAsia="Times New Roman" w:hAnsi="Times New Roman" w:cs="Times New Roman"/>
-                <w:color w:val="000000"/>
-                <w:sz w:val="24"/>
-                <w:szCs w:val="24"/>
-              </w:rPr>
-              <w:t>средств</w:t>
+              <w:t>2 Описание средств</w:t>
             </w:r>
           </w:hyperlink>
           <w:r>
@@ -1656,16 +1435,7 @@
                 <w:sz w:val="24"/>
                 <w:szCs w:val="24"/>
               </w:rPr>
-              <w:t xml:space="preserve">4 </w:t>
-            </w:r>
-            <w:r>
-              <w:rPr>
-                <w:rFonts w:ascii="Times New Roman" w:eastAsia="Times New Roman" w:hAnsi="Times New Roman" w:cs="Times New Roman"/>
-                <w:color w:val="000000"/>
-                <w:sz w:val="24"/>
-                <w:szCs w:val="24"/>
-              </w:rPr>
-              <w:t>Тестирование</w:t>
+              <w:t>4 Тестирование</w:t>
             </w:r>
           </w:hyperlink>
           <w:r>
@@ -1953,9 +1723,2335 @@
         <w:br w:type="page"/>
       </w:r>
     </w:p>
-    <w:p/>
+    <w:p>
+      <w:pPr>
+        <w:pStyle w:val="1"/>
+        <w:spacing w:line="480" w:lineRule="auto"/>
+        <w:jc w:val="center"/>
+        <w:rPr>
+          <w:rFonts w:ascii="Times New Roman" w:hAnsi="Times New Roman"/>
+          <w:b/>
+          <w:color w:val="000000"/>
+          <w:sz w:val="28"/>
+          <w:szCs w:val="28"/>
+        </w:rPr>
+      </w:pPr>
+      <w:r>
+        <w:rPr>
+          <w:rFonts w:ascii="Times New Roman" w:eastAsia="Times New Roman" w:hAnsi="Times New Roman" w:cs="Times New Roman"/>
+          <w:b/>
+          <w:color w:val="000000"/>
+          <w:sz w:val="28"/>
+          <w:szCs w:val="28"/>
+        </w:rPr>
+        <w:lastRenderedPageBreak/>
+        <w:t>ВВЕДЕНИЕ</w:t>
+      </w:r>
+    </w:p>
+    <w:p>
+      <w:pPr>
+        <w:spacing w:line="360" w:lineRule="auto"/>
+        <w:ind w:firstLine="720"/>
+        <w:jc w:val="both"/>
+        <w:rPr>
+          <w:rFonts w:ascii="Times New Roman" w:eastAsia="Times New Roman" w:hAnsi="Times New Roman" w:cs="Times New Roman"/>
+          <w:sz w:val="24"/>
+          <w:szCs w:val="24"/>
+        </w:rPr>
+      </w:pPr>
+      <w:r>
+        <w:rPr>
+          <w:rFonts w:ascii="Times New Roman" w:eastAsia="Times New Roman" w:hAnsi="Times New Roman" w:cs="Times New Roman"/>
+          <w:sz w:val="24"/>
+          <w:szCs w:val="24"/>
+        </w:rPr>
+        <w:t>В настоящее время алгоритмы сортировки являются важной частью программирования и широко применяются при обработке и упорядочивании данных. Они используются в различных информационных системах и программных продуктах, где требуется расположить элементы в определённом порядке. В связи с этим изучение принципов работы алгоритмов сортировки является важной частью подготовки специалистов в области информационных технологий.</w:t>
+      </w:r>
+    </w:p>
+    <w:p>
+      <w:pPr>
+        <w:spacing w:line="360" w:lineRule="auto"/>
+        <w:ind w:firstLine="720"/>
+        <w:jc w:val="both"/>
+        <w:rPr>
+          <w:rFonts w:ascii="Times New Roman" w:eastAsia="Times New Roman" w:hAnsi="Times New Roman" w:cs="Times New Roman"/>
+          <w:sz w:val="24"/>
+          <w:szCs w:val="24"/>
+        </w:rPr>
+      </w:pPr>
+      <w:r>
+        <w:rPr>
+          <w:rFonts w:ascii="Times New Roman" w:eastAsia="Times New Roman" w:hAnsi="Times New Roman" w:cs="Times New Roman"/>
+          <w:sz w:val="24"/>
+          <w:szCs w:val="24"/>
+        </w:rPr>
+        <w:t>При изучении алгоритмов сортировки только по программному коду начинающим разработчикам может быть затруднительно понять последовательность выполняемых операций. Сравнение элементов, их перемещение и обмен происходят последовательно, однако процесс работы алгоритма не всегда является наглядным.</w:t>
+      </w:r>
+    </w:p>
+    <w:p>
+      <w:pPr>
+        <w:spacing w:line="360" w:lineRule="auto"/>
+        <w:ind w:firstLine="720"/>
+        <w:jc w:val="both"/>
+        <w:rPr>
+          <w:rFonts w:ascii="Times New Roman" w:eastAsia="Times New Roman" w:hAnsi="Times New Roman" w:cs="Times New Roman"/>
+          <w:sz w:val="24"/>
+          <w:szCs w:val="24"/>
+        </w:rPr>
+      </w:pPr>
+      <w:r>
+        <w:rPr>
+          <w:rFonts w:ascii="Times New Roman" w:eastAsia="Times New Roman" w:hAnsi="Times New Roman" w:cs="Times New Roman"/>
+          <w:sz w:val="24"/>
+          <w:szCs w:val="24"/>
+        </w:rPr>
+        <w:t>Существующие алгоритмы сортировки отличаются принципами работы, скоростью выполнения, количеством сравнений и обменов элементов. Поэтому возникает необходимость не только изучения отдельных алгоритмов, но и их наглядного сравнения при работе с различными наборами входных данных.</w:t>
+      </w:r>
+    </w:p>
+    <w:p>
+      <w:pPr>
+        <w:spacing w:line="360" w:lineRule="auto"/>
+        <w:ind w:firstLine="720"/>
+        <w:jc w:val="both"/>
+        <w:rPr>
+          <w:rFonts w:ascii="Times New Roman" w:eastAsia="Times New Roman" w:hAnsi="Times New Roman" w:cs="Times New Roman"/>
+          <w:sz w:val="24"/>
+          <w:szCs w:val="24"/>
+        </w:rPr>
+      </w:pPr>
+      <w:r>
+        <w:rPr>
+          <w:rFonts w:ascii="Times New Roman" w:eastAsia="Times New Roman" w:hAnsi="Times New Roman" w:cs="Times New Roman"/>
+          <w:sz w:val="24"/>
+          <w:szCs w:val="24"/>
+        </w:rPr>
+        <w:t xml:space="preserve">Таким образом, </w:t>
+      </w:r>
+      <w:r>
+        <w:rPr>
+          <w:rFonts w:ascii="Times New Roman" w:eastAsia="Times New Roman" w:hAnsi="Times New Roman" w:cs="Times New Roman"/>
+          <w:sz w:val="24"/>
+          <w:szCs w:val="24"/>
+          <w:highlight w:val="red"/>
+        </w:rPr>
+        <w:t>актуальной</w:t>
+      </w:r>
+      <w:r>
+        <w:rPr>
+          <w:rFonts w:ascii="Times New Roman" w:eastAsia="Times New Roman" w:hAnsi="Times New Roman" w:cs="Times New Roman"/>
+          <w:sz w:val="24"/>
+          <w:szCs w:val="24"/>
+        </w:rPr>
+        <w:t xml:space="preserve"> является разработка программного средства, предназначенного для визуализации процесса выполнения алгоритмов сортировки и проведения их сравнительного анализа.</w:t>
+      </w:r>
+    </w:p>
+    <w:p>
+      <w:pPr>
+        <w:spacing w:line="360" w:lineRule="auto"/>
+        <w:ind w:firstLine="720"/>
+        <w:jc w:val="both"/>
+        <w:rPr>
+          <w:rFonts w:ascii="Times New Roman" w:eastAsia="Times New Roman" w:hAnsi="Times New Roman" w:cs="Times New Roman"/>
+          <w:sz w:val="24"/>
+          <w:szCs w:val="24"/>
+        </w:rPr>
+      </w:pPr>
+      <w:r>
+        <w:rPr>
+          <w:rFonts w:ascii="Times New Roman" w:eastAsia="Times New Roman" w:hAnsi="Times New Roman" w:cs="Times New Roman"/>
+          <w:b/>
+          <w:bCs/>
+          <w:sz w:val="24"/>
+          <w:szCs w:val="24"/>
+          <w:highlight w:val="red"/>
+        </w:rPr>
+        <w:t>Целью курсовой работы является разработка программного средства для визуализации и сравнительного анализа алгоритмов сортировки.</w:t>
+      </w:r>
+    </w:p>
+    <w:p>
+      <w:pPr>
+        <w:spacing w:line="360" w:lineRule="auto"/>
+        <w:ind w:firstLine="720"/>
+        <w:jc w:val="both"/>
+        <w:rPr>
+          <w:rFonts w:ascii="Times New Roman" w:eastAsia="Times New Roman" w:hAnsi="Times New Roman" w:cs="Times New Roman"/>
+          <w:sz w:val="24"/>
+          <w:szCs w:val="24"/>
+          <w:highlight w:val="red"/>
+        </w:rPr>
+      </w:pPr>
+      <w:r>
+        <w:rPr>
+          <w:rFonts w:ascii="Times New Roman" w:eastAsia="Times New Roman" w:hAnsi="Times New Roman" w:cs="Times New Roman"/>
+          <w:sz w:val="24"/>
+          <w:szCs w:val="24"/>
+          <w:highlight w:val="red"/>
+        </w:rPr>
+        <w:t>Для достижения поставленной цели необходимо решить следующие задачи:</w:t>
+      </w:r>
+    </w:p>
+    <w:p>
+      <w:pPr>
+        <w:numPr>
+          <w:ilvl w:val="0"/>
+          <w:numId w:val="2"/>
+        </w:numPr>
+        <w:spacing w:line="360" w:lineRule="auto"/>
+        <w:jc w:val="both"/>
+        <w:rPr>
+          <w:rFonts w:ascii="Times New Roman" w:eastAsia="Times New Roman" w:hAnsi="Times New Roman" w:cs="Times New Roman"/>
+          <w:sz w:val="24"/>
+          <w:szCs w:val="24"/>
+          <w:highlight w:val="red"/>
+        </w:rPr>
+      </w:pPr>
+      <w:r>
+        <w:rPr>
+          <w:rFonts w:ascii="Times New Roman" w:eastAsia="Times New Roman" w:hAnsi="Times New Roman" w:cs="Times New Roman"/>
+          <w:sz w:val="24"/>
+          <w:szCs w:val="24"/>
+          <w:highlight w:val="red"/>
+        </w:rPr>
+        <w:t xml:space="preserve">провести анализ алгоритмов сортировки и их основных характеристик; </w:t>
+      </w:r>
+    </w:p>
+    <w:p>
+      <w:pPr>
+        <w:numPr>
+          <w:ilvl w:val="0"/>
+          <w:numId w:val="2"/>
+        </w:numPr>
+        <w:spacing w:line="360" w:lineRule="auto"/>
+        <w:jc w:val="both"/>
+        <w:rPr>
+          <w:rFonts w:ascii="Times New Roman" w:eastAsia="Times New Roman" w:hAnsi="Times New Roman" w:cs="Times New Roman"/>
+          <w:sz w:val="24"/>
+          <w:szCs w:val="24"/>
+          <w:highlight w:val="red"/>
+        </w:rPr>
+      </w:pPr>
+      <w:r>
+        <w:rPr>
+          <w:rFonts w:ascii="Times New Roman" w:eastAsia="Times New Roman" w:hAnsi="Times New Roman" w:cs="Times New Roman"/>
+          <w:sz w:val="24"/>
+          <w:szCs w:val="24"/>
+          <w:highlight w:val="red"/>
+        </w:rPr>
+        <w:t xml:space="preserve">выбрать средства разработки программного средства; </w:t>
+      </w:r>
+    </w:p>
+    <w:p>
+      <w:pPr>
+        <w:numPr>
+          <w:ilvl w:val="0"/>
+          <w:numId w:val="2"/>
+        </w:numPr>
+        <w:spacing w:line="360" w:lineRule="auto"/>
+        <w:jc w:val="both"/>
+        <w:rPr>
+          <w:rFonts w:ascii="Times New Roman" w:eastAsia="Times New Roman" w:hAnsi="Times New Roman" w:cs="Times New Roman"/>
+          <w:sz w:val="24"/>
+          <w:szCs w:val="24"/>
+          <w:highlight w:val="red"/>
+        </w:rPr>
+      </w:pPr>
+      <w:r>
+        <w:rPr>
+          <w:rFonts w:ascii="Times New Roman" w:eastAsia="Times New Roman" w:hAnsi="Times New Roman" w:cs="Times New Roman"/>
+          <w:sz w:val="24"/>
+          <w:szCs w:val="24"/>
+          <w:highlight w:val="red"/>
+        </w:rPr>
+        <w:t xml:space="preserve">разработать структуру и пользовательский интерфейс приложения; </w:t>
+      </w:r>
+    </w:p>
+    <w:p>
+      <w:pPr>
+        <w:numPr>
+          <w:ilvl w:val="0"/>
+          <w:numId w:val="2"/>
+        </w:numPr>
+        <w:spacing w:line="360" w:lineRule="auto"/>
+        <w:jc w:val="both"/>
+        <w:rPr>
+          <w:rFonts w:ascii="Times New Roman" w:eastAsia="Times New Roman" w:hAnsi="Times New Roman" w:cs="Times New Roman"/>
+          <w:sz w:val="24"/>
+          <w:szCs w:val="24"/>
+          <w:highlight w:val="red"/>
+        </w:rPr>
+      </w:pPr>
+      <w:r>
+        <w:rPr>
+          <w:rFonts w:ascii="Times New Roman" w:eastAsia="Times New Roman" w:hAnsi="Times New Roman" w:cs="Times New Roman"/>
+          <w:sz w:val="24"/>
+          <w:szCs w:val="24"/>
+          <w:highlight w:val="red"/>
+        </w:rPr>
+        <w:t xml:space="preserve">реализовать визуализацию процесса сортировки массива; </w:t>
+      </w:r>
+    </w:p>
+    <w:p>
+      <w:pPr>
+        <w:numPr>
+          <w:ilvl w:val="0"/>
+          <w:numId w:val="2"/>
+        </w:numPr>
+        <w:spacing w:line="360" w:lineRule="auto"/>
+        <w:jc w:val="both"/>
+        <w:rPr>
+          <w:rFonts w:ascii="Times New Roman" w:eastAsia="Times New Roman" w:hAnsi="Times New Roman" w:cs="Times New Roman"/>
+          <w:sz w:val="24"/>
+          <w:szCs w:val="24"/>
+          <w:highlight w:val="red"/>
+        </w:rPr>
+      </w:pPr>
+      <w:r>
+        <w:rPr>
+          <w:rFonts w:ascii="Times New Roman" w:eastAsia="Times New Roman" w:hAnsi="Times New Roman" w:cs="Times New Roman"/>
+          <w:sz w:val="24"/>
+          <w:szCs w:val="24"/>
+          <w:highlight w:val="red"/>
+        </w:rPr>
+        <w:t xml:space="preserve">реализовать набор алгоритмов сортировки; </w:t>
+      </w:r>
+    </w:p>
+    <w:p>
+      <w:pPr>
+        <w:numPr>
+          <w:ilvl w:val="0"/>
+          <w:numId w:val="2"/>
+        </w:numPr>
+        <w:spacing w:line="360" w:lineRule="auto"/>
+        <w:jc w:val="both"/>
+        <w:rPr>
+          <w:rFonts w:ascii="Times New Roman" w:eastAsia="Times New Roman" w:hAnsi="Times New Roman" w:cs="Times New Roman"/>
+          <w:sz w:val="24"/>
+          <w:szCs w:val="24"/>
+          <w:highlight w:val="red"/>
+        </w:rPr>
+      </w:pPr>
+      <w:r>
+        <w:rPr>
+          <w:rFonts w:ascii="Times New Roman" w:eastAsia="Times New Roman" w:hAnsi="Times New Roman" w:cs="Times New Roman"/>
+          <w:sz w:val="24"/>
+          <w:szCs w:val="24"/>
+          <w:highlight w:val="red"/>
+        </w:rPr>
+        <w:t>реализовать отображение псевдокода и текущего состояния выполнения алгоритма;</w:t>
+      </w:r>
+    </w:p>
+    <w:p>
+      <w:pPr>
+        <w:numPr>
+          <w:ilvl w:val="0"/>
+          <w:numId w:val="2"/>
+        </w:numPr>
+        <w:spacing w:line="360" w:lineRule="auto"/>
+        <w:jc w:val="both"/>
+        <w:rPr>
+          <w:rFonts w:ascii="Times New Roman" w:eastAsia="Times New Roman" w:hAnsi="Times New Roman" w:cs="Times New Roman"/>
+          <w:sz w:val="24"/>
+          <w:szCs w:val="24"/>
+          <w:highlight w:val="red"/>
+        </w:rPr>
+      </w:pPr>
+      <w:r>
+        <w:rPr>
+          <w:rFonts w:ascii="Times New Roman" w:eastAsia="Times New Roman" w:hAnsi="Times New Roman" w:cs="Times New Roman"/>
+          <w:sz w:val="24"/>
+          <w:szCs w:val="24"/>
+          <w:highlight w:val="red"/>
+        </w:rPr>
+        <w:t xml:space="preserve">реализовать подсчёт операций и измерение времени выполнения алгоритмов; </w:t>
+      </w:r>
+    </w:p>
+    <w:p>
+      <w:pPr>
+        <w:numPr>
+          <w:ilvl w:val="0"/>
+          <w:numId w:val="2"/>
+        </w:numPr>
+        <w:spacing w:line="360" w:lineRule="auto"/>
+        <w:jc w:val="both"/>
+        <w:rPr>
+          <w:rFonts w:ascii="Times New Roman" w:eastAsia="Times New Roman" w:hAnsi="Times New Roman" w:cs="Times New Roman"/>
+          <w:sz w:val="24"/>
+          <w:szCs w:val="24"/>
+          <w:highlight w:val="red"/>
+        </w:rPr>
+      </w:pPr>
+      <w:r>
+        <w:rPr>
+          <w:rFonts w:ascii="Times New Roman" w:eastAsia="Times New Roman" w:hAnsi="Times New Roman" w:cs="Times New Roman"/>
+          <w:sz w:val="24"/>
+          <w:szCs w:val="24"/>
+          <w:highlight w:val="red"/>
+        </w:rPr>
+        <w:t>реализовать средства управления процессом сортировки, включая изменение скорости, приостановку и пошаговое выполнение;</w:t>
+      </w:r>
+    </w:p>
+    <w:p>
+      <w:pPr>
+        <w:numPr>
+          <w:ilvl w:val="0"/>
+          <w:numId w:val="2"/>
+        </w:numPr>
+        <w:spacing w:line="360" w:lineRule="auto"/>
+        <w:jc w:val="both"/>
+        <w:rPr>
+          <w:rFonts w:ascii="Times New Roman" w:eastAsia="Times New Roman" w:hAnsi="Times New Roman" w:cs="Times New Roman"/>
+          <w:sz w:val="24"/>
+          <w:szCs w:val="24"/>
+          <w:highlight w:val="red"/>
+        </w:rPr>
+      </w:pPr>
+      <w:r>
+        <w:rPr>
+          <w:rFonts w:ascii="Times New Roman" w:eastAsia="Times New Roman" w:hAnsi="Times New Roman" w:cs="Times New Roman"/>
+          <w:sz w:val="24"/>
+          <w:szCs w:val="24"/>
+          <w:highlight w:val="red"/>
+        </w:rPr>
+        <w:t>реализовать формирование массивов с различными типами исходных данных, включая случайный, отсортированный, обратно отсортированный и частично отсортированный массивы;</w:t>
+      </w:r>
+    </w:p>
+    <w:p>
+      <w:pPr>
+        <w:numPr>
+          <w:ilvl w:val="0"/>
+          <w:numId w:val="2"/>
+        </w:numPr>
+        <w:spacing w:line="360" w:lineRule="auto"/>
+        <w:jc w:val="both"/>
+        <w:rPr>
+          <w:rFonts w:ascii="Times New Roman" w:eastAsia="Times New Roman" w:hAnsi="Times New Roman" w:cs="Times New Roman"/>
+          <w:sz w:val="24"/>
+          <w:szCs w:val="24"/>
+          <w:highlight w:val="red"/>
+        </w:rPr>
+      </w:pPr>
+      <w:r>
+        <w:rPr>
+          <w:rFonts w:ascii="Times New Roman" w:eastAsia="Times New Roman" w:hAnsi="Times New Roman" w:cs="Times New Roman"/>
+          <w:sz w:val="24"/>
+          <w:szCs w:val="24"/>
+          <w:highlight w:val="red"/>
+        </w:rPr>
+        <w:t>реализовать механизм сравнительного тестирования алгоритмов</w:t>
+      </w:r>
+      <w:r>
+        <w:rPr>
+          <w:rFonts w:ascii="Times New Roman" w:eastAsia="Times New Roman" w:hAnsi="Times New Roman" w:cs="Times New Roman"/>
+          <w:sz w:val="24"/>
+          <w:szCs w:val="24"/>
+          <w:highlight w:val="red"/>
+        </w:rPr>
+        <w:t>;</w:t>
+      </w:r>
+      <w:r>
+        <w:rPr>
+          <w:rFonts w:ascii="Times New Roman" w:eastAsia="Times New Roman" w:hAnsi="Times New Roman" w:cs="Times New Roman"/>
+          <w:sz w:val="24"/>
+          <w:szCs w:val="24"/>
+          <w:highlight w:val="red"/>
+        </w:rPr>
+        <w:t xml:space="preserve"> </w:t>
+      </w:r>
+    </w:p>
+    <w:p>
+      <w:pPr>
+        <w:pStyle w:val="1"/>
+        <w:spacing w:line="480" w:lineRule="auto"/>
+        <w:ind w:firstLine="720"/>
+        <w:jc w:val="both"/>
+        <w:rPr>
+          <w:rFonts w:ascii="Times New Roman" w:eastAsia="Times New Roman" w:hAnsi="Times New Roman" w:cs="Times New Roman"/>
+          <w:b/>
+          <w:color w:val="000000"/>
+          <w:sz w:val="28"/>
+          <w:szCs w:val="28"/>
+        </w:rPr>
+      </w:pPr>
+      <w:r>
+        <w:br w:type="page"/>
+      </w:r>
+      <w:r>
+        <w:rPr>
+          <w:rFonts w:ascii="Times New Roman" w:eastAsia="Times New Roman" w:hAnsi="Times New Roman" w:cs="Times New Roman"/>
+          <w:b/>
+          <w:color w:val="000000"/>
+          <w:sz w:val="28"/>
+          <w:szCs w:val="28"/>
+        </w:rPr>
+        <w:lastRenderedPageBreak/>
+        <w:t>1 Разновидности обучающих приложений.</w:t>
+      </w:r>
+    </w:p>
+    <w:p>
+      <w:pPr>
+        <w:rPr>
+          <w:b/>
+          <w:bCs/>
+          <w:lang w:eastAsia="en-US"/>
+        </w:rPr>
+      </w:pPr>
+      <w:r>
+        <w:rPr>
+          <w:b/>
+          <w:bCs/>
+          <w:lang w:eastAsia="en-US"/>
+        </w:rPr>
+        <w:t>1.1 Разновидности обучающих приложений</w:t>
+      </w:r>
+    </w:p>
+    <w:p>
+      <w:pPr>
+        <w:rPr>
+          <w:lang w:eastAsia="en-US"/>
+        </w:rPr>
+      </w:pPr>
+      <w:r>
+        <w:rPr>
+          <w:lang w:eastAsia="en-US"/>
+        </w:rPr>
+        <w:t>Для изучения возможностей существующих программных средств были рассмотрены приложения, предназначенные для визуализации и интерактивного изучения алгоритмов сортировки. Подобные программные средства позволяют представить выполнение алгоритма в наглядной форме и наблюдать за изменением элементов массива в процессе сортировки.</w:t>
+      </w:r>
+    </w:p>
+    <w:p>
+      <w:pPr>
+        <w:rPr>
+          <w:lang w:eastAsia="en-US"/>
+        </w:rPr>
+      </w:pPr>
+      <w:r>
+        <w:rPr>
+          <w:lang w:eastAsia="en-US"/>
+        </w:rPr>
+        <w:t>На сегодняшний день существует достаточно большое количество визуализаторов алгоритмов сортировки, однако они отличаются количеством реализованных алгоритмов и набором предоставляемых пользователю возможностей. Одни приложения ориентированы преимущественно на демонстрацию процесса сортировки, другие предоставляют средства управления выполнением алгоритма, а некоторые дополнительно позволяют получать статистические данные и сравнивать результаты работы различных алгоритмов.</w:t>
+      </w:r>
+    </w:p>
+    <w:p>
+      <w:pPr>
+        <w:rPr>
+          <w:lang w:eastAsia="en-US"/>
+        </w:rPr>
+      </w:pPr>
+      <w:r>
+        <w:rPr>
+          <w:lang w:eastAsia="en-US"/>
+        </w:rPr>
+        <w:t>Основные возможности, встречающиеся в существующих визуализаторах алгоритмов сортировки, представлены в таблице 1.</w:t>
+      </w:r>
+    </w:p>
+    <w:tbl>
+      <w:tblPr>
+        <w:tblW w:w="0" w:type="auto"/>
+        <w:tblCellSpacing w:w="15" w:type="dxa"/>
+        <w:tblCellMar>
+          <w:top w:w="15" w:type="dxa"/>
+          <w:left w:w="15" w:type="dxa"/>
+          <w:bottom w:w="15" w:type="dxa"/>
+          <w:right w:w="15" w:type="dxa"/>
+        </w:tblCellMar>
+        <w:tblLook w:val="04A0" w:firstRow="1" w:lastRow="0" w:firstColumn="1" w:lastColumn="0" w:noHBand="0" w:noVBand="1"/>
+      </w:tblPr>
+      <w:tblGrid>
+        <w:gridCol w:w="3006"/>
+        <w:gridCol w:w="6349"/>
+      </w:tblGrid>
+      <w:tr>
+        <w:trPr>
+          <w:tblHeader/>
+          <w:tblCellSpacing w:w="15" w:type="dxa"/>
+        </w:trPr>
+        <w:tc>
+          <w:tcPr>
+            <w:tcW w:w="0" w:type="auto"/>
+            <w:vAlign w:val="center"/>
+            <w:hideMark/>
+          </w:tcPr>
+          <w:p>
+            <w:pPr>
+              <w:rPr>
+                <w:b/>
+                <w:bCs/>
+                <w:lang w:eastAsia="en-US"/>
+              </w:rPr>
+            </w:pPr>
+            <w:r>
+              <w:rPr>
+                <w:b/>
+                <w:bCs/>
+                <w:lang w:eastAsia="en-US"/>
+              </w:rPr>
+              <w:t>Возможность</w:t>
+            </w:r>
+          </w:p>
+        </w:tc>
+        <w:tc>
+          <w:tcPr>
+            <w:tcW w:w="0" w:type="auto"/>
+            <w:vAlign w:val="center"/>
+            <w:hideMark/>
+          </w:tcPr>
+          <w:p>
+            <w:pPr>
+              <w:rPr>
+                <w:b/>
+                <w:bCs/>
+                <w:lang w:eastAsia="en-US"/>
+              </w:rPr>
+            </w:pPr>
+            <w:r>
+              <w:rPr>
+                <w:b/>
+                <w:bCs/>
+                <w:lang w:eastAsia="en-US"/>
+              </w:rPr>
+              <w:t>Назначение</w:t>
+            </w:r>
+          </w:p>
+        </w:tc>
+      </w:tr>
+      <w:tr>
+        <w:trPr>
+          <w:tblCellSpacing w:w="15" w:type="dxa"/>
+        </w:trPr>
+        <w:tc>
+          <w:tcPr>
+            <w:tcW w:w="0" w:type="auto"/>
+            <w:vAlign w:val="center"/>
+            <w:hideMark/>
+          </w:tcPr>
+          <w:p>
+            <w:pPr>
+              <w:rPr>
+                <w:lang w:eastAsia="en-US"/>
+              </w:rPr>
+            </w:pPr>
+            <w:r>
+              <w:rPr>
+                <w:lang w:eastAsia="en-US"/>
+              </w:rPr>
+              <w:t>Выбор алгоритма</w:t>
+            </w:r>
+          </w:p>
+        </w:tc>
+        <w:tc>
+          <w:tcPr>
+            <w:tcW w:w="0" w:type="auto"/>
+            <w:vAlign w:val="center"/>
+            <w:hideMark/>
+          </w:tcPr>
+          <w:p>
+            <w:pPr>
+              <w:rPr>
+                <w:lang w:eastAsia="en-US"/>
+              </w:rPr>
+            </w:pPr>
+            <w:r>
+              <w:rPr>
+                <w:lang w:eastAsia="en-US"/>
+              </w:rPr>
+              <w:t>Позволяет выбрать алгоритм сортировки для выполнения</w:t>
+            </w:r>
+          </w:p>
+        </w:tc>
+      </w:tr>
+      <w:tr>
+        <w:trPr>
+          <w:tblCellSpacing w:w="15" w:type="dxa"/>
+        </w:trPr>
+        <w:tc>
+          <w:tcPr>
+            <w:tcW w:w="0" w:type="auto"/>
+            <w:vAlign w:val="center"/>
+            <w:hideMark/>
+          </w:tcPr>
+          <w:p>
+            <w:pPr>
+              <w:rPr>
+                <w:lang w:eastAsia="en-US"/>
+              </w:rPr>
+            </w:pPr>
+            <w:r>
+              <w:rPr>
+                <w:lang w:eastAsia="en-US"/>
+              </w:rPr>
+              <w:t>Формирование исходного массива</w:t>
+            </w:r>
+          </w:p>
+        </w:tc>
+        <w:tc>
+          <w:tcPr>
+            <w:tcW w:w="0" w:type="auto"/>
+            <w:vAlign w:val="center"/>
+            <w:hideMark/>
+          </w:tcPr>
+          <w:p>
+            <w:pPr>
+              <w:rPr>
+                <w:lang w:eastAsia="en-US"/>
+              </w:rPr>
+            </w:pPr>
+            <w:r>
+              <w:rPr>
+                <w:lang w:eastAsia="en-US"/>
+              </w:rPr>
+              <w:t>Позволяет задать размер массива и его начальное состояние</w:t>
+            </w:r>
+          </w:p>
+        </w:tc>
+      </w:tr>
+      <w:tr>
+        <w:trPr>
+          <w:tblCellSpacing w:w="15" w:type="dxa"/>
+        </w:trPr>
+        <w:tc>
+          <w:tcPr>
+            <w:tcW w:w="0" w:type="auto"/>
+            <w:vAlign w:val="center"/>
+            <w:hideMark/>
+          </w:tcPr>
+          <w:p>
+            <w:pPr>
+              <w:rPr>
+                <w:lang w:eastAsia="en-US"/>
+              </w:rPr>
+            </w:pPr>
+            <w:r>
+              <w:rPr>
+                <w:lang w:eastAsia="en-US"/>
+              </w:rPr>
+              <w:t>Визуализация выполнения</w:t>
+            </w:r>
+          </w:p>
+        </w:tc>
+        <w:tc>
+          <w:tcPr>
+            <w:tcW w:w="0" w:type="auto"/>
+            <w:vAlign w:val="center"/>
+            <w:hideMark/>
+          </w:tcPr>
+          <w:p>
+            <w:pPr>
+              <w:rPr>
+                <w:lang w:eastAsia="en-US"/>
+              </w:rPr>
+            </w:pPr>
+            <w:r>
+              <w:rPr>
+                <w:lang w:eastAsia="en-US"/>
+              </w:rPr>
+              <w:t>Отображает сравнение и перемещение элементов массива</w:t>
+            </w:r>
+          </w:p>
+        </w:tc>
+      </w:tr>
+      <w:tr>
+        <w:trPr>
+          <w:tblCellSpacing w:w="15" w:type="dxa"/>
+        </w:trPr>
+        <w:tc>
+          <w:tcPr>
+            <w:tcW w:w="0" w:type="auto"/>
+            <w:vAlign w:val="center"/>
+            <w:hideMark/>
+          </w:tcPr>
+          <w:p>
+            <w:pPr>
+              <w:rPr>
+                <w:lang w:eastAsia="en-US"/>
+              </w:rPr>
+            </w:pPr>
+            <w:r>
+              <w:rPr>
+                <w:lang w:eastAsia="en-US"/>
+              </w:rPr>
+              <w:t>Изменение скорости</w:t>
+            </w:r>
+          </w:p>
+        </w:tc>
+        <w:tc>
+          <w:tcPr>
+            <w:tcW w:w="0" w:type="auto"/>
+            <w:vAlign w:val="center"/>
+            <w:hideMark/>
+          </w:tcPr>
+          <w:p>
+            <w:pPr>
+              <w:rPr>
+                <w:lang w:eastAsia="en-US"/>
+              </w:rPr>
+            </w:pPr>
+            <w:r>
+              <w:rPr>
+                <w:lang w:eastAsia="en-US"/>
+              </w:rPr>
+              <w:t>Позволяет регулировать скорость выполнения алгоритма</w:t>
+            </w:r>
+          </w:p>
+        </w:tc>
+      </w:tr>
+      <w:tr>
+        <w:trPr>
+          <w:tblCellSpacing w:w="15" w:type="dxa"/>
+        </w:trPr>
+        <w:tc>
+          <w:tcPr>
+            <w:tcW w:w="0" w:type="auto"/>
+            <w:vAlign w:val="center"/>
+            <w:hideMark/>
+          </w:tcPr>
+          <w:p>
+            <w:pPr>
+              <w:rPr>
+                <w:lang w:eastAsia="en-US"/>
+              </w:rPr>
+            </w:pPr>
+            <w:r>
+              <w:rPr>
+                <w:lang w:eastAsia="en-US"/>
+              </w:rPr>
+              <w:t>Пошаговое выполнение</w:t>
+            </w:r>
+          </w:p>
+        </w:tc>
+        <w:tc>
+          <w:tcPr>
+            <w:tcW w:w="0" w:type="auto"/>
+            <w:vAlign w:val="center"/>
+            <w:hideMark/>
+          </w:tcPr>
+          <w:p>
+            <w:pPr>
+              <w:rPr>
+                <w:lang w:eastAsia="en-US"/>
+              </w:rPr>
+            </w:pPr>
+            <w:r>
+              <w:rPr>
+                <w:lang w:eastAsia="en-US"/>
+              </w:rPr>
+              <w:t>Позволяет приостанавливать выполнение и переходить к следующей операции</w:t>
+            </w:r>
+          </w:p>
+        </w:tc>
+      </w:tr>
+      <w:tr>
+        <w:trPr>
+          <w:tblCellSpacing w:w="15" w:type="dxa"/>
+        </w:trPr>
+        <w:tc>
+          <w:tcPr>
+            <w:tcW w:w="0" w:type="auto"/>
+            <w:vAlign w:val="center"/>
+            <w:hideMark/>
+          </w:tcPr>
+          <w:p>
+            <w:pPr>
+              <w:rPr>
+                <w:lang w:eastAsia="en-US"/>
+              </w:rPr>
+            </w:pPr>
+            <w:r>
+              <w:rPr>
+                <w:lang w:eastAsia="en-US"/>
+              </w:rPr>
+              <w:t>Подсветка псевдокода</w:t>
+            </w:r>
+          </w:p>
+        </w:tc>
+        <w:tc>
+          <w:tcPr>
+            <w:tcW w:w="0" w:type="auto"/>
+            <w:vAlign w:val="center"/>
+            <w:hideMark/>
+          </w:tcPr>
+          <w:p>
+            <w:pPr>
+              <w:rPr>
+                <w:lang w:eastAsia="en-US"/>
+              </w:rPr>
+            </w:pPr>
+            <w:r>
+              <w:rPr>
+                <w:lang w:eastAsia="en-US"/>
+              </w:rPr>
+              <w:t>Показывает строку псевдокода, соответствующую текущему этапу выполнения</w:t>
+            </w:r>
+          </w:p>
+        </w:tc>
+      </w:tr>
+      <w:tr>
+        <w:trPr>
+          <w:tblCellSpacing w:w="15" w:type="dxa"/>
+        </w:trPr>
+        <w:tc>
+          <w:tcPr>
+            <w:tcW w:w="0" w:type="auto"/>
+            <w:vAlign w:val="center"/>
+            <w:hideMark/>
+          </w:tcPr>
+          <w:p>
+            <w:pPr>
+              <w:rPr>
+                <w:lang w:eastAsia="en-US"/>
+              </w:rPr>
+            </w:pPr>
+            <w:r>
+              <w:rPr>
+                <w:lang w:eastAsia="en-US"/>
+              </w:rPr>
+              <w:t>Отображение переменных</w:t>
+            </w:r>
+          </w:p>
+        </w:tc>
+        <w:tc>
+          <w:tcPr>
+            <w:tcW w:w="0" w:type="auto"/>
+            <w:vAlign w:val="center"/>
+            <w:hideMark/>
+          </w:tcPr>
+          <w:p>
+            <w:pPr>
+              <w:rPr>
+                <w:lang w:eastAsia="en-US"/>
+              </w:rPr>
+            </w:pPr>
+            <w:r>
+              <w:rPr>
+                <w:lang w:eastAsia="en-US"/>
+              </w:rPr>
+              <w:t>Позволяет наблюдать текущие значения основных переменных алгоритма</w:t>
+            </w:r>
+          </w:p>
+        </w:tc>
+      </w:tr>
+      <w:tr>
+        <w:trPr>
+          <w:tblCellSpacing w:w="15" w:type="dxa"/>
+        </w:trPr>
+        <w:tc>
+          <w:tcPr>
+            <w:tcW w:w="0" w:type="auto"/>
+            <w:vAlign w:val="center"/>
+            <w:hideMark/>
+          </w:tcPr>
+          <w:p>
+            <w:pPr>
+              <w:rPr>
+                <w:lang w:eastAsia="en-US"/>
+              </w:rPr>
+            </w:pPr>
+            <w:r>
+              <w:rPr>
+                <w:lang w:eastAsia="en-US"/>
+              </w:rPr>
+              <w:t>Статистика операций</w:t>
+            </w:r>
+          </w:p>
+        </w:tc>
+        <w:tc>
+          <w:tcPr>
+            <w:tcW w:w="0" w:type="auto"/>
+            <w:vAlign w:val="center"/>
+            <w:hideMark/>
+          </w:tcPr>
+          <w:p>
+            <w:pPr>
+              <w:rPr>
+                <w:lang w:eastAsia="en-US"/>
+              </w:rPr>
+            </w:pPr>
+            <w:r>
+              <w:rPr>
+                <w:lang w:eastAsia="en-US"/>
+              </w:rPr>
+              <w:t>Отображает количество сравнений, обменов и других операций</w:t>
+            </w:r>
+          </w:p>
+        </w:tc>
+      </w:tr>
+      <w:tr>
+        <w:trPr>
+          <w:tblCellSpacing w:w="15" w:type="dxa"/>
+        </w:trPr>
+        <w:tc>
+          <w:tcPr>
+            <w:tcW w:w="0" w:type="auto"/>
+            <w:vAlign w:val="center"/>
+            <w:hideMark/>
+          </w:tcPr>
+          <w:p>
+            <w:pPr>
+              <w:rPr>
+                <w:lang w:eastAsia="en-US"/>
+              </w:rPr>
+            </w:pPr>
+            <w:r>
+              <w:rPr>
+                <w:lang w:eastAsia="en-US"/>
+              </w:rPr>
+              <w:t>Измерение времени</w:t>
+            </w:r>
+          </w:p>
+        </w:tc>
+        <w:tc>
+          <w:tcPr>
+            <w:tcW w:w="0" w:type="auto"/>
+            <w:vAlign w:val="center"/>
+            <w:hideMark/>
+          </w:tcPr>
+          <w:p>
+            <w:pPr>
+              <w:rPr>
+                <w:lang w:eastAsia="en-US"/>
+              </w:rPr>
+            </w:pPr>
+            <w:r>
+              <w:rPr>
+                <w:lang w:eastAsia="en-US"/>
+              </w:rPr>
+              <w:t>Позволяет оценить время выполнения алгоритма</w:t>
+            </w:r>
+          </w:p>
+        </w:tc>
+      </w:tr>
+      <w:tr>
+        <w:trPr>
+          <w:tblCellSpacing w:w="15" w:type="dxa"/>
+        </w:trPr>
+        <w:tc>
+          <w:tcPr>
+            <w:tcW w:w="0" w:type="auto"/>
+            <w:vAlign w:val="center"/>
+            <w:hideMark/>
+          </w:tcPr>
+          <w:p>
+            <w:pPr>
+              <w:rPr>
+                <w:lang w:eastAsia="en-US"/>
+              </w:rPr>
+            </w:pPr>
+            <w:r>
+              <w:rPr>
+                <w:lang w:eastAsia="en-US"/>
+              </w:rPr>
+              <w:t>Сравнение алгоритмов</w:t>
+            </w:r>
+          </w:p>
+        </w:tc>
+        <w:tc>
+          <w:tcPr>
+            <w:tcW w:w="0" w:type="auto"/>
+            <w:vAlign w:val="center"/>
+            <w:hideMark/>
+          </w:tcPr>
+          <w:p>
+            <w:pPr>
+              <w:rPr>
+                <w:lang w:eastAsia="en-US"/>
+              </w:rPr>
+            </w:pPr>
+            <w:r>
+              <w:rPr>
+                <w:lang w:eastAsia="en-US"/>
+              </w:rPr>
+              <w:t>Позволяет сопоставлять результаты работы нескольких алгоритмов</w:t>
+            </w:r>
+          </w:p>
+        </w:tc>
+      </w:tr>
+    </w:tbl>
+    <w:p>
+      <w:pPr>
+        <w:rPr>
+          <w:lang w:eastAsia="en-US"/>
+        </w:rPr>
+      </w:pPr>
+    </w:p>
+    <w:p>
+      <w:pPr>
+        <w:rPr>
+          <w:lang w:eastAsia="en-US"/>
+        </w:rPr>
+      </w:pPr>
+    </w:p>
+    <w:p>
+      <w:pPr>
+        <w:rPr>
+          <w:lang w:eastAsia="en-US"/>
+        </w:rPr>
+      </w:pPr>
+    </w:p>
+    <w:p>
+      <w:pPr>
+        <w:rPr>
+          <w:lang w:eastAsia="en-US"/>
+        </w:rPr>
+      </w:pPr>
+    </w:p>
+    <w:p>
+      <w:pPr>
+        <w:rPr>
+          <w:lang w:eastAsia="en-US"/>
+        </w:rPr>
+      </w:pPr>
+    </w:p>
+    <w:p>
+      <w:pPr>
+        <w:rPr>
+          <w:lang w:eastAsia="en-US"/>
+        </w:rPr>
+      </w:pPr>
+    </w:p>
+    <w:p>
+      <w:pPr>
+        <w:rPr>
+          <w:lang w:eastAsia="en-US"/>
+        </w:rPr>
+      </w:pPr>
+    </w:p>
+    <w:p>
+      <w:pPr>
+        <w:rPr>
+          <w:lang w:eastAsia="en-US"/>
+        </w:rPr>
+      </w:pPr>
+    </w:p>
+    <w:p>
+      <w:pPr>
+        <w:rPr>
+          <w:lang w:eastAsia="en-US"/>
+        </w:rPr>
+      </w:pPr>
+    </w:p>
+    <w:p>
+      <w:pPr>
+        <w:rPr>
+          <w:lang w:eastAsia="en-US"/>
+        </w:rPr>
+      </w:pPr>
+    </w:p>
+    <w:p>
+      <w:pPr>
+        <w:rPr>
+          <w:lang w:eastAsia="en-US"/>
+        </w:rPr>
+      </w:pPr>
+    </w:p>
+    <w:p>
+      <w:pPr>
+        <w:rPr>
+          <w:lang w:eastAsia="en-US"/>
+        </w:rPr>
+      </w:pPr>
+    </w:p>
+    <w:p>
+      <w:pPr>
+        <w:rPr>
+          <w:lang w:eastAsia="en-US"/>
+        </w:rPr>
+      </w:pPr>
+      <w:r>
+        <w:rPr>
+          <w:lang w:eastAsia="en-US"/>
+        </w:rPr>
+        <w:lastRenderedPageBreak/>
+        <w:t>Рассмотренные программные средства могут содержать различное сочетание перечисленных возможностей. Например, простые визуализаторы позволяют выбрать алгоритм, сформировать массив и наблюдать за его сортировкой в виде анимации. Более функциональные приложения дополнительно предоставляют управление скоростью и пошаговым выполнением, а также отображение текущего состояния алгоритма.</w:t>
+      </w:r>
+    </w:p>
+    <w:p>
+      <w:pPr>
+        <w:rPr>
+          <w:lang w:eastAsia="en-US"/>
+        </w:rPr>
+      </w:pPr>
+      <w:r>
+        <w:rPr>
+          <w:lang w:eastAsia="en-US"/>
+        </w:rPr>
+        <w:t>Отдельные средства ориентированы на изучение алгоритма непосредственно по ходу его выполнения. В них может использоваться подсветка соответствующих строк псевдокода и отображение значений переменных. Это позволяет связать отдельные визуальные изменения массива с выполняемыми операциями алгоритма и лучше проследить последовательность его работы.</w:t>
+      </w:r>
+    </w:p>
+    <w:p>
+      <w:pPr>
+        <w:rPr>
+          <w:lang w:eastAsia="en-US"/>
+        </w:rPr>
+      </w:pPr>
+      <w:r>
+        <w:rPr>
+          <w:lang w:eastAsia="en-US"/>
+        </w:rPr>
+        <w:t>Другие приложения предоставляют возможности количественного анализа. Пользователь может получить информацию о количестве сравнений, обменов и других операций, а также времени выполнения алгоритма. Некоторые визуализаторы позволяют использовать различные начальные состояния массива, например случайное, отсортированное или обратно отсортированное, что даёт возможность исследовать изменение характеристик алгоритма в зависимости от исходных данных.</w:t>
+      </w:r>
+    </w:p>
+    <w:p>
+      <w:pPr>
+        <w:rPr>
+          <w:lang w:eastAsia="en-US"/>
+        </w:rPr>
+      </w:pPr>
+      <w:r>
+        <w:rPr>
+          <w:lang w:eastAsia="en-US"/>
+        </w:rPr>
+        <w:t>Таким образом, существующие визуализаторы алгоритмов сортировки существенно различаются по набору предоставляемых возможностей. При этом перечисленные функции не являются взаимоисключающими и могут сочетаться в рамках одного программного средства. Для учебного применения представляет интерес их объединение, поскольку визуальное представление позволяет наблюдать процесс выполнения алгоритма, пошаговое управление и подсветка псевдокода — изучать его структуру, а статистические показатели — проводить количественный анализ.</w:t>
+      </w:r>
+    </w:p>
+    <w:p>
+      <w:pPr>
+        <w:rPr>
+          <w:lang w:eastAsia="en-US"/>
+        </w:rPr>
+      </w:pPr>
+      <w:r>
+        <w:rPr>
+          <w:lang w:eastAsia="en-US"/>
+        </w:rPr>
+        <w:t>В разрабатываемом программном средстве предполагается объединить указанные возможности. Программа должна обеспечивать визуализацию алгоритмов сортировки, управление процессом их выполнения, отображение псевдокода с указанием текущего шага, формирование массивов с различным исходным состоянием, сбор статистики и сравнение результатов работы алгоритмов. Такое сочетание функций позволит использовать приложение не только для демонстрации алгоритмов, но и для их практического изучения и сравнительного анализа.</w:t>
+      </w:r>
+    </w:p>
+    <w:p>
+      <w:pPr>
+        <w:rPr>
+          <w:lang w:eastAsia="en-US"/>
+        </w:rPr>
+      </w:pPr>
+    </w:p>
+    <w:p>
+      <w:pPr>
+        <w:rPr>
+          <w:lang w:eastAsia="en-US"/>
+        </w:rPr>
+      </w:pPr>
+    </w:p>
+    <w:p>
+      <w:pPr>
+        <w:rPr>
+          <w:lang w:eastAsia="en-US"/>
+        </w:rPr>
+      </w:pPr>
+    </w:p>
+    <w:p>
+      <w:pPr>
+        <w:rPr>
+          <w:lang w:eastAsia="en-US"/>
+        </w:rPr>
+      </w:pPr>
+    </w:p>
+    <w:p>
+      <w:pPr>
+        <w:rPr>
+          <w:lang w:eastAsia="en-US"/>
+        </w:rPr>
+      </w:pPr>
+    </w:p>
+    <w:p>
+      <w:pPr>
+        <w:rPr>
+          <w:lang w:eastAsia="en-US"/>
+        </w:rPr>
+      </w:pPr>
+    </w:p>
+    <w:p>
+      <w:pPr>
+        <w:rPr>
+          <w:lang w:eastAsia="en-US"/>
+        </w:rPr>
+      </w:pPr>
+    </w:p>
+    <w:p>
+      <w:pPr>
+        <w:rPr>
+          <w:lang w:eastAsia="en-US"/>
+        </w:rPr>
+      </w:pPr>
+    </w:p>
+    <w:p>
+      <w:pPr>
+        <w:rPr>
+          <w:lang w:eastAsia="en-US"/>
+        </w:rPr>
+      </w:pPr>
+    </w:p>
+    <w:p>
+      <w:pPr>
+        <w:rPr>
+          <w:lang w:eastAsia="en-US"/>
+        </w:rPr>
+      </w:pPr>
+    </w:p>
+    <w:p>
+      <w:pPr>
+        <w:rPr>
+          <w:lang w:eastAsia="en-US"/>
+        </w:rPr>
+      </w:pPr>
+    </w:p>
+    <w:p>
+      <w:pPr>
+        <w:rPr>
+          <w:lang w:eastAsia="en-US"/>
+        </w:rPr>
+      </w:pPr>
+    </w:p>
+    <w:p>
+      <w:pPr>
+        <w:rPr>
+          <w:lang w:eastAsia="en-US"/>
+        </w:rPr>
+      </w:pPr>
+    </w:p>
+    <w:p>
+      <w:pPr>
+        <w:rPr>
+          <w:lang w:eastAsia="en-US"/>
+        </w:rPr>
+      </w:pPr>
+    </w:p>
+    <w:p>
+      <w:pPr>
+        <w:rPr>
+          <w:lang w:eastAsia="en-US"/>
+        </w:rPr>
+      </w:pPr>
+    </w:p>
+    <w:p>
+      <w:pPr>
+        <w:rPr>
+          <w:lang w:eastAsia="en-US"/>
+        </w:rPr>
+      </w:pPr>
+    </w:p>
+    <w:p>
+      <w:pPr>
+        <w:rPr>
+          <w:lang w:eastAsia="en-US"/>
+        </w:rPr>
+      </w:pPr>
+    </w:p>
+    <w:p>
+      <w:pPr>
+        <w:rPr>
+          <w:lang w:eastAsia="en-US"/>
+        </w:rPr>
+      </w:pPr>
+    </w:p>
+    <w:p>
+      <w:pPr>
+        <w:rPr>
+          <w:lang w:eastAsia="en-US"/>
+        </w:rPr>
+      </w:pPr>
+    </w:p>
+    <w:p>
+      <w:pPr>
+        <w:rPr>
+          <w:lang w:eastAsia="en-US"/>
+        </w:rPr>
+      </w:pPr>
+    </w:p>
+    <w:p>
+      <w:pPr>
+        <w:rPr>
+          <w:b/>
+          <w:bCs/>
+          <w:lang w:eastAsia="en-US"/>
+        </w:rPr>
+      </w:pPr>
+      <w:r>
+        <w:rPr>
+          <w:b/>
+          <w:bCs/>
+          <w:lang w:eastAsia="en-US"/>
+        </w:rPr>
+        <w:lastRenderedPageBreak/>
+        <w:t>2 Описание средств разработки</w:t>
+      </w:r>
+    </w:p>
+    <w:p>
+      <w:pPr>
+        <w:rPr>
+          <w:lang w:eastAsia="en-US"/>
+        </w:rPr>
+      </w:pPr>
+      <w:r>
+        <w:rPr>
+          <w:lang w:eastAsia="en-US"/>
+        </w:rPr>
+        <w:t>Для разработки программного средства была выбрана среда разработки Unity, предназначенная для создания интерактивных приложений с использованием графических и пользовательских интерфейсов. Выбор данной среды обусловлен необходимостью наглядного представления процесса выполнения алгоритмов сортировки, а также возможностью создания интерактивных элементов управления.</w:t>
+      </w:r>
+    </w:p>
+    <w:p>
+      <w:pPr>
+        <w:rPr>
+          <w:lang w:eastAsia="en-US"/>
+        </w:rPr>
+      </w:pPr>
+      <w:r>
+        <w:rPr>
+          <w:lang w:eastAsia="en-US"/>
+        </w:rPr>
+        <w:t>Основным языком программирования приложения является C#. Он используется для реализации алгоритмов сортировки, управления элементами интерфейса, подсчёта операций и организации взаимодействия между отдельными компонентами программы. В Unity скрипты на C# позволяют разделить программную логику на отдельные компоненты, что удобно при реализации нескольких алгоритмов сортировки.</w:t>
+      </w:r>
+    </w:p>
+    <w:p>
+      <w:pPr>
+        <w:rPr>
+          <w:lang w:eastAsia="en-US"/>
+        </w:rPr>
+      </w:pPr>
+      <w:r>
+        <w:rPr>
+          <w:lang w:eastAsia="en-US"/>
+        </w:rPr>
+        <w:t>Для отображения массива используются объекты сцены Unity, представленные в виде вертикальных столбиков. Высота каждого столбика соответствует значению элемента массива. При выполнении алгоритма положение и высота объектов изменяются, благодаря чему пользователь может непосредственно наблюдать за процессом сортировки</w:t>
+      </w:r>
+      <w:r>
+        <w:rPr>
+          <w:highlight w:val="green"/>
+          <w:lang w:eastAsia="en-US"/>
+        </w:rPr>
+        <w:t>.</w:t>
+      </w:r>
+    </w:p>
+    <w:p>
+      <w:pPr>
+        <w:rPr>
+          <w:lang w:val="en-US" w:eastAsia="en-US"/>
+        </w:rPr>
+      </w:pPr>
+      <w:r>
+        <w:rPr>
+          <w:noProof/>
+          <w14:ligatures w14:val="standardContextual"/>
+        </w:rPr>
+        <w:drawing>
+          <wp:inline distT="0" distB="0" distL="0" distR="0" wp14:anchorId="225FCDFE" wp14:editId="6BB89700">
+            <wp:extent cx="5940425" cy="3686810"/>
+            <wp:effectExtent l="0" t="0" r="3175" b="8890"/>
+            <wp:docPr id="1" name="Рисунок 1"/>
+            <wp:cNvGraphicFramePr>
+              <a:graphicFrameLocks xmlns:a="http://schemas.openxmlformats.org/drawingml/2006/main" noChangeAspect="1"/>
+            </wp:cNvGraphicFramePr>
+            <a:graphic xmlns:a="http://schemas.openxmlformats.org/drawingml/2006/main">
+              <a:graphicData uri="http://schemas.openxmlformats.org/drawingml/2006/picture">
+                <pic:pic xmlns:pic="http://schemas.openxmlformats.org/drawingml/2006/picture">
+                  <pic:nvPicPr>
+                    <pic:cNvPr id="1" name=""/>
+                    <pic:cNvPicPr/>
+                  </pic:nvPicPr>
+                  <pic:blipFill>
+                    <a:blip r:embed="rId7"/>
+                    <a:stretch>
+                      <a:fillRect/>
+                    </a:stretch>
+                  </pic:blipFill>
+                  <pic:spPr>
+                    <a:xfrm>
+                      <a:off x="0" y="0"/>
+                      <a:ext cx="5940425" cy="3686810"/>
+                    </a:xfrm>
+                    <a:prstGeom prst="rect">
+                      <a:avLst/>
+                    </a:prstGeom>
+                  </pic:spPr>
+                </pic:pic>
+              </a:graphicData>
+            </a:graphic>
+          </wp:inline>
+        </w:drawing>
+      </w:r>
+    </w:p>
+    <w:p>
+      <w:pPr>
+        <w:rPr>
+          <w:lang w:eastAsia="en-US"/>
+        </w:rPr>
+      </w:pPr>
+      <w:r>
+        <w:rPr>
+          <w:i/>
+          <w:iCs/>
+          <w:highlight w:val="red"/>
+          <w:lang w:eastAsia="en-US"/>
+        </w:rPr>
+        <w:t>Ри</w:t>
+      </w:r>
+      <w:r>
+        <w:rPr>
+          <w:i/>
+          <w:iCs/>
+          <w:lang w:eastAsia="en-US"/>
+        </w:rPr>
+        <w:t>сунок 1 – Визуальное представление массива в разработанном приложении.</w:t>
+      </w:r>
+    </w:p>
+    <w:p>
+      <w:pPr>
+        <w:rPr>
+          <w:lang w:eastAsia="en-US"/>
+        </w:rPr>
+      </w:pPr>
+      <w:r>
+        <w:rPr>
+          <w:lang w:eastAsia="en-US"/>
+        </w:rPr>
+        <w:t xml:space="preserve">Для управления приложением используется стандартная система пользовательского интерфейса Unity. С её помощью реализованы кнопки запуска и сброса сортировки, выбор алгоритма, настройка скорости выполнения и отображение текущего состояния программы. Для вывода текстовой информации используется компонент </w:t>
+      </w:r>
+      <w:proofErr w:type="spellStart"/>
+      <w:r>
+        <w:rPr>
+          <w:lang w:eastAsia="en-US"/>
+        </w:rPr>
+        <w:t>TextMeshPro</w:t>
+      </w:r>
+      <w:proofErr w:type="spellEnd"/>
+      <w:r>
+        <w:rPr>
+          <w:lang w:eastAsia="en-US"/>
+        </w:rPr>
+        <w:t>, позволяющий отображать название выбранного алгоритма, его характеристики, состояние выполнения и результаты измерений.</w:t>
+      </w:r>
+    </w:p>
+    <w:p>
+      <w:pPr>
+        <w:rPr>
+          <w:lang w:eastAsia="en-US"/>
+        </w:rPr>
+      </w:pPr>
+      <w:r>
+        <w:rPr>
+          <w:lang w:eastAsia="en-US"/>
+        </w:rPr>
+        <w:t>Для организации пошагового выполнения алгоритмов используются корутины Unity. Они позволяют приостанавливать выполнение алгоритма между отдельными операциями и продолжать его в последующих кадрах. Это используется для реализации анимации сравнений и обменов элементов, задержек между операциями, а также возможности приостановки и пошагового выполнения сортировки.</w:t>
+      </w:r>
+    </w:p>
+    <w:p>
+      <w:pPr>
+        <w:rPr>
+          <w:lang w:eastAsia="en-US"/>
+        </w:rPr>
+      </w:pPr>
+      <w:r>
+        <w:rPr>
+          <w:lang w:eastAsia="en-US"/>
+        </w:rPr>
+        <w:t xml:space="preserve">Особое внимание уделено синхронизации алгоритма с его псевдокодом. Для этого в программе предусмотрен программный интерфейс визуализатора, через который </w:t>
+      </w:r>
+      <w:r>
+        <w:rPr>
+          <w:lang w:eastAsia="en-US"/>
+        </w:rPr>
+        <w:lastRenderedPageBreak/>
+        <w:t>алгоритм сообщает о текущем выполняемом действии. Соответствующая строка псевдокода подсвечивается во время выполнения операции, благодаря чему пользователь может одновременно наблюдать за изменением массива и понимать, какой фрагмент алгоритма выполняется в данный момент.</w:t>
+      </w:r>
+    </w:p>
+    <w:p>
+      <w:pPr>
+        <w:rPr>
+          <w:lang w:val="en-US" w:eastAsia="en-US"/>
+        </w:rPr>
+      </w:pPr>
+      <w:r>
+        <w:rPr>
+          <w:noProof/>
+          <w14:ligatures w14:val="standardContextual"/>
+        </w:rPr>
+        <w:drawing>
+          <wp:inline distT="0" distB="0" distL="0" distR="0" wp14:anchorId="2094D121" wp14:editId="6AB2BEA6">
+            <wp:extent cx="5940425" cy="3970655"/>
+            <wp:effectExtent l="0" t="0" r="3175" b="0"/>
+            <wp:docPr id="2" name="Рисунок 2"/>
+            <wp:cNvGraphicFramePr>
+              <a:graphicFrameLocks xmlns:a="http://schemas.openxmlformats.org/drawingml/2006/main" noChangeAspect="1"/>
+            </wp:cNvGraphicFramePr>
+            <a:graphic xmlns:a="http://schemas.openxmlformats.org/drawingml/2006/main">
+              <a:graphicData uri="http://schemas.openxmlformats.org/drawingml/2006/picture">
+                <pic:pic xmlns:pic="http://schemas.openxmlformats.org/drawingml/2006/picture">
+                  <pic:nvPicPr>
+                    <pic:cNvPr id="1" name=""/>
+                    <pic:cNvPicPr/>
+                  </pic:nvPicPr>
+                  <pic:blipFill>
+                    <a:blip r:embed="rId8"/>
+                    <a:stretch>
+                      <a:fillRect/>
+                    </a:stretch>
+                  </pic:blipFill>
+                  <pic:spPr>
+                    <a:xfrm>
+                      <a:off x="0" y="0"/>
+                      <a:ext cx="5940425" cy="3970655"/>
+                    </a:xfrm>
+                    <a:prstGeom prst="rect">
+                      <a:avLst/>
+                    </a:prstGeom>
+                  </pic:spPr>
+                </pic:pic>
+              </a:graphicData>
+            </a:graphic>
+          </wp:inline>
+        </w:drawing>
+      </w:r>
+    </w:p>
+    <w:p>
+      <w:pPr>
+        <w:rPr>
+          <w:lang w:eastAsia="en-US"/>
+        </w:rPr>
+      </w:pPr>
+      <w:r>
+        <w:rPr>
+          <w:i/>
+          <w:iCs/>
+          <w:lang w:eastAsia="en-US"/>
+        </w:rPr>
+        <w:t>Рисунок 3 – Отображение псевдокода с подсветкой выполняемой строки.</w:t>
+      </w:r>
+    </w:p>
+    <w:p>
+      <w:pPr>
+        <w:rPr>
+          <w:lang w:eastAsia="en-US"/>
+        </w:rPr>
+      </w:pPr>
+      <w:r>
+        <w:rPr>
+          <w:lang w:eastAsia="en-US"/>
+        </w:rPr>
+        <w:t>Для обеспечения возможности использования нескольких алгоритмов применяется общий интерфейс сортировщика. Каждый алгоритм реализуется в отдельном классе, соответствующем данному интерфейсу. Благодаря этому контроллер приложения может работать с различными алгоритмами единообразно, не изменяя основную логику управления сортировкой.</w:t>
+      </w:r>
+    </w:p>
+    <w:p>
+      <w:pPr>
+        <w:rPr>
+          <w:lang w:eastAsia="en-US"/>
+        </w:rPr>
+      </w:pPr>
+      <w:r>
+        <w:rPr>
+          <w:lang w:eastAsia="en-US"/>
+        </w:rPr>
+        <w:t>Подсчёт характеристик алгоритмов осуществляется с помощью отдельного компонента счётчика операций. В процессе выполнения сортировки регистрируются сравнения элементов и обмены, что позволяет получать количественные показатели работы алгоритма. Дополнительно измеряется фактическое время выполнения сортировки.</w:t>
+      </w:r>
+    </w:p>
+    <w:p>
+      <w:pPr>
+        <w:rPr>
+          <w:lang w:eastAsia="en-US"/>
+        </w:rPr>
+      </w:pPr>
+      <w:r>
+        <w:rPr>
+          <w:lang w:eastAsia="en-US"/>
+        </w:rPr>
+        <w:t xml:space="preserve">Для сравнительного анализа алгоритмов предусмотрен отдельный механизм </w:t>
+      </w:r>
+      <w:proofErr w:type="spellStart"/>
+      <w:r>
+        <w:rPr>
+          <w:lang w:eastAsia="en-US"/>
+        </w:rPr>
+        <w:t>Benchmark</w:t>
+      </w:r>
+      <w:proofErr w:type="spellEnd"/>
+      <w:r>
+        <w:rPr>
+          <w:lang w:eastAsia="en-US"/>
+        </w:rPr>
+        <w:t>. Он выполняет выбранные алгоритмы на одинаковых исходных данных и формирует результаты, содержащие время выполнения, количество сравнений и количество обменов. Это позволяет сопоставлять алгоритмы не только по теоретическим характеристикам, но и по результатам их практического выполнения.</w:t>
+      </w:r>
+    </w:p>
+    <w:p>
+      <w:pPr>
+        <w:rPr>
+          <w:lang w:eastAsia="en-US"/>
+        </w:rPr>
+      </w:pPr>
+      <w:r>
+        <w:rPr>
+          <w:noProof/>
+          <w14:ligatures w14:val="standardContextual"/>
+        </w:rPr>
+        <w:lastRenderedPageBreak/>
+        <w:drawing>
+          <wp:inline distT="0" distB="0" distL="0" distR="0" wp14:anchorId="28946E3A" wp14:editId="20BACF07">
+            <wp:extent cx="5940425" cy="5057140"/>
+            <wp:effectExtent l="0" t="0" r="3175" b="0"/>
+            <wp:docPr id="3" name="Рисунок 3"/>
+            <wp:cNvGraphicFramePr>
+              <a:graphicFrameLocks xmlns:a="http://schemas.openxmlformats.org/drawingml/2006/main" noChangeAspect="1"/>
+            </wp:cNvGraphicFramePr>
+            <a:graphic xmlns:a="http://schemas.openxmlformats.org/drawingml/2006/main">
+              <a:graphicData uri="http://schemas.openxmlformats.org/drawingml/2006/picture">
+                <pic:pic xmlns:pic="http://schemas.openxmlformats.org/drawingml/2006/picture">
+                  <pic:nvPicPr>
+                    <pic:cNvPr id="1" name=""/>
+                    <pic:cNvPicPr/>
+                  </pic:nvPicPr>
+                  <pic:blipFill>
+                    <a:blip r:embed="rId9"/>
+                    <a:stretch>
+                      <a:fillRect/>
+                    </a:stretch>
+                  </pic:blipFill>
+                  <pic:spPr>
+                    <a:xfrm>
+                      <a:off x="0" y="0"/>
+                      <a:ext cx="5940425" cy="5057140"/>
+                    </a:xfrm>
+                    <a:prstGeom prst="rect">
+                      <a:avLst/>
+                    </a:prstGeom>
+                  </pic:spPr>
+                </pic:pic>
+              </a:graphicData>
+            </a:graphic>
+          </wp:inline>
+        </w:drawing>
+      </w:r>
+    </w:p>
+    <w:p>
+      <w:pPr>
+        <w:rPr>
+          <w:lang w:eastAsia="en-US"/>
+        </w:rPr>
+      </w:pPr>
+      <w:r>
+        <w:rPr>
+          <w:i/>
+          <w:iCs/>
+          <w:lang w:eastAsia="en-US"/>
+        </w:rPr>
+        <w:t>Рисунок 5 – Окно сравнительного тестирования алгоритмов.</w:t>
+      </w:r>
+    </w:p>
+    <w:p>
+      <w:pPr>
+        <w:rPr>
+          <w:lang w:eastAsia="en-US"/>
+        </w:rPr>
+      </w:pPr>
+      <w:r>
+        <w:rPr>
+          <w:lang w:eastAsia="en-US"/>
+        </w:rPr>
+        <w:t xml:space="preserve">Таким образом, для реализации приложения используются Unity и язык программирования C#, а также встроенные средства пользовательского интерфейса, корутины и компоненты </w:t>
+      </w:r>
+      <w:proofErr w:type="spellStart"/>
+      <w:r>
+        <w:rPr>
+          <w:lang w:eastAsia="en-US"/>
+        </w:rPr>
+        <w:t>TextMeshPro</w:t>
+      </w:r>
+      <w:proofErr w:type="spellEnd"/>
+      <w:r>
+        <w:rPr>
+          <w:lang w:eastAsia="en-US"/>
+        </w:rPr>
+        <w:t>. Выбранные средства позволяют объединить визуализацию массива, пошаговое выполнение алгоритмов, отображение псевдокода, управление процессом сортировки и сбор статистики в рамках одного программного средств</w:t>
+      </w:r>
+      <w:r>
+        <w:rPr>
+          <w:highlight w:val="red"/>
+          <w:lang w:eastAsia="en-US"/>
+        </w:rPr>
+        <w:t>а.</w:t>
+      </w:r>
+    </w:p>
+    <w:p>
+      <w:pPr>
+        <w:rPr>
+          <w:lang w:eastAsia="en-US"/>
+        </w:rPr>
+      </w:pPr>
+    </w:p>
+    <w:p>
+      <w:pPr>
+        <w:rPr>
+          <w:lang w:eastAsia="en-US"/>
+        </w:rPr>
+      </w:pPr>
+    </w:p>
+    <w:p>
+      <w:pPr>
+        <w:rPr>
+          <w:lang w:eastAsia="en-US"/>
+        </w:rPr>
+      </w:pPr>
+    </w:p>
+    <w:p>
+      <w:pPr>
+        <w:rPr>
+          <w:lang w:eastAsia="en-US"/>
+        </w:rPr>
+      </w:pPr>
+    </w:p>
+    <w:p>
+      <w:pPr>
+        <w:rPr>
+          <w:lang w:eastAsia="en-US"/>
+        </w:rPr>
+      </w:pPr>
+    </w:p>
+    <w:p>
+      <w:pPr>
+        <w:rPr>
+          <w:lang w:eastAsia="en-US"/>
+        </w:rPr>
+      </w:pPr>
+    </w:p>
+    <w:p>
+      <w:pPr>
+        <w:rPr>
+          <w:lang w:eastAsia="en-US"/>
+        </w:rPr>
+      </w:pPr>
+    </w:p>
+    <w:p>
+      <w:pPr>
+        <w:rPr>
+          <w:lang w:eastAsia="en-US"/>
+        </w:rPr>
+      </w:pPr>
+    </w:p>
+    <w:p>
+      <w:pPr>
+        <w:rPr>
+          <w:lang w:eastAsia="en-US"/>
+        </w:rPr>
+      </w:pPr>
+    </w:p>
+    <w:p>
+      <w:pPr>
+        <w:rPr>
+          <w:lang w:eastAsia="en-US"/>
+        </w:rPr>
+      </w:pPr>
+    </w:p>
+    <w:p>
+      <w:pPr>
+        <w:rPr>
+          <w:lang w:eastAsia="en-US"/>
+        </w:rPr>
+      </w:pPr>
+    </w:p>
+    <w:p>
+      <w:pPr>
+        <w:rPr>
+          <w:lang w:eastAsia="en-US"/>
+        </w:rPr>
+      </w:pPr>
+    </w:p>
+    <w:p>
+      <w:pPr>
+        <w:rPr>
+          <w:lang w:eastAsia="en-US"/>
+        </w:rPr>
+      </w:pPr>
+    </w:p>
+    <w:p>
+      <w:pPr>
+        <w:rPr>
+          <w:lang w:eastAsia="en-US"/>
+        </w:rPr>
+      </w:pPr>
+    </w:p>
+    <w:p>
+      <w:pPr>
+        <w:rPr>
+          <w:lang w:eastAsia="en-US"/>
+        </w:rPr>
+      </w:pPr>
+    </w:p>
+    <w:p>
+      <w:pPr>
+        <w:rPr>
+          <w:rFonts w:ascii="Times New Roman" w:eastAsia="Times New Roman" w:hAnsi="Times New Roman" w:cs="Times New Roman"/>
+          <w:b/>
+          <w:color w:val="000000"/>
+          <w:sz w:val="28"/>
+          <w:szCs w:val="28"/>
+        </w:rPr>
+      </w:pPr>
+      <w:r>
+        <w:rPr>
+          <w:rFonts w:ascii="Times New Roman" w:eastAsia="Times New Roman" w:hAnsi="Times New Roman" w:cs="Times New Roman"/>
+          <w:b/>
+          <w:color w:val="000000"/>
+          <w:sz w:val="28"/>
+          <w:szCs w:val="28"/>
+          <w:highlight w:val="green"/>
+        </w:rPr>
+        <w:lastRenderedPageBreak/>
+        <w:t>3</w:t>
+      </w:r>
+      <w:r>
+        <w:rPr>
+          <w:rFonts w:ascii="Times New Roman" w:eastAsia="Times New Roman" w:hAnsi="Times New Roman" w:cs="Times New Roman"/>
+          <w:b/>
+          <w:color w:val="000000"/>
+          <w:sz w:val="28"/>
+          <w:szCs w:val="28"/>
+        </w:rPr>
+        <w:t xml:space="preserve"> Анализ программного кода.</w:t>
+      </w:r>
+    </w:p>
+    <w:p>
+      <w:pPr>
+        <w:rPr>
+          <w:lang w:eastAsia="en-US"/>
+        </w:rPr>
+      </w:pPr>
+      <w:r>
+        <w:rPr>
+          <w:lang w:eastAsia="en-US"/>
+        </w:rPr>
+        <w:t>В данной работе программная реализация приложения разделена на несколько взаимосвязанных компонентов, каждый из которых отвечает за определённую часть функциональности. Такое разделение позволяет независимо реализовывать алгоритмы сортировки, визуализацию их выполнения, пользовательский интерфейс и сбор статистики.</w:t>
+      </w:r>
+    </w:p>
+    <w:p>
+      <w:pPr>
+        <w:rPr>
+          <w:lang w:eastAsia="en-US"/>
+        </w:rPr>
+      </w:pPr>
+      <w:r>
+        <w:rPr>
+          <w:lang w:eastAsia="en-US"/>
+        </w:rPr>
+        <w:t>Основу программной части составляют следующие группы компонентов:</w:t>
+      </w:r>
+    </w:p>
+    <w:p>
+      <w:pPr>
+        <w:numPr>
+          <w:ilvl w:val="0"/>
+          <w:numId w:val="3"/>
+        </w:numPr>
+        <w:rPr>
+          <w:lang w:eastAsia="en-US"/>
+        </w:rPr>
+      </w:pPr>
+      <w:r>
+        <w:rPr>
+          <w:b/>
+          <w:bCs/>
+          <w:lang w:eastAsia="en-US"/>
+        </w:rPr>
+        <w:t>управление приложением</w:t>
+      </w:r>
+      <w:r>
+        <w:rPr>
+          <w:lang w:eastAsia="en-US"/>
+        </w:rPr>
+        <w:t xml:space="preserve"> — SortController; </w:t>
+      </w:r>
+    </w:p>
+    <w:p>
+      <w:pPr>
+        <w:numPr>
+          <w:ilvl w:val="0"/>
+          <w:numId w:val="3"/>
+        </w:numPr>
+        <w:rPr>
+          <w:lang w:eastAsia="en-US"/>
+        </w:rPr>
+      </w:pPr>
+      <w:r>
+        <w:rPr>
+          <w:b/>
+          <w:bCs/>
+          <w:lang w:eastAsia="en-US"/>
+        </w:rPr>
+        <w:t>визуализация массива и выполнения алгоритмов</w:t>
+      </w:r>
+      <w:r>
+        <w:rPr>
+          <w:lang w:eastAsia="en-US"/>
+        </w:rPr>
+        <w:t xml:space="preserve"> — ArrayVisualizer, IVisualizerAPI; </w:t>
+      </w:r>
+    </w:p>
+    <w:p>
+      <w:pPr>
+        <w:numPr>
+          <w:ilvl w:val="0"/>
+          <w:numId w:val="3"/>
+        </w:numPr>
+        <w:rPr>
+          <w:lang w:eastAsia="en-US"/>
+        </w:rPr>
+      </w:pPr>
+      <w:r>
+        <w:rPr>
+          <w:b/>
+          <w:bCs/>
+          <w:lang w:eastAsia="en-US"/>
+        </w:rPr>
+        <w:t>реализация алгоритмов сортировки</w:t>
+      </w:r>
+      <w:r>
+        <w:rPr>
+          <w:lang w:eastAsia="en-US"/>
+        </w:rPr>
+        <w:t xml:space="preserve"> — отдельные классы-сортировщики, реализующие интерфейс ISorter; </w:t>
+      </w:r>
+    </w:p>
+    <w:p>
+      <w:pPr>
+        <w:numPr>
+          <w:ilvl w:val="0"/>
+          <w:numId w:val="3"/>
+        </w:numPr>
+        <w:rPr>
+          <w:lang w:eastAsia="en-US"/>
+        </w:rPr>
+      </w:pPr>
+      <w:r>
+        <w:rPr>
+          <w:b/>
+          <w:bCs/>
+          <w:lang w:eastAsia="en-US"/>
+        </w:rPr>
+        <w:t>подсчёт операций</w:t>
+      </w:r>
+      <w:r>
+        <w:rPr>
+          <w:lang w:eastAsia="en-US"/>
+        </w:rPr>
+        <w:t xml:space="preserve"> — </w:t>
+      </w:r>
+      <w:proofErr w:type="spellStart"/>
+      <w:r>
+        <w:rPr>
+          <w:lang w:eastAsia="en-US"/>
+        </w:rPr>
+        <w:t>OperationCounter</w:t>
+      </w:r>
+      <w:proofErr w:type="spellEnd"/>
+      <w:r>
+        <w:rPr>
+          <w:lang w:eastAsia="en-US"/>
+        </w:rPr>
+        <w:t xml:space="preserve">, </w:t>
+      </w:r>
+      <w:proofErr w:type="spellStart"/>
+      <w:r>
+        <w:rPr>
+          <w:lang w:eastAsia="en-US"/>
+        </w:rPr>
+        <w:t>IOperationCounter</w:t>
+      </w:r>
+      <w:proofErr w:type="spellEnd"/>
+      <w:r>
+        <w:rPr>
+          <w:lang w:eastAsia="en-US"/>
+        </w:rPr>
+        <w:t xml:space="preserve">; </w:t>
+      </w:r>
+    </w:p>
+    <w:p>
+      <w:pPr>
+        <w:numPr>
+          <w:ilvl w:val="0"/>
+          <w:numId w:val="3"/>
+        </w:numPr>
+        <w:rPr>
+          <w:lang w:eastAsia="en-US"/>
+        </w:rPr>
+      </w:pPr>
+      <w:r>
+        <w:rPr>
+          <w:b/>
+          <w:bCs/>
+          <w:lang w:eastAsia="en-US"/>
+        </w:rPr>
+        <w:t>управление состоянием выполнения</w:t>
+      </w:r>
+      <w:r>
+        <w:rPr>
+          <w:lang w:eastAsia="en-US"/>
+        </w:rPr>
+        <w:t xml:space="preserve"> — </w:t>
+      </w:r>
+      <w:proofErr w:type="spellStart"/>
+      <w:r>
+        <w:rPr>
+          <w:lang w:eastAsia="en-US"/>
+        </w:rPr>
+        <w:t>SortingState</w:t>
+      </w:r>
+      <w:proofErr w:type="spellEnd"/>
+      <w:r>
+        <w:rPr>
+          <w:lang w:eastAsia="en-US"/>
+        </w:rPr>
+        <w:t xml:space="preserve">, </w:t>
+      </w:r>
+      <w:proofErr w:type="spellStart"/>
+      <w:r>
+        <w:rPr>
+          <w:lang w:eastAsia="en-US"/>
+        </w:rPr>
+        <w:t>SortingHelper</w:t>
+      </w:r>
+      <w:proofErr w:type="spellEnd"/>
+      <w:r>
+        <w:rPr>
+          <w:lang w:eastAsia="en-US"/>
+        </w:rPr>
+        <w:t xml:space="preserve">; </w:t>
+      </w:r>
+    </w:p>
+    <w:p>
+      <w:pPr>
+        <w:numPr>
+          <w:ilvl w:val="0"/>
+          <w:numId w:val="3"/>
+        </w:numPr>
+        <w:rPr>
+          <w:lang w:eastAsia="en-US"/>
+        </w:rPr>
+      </w:pPr>
+      <w:r>
+        <w:rPr>
+          <w:b/>
+          <w:bCs/>
+          <w:lang w:eastAsia="en-US"/>
+        </w:rPr>
+        <w:t>настройка анимации и скорости</w:t>
+      </w:r>
+      <w:r>
+        <w:rPr>
+          <w:lang w:eastAsia="en-US"/>
+        </w:rPr>
+        <w:t xml:space="preserve"> — </w:t>
+      </w:r>
+      <w:proofErr w:type="spellStart"/>
+      <w:r>
+        <w:rPr>
+          <w:lang w:eastAsia="en-US"/>
+        </w:rPr>
+        <w:t>AnimationSettings</w:t>
+      </w:r>
+      <w:proofErr w:type="spellEnd"/>
+      <w:r>
+        <w:rPr>
+          <w:lang w:eastAsia="en-US"/>
+        </w:rPr>
+        <w:t xml:space="preserve">; </w:t>
+      </w:r>
+    </w:p>
+    <w:p>
+      <w:pPr>
+        <w:numPr>
+          <w:ilvl w:val="0"/>
+          <w:numId w:val="3"/>
+        </w:numPr>
+        <w:rPr>
+          <w:lang w:eastAsia="en-US"/>
+        </w:rPr>
+      </w:pPr>
+      <w:r>
+        <w:rPr>
+          <w:b/>
+          <w:bCs/>
+          <w:lang w:eastAsia="en-US"/>
+        </w:rPr>
+        <w:t>сравнительное тестирование</w:t>
+      </w:r>
+      <w:r>
+        <w:rPr>
+          <w:lang w:eastAsia="en-US"/>
+        </w:rPr>
+        <w:t xml:space="preserve"> — </w:t>
+      </w:r>
+      <w:r>
+        <w:rPr>
+          <w:lang w:eastAsia="en-US"/>
+        </w:rPr>
+        <w:t xml:space="preserve">классы для проведения </w:t>
+      </w:r>
+      <w:proofErr w:type="spellStart"/>
+      <w:r>
+        <w:rPr>
+          <w:lang w:eastAsia="en-US"/>
+        </w:rPr>
+        <w:t>Benchmark</w:t>
+      </w:r>
+      <w:proofErr w:type="spellEnd"/>
+      <w:r>
+        <w:rPr>
+          <w:lang w:eastAsia="en-US"/>
+        </w:rPr>
+        <w:t xml:space="preserve">-тестирования и </w:t>
+      </w:r>
+      <w:proofErr w:type="spellStart"/>
+      <w:r>
+        <w:rPr>
+          <w:lang w:eastAsia="en-US"/>
+        </w:rPr>
+        <w:t>BenchmarkManager</w:t>
+      </w:r>
+      <w:proofErr w:type="spellEnd"/>
+      <w:r>
+        <w:rPr>
+          <w:lang w:eastAsia="en-US"/>
+        </w:rPr>
+        <w:t xml:space="preserve">; </w:t>
+      </w:r>
+    </w:p>
+    <w:p>
+      <w:pPr>
+        <w:numPr>
+          <w:ilvl w:val="0"/>
+          <w:numId w:val="3"/>
+        </w:numPr>
+        <w:rPr>
+          <w:lang w:eastAsia="en-US"/>
+        </w:rPr>
+      </w:pPr>
+      <w:r>
+        <w:rPr>
+          <w:b/>
+          <w:bCs/>
+          <w:lang w:eastAsia="en-US"/>
+        </w:rPr>
+        <w:t>отображение результатов и информации об алгоритмах</w:t>
+      </w:r>
+      <w:r>
+        <w:rPr>
+          <w:lang w:eastAsia="en-US"/>
+        </w:rPr>
+        <w:t xml:space="preserve"> — соответствующие компоненты пользовательского интерфейса. </w:t>
+      </w:r>
+    </w:p>
+    <w:p>
+      <w:pPr>
+        <w:rPr>
+          <w:lang w:eastAsia="en-US"/>
+        </w:rPr>
+      </w:pPr>
+      <w:r>
+        <w:rPr>
+          <w:lang w:eastAsia="en-US"/>
+        </w:rPr>
+        <w:t>Такое разделение позволяет рассматривать программный код не как совокупность отдельных файлов, а как несколько функциональных частей, взаимодействующих между собой</w:t>
+      </w:r>
+      <w:r>
+        <w:rPr>
+          <w:highlight w:val="green"/>
+          <w:lang w:eastAsia="en-US"/>
+        </w:rPr>
+        <w:t>.</w:t>
+      </w:r>
+    </w:p>
+    <w:p>
+      <w:pPr>
+        <w:rPr>
+          <w:lang w:eastAsia="en-US"/>
+        </w:rPr>
+      </w:pPr>
+      <w:r>
+        <w:rPr>
+          <w:i/>
+          <w:iCs/>
+          <w:lang w:eastAsia="en-US"/>
+        </w:rPr>
+        <w:t xml:space="preserve">Рисунок 6 – Общая структура программных компонентов </w:t>
+      </w:r>
+      <w:r>
+        <w:rPr>
+          <w:i/>
+          <w:iCs/>
+          <w:highlight w:val="red"/>
+          <w:lang w:eastAsia="en-US"/>
+        </w:rPr>
+        <w:t>приложения.</w:t>
+      </w:r>
+    </w:p>
+    <w:p>
+      <w:pPr>
+        <w:rPr>
+          <w:b/>
+          <w:bCs/>
+          <w:lang w:eastAsia="en-US"/>
+        </w:rPr>
+      </w:pPr>
+      <w:r>
+        <w:rPr>
+          <w:b/>
+          <w:bCs/>
+          <w:lang w:eastAsia="en-US"/>
+        </w:rPr>
+        <w:t>3.1 Управление приложение</w:t>
+      </w:r>
+      <w:r>
+        <w:rPr>
+          <w:b/>
+          <w:bCs/>
+          <w:highlight w:val="red"/>
+          <w:lang w:eastAsia="en-US"/>
+        </w:rPr>
+        <w:t>м</w:t>
+      </w:r>
+    </w:p>
+    <w:p>
+      <w:pPr>
+        <w:rPr>
+          <w:lang w:eastAsia="en-US"/>
+        </w:rPr>
+      </w:pPr>
+      <w:r>
+        <w:rPr>
+          <w:noProof/>
+          <w14:ligatures w14:val="standardContextual"/>
+        </w:rPr>
+        <w:drawing>
+          <wp:inline distT="0" distB="0" distL="0" distR="0" wp14:anchorId="689E2987" wp14:editId="7C94D8CA">
+            <wp:extent cx="1971690" cy="2280975"/>
+            <wp:effectExtent l="0" t="0" r="0" b="5080"/>
+            <wp:docPr id="5" name="Рисунок 5"/>
+            <wp:cNvGraphicFramePr>
+              <a:graphicFrameLocks xmlns:a="http://schemas.openxmlformats.org/drawingml/2006/main" noChangeAspect="1"/>
+            </wp:cNvGraphicFramePr>
+            <a:graphic xmlns:a="http://schemas.openxmlformats.org/drawingml/2006/main">
+              <a:graphicData uri="http://schemas.openxmlformats.org/drawingml/2006/picture">
+                <pic:pic xmlns:pic="http://schemas.openxmlformats.org/drawingml/2006/picture">
+                  <pic:nvPicPr>
+                    <pic:cNvPr id="1" name=""/>
+                    <pic:cNvPicPr/>
+                  </pic:nvPicPr>
+                  <pic:blipFill>
+                    <a:blip r:embed="rId10"/>
+                    <a:stretch>
+                      <a:fillRect/>
+                    </a:stretch>
+                  </pic:blipFill>
+                  <pic:spPr>
+                    <a:xfrm>
+                      <a:off x="0" y="0"/>
+                      <a:ext cx="1979371" cy="2289861"/>
+                    </a:xfrm>
+                    <a:prstGeom prst="rect">
+                      <a:avLst/>
+                    </a:prstGeom>
+                  </pic:spPr>
+                </pic:pic>
+              </a:graphicData>
+            </a:graphic>
+          </wp:inline>
+        </w:drawing>
+      </w:r>
+    </w:p>
     <w:sectPr>
-      <w:footerReference w:type="default" r:id="rId6"/>
+      <w:footerReference w:type="default" r:id="rId11"/>
       <w:pgSz w:w="11906" w:h="16838"/>
       <w:pgMar w:top="1134" w:right="850" w:bottom="1134" w:left="1701" w:header="708" w:footer="708" w:gutter="0"/>
       <w:cols w:space="708"/>
@@ -2023,6 +4119,395 @@
     </w:p>
   </w:footnote>
 </w:footnotes>
+</file>
+
+<file path=word/numbering.xml><?xml version="1.0" encoding="utf-8"?>
+<w:numbering xmlns:wpc="http://schemas.microsoft.com/office/word/2010/wordprocessingCanvas" xmlns:cx="http://schemas.microsoft.com/office/drawing/2014/chartex" xmlns:cx1="http://schemas.microsoft.com/office/drawing/2015/9/8/chartex" xmlns:cx2="http://schemas.microsoft.com/office/drawing/2015/10/21/chartex" xmlns:cx3="http://schemas.microsoft.com/office/drawing/2016/5/9/chartex" xmlns:cx4="http://schemas.microsoft.com/office/drawing/2016/5/10/chartex" xmlns:cx5="http://schemas.microsoft.com/office/drawing/2016/5/11/chartex" xmlns:cx6="http://schemas.microsoft.com/office/drawing/2016/5/12/chartex" xmlns:cx7="http://schemas.microsoft.com/office/drawing/2016/5/13/chartex" xmlns:cx8="http://schemas.microsoft.com/office/drawing/2016/5/14/chartex" xmlns:mc="http://schemas.openxmlformats.org/markup-compatibility/2006" xmlns:aink="http://schemas.microsoft.com/office/drawing/2016/ink" xmlns:am3d="http://schemas.microsoft.com/office/drawing/2017/model3d" xmlns:o="urn:schemas-microsoft-com:office:office" xmlns:oel="http://schemas.microsoft.com/office/2019/extlst" xmlns:r="http://schemas.openxmlformats.org/officeDocument/2006/relationships" xmlns:m="http://schemas.openxmlformats.org/officeDocument/2006/math" xmlns:v="urn:schemas-microsoft-com:vml" xmlns:wp14="http://schemas.microsoft.com/office/word/2010/wordprocessingDrawing" xmlns:wp="http://schemas.openxmlformats.org/drawingml/2006/wordprocessingDrawing" xmlns:w10="urn:schemas-microsoft-com:office:word" xmlns:w="http://schemas.openxmlformats.org/wordprocessingml/2006/main" xmlns:w14="http://schemas.microsoft.com/office/word/2010/wordml" xmlns:w15="http://schemas.microsoft.com/office/word/2012/wordml" xmlns:w16cex="http://schemas.microsoft.com/office/word/2018/wordml/cex" xmlns:w16cid="http://schemas.microsoft.com/office/word/2016/wordml/cid" xmlns:w16="http://schemas.microsoft.com/office/word/2018/wordml" xmlns:w16sdtdh="http://schemas.microsoft.com/office/word/2020/wordml/sdtdatahash" xmlns:w16se="http://schemas.microsoft.com/office/word/2015/wordml/symex" xmlns:wpg="http://schemas.microsoft.com/office/word/2010/wordprocessingGroup" xmlns:wpi="http://schemas.microsoft.com/office/word/2010/wordprocessingInk" xmlns:wne="http://schemas.microsoft.com/office/word/2006/wordml" xmlns:wps="http://schemas.microsoft.com/office/word/2010/wordprocessingShape" mc:Ignorable="w14 w15 w16se w16cid w16 w16cex w16sdtdh wp14">
+  <w:abstractNum w:abstractNumId="0" w15:restartNumberingAfterBreak="0">
+    <w:nsid w:val="02952C90"/>
+    <w:multiLevelType w:val="multilevel"/>
+    <w:tmpl w:val="B2726F4E"/>
+    <w:lvl w:ilvl="0">
+      <w:start w:val="1"/>
+      <w:numFmt w:val="decimal"/>
+      <w:lvlText w:val="%1."/>
+      <w:lvlJc w:val="left"/>
+      <w:pPr>
+        <w:tabs>
+          <w:tab w:val="num" w:pos="720"/>
+        </w:tabs>
+        <w:ind w:left="720" w:hanging="360"/>
+      </w:pPr>
+    </w:lvl>
+    <w:lvl w:ilvl="1" w:tentative="1">
+      <w:start w:val="1"/>
+      <w:numFmt w:val="decimal"/>
+      <w:lvlText w:val="%2."/>
+      <w:lvlJc w:val="left"/>
+      <w:pPr>
+        <w:tabs>
+          <w:tab w:val="num" w:pos="1440"/>
+        </w:tabs>
+        <w:ind w:left="1440" w:hanging="360"/>
+      </w:pPr>
+    </w:lvl>
+    <w:lvl w:ilvl="2" w:tentative="1">
+      <w:start w:val="1"/>
+      <w:numFmt w:val="decimal"/>
+      <w:lvlText w:val="%3."/>
+      <w:lvlJc w:val="left"/>
+      <w:pPr>
+        <w:tabs>
+          <w:tab w:val="num" w:pos="2160"/>
+        </w:tabs>
+        <w:ind w:left="2160" w:hanging="360"/>
+      </w:pPr>
+    </w:lvl>
+    <w:lvl w:ilvl="3" w:tentative="1">
+      <w:start w:val="1"/>
+      <w:numFmt w:val="decimal"/>
+      <w:lvlText w:val="%4."/>
+      <w:lvlJc w:val="left"/>
+      <w:pPr>
+        <w:tabs>
+          <w:tab w:val="num" w:pos="2880"/>
+        </w:tabs>
+        <w:ind w:left="2880" w:hanging="360"/>
+      </w:pPr>
+    </w:lvl>
+    <w:lvl w:ilvl="4" w:tentative="1">
+      <w:start w:val="1"/>
+      <w:numFmt w:val="decimal"/>
+      <w:lvlText w:val="%5."/>
+      <w:lvlJc w:val="left"/>
+      <w:pPr>
+        <w:tabs>
+          <w:tab w:val="num" w:pos="3600"/>
+        </w:tabs>
+        <w:ind w:left="3600" w:hanging="360"/>
+      </w:pPr>
+    </w:lvl>
+    <w:lvl w:ilvl="5" w:tentative="1">
+      <w:start w:val="1"/>
+      <w:numFmt w:val="decimal"/>
+      <w:lvlText w:val="%6."/>
+      <w:lvlJc w:val="left"/>
+      <w:pPr>
+        <w:tabs>
+          <w:tab w:val="num" w:pos="4320"/>
+        </w:tabs>
+        <w:ind w:left="4320" w:hanging="360"/>
+      </w:pPr>
+    </w:lvl>
+    <w:lvl w:ilvl="6" w:tentative="1">
+      <w:start w:val="1"/>
+      <w:numFmt w:val="decimal"/>
+      <w:lvlText w:val="%7."/>
+      <w:lvlJc w:val="left"/>
+      <w:pPr>
+        <w:tabs>
+          <w:tab w:val="num" w:pos="5040"/>
+        </w:tabs>
+        <w:ind w:left="5040" w:hanging="360"/>
+      </w:pPr>
+    </w:lvl>
+    <w:lvl w:ilvl="7" w:tentative="1">
+      <w:start w:val="1"/>
+      <w:numFmt w:val="decimal"/>
+      <w:lvlText w:val="%8."/>
+      <w:lvlJc w:val="left"/>
+      <w:pPr>
+        <w:tabs>
+          <w:tab w:val="num" w:pos="5760"/>
+        </w:tabs>
+        <w:ind w:left="5760" w:hanging="360"/>
+      </w:pPr>
+    </w:lvl>
+    <w:lvl w:ilvl="8" w:tentative="1">
+      <w:start w:val="1"/>
+      <w:numFmt w:val="decimal"/>
+      <w:lvlText w:val="%9."/>
+      <w:lvlJc w:val="left"/>
+      <w:pPr>
+        <w:tabs>
+          <w:tab w:val="num" w:pos="6480"/>
+        </w:tabs>
+        <w:ind w:left="6480" w:hanging="360"/>
+      </w:pPr>
+    </w:lvl>
+  </w:abstractNum>
+  <w:abstractNum w:abstractNumId="1" w15:restartNumberingAfterBreak="0">
+    <w:nsid w:val="6D3A1DE6"/>
+    <w:multiLevelType w:val="multilevel"/>
+    <w:tmpl w:val="6A0494EE"/>
+    <w:lvl w:ilvl="0">
+      <w:start w:val="1"/>
+      <w:numFmt w:val="bullet"/>
+      <w:lvlText w:val=""/>
+      <w:lvlJc w:val="left"/>
+      <w:pPr>
+        <w:tabs>
+          <w:tab w:val="num" w:pos="720"/>
+        </w:tabs>
+        <w:ind w:left="720" w:hanging="360"/>
+      </w:pPr>
+      <w:rPr>
+        <w:rFonts w:ascii="Symbol" w:hAnsi="Symbol" w:hint="default"/>
+        <w:sz w:val="20"/>
+      </w:rPr>
+    </w:lvl>
+    <w:lvl w:ilvl="1" w:tentative="1">
+      <w:start w:val="1"/>
+      <w:numFmt w:val="bullet"/>
+      <w:lvlText w:val="o"/>
+      <w:lvlJc w:val="left"/>
+      <w:pPr>
+        <w:tabs>
+          <w:tab w:val="num" w:pos="1440"/>
+        </w:tabs>
+        <w:ind w:left="1440" w:hanging="360"/>
+      </w:pPr>
+      <w:rPr>
+        <w:rFonts w:ascii="Courier New" w:hAnsi="Courier New" w:hint="default"/>
+        <w:sz w:val="20"/>
+      </w:rPr>
+    </w:lvl>
+    <w:lvl w:ilvl="2" w:tentative="1">
+      <w:start w:val="1"/>
+      <w:numFmt w:val="bullet"/>
+      <w:lvlText w:val=""/>
+      <w:lvlJc w:val="left"/>
+      <w:pPr>
+        <w:tabs>
+          <w:tab w:val="num" w:pos="2160"/>
+        </w:tabs>
+        <w:ind w:left="2160" w:hanging="360"/>
+      </w:pPr>
+      <w:rPr>
+        <w:rFonts w:ascii="Wingdings" w:hAnsi="Wingdings" w:hint="default"/>
+        <w:sz w:val="20"/>
+      </w:rPr>
+    </w:lvl>
+    <w:lvl w:ilvl="3" w:tentative="1">
+      <w:start w:val="1"/>
+      <w:numFmt w:val="bullet"/>
+      <w:lvlText w:val=""/>
+      <w:lvlJc w:val="left"/>
+      <w:pPr>
+        <w:tabs>
+          <w:tab w:val="num" w:pos="2880"/>
+        </w:tabs>
+        <w:ind w:left="2880" w:hanging="360"/>
+      </w:pPr>
+      <w:rPr>
+        <w:rFonts w:ascii="Wingdings" w:hAnsi="Wingdings" w:hint="default"/>
+        <w:sz w:val="20"/>
+      </w:rPr>
+    </w:lvl>
+    <w:lvl w:ilvl="4" w:tentative="1">
+      <w:start w:val="1"/>
+      <w:numFmt w:val="bullet"/>
+      <w:lvlText w:val=""/>
+      <w:lvlJc w:val="left"/>
+      <w:pPr>
+        <w:tabs>
+          <w:tab w:val="num" w:pos="3600"/>
+        </w:tabs>
+        <w:ind w:left="3600" w:hanging="360"/>
+      </w:pPr>
+      <w:rPr>
+        <w:rFonts w:ascii="Wingdings" w:hAnsi="Wingdings" w:hint="default"/>
+        <w:sz w:val="20"/>
+      </w:rPr>
+    </w:lvl>
+    <w:lvl w:ilvl="5" w:tentative="1">
+      <w:start w:val="1"/>
+      <w:numFmt w:val="bullet"/>
+      <w:lvlText w:val=""/>
+      <w:lvlJc w:val="left"/>
+      <w:pPr>
+        <w:tabs>
+          <w:tab w:val="num" w:pos="4320"/>
+        </w:tabs>
+        <w:ind w:left="4320" w:hanging="360"/>
+      </w:pPr>
+      <w:rPr>
+        <w:rFonts w:ascii="Wingdings" w:hAnsi="Wingdings" w:hint="default"/>
+        <w:sz w:val="20"/>
+      </w:rPr>
+    </w:lvl>
+    <w:lvl w:ilvl="6" w:tentative="1">
+      <w:start w:val="1"/>
+      <w:numFmt w:val="bullet"/>
+      <w:lvlText w:val=""/>
+      <w:lvlJc w:val="left"/>
+      <w:pPr>
+        <w:tabs>
+          <w:tab w:val="num" w:pos="5040"/>
+        </w:tabs>
+        <w:ind w:left="5040" w:hanging="360"/>
+      </w:pPr>
+      <w:rPr>
+        <w:rFonts w:ascii="Wingdings" w:hAnsi="Wingdings" w:hint="default"/>
+        <w:sz w:val="20"/>
+      </w:rPr>
+    </w:lvl>
+    <w:lvl w:ilvl="7" w:tentative="1">
+      <w:start w:val="1"/>
+      <w:numFmt w:val="bullet"/>
+      <w:lvlText w:val=""/>
+      <w:lvlJc w:val="left"/>
+      <w:pPr>
+        <w:tabs>
+          <w:tab w:val="num" w:pos="5760"/>
+        </w:tabs>
+        <w:ind w:left="5760" w:hanging="360"/>
+      </w:pPr>
+      <w:rPr>
+        <w:rFonts w:ascii="Wingdings" w:hAnsi="Wingdings" w:hint="default"/>
+        <w:sz w:val="20"/>
+      </w:rPr>
+    </w:lvl>
+    <w:lvl w:ilvl="8" w:tentative="1">
+      <w:start w:val="1"/>
+      <w:numFmt w:val="bullet"/>
+      <w:lvlText w:val=""/>
+      <w:lvlJc w:val="left"/>
+      <w:pPr>
+        <w:tabs>
+          <w:tab w:val="num" w:pos="6480"/>
+        </w:tabs>
+        <w:ind w:left="6480" w:hanging="360"/>
+      </w:pPr>
+      <w:rPr>
+        <w:rFonts w:ascii="Wingdings" w:hAnsi="Wingdings" w:hint="default"/>
+        <w:sz w:val="20"/>
+      </w:rPr>
+    </w:lvl>
+  </w:abstractNum>
+  <w:abstractNum w:abstractNumId="2" w15:restartNumberingAfterBreak="0">
+    <w:nsid w:val="6EC96236"/>
+    <w:multiLevelType w:val="multilevel"/>
+    <w:tmpl w:val="FB5CC0CE"/>
+    <w:lvl w:ilvl="0">
+      <w:start w:val="1"/>
+      <w:numFmt w:val="decimal"/>
+      <w:lvlText w:val="%1."/>
+      <w:lvlJc w:val="left"/>
+      <w:pPr>
+        <w:tabs>
+          <w:tab w:val="num" w:pos="720"/>
+        </w:tabs>
+        <w:ind w:left="720" w:hanging="360"/>
+      </w:pPr>
+    </w:lvl>
+    <w:lvl w:ilvl="1" w:tentative="1">
+      <w:start w:val="1"/>
+      <w:numFmt w:val="decimal"/>
+      <w:lvlText w:val="%2."/>
+      <w:lvlJc w:val="left"/>
+      <w:pPr>
+        <w:tabs>
+          <w:tab w:val="num" w:pos="1440"/>
+        </w:tabs>
+        <w:ind w:left="1440" w:hanging="360"/>
+      </w:pPr>
+    </w:lvl>
+    <w:lvl w:ilvl="2" w:tentative="1">
+      <w:start w:val="1"/>
+      <w:numFmt w:val="decimal"/>
+      <w:lvlText w:val="%3."/>
+      <w:lvlJc w:val="left"/>
+      <w:pPr>
+        <w:tabs>
+          <w:tab w:val="num" w:pos="2160"/>
+        </w:tabs>
+        <w:ind w:left="2160" w:hanging="360"/>
+      </w:pPr>
+    </w:lvl>
+    <w:lvl w:ilvl="3" w:tentative="1">
+      <w:start w:val="1"/>
+      <w:numFmt w:val="decimal"/>
+      <w:lvlText w:val="%4."/>
+      <w:lvlJc w:val="left"/>
+      <w:pPr>
+        <w:tabs>
+          <w:tab w:val="num" w:pos="2880"/>
+        </w:tabs>
+        <w:ind w:left="2880" w:hanging="360"/>
+      </w:pPr>
+    </w:lvl>
+    <w:lvl w:ilvl="4" w:tentative="1">
+      <w:start w:val="1"/>
+      <w:numFmt w:val="decimal"/>
+      <w:lvlText w:val="%5."/>
+      <w:lvlJc w:val="left"/>
+      <w:pPr>
+        <w:tabs>
+          <w:tab w:val="num" w:pos="3600"/>
+        </w:tabs>
+        <w:ind w:left="3600" w:hanging="360"/>
+      </w:pPr>
+    </w:lvl>
+    <w:lvl w:ilvl="5" w:tentative="1">
+      <w:start w:val="1"/>
+      <w:numFmt w:val="decimal"/>
+      <w:lvlText w:val="%6."/>
+      <w:lvlJc w:val="left"/>
+      <w:pPr>
+        <w:tabs>
+          <w:tab w:val="num" w:pos="4320"/>
+        </w:tabs>
+        <w:ind w:left="4320" w:hanging="360"/>
+      </w:pPr>
+    </w:lvl>
+    <w:lvl w:ilvl="6" w:tentative="1">
+      <w:start w:val="1"/>
+      <w:numFmt w:val="decimal"/>
+      <w:lvlText w:val="%7."/>
+      <w:lvlJc w:val="left"/>
+      <w:pPr>
+        <w:tabs>
+          <w:tab w:val="num" w:pos="5040"/>
+        </w:tabs>
+        <w:ind w:left="5040" w:hanging="360"/>
+      </w:pPr>
+    </w:lvl>
+    <w:lvl w:ilvl="7" w:tentative="1">
+      <w:start w:val="1"/>
+      <w:numFmt w:val="decimal"/>
+      <w:lvlText w:val="%8."/>
+      <w:lvlJc w:val="left"/>
+      <w:pPr>
+        <w:tabs>
+          <w:tab w:val="num" w:pos="5760"/>
+        </w:tabs>
+        <w:ind w:left="5760" w:hanging="360"/>
+      </w:pPr>
+    </w:lvl>
+    <w:lvl w:ilvl="8" w:tentative="1">
+      <w:start w:val="1"/>
+      <w:numFmt w:val="decimal"/>
+      <w:lvlText w:val="%9."/>
+      <w:lvlJc w:val="left"/>
+      <w:pPr>
+        <w:tabs>
+          <w:tab w:val="num" w:pos="6480"/>
+        </w:tabs>
+        <w:ind w:left="6480" w:hanging="360"/>
+      </w:pPr>
+    </w:lvl>
+  </w:abstractNum>
+  <w:num w:numId="1" w16cid:durableId="1223757544">
+    <w:abstractNumId w:val="0"/>
+  </w:num>
+  <w:num w:numId="2" w16cid:durableId="127170060">
+    <w:abstractNumId w:val="2"/>
+  </w:num>
+  <w:num w:numId="3" w16cid:durableId="4984654">
+    <w:abstractNumId w:val="1"/>
+  </w:num>
+</w:numbering>
 </file>
 
 <file path=word/styles.xml><?xml version="1.0" encoding="utf-8"?>

--- a/Курсовая версия 2.docx
+++ b/Курсовая версия 2.docx
@@ -626,7 +626,25 @@
           <w:sz w:val="24"/>
           <w:szCs w:val="24"/>
         </w:rPr>
-        <w:t xml:space="preserve"> «_____»__________2026 г.</w:t>
+        <w:t xml:space="preserve"> «____</w:t>
+      </w:r>
+      <w:proofErr w:type="gramStart"/>
+      <w:r>
+        <w:rPr>
+          <w:rFonts w:ascii="Times New Roman" w:eastAsia="Times New Roman" w:hAnsi="Times New Roman" w:cs="Times New Roman"/>
+          <w:sz w:val="24"/>
+          <w:szCs w:val="24"/>
+        </w:rPr>
+        <w:t>_»_</w:t>
+      </w:r>
+      <w:proofErr w:type="gramEnd"/>
+      <w:r>
+        <w:rPr>
+          <w:rFonts w:ascii="Times New Roman" w:eastAsia="Times New Roman" w:hAnsi="Times New Roman" w:cs="Times New Roman"/>
+          <w:sz w:val="24"/>
+          <w:szCs w:val="24"/>
+        </w:rPr>
+        <w:t>_________2026 г.</w:t>
       </w:r>
     </w:p>
     <w:p>
@@ -828,7 +846,25 @@
           <w:sz w:val="24"/>
           <w:szCs w:val="24"/>
         </w:rPr>
-        <w:t>«_____»__________2026 г.</w:t>
+        <w:t>«____</w:t>
+      </w:r>
+      <w:proofErr w:type="gramStart"/>
+      <w:r>
+        <w:rPr>
+          <w:rFonts w:ascii="Times New Roman" w:eastAsia="Times New Roman" w:hAnsi="Times New Roman" w:cs="Times New Roman"/>
+          <w:sz w:val="24"/>
+          <w:szCs w:val="24"/>
+        </w:rPr>
+        <w:t>_»_</w:t>
+      </w:r>
+      <w:proofErr w:type="gramEnd"/>
+      <w:r>
+        <w:rPr>
+          <w:rFonts w:ascii="Times New Roman" w:eastAsia="Times New Roman" w:hAnsi="Times New Roman" w:cs="Times New Roman"/>
+          <w:sz w:val="24"/>
+          <w:szCs w:val="24"/>
+        </w:rPr>
+        <w:t>_________2026 г.</w:t>
       </w:r>
     </w:p>
     <w:p>
@@ -2190,28 +2226,15 @@
     <w:p>
       <w:pPr>
         <w:rPr>
-          <w:b/>
-          <w:bCs/>
-          <w:lang w:eastAsia="en-US"/>
-        </w:rPr>
-      </w:pPr>
-      <w:r>
-        <w:rPr>
-          <w:b/>
-          <w:bCs/>
-          <w:lang w:eastAsia="en-US"/>
-        </w:rPr>
-        <w:t>1.1 Разновидности обучающих приложений</w:t>
-      </w:r>
-    </w:p>
-    <w:p>
-      <w:pPr>
-        <w:rPr>
-          <w:lang w:eastAsia="en-US"/>
-        </w:rPr>
-      </w:pPr>
-      <w:r>
-        <w:rPr>
+          <w:sz w:val="24"/>
+          <w:szCs w:val="24"/>
+          <w:lang w:eastAsia="en-US"/>
+        </w:rPr>
+      </w:pPr>
+      <w:r>
+        <w:rPr>
+          <w:sz w:val="24"/>
+          <w:szCs w:val="24"/>
           <w:lang w:eastAsia="en-US"/>
         </w:rPr>
         <w:t>Для изучения возможностей существующих программных средств были рассмотрены приложения, предназначенные для визуализации и интерактивного изучения алгоритмов сортировки. Подобные программные средства позволяют представить выполнение алгоритма в наглядной форме и наблюдать за изменением элементов массива в процессе сортировки.</w:t>
@@ -2220,11 +2243,15 @@
     <w:p>
       <w:pPr>
         <w:rPr>
-          <w:lang w:eastAsia="en-US"/>
-        </w:rPr>
-      </w:pPr>
-      <w:r>
-        <w:rPr>
+          <w:sz w:val="24"/>
+          <w:szCs w:val="24"/>
+          <w:lang w:eastAsia="en-US"/>
+        </w:rPr>
+      </w:pPr>
+      <w:r>
+        <w:rPr>
+          <w:sz w:val="24"/>
+          <w:szCs w:val="24"/>
           <w:lang w:eastAsia="en-US"/>
         </w:rPr>
         <w:t>На сегодняшний день существует достаточно большое количество визуализаторов алгоритмов сортировки, однако они отличаются количеством реализованных алгоритмов и набором предоставляемых пользователю возможностей. Одни приложения ориентированы преимущественно на демонстрацию процесса сортировки, другие предоставляют средства управления выполнением алгоритма, а некоторые дополнительно позволяют получать статистические данные и сравнивать результаты работы различных алгоритмов.</w:t>
@@ -2233,11 +2260,15 @@
     <w:p>
       <w:pPr>
         <w:rPr>
-          <w:lang w:eastAsia="en-US"/>
-        </w:rPr>
-      </w:pPr>
-      <w:r>
-        <w:rPr>
+          <w:sz w:val="24"/>
+          <w:szCs w:val="24"/>
+          <w:lang w:eastAsia="en-US"/>
+        </w:rPr>
+      </w:pPr>
+      <w:r>
+        <w:rPr>
+          <w:sz w:val="24"/>
+          <w:szCs w:val="24"/>
           <w:lang w:eastAsia="en-US"/>
         </w:rPr>
         <w:t>Основные возможности, встречающиеся в существующих визуализаторах алгоритмов сортировки, представлены в таблице 1.</w:t>
@@ -2256,8 +2287,8 @@
         <w:tblLook w:val="04A0" w:firstRow="1" w:lastRow="0" w:firstColumn="1" w:lastColumn="0" w:noHBand="0" w:noVBand="1"/>
       </w:tblPr>
       <w:tblGrid>
-        <w:gridCol w:w="3006"/>
-        <w:gridCol w:w="6349"/>
+        <w:gridCol w:w="3071"/>
+        <w:gridCol w:w="6284"/>
       </w:tblGrid>
       <w:tr>
         <w:trPr>
@@ -2275,6 +2306,8 @@
               <w:rPr>
                 <w:b/>
                 <w:bCs/>
+                <w:sz w:val="24"/>
+                <w:szCs w:val="24"/>
                 <w:lang w:eastAsia="en-US"/>
               </w:rPr>
             </w:pPr>
@@ -2282,6 +2315,8 @@
               <w:rPr>
                 <w:b/>
                 <w:bCs/>
+                <w:sz w:val="24"/>
+                <w:szCs w:val="24"/>
                 <w:lang w:eastAsia="en-US"/>
               </w:rPr>
               <w:t>Возможность</w:t>
@@ -2299,6 +2334,8 @@
               <w:rPr>
                 <w:b/>
                 <w:bCs/>
+                <w:sz w:val="24"/>
+                <w:szCs w:val="24"/>
                 <w:lang w:eastAsia="en-US"/>
               </w:rPr>
             </w:pPr>
@@ -2306,6 +2343,8 @@
               <w:rPr>
                 <w:b/>
                 <w:bCs/>
+                <w:sz w:val="24"/>
+                <w:szCs w:val="24"/>
                 <w:lang w:eastAsia="en-US"/>
               </w:rPr>
               <w:t>Назначение</w:t>
@@ -2326,11 +2365,15 @@
           <w:p>
             <w:pPr>
               <w:rPr>
+                <w:sz w:val="24"/>
+                <w:szCs w:val="24"/>
                 <w:lang w:eastAsia="en-US"/>
               </w:rPr>
             </w:pPr>
             <w:r>
               <w:rPr>
+                <w:sz w:val="24"/>
+                <w:szCs w:val="24"/>
                 <w:lang w:eastAsia="en-US"/>
               </w:rPr>
               <w:t>Выбор алгоритма</w:t>
@@ -2346,11 +2389,15 @@
           <w:p>
             <w:pPr>
               <w:rPr>
+                <w:sz w:val="24"/>
+                <w:szCs w:val="24"/>
                 <w:lang w:eastAsia="en-US"/>
               </w:rPr>
             </w:pPr>
             <w:r>
               <w:rPr>
+                <w:sz w:val="24"/>
+                <w:szCs w:val="24"/>
                 <w:lang w:eastAsia="en-US"/>
               </w:rPr>
               <w:t>Позволяет выбрать алгоритм сортировки для выполнения</w:t>
@@ -2371,11 +2418,15 @@
           <w:p>
             <w:pPr>
               <w:rPr>
+                <w:sz w:val="24"/>
+                <w:szCs w:val="24"/>
                 <w:lang w:eastAsia="en-US"/>
               </w:rPr>
             </w:pPr>
             <w:r>
               <w:rPr>
+                <w:sz w:val="24"/>
+                <w:szCs w:val="24"/>
                 <w:lang w:eastAsia="en-US"/>
               </w:rPr>
               <w:t>Формирование исходного массива</w:t>
@@ -2391,11 +2442,15 @@
           <w:p>
             <w:pPr>
               <w:rPr>
+                <w:sz w:val="24"/>
+                <w:szCs w:val="24"/>
                 <w:lang w:eastAsia="en-US"/>
               </w:rPr>
             </w:pPr>
             <w:r>
               <w:rPr>
+                <w:sz w:val="24"/>
+                <w:szCs w:val="24"/>
                 <w:lang w:eastAsia="en-US"/>
               </w:rPr>
               <w:t>Позволяет задать размер массива и его начальное состояние</w:t>
@@ -2416,11 +2471,15 @@
           <w:p>
             <w:pPr>
               <w:rPr>
+                <w:sz w:val="24"/>
+                <w:szCs w:val="24"/>
                 <w:lang w:eastAsia="en-US"/>
               </w:rPr>
             </w:pPr>
             <w:r>
               <w:rPr>
+                <w:sz w:val="24"/>
+                <w:szCs w:val="24"/>
                 <w:lang w:eastAsia="en-US"/>
               </w:rPr>
               <w:t>Визуализация выполнения</w:t>
@@ -2436,11 +2495,15 @@
           <w:p>
             <w:pPr>
               <w:rPr>
+                <w:sz w:val="24"/>
+                <w:szCs w:val="24"/>
                 <w:lang w:eastAsia="en-US"/>
               </w:rPr>
             </w:pPr>
             <w:r>
               <w:rPr>
+                <w:sz w:val="24"/>
+                <w:szCs w:val="24"/>
                 <w:lang w:eastAsia="en-US"/>
               </w:rPr>
               <w:t>Отображает сравнение и перемещение элементов массива</w:t>
@@ -2461,11 +2524,15 @@
           <w:p>
             <w:pPr>
               <w:rPr>
+                <w:sz w:val="24"/>
+                <w:szCs w:val="24"/>
                 <w:lang w:eastAsia="en-US"/>
               </w:rPr>
             </w:pPr>
             <w:r>
               <w:rPr>
+                <w:sz w:val="24"/>
+                <w:szCs w:val="24"/>
                 <w:lang w:eastAsia="en-US"/>
               </w:rPr>
               <w:t>Изменение скорости</w:t>
@@ -2481,11 +2548,15 @@
           <w:p>
             <w:pPr>
               <w:rPr>
+                <w:sz w:val="24"/>
+                <w:szCs w:val="24"/>
                 <w:lang w:eastAsia="en-US"/>
               </w:rPr>
             </w:pPr>
             <w:r>
               <w:rPr>
+                <w:sz w:val="24"/>
+                <w:szCs w:val="24"/>
                 <w:lang w:eastAsia="en-US"/>
               </w:rPr>
               <w:t>Позволяет регулировать скорость выполнения алгоритма</w:t>
@@ -2506,11 +2577,15 @@
           <w:p>
             <w:pPr>
               <w:rPr>
+                <w:sz w:val="24"/>
+                <w:szCs w:val="24"/>
                 <w:lang w:eastAsia="en-US"/>
               </w:rPr>
             </w:pPr>
             <w:r>
               <w:rPr>
+                <w:sz w:val="24"/>
+                <w:szCs w:val="24"/>
                 <w:lang w:eastAsia="en-US"/>
               </w:rPr>
               <w:t>Пошаговое выполнение</w:t>
@@ -2526,11 +2601,15 @@
           <w:p>
             <w:pPr>
               <w:rPr>
+                <w:sz w:val="24"/>
+                <w:szCs w:val="24"/>
                 <w:lang w:eastAsia="en-US"/>
               </w:rPr>
             </w:pPr>
             <w:r>
               <w:rPr>
+                <w:sz w:val="24"/>
+                <w:szCs w:val="24"/>
                 <w:lang w:eastAsia="en-US"/>
               </w:rPr>
               <w:t>Позволяет приостанавливать выполнение и переходить к следующей операции</w:t>
@@ -2551,11 +2630,15 @@
           <w:p>
             <w:pPr>
               <w:rPr>
+                <w:sz w:val="24"/>
+                <w:szCs w:val="24"/>
                 <w:lang w:eastAsia="en-US"/>
               </w:rPr>
             </w:pPr>
             <w:r>
               <w:rPr>
+                <w:sz w:val="24"/>
+                <w:szCs w:val="24"/>
                 <w:lang w:eastAsia="en-US"/>
               </w:rPr>
               <w:t>Подсветка псевдокода</w:t>
@@ -2571,11 +2654,15 @@
           <w:p>
             <w:pPr>
               <w:rPr>
+                <w:sz w:val="24"/>
+                <w:szCs w:val="24"/>
                 <w:lang w:eastAsia="en-US"/>
               </w:rPr>
             </w:pPr>
             <w:r>
               <w:rPr>
+                <w:sz w:val="24"/>
+                <w:szCs w:val="24"/>
                 <w:lang w:eastAsia="en-US"/>
               </w:rPr>
               <w:t>Показывает строку псевдокода, соответствующую текущему этапу выполнения</w:t>
@@ -2596,11 +2683,15 @@
           <w:p>
             <w:pPr>
               <w:rPr>
+                <w:sz w:val="24"/>
+                <w:szCs w:val="24"/>
                 <w:lang w:eastAsia="en-US"/>
               </w:rPr>
             </w:pPr>
             <w:r>
               <w:rPr>
+                <w:sz w:val="24"/>
+                <w:szCs w:val="24"/>
                 <w:lang w:eastAsia="en-US"/>
               </w:rPr>
               <w:t>Отображение переменных</w:t>
@@ -2616,11 +2707,15 @@
           <w:p>
             <w:pPr>
               <w:rPr>
+                <w:sz w:val="24"/>
+                <w:szCs w:val="24"/>
                 <w:lang w:eastAsia="en-US"/>
               </w:rPr>
             </w:pPr>
             <w:r>
               <w:rPr>
+                <w:sz w:val="24"/>
+                <w:szCs w:val="24"/>
                 <w:lang w:eastAsia="en-US"/>
               </w:rPr>
               <w:t>Позволяет наблюдать текущие значения основных переменных алгоритма</w:t>
@@ -2641,11 +2736,15 @@
           <w:p>
             <w:pPr>
               <w:rPr>
+                <w:sz w:val="24"/>
+                <w:szCs w:val="24"/>
                 <w:lang w:eastAsia="en-US"/>
               </w:rPr>
             </w:pPr>
             <w:r>
               <w:rPr>
+                <w:sz w:val="24"/>
+                <w:szCs w:val="24"/>
                 <w:lang w:eastAsia="en-US"/>
               </w:rPr>
               <w:t>Статистика операций</w:t>
@@ -2661,11 +2760,15 @@
           <w:p>
             <w:pPr>
               <w:rPr>
+                <w:sz w:val="24"/>
+                <w:szCs w:val="24"/>
                 <w:lang w:eastAsia="en-US"/>
               </w:rPr>
             </w:pPr>
             <w:r>
               <w:rPr>
+                <w:sz w:val="24"/>
+                <w:szCs w:val="24"/>
                 <w:lang w:eastAsia="en-US"/>
               </w:rPr>
               <w:t>Отображает количество сравнений, обменов и других операций</w:t>
@@ -2686,11 +2789,15 @@
           <w:p>
             <w:pPr>
               <w:rPr>
+                <w:sz w:val="24"/>
+                <w:szCs w:val="24"/>
                 <w:lang w:eastAsia="en-US"/>
               </w:rPr>
             </w:pPr>
             <w:r>
               <w:rPr>
+                <w:sz w:val="24"/>
+                <w:szCs w:val="24"/>
                 <w:lang w:eastAsia="en-US"/>
               </w:rPr>
               <w:t>Измерение времени</w:t>
@@ -2706,11 +2813,15 @@
           <w:p>
             <w:pPr>
               <w:rPr>
+                <w:sz w:val="24"/>
+                <w:szCs w:val="24"/>
                 <w:lang w:eastAsia="en-US"/>
               </w:rPr>
             </w:pPr>
             <w:r>
               <w:rPr>
+                <w:sz w:val="24"/>
+                <w:szCs w:val="24"/>
                 <w:lang w:eastAsia="en-US"/>
               </w:rPr>
               <w:t>Позволяет оценить время выполнения алгоритма</w:t>
@@ -2731,11 +2842,15 @@
           <w:p>
             <w:pPr>
               <w:rPr>
+                <w:sz w:val="24"/>
+                <w:szCs w:val="24"/>
                 <w:lang w:eastAsia="en-US"/>
               </w:rPr>
             </w:pPr>
             <w:r>
               <w:rPr>
+                <w:sz w:val="24"/>
+                <w:szCs w:val="24"/>
                 <w:lang w:eastAsia="en-US"/>
               </w:rPr>
               <w:t>Сравнение алгоритмов</w:t>
@@ -2751,11 +2866,15 @@
           <w:p>
             <w:pPr>
               <w:rPr>
+                <w:sz w:val="24"/>
+                <w:szCs w:val="24"/>
                 <w:lang w:eastAsia="en-US"/>
               </w:rPr>
             </w:pPr>
             <w:r>
               <w:rPr>
+                <w:sz w:val="24"/>
+                <w:szCs w:val="24"/>
                 <w:lang w:eastAsia="en-US"/>
               </w:rPr>
               <w:t>Позволяет сопоставлять результаты работы нескольких алгоритмов</w:t>
@@ -2767,109 +2886,122 @@
     <w:p>
       <w:pPr>
         <w:rPr>
-          <w:lang w:eastAsia="en-US"/>
-        </w:rPr>
-      </w:pPr>
-    </w:p>
-    <w:p>
-      <w:pPr>
-        <w:rPr>
-          <w:lang w:eastAsia="en-US"/>
-        </w:rPr>
-      </w:pPr>
-    </w:p>
-    <w:p>
-      <w:pPr>
-        <w:rPr>
-          <w:lang w:eastAsia="en-US"/>
-        </w:rPr>
-      </w:pPr>
-    </w:p>
-    <w:p>
-      <w:pPr>
-        <w:rPr>
-          <w:lang w:eastAsia="en-US"/>
-        </w:rPr>
-      </w:pPr>
-    </w:p>
-    <w:p>
-      <w:pPr>
-        <w:rPr>
-          <w:lang w:eastAsia="en-US"/>
-        </w:rPr>
-      </w:pPr>
-    </w:p>
-    <w:p>
-      <w:pPr>
-        <w:rPr>
-          <w:lang w:eastAsia="en-US"/>
-        </w:rPr>
-      </w:pPr>
-    </w:p>
-    <w:p>
-      <w:pPr>
-        <w:rPr>
-          <w:lang w:eastAsia="en-US"/>
-        </w:rPr>
-      </w:pPr>
-    </w:p>
-    <w:p>
-      <w:pPr>
-        <w:rPr>
-          <w:lang w:eastAsia="en-US"/>
-        </w:rPr>
-      </w:pPr>
-    </w:p>
-    <w:p>
-      <w:pPr>
-        <w:rPr>
-          <w:lang w:eastAsia="en-US"/>
-        </w:rPr>
-      </w:pPr>
-    </w:p>
-    <w:p>
-      <w:pPr>
-        <w:rPr>
-          <w:lang w:eastAsia="en-US"/>
-        </w:rPr>
-      </w:pPr>
-    </w:p>
-    <w:p>
-      <w:pPr>
-        <w:rPr>
-          <w:lang w:eastAsia="en-US"/>
-        </w:rPr>
-      </w:pPr>
-    </w:p>
-    <w:p>
-      <w:pPr>
-        <w:rPr>
-          <w:lang w:eastAsia="en-US"/>
-        </w:rPr>
-      </w:pPr>
-    </w:p>
-    <w:p>
-      <w:pPr>
-        <w:rPr>
-          <w:lang w:eastAsia="en-US"/>
-        </w:rPr>
-      </w:pPr>
-      <w:r>
-        <w:rPr>
-          <w:lang w:eastAsia="en-US"/>
-        </w:rPr>
-        <w:lastRenderedPageBreak/>
+          <w:sz w:val="24"/>
+          <w:szCs w:val="24"/>
+          <w:lang w:eastAsia="en-US"/>
+        </w:rPr>
+      </w:pPr>
+    </w:p>
+    <w:p>
+      <w:pPr>
+        <w:rPr>
+          <w:sz w:val="24"/>
+          <w:szCs w:val="24"/>
+          <w:lang w:eastAsia="en-US"/>
+        </w:rPr>
+      </w:pPr>
+    </w:p>
+    <w:p>
+      <w:pPr>
+        <w:rPr>
+          <w:sz w:val="24"/>
+          <w:szCs w:val="24"/>
+          <w:lang w:eastAsia="en-US"/>
+        </w:rPr>
+      </w:pPr>
+    </w:p>
+    <w:p>
+      <w:pPr>
+        <w:rPr>
+          <w:lang w:eastAsia="en-US"/>
+        </w:rPr>
+      </w:pPr>
+    </w:p>
+    <w:p>
+      <w:pPr>
+        <w:rPr>
+          <w:lang w:eastAsia="en-US"/>
+        </w:rPr>
+      </w:pPr>
+    </w:p>
+    <w:p>
+      <w:pPr>
+        <w:rPr>
+          <w:lang w:eastAsia="en-US"/>
+        </w:rPr>
+      </w:pPr>
+    </w:p>
+    <w:p>
+      <w:pPr>
+        <w:rPr>
+          <w:lang w:eastAsia="en-US"/>
+        </w:rPr>
+      </w:pPr>
+    </w:p>
+    <w:p>
+      <w:pPr>
+        <w:rPr>
+          <w:lang w:eastAsia="en-US"/>
+        </w:rPr>
+      </w:pPr>
+    </w:p>
+    <w:p>
+      <w:pPr>
+        <w:rPr>
+          <w:lang w:eastAsia="en-US"/>
+        </w:rPr>
+      </w:pPr>
+    </w:p>
+    <w:p>
+      <w:pPr>
+        <w:rPr>
+          <w:lang w:eastAsia="en-US"/>
+        </w:rPr>
+      </w:pPr>
+    </w:p>
+    <w:p>
+      <w:pPr>
+        <w:rPr>
+          <w:lang w:eastAsia="en-US"/>
+        </w:rPr>
+      </w:pPr>
+    </w:p>
+    <w:p>
+      <w:pPr>
+        <w:rPr>
+          <w:lang w:eastAsia="en-US"/>
+        </w:rPr>
+      </w:pPr>
+    </w:p>
+    <w:p>
+      <w:pPr>
+        <w:rPr>
+          <w:sz w:val="24"/>
+          <w:szCs w:val="24"/>
+          <w:lang w:eastAsia="en-US"/>
+        </w:rPr>
+      </w:pPr>
+      <w:r>
+        <w:rPr>
+          <w:sz w:val="24"/>
+          <w:szCs w:val="24"/>
+          <w:lang w:eastAsia="en-US"/>
+        </w:rPr>
         <w:t>Рассмотренные программные средства могут содержать различное сочетание перечисленных возможностей. Например, простые визуализаторы позволяют выбрать алгоритм, сформировать массив и наблюдать за его сортировкой в виде анимации. Более функциональные приложения дополнительно предоставляют управление скоростью и пошаговым выполнением, а также отображение текущего состояния алгоритма.</w:t>
       </w:r>
     </w:p>
     <w:p>
       <w:pPr>
         <w:rPr>
-          <w:lang w:eastAsia="en-US"/>
-        </w:rPr>
-      </w:pPr>
-      <w:r>
-        <w:rPr>
+          <w:sz w:val="24"/>
+          <w:szCs w:val="24"/>
+          <w:lang w:eastAsia="en-US"/>
+        </w:rPr>
+      </w:pPr>
+      <w:r>
+        <w:rPr>
+          <w:sz w:val="24"/>
+          <w:szCs w:val="24"/>
           <w:lang w:eastAsia="en-US"/>
         </w:rPr>
         <w:t>Отдельные средства ориентированы на изучение алгоритма непосредственно по ходу его выполнения. В них может использоваться подсветка соответствующих строк псевдокода и отображение значений переменных. Это позволяет связать отдельные визуальные изменения массива с выполняемыми операциями алгоритма и лучше проследить последовательность его работы.</w:t>
@@ -2878,11 +3010,15 @@
     <w:p>
       <w:pPr>
         <w:rPr>
-          <w:lang w:eastAsia="en-US"/>
-        </w:rPr>
-      </w:pPr>
-      <w:r>
-        <w:rPr>
+          <w:sz w:val="24"/>
+          <w:szCs w:val="24"/>
+          <w:lang w:eastAsia="en-US"/>
+        </w:rPr>
+      </w:pPr>
+      <w:r>
+        <w:rPr>
+          <w:sz w:val="24"/>
+          <w:szCs w:val="24"/>
           <w:lang w:eastAsia="en-US"/>
         </w:rPr>
         <w:t>Другие приложения предоставляют возможности количественного анализа. Пользователь может получить информацию о количестве сравнений, обменов и других операций, а также времени выполнения алгоритма. Некоторые визуализаторы позволяют использовать различные начальные состояния массива, например случайное, отсортированное или обратно отсортированное, что даёт возможность исследовать изменение характеристик алгоритма в зависимости от исходных данных.</w:t>
@@ -2891,11 +3027,15 @@
     <w:p>
       <w:pPr>
         <w:rPr>
-          <w:lang w:eastAsia="en-US"/>
-        </w:rPr>
-      </w:pPr>
-      <w:r>
-        <w:rPr>
+          <w:sz w:val="24"/>
+          <w:szCs w:val="24"/>
+          <w:lang w:eastAsia="en-US"/>
+        </w:rPr>
+      </w:pPr>
+      <w:r>
+        <w:rPr>
+          <w:sz w:val="24"/>
+          <w:szCs w:val="24"/>
           <w:lang w:eastAsia="en-US"/>
         </w:rPr>
         <w:t>Таким образом, существующие визуализаторы алгоритмов сортировки существенно различаются по набору предоставляемых возможностей. При этом перечисленные функции не являются взаимоисключающими и могут сочетаться в рамках одного программного средства. Для учебного применения представляет интерес их объединение, поскольку визуальное представление позволяет наблюдать процесс выполнения алгоритма, пошаговое управление и подсветка псевдокода — изучать его структуру, а статистические показатели — проводить количественный анализ.</w:t>
@@ -2904,11 +3044,15 @@
     <w:p>
       <w:pPr>
         <w:rPr>
-          <w:lang w:eastAsia="en-US"/>
-        </w:rPr>
-      </w:pPr>
-      <w:r>
-        <w:rPr>
+          <w:sz w:val="24"/>
+          <w:szCs w:val="24"/>
+          <w:lang w:eastAsia="en-US"/>
+        </w:rPr>
+      </w:pPr>
+      <w:r>
+        <w:rPr>
+          <w:sz w:val="24"/>
+          <w:szCs w:val="24"/>
           <w:lang w:eastAsia="en-US"/>
         </w:rPr>
         <w:t>В разрабатываемом программном средстве предполагается объединить указанные возможности. Программа должна обеспечивать визуализацию алгоритмов сортировки, управление процессом их выполнения, отображение псевдокода с указанием текущего шага, формирование массивов с различным исходным состоянием, сбор статистики и сравнение результатов работы алгоритмов. Такое сочетание функций позволит использовать приложение не только для демонстрации алгоритмов, но и для их практического изучения и сравнительного анализа.</w:t>
@@ -2917,139 +3061,143 @@
     <w:p>
       <w:pPr>
         <w:rPr>
-          <w:lang w:eastAsia="en-US"/>
-        </w:rPr>
-      </w:pPr>
-    </w:p>
-    <w:p>
-      <w:pPr>
-        <w:rPr>
-          <w:lang w:eastAsia="en-US"/>
-        </w:rPr>
-      </w:pPr>
-    </w:p>
-    <w:p>
-      <w:pPr>
-        <w:rPr>
-          <w:lang w:eastAsia="en-US"/>
-        </w:rPr>
-      </w:pPr>
-    </w:p>
-    <w:p>
-      <w:pPr>
-        <w:rPr>
-          <w:lang w:eastAsia="en-US"/>
-        </w:rPr>
-      </w:pPr>
-    </w:p>
-    <w:p>
-      <w:pPr>
-        <w:rPr>
-          <w:lang w:eastAsia="en-US"/>
-        </w:rPr>
-      </w:pPr>
-    </w:p>
-    <w:p>
-      <w:pPr>
-        <w:rPr>
-          <w:lang w:eastAsia="en-US"/>
-        </w:rPr>
-      </w:pPr>
-    </w:p>
-    <w:p>
-      <w:pPr>
-        <w:rPr>
-          <w:lang w:eastAsia="en-US"/>
-        </w:rPr>
-      </w:pPr>
-    </w:p>
-    <w:p>
-      <w:pPr>
-        <w:rPr>
-          <w:lang w:eastAsia="en-US"/>
-        </w:rPr>
-      </w:pPr>
-    </w:p>
-    <w:p>
-      <w:pPr>
-        <w:rPr>
-          <w:lang w:eastAsia="en-US"/>
-        </w:rPr>
-      </w:pPr>
-    </w:p>
-    <w:p>
-      <w:pPr>
-        <w:rPr>
-          <w:lang w:eastAsia="en-US"/>
-        </w:rPr>
-      </w:pPr>
-    </w:p>
-    <w:p>
-      <w:pPr>
-        <w:rPr>
-          <w:lang w:eastAsia="en-US"/>
-        </w:rPr>
-      </w:pPr>
-    </w:p>
-    <w:p>
-      <w:pPr>
-        <w:rPr>
-          <w:lang w:eastAsia="en-US"/>
-        </w:rPr>
-      </w:pPr>
-    </w:p>
-    <w:p>
-      <w:pPr>
-        <w:rPr>
-          <w:lang w:eastAsia="en-US"/>
-        </w:rPr>
-      </w:pPr>
-    </w:p>
-    <w:p>
-      <w:pPr>
-        <w:rPr>
-          <w:lang w:eastAsia="en-US"/>
-        </w:rPr>
-      </w:pPr>
-    </w:p>
-    <w:p>
-      <w:pPr>
-        <w:rPr>
-          <w:lang w:eastAsia="en-US"/>
-        </w:rPr>
-      </w:pPr>
-    </w:p>
-    <w:p>
-      <w:pPr>
-        <w:rPr>
-          <w:lang w:eastAsia="en-US"/>
-        </w:rPr>
-      </w:pPr>
-    </w:p>
-    <w:p>
-      <w:pPr>
-        <w:rPr>
-          <w:lang w:eastAsia="en-US"/>
-        </w:rPr>
-      </w:pPr>
-    </w:p>
-    <w:p>
-      <w:pPr>
-        <w:rPr>
-          <w:lang w:eastAsia="en-US"/>
-        </w:rPr>
-      </w:pPr>
-    </w:p>
-    <w:p>
-      <w:pPr>
-        <w:rPr>
-          <w:lang w:eastAsia="en-US"/>
-        </w:rPr>
-      </w:pPr>
-    </w:p>
-    <w:p>
-      <w:pPr>
-        <w:rPr>
+          <w:sz w:val="24"/>
+          <w:szCs w:val="24"/>
+          <w:lang w:eastAsia="en-US"/>
+        </w:rPr>
+      </w:pPr>
+    </w:p>
+    <w:p>
+      <w:pPr>
+        <w:rPr>
+          <w:lang w:eastAsia="en-US"/>
+        </w:rPr>
+      </w:pPr>
+    </w:p>
+    <w:p>
+      <w:pPr>
+        <w:rPr>
+          <w:lang w:eastAsia="en-US"/>
+        </w:rPr>
+      </w:pPr>
+    </w:p>
+    <w:p>
+      <w:pPr>
+        <w:rPr>
+          <w:lang w:eastAsia="en-US"/>
+        </w:rPr>
+      </w:pPr>
+    </w:p>
+    <w:p>
+      <w:pPr>
+        <w:rPr>
+          <w:lang w:eastAsia="en-US"/>
+        </w:rPr>
+      </w:pPr>
+    </w:p>
+    <w:p>
+      <w:pPr>
+        <w:rPr>
+          <w:lang w:eastAsia="en-US"/>
+        </w:rPr>
+      </w:pPr>
+    </w:p>
+    <w:p>
+      <w:pPr>
+        <w:rPr>
+          <w:lang w:eastAsia="en-US"/>
+        </w:rPr>
+      </w:pPr>
+    </w:p>
+    <w:p>
+      <w:pPr>
+        <w:rPr>
+          <w:lang w:eastAsia="en-US"/>
+        </w:rPr>
+      </w:pPr>
+    </w:p>
+    <w:p>
+      <w:pPr>
+        <w:rPr>
+          <w:lang w:eastAsia="en-US"/>
+        </w:rPr>
+      </w:pPr>
+    </w:p>
+    <w:p>
+      <w:pPr>
+        <w:rPr>
+          <w:lang w:eastAsia="en-US"/>
+        </w:rPr>
+      </w:pPr>
+    </w:p>
+    <w:p>
+      <w:pPr>
+        <w:rPr>
+          <w:lang w:eastAsia="en-US"/>
+        </w:rPr>
+      </w:pPr>
+    </w:p>
+    <w:p>
+      <w:pPr>
+        <w:rPr>
+          <w:lang w:eastAsia="en-US"/>
+        </w:rPr>
+      </w:pPr>
+    </w:p>
+    <w:p>
+      <w:pPr>
+        <w:rPr>
+          <w:lang w:eastAsia="en-US"/>
+        </w:rPr>
+      </w:pPr>
+    </w:p>
+    <w:p>
+      <w:pPr>
+        <w:rPr>
+          <w:lang w:eastAsia="en-US"/>
+        </w:rPr>
+      </w:pPr>
+    </w:p>
+    <w:p>
+      <w:pPr>
+        <w:rPr>
+          <w:lang w:eastAsia="en-US"/>
+        </w:rPr>
+      </w:pPr>
+    </w:p>
+    <w:p>
+      <w:pPr>
+        <w:rPr>
+          <w:lang w:eastAsia="en-US"/>
+        </w:rPr>
+      </w:pPr>
+    </w:p>
+    <w:p>
+      <w:pPr>
+        <w:rPr>
+          <w:lang w:eastAsia="en-US"/>
+        </w:rPr>
+      </w:pPr>
+    </w:p>
+    <w:p>
+      <w:pPr>
+        <w:rPr>
+          <w:lang w:eastAsia="en-US"/>
+        </w:rPr>
+      </w:pPr>
+    </w:p>
+    <w:p>
+      <w:pPr>
+        <w:rPr>
+          <w:lang w:eastAsia="en-US"/>
+        </w:rPr>
+      </w:pPr>
+    </w:p>
+    <w:p>
+      <w:pPr>
+        <w:rPr>
+          <w:sz w:val="24"/>
+          <w:szCs w:val="24"/>
           <w:lang w:eastAsia="en-US"/>
         </w:rPr>
       </w:pPr>
@@ -3059,6 +3207,8 @@
         <w:rPr>
           <w:b/>
           <w:bCs/>
+          <w:sz w:val="24"/>
+          <w:szCs w:val="24"/>
           <w:lang w:eastAsia="en-US"/>
         </w:rPr>
       </w:pPr>
@@ -3066,69 +3216,89 @@
         <w:rPr>
           <w:b/>
           <w:bCs/>
-          <w:lang w:eastAsia="en-US"/>
+          <w:sz w:val="24"/>
+          <w:szCs w:val="24"/>
+          <w:lang w:eastAsia="en-US"/>
+        </w:rPr>
+        <w:t>2 Описание средств разработки</w:t>
+      </w:r>
+    </w:p>
+    <w:p>
+      <w:pPr>
+        <w:rPr>
+          <w:sz w:val="24"/>
+          <w:szCs w:val="24"/>
+          <w:lang w:eastAsia="en-US"/>
+        </w:rPr>
+      </w:pPr>
+      <w:r>
+        <w:rPr>
+          <w:sz w:val="24"/>
+          <w:szCs w:val="24"/>
+          <w:lang w:eastAsia="en-US"/>
+        </w:rPr>
+        <w:t>Для разработки программного средства была выбрана среда разработки Unity, предназначенная для создания интерактивных приложений с использованием графических и пользовательских интерфейсов. Выбор данной среды обусловлен необходимостью наглядного представления процесса выполнения алгоритмов сортировки, а также возможностью создания интерактивных элементов управления.</w:t>
+      </w:r>
+    </w:p>
+    <w:p>
+      <w:pPr>
+        <w:rPr>
+          <w:sz w:val="24"/>
+          <w:szCs w:val="24"/>
+          <w:lang w:eastAsia="en-US"/>
+        </w:rPr>
+      </w:pPr>
+      <w:r>
+        <w:rPr>
+          <w:sz w:val="24"/>
+          <w:szCs w:val="24"/>
+          <w:lang w:eastAsia="en-US"/>
+        </w:rPr>
+        <w:t>Основным языком программирования приложения является C#. Он используется для реализации алгоритмов сортировки, управления элементами интерфейса, подсчёта операций и организации взаимодействия между отдельными компонентами программы. В Unity скрипты на C# позволяют разделить программную логику на отдельные компоненты, что удобно при реализации нескольких алгоритмов сортировки.</w:t>
+      </w:r>
+    </w:p>
+    <w:p>
+      <w:pPr>
+        <w:rPr>
+          <w:sz w:val="24"/>
+          <w:szCs w:val="24"/>
+          <w:lang w:eastAsia="en-US"/>
+        </w:rPr>
+      </w:pPr>
+      <w:r>
+        <w:rPr>
+          <w:sz w:val="24"/>
+          <w:szCs w:val="24"/>
+          <w:lang w:eastAsia="en-US"/>
+        </w:rPr>
+        <w:t>Для отображения массива используются объекты сцены Unity, представленные в виде вертикальных столбиков. Высота каждого столбика соответствует значению элемента массива. При выполнении алгоритма положение и высота объектов изменяются, благодаря чему пользователь может непосредственно наблюдать за процессом сортировки</w:t>
+      </w:r>
+      <w:r>
+        <w:rPr>
+          <w:sz w:val="24"/>
+          <w:szCs w:val="24"/>
+          <w:highlight w:val="green"/>
+          <w:lang w:eastAsia="en-US"/>
+        </w:rPr>
+        <w:t>.</w:t>
+      </w:r>
+    </w:p>
+    <w:p>
+      <w:pPr>
+        <w:rPr>
+          <w:sz w:val="24"/>
+          <w:szCs w:val="24"/>
+          <w:lang w:val="en-US" w:eastAsia="en-US"/>
+        </w:rPr>
+      </w:pPr>
+      <w:r>
+        <w:rPr>
+          <w:noProof/>
+          <w:sz w:val="24"/>
+          <w:szCs w:val="24"/>
+          <w14:ligatures w14:val="standardContextual"/>
         </w:rPr>
         <w:lastRenderedPageBreak/>
-        <w:t>2 Описание средств разработки</w:t>
-      </w:r>
-    </w:p>
-    <w:p>
-      <w:pPr>
-        <w:rPr>
-          <w:lang w:eastAsia="en-US"/>
-        </w:rPr>
-      </w:pPr>
-      <w:r>
-        <w:rPr>
-          <w:lang w:eastAsia="en-US"/>
-        </w:rPr>
-        <w:t>Для разработки программного средства была выбрана среда разработки Unity, предназначенная для создания интерактивных приложений с использованием графических и пользовательских интерфейсов. Выбор данной среды обусловлен необходимостью наглядного представления процесса выполнения алгоритмов сортировки, а также возможностью создания интерактивных элементов управления.</w:t>
-      </w:r>
-    </w:p>
-    <w:p>
-      <w:pPr>
-        <w:rPr>
-          <w:lang w:eastAsia="en-US"/>
-        </w:rPr>
-      </w:pPr>
-      <w:r>
-        <w:rPr>
-          <w:lang w:eastAsia="en-US"/>
-        </w:rPr>
-        <w:t>Основным языком программирования приложения является C#. Он используется для реализации алгоритмов сортировки, управления элементами интерфейса, подсчёта операций и организации взаимодействия между отдельными компонентами программы. В Unity скрипты на C# позволяют разделить программную логику на отдельные компоненты, что удобно при реализации нескольких алгоритмов сортировки.</w:t>
-      </w:r>
-    </w:p>
-    <w:p>
-      <w:pPr>
-        <w:rPr>
-          <w:lang w:eastAsia="en-US"/>
-        </w:rPr>
-      </w:pPr>
-      <w:r>
-        <w:rPr>
-          <w:lang w:eastAsia="en-US"/>
-        </w:rPr>
-        <w:t>Для отображения массива используются объекты сцены Unity, представленные в виде вертикальных столбиков. Высота каждого столбика соответствует значению элемента массива. При выполнении алгоритма положение и высота объектов изменяются, благодаря чему пользователь может непосредственно наблюдать за процессом сортировки</w:t>
-      </w:r>
-      <w:r>
-        <w:rPr>
-          <w:highlight w:val="green"/>
-          <w:lang w:eastAsia="en-US"/>
-        </w:rPr>
-        <w:t>.</w:t>
-      </w:r>
-    </w:p>
-    <w:p>
-      <w:pPr>
-        <w:rPr>
-          <w:lang w:val="en-US" w:eastAsia="en-US"/>
-        </w:rPr>
-      </w:pPr>
-      <w:r>
-        <w:rPr>
-          <w:noProof/>
-          <w14:ligatures w14:val="standardContextual"/>
-        </w:rPr>
         <w:drawing>
           <wp:inline distT="0" distB="0" distL="0" distR="0" wp14:anchorId="225FCDFE" wp14:editId="6BB89700">
             <wp:extent cx="5940425" cy="3686810"/>
@@ -3169,6 +3339,8 @@
     <w:p>
       <w:pPr>
         <w:rPr>
+          <w:sz w:val="24"/>
+          <w:szCs w:val="24"/>
           <w:lang w:eastAsia="en-US"/>
         </w:rPr>
       </w:pPr>
@@ -3176,6 +3348,8 @@
         <w:rPr>
           <w:i/>
           <w:iCs/>
+          <w:sz w:val="24"/>
+          <w:szCs w:val="24"/>
           <w:highlight w:val="red"/>
           <w:lang w:eastAsia="en-US"/>
         </w:rPr>
@@ -3185,6 +3359,8 @@
         <w:rPr>
           <w:i/>
           <w:iCs/>
+          <w:sz w:val="24"/>
+          <w:szCs w:val="24"/>
           <w:lang w:eastAsia="en-US"/>
         </w:rPr>
         <w:t>сунок 1 – Визуальное представление массива в разработанном приложении.</w:t>
@@ -3193,11 +3369,15 @@
     <w:p>
       <w:pPr>
         <w:rPr>
-          <w:lang w:eastAsia="en-US"/>
-        </w:rPr>
-      </w:pPr>
-      <w:r>
-        <w:rPr>
+          <w:sz w:val="24"/>
+          <w:szCs w:val="24"/>
+          <w:lang w:eastAsia="en-US"/>
+        </w:rPr>
+      </w:pPr>
+      <w:r>
+        <w:rPr>
+          <w:sz w:val="24"/>
+          <w:szCs w:val="24"/>
           <w:lang w:eastAsia="en-US"/>
         </w:rPr>
         <w:t xml:space="preserve">Для управления приложением используется стандартная система пользовательского интерфейса Unity. С её помощью реализованы кнопки запуска и сброса сортировки, выбор алгоритма, настройка скорости выполнения и отображение текущего состояния программы. Для вывода текстовой информации используется компонент </w:t>
@@ -3205,6 +3385,8 @@
       <w:proofErr w:type="spellStart"/>
       <w:r>
         <w:rPr>
+          <w:sz w:val="24"/>
+          <w:szCs w:val="24"/>
           <w:lang w:eastAsia="en-US"/>
         </w:rPr>
         <w:t>TextMeshPro</w:t>
@@ -3212,6 +3394,8 @@
       <w:proofErr w:type="spellEnd"/>
       <w:r>
         <w:rPr>
+          <w:sz w:val="24"/>
+          <w:szCs w:val="24"/>
           <w:lang w:eastAsia="en-US"/>
         </w:rPr>
         <w:t>, позволяющий отображать название выбранного алгоритма, его характеристики, состояние выполнения и результаты измерений.</w:t>
@@ -3220,11 +3404,15 @@
     <w:p>
       <w:pPr>
         <w:rPr>
-          <w:lang w:eastAsia="en-US"/>
-        </w:rPr>
-      </w:pPr>
-      <w:r>
-        <w:rPr>
+          <w:sz w:val="24"/>
+          <w:szCs w:val="24"/>
+          <w:lang w:eastAsia="en-US"/>
+        </w:rPr>
+      </w:pPr>
+      <w:r>
+        <w:rPr>
+          <w:sz w:val="24"/>
+          <w:szCs w:val="24"/>
           <w:lang w:eastAsia="en-US"/>
         </w:rPr>
         <w:t>Для организации пошагового выполнения алгоритмов используются корутины Unity. Они позволяют приостанавливать выполнение алгоритма между отдельными операциями и продолжать его в последующих кадрах. Это используется для реализации анимации сравнений и обменов элементов, задержек между операциями, а также возможности приостановки и пошагового выполнения сортировки.</w:t>
@@ -3233,21 +3421,18 @@
     <w:p>
       <w:pPr>
         <w:rPr>
-          <w:lang w:eastAsia="en-US"/>
-        </w:rPr>
-      </w:pPr>
-      <w:r>
-        <w:rPr>
-          <w:lang w:eastAsia="en-US"/>
-        </w:rPr>
-        <w:t xml:space="preserve">Особое внимание уделено синхронизации алгоритма с его псевдокодом. Для этого в программе предусмотрен программный интерфейс визуализатора, через который </w:t>
-      </w:r>
-      <w:r>
-        <w:rPr>
-          <w:lang w:eastAsia="en-US"/>
-        </w:rPr>
-        <w:lastRenderedPageBreak/>
-        <w:t>алгоритм сообщает о текущем выполняемом действии. Соответствующая строка псевдокода подсвечивается во время выполнения операции, благодаря чему пользователь может одновременно наблюдать за изменением массива и понимать, какой фрагмент алгоритма выполняется в данный момент.</w:t>
+          <w:sz w:val="24"/>
+          <w:szCs w:val="24"/>
+          <w:lang w:eastAsia="en-US"/>
+        </w:rPr>
+      </w:pPr>
+      <w:r>
+        <w:rPr>
+          <w:sz w:val="24"/>
+          <w:szCs w:val="24"/>
+          <w:lang w:eastAsia="en-US"/>
+        </w:rPr>
+        <w:t>Особое внимание уделено синхронизации алгоритма с его псевдокодом. Для этого в программе предусмотрен программный интерфейс визуализатора, через который алгоритм сообщает о текущем выполняемом действии. Соответствующая строка псевдокода подсвечивается во время выполнения операции, благодаря чему пользователь может одновременно наблюдать за изменением массива и понимать, какой фрагмент алгоритма выполняется в данный момент.</w:t>
       </w:r>
     </w:p>
     <w:p>
@@ -3261,6 +3446,7 @@
           <w:noProof/>
           <w14:ligatures w14:val="standardContextual"/>
         </w:rPr>
+        <w:lastRenderedPageBreak/>
         <w:drawing>
           <wp:inline distT="0" distB="0" distL="0" distR="0" wp14:anchorId="2094D121" wp14:editId="6AB2BEA6">
             <wp:extent cx="5940425" cy="3970655"/>
@@ -3301,6 +3487,8 @@
     <w:p>
       <w:pPr>
         <w:rPr>
+          <w:sz w:val="24"/>
+          <w:szCs w:val="24"/>
           <w:lang w:eastAsia="en-US"/>
         </w:rPr>
       </w:pPr>
@@ -3308,6 +3496,8 @@
         <w:rPr>
           <w:i/>
           <w:iCs/>
+          <w:sz w:val="24"/>
+          <w:szCs w:val="24"/>
           <w:lang w:eastAsia="en-US"/>
         </w:rPr>
         <w:t>Рисунок 3 – Отображение псевдокода с подсветкой выполняемой строки.</w:t>
@@ -3316,11 +3506,15 @@
     <w:p>
       <w:pPr>
         <w:rPr>
-          <w:lang w:eastAsia="en-US"/>
-        </w:rPr>
-      </w:pPr>
-      <w:r>
-        <w:rPr>
+          <w:sz w:val="24"/>
+          <w:szCs w:val="24"/>
+          <w:lang w:eastAsia="en-US"/>
+        </w:rPr>
+      </w:pPr>
+      <w:r>
+        <w:rPr>
+          <w:sz w:val="24"/>
+          <w:szCs w:val="24"/>
           <w:lang w:eastAsia="en-US"/>
         </w:rPr>
         <w:t>Для обеспечения возможности использования нескольких алгоритмов применяется общий интерфейс сортировщика. Каждый алгоритм реализуется в отдельном классе, соответствующем данному интерфейсу. Благодаря этому контроллер приложения может работать с различными алгоритмами единообразно, не изменяя основную логику управления сортировкой.</w:t>
@@ -3329,11 +3523,15 @@
     <w:p>
       <w:pPr>
         <w:rPr>
-          <w:lang w:eastAsia="en-US"/>
-        </w:rPr>
-      </w:pPr>
-      <w:r>
-        <w:rPr>
+          <w:sz w:val="24"/>
+          <w:szCs w:val="24"/>
+          <w:lang w:eastAsia="en-US"/>
+        </w:rPr>
+      </w:pPr>
+      <w:r>
+        <w:rPr>
+          <w:sz w:val="24"/>
+          <w:szCs w:val="24"/>
           <w:lang w:eastAsia="en-US"/>
         </w:rPr>
         <w:t>Подсчёт характеристик алгоритмов осуществляется с помощью отдельного компонента счётчика операций. В процессе выполнения сортировки регистрируются сравнения элементов и обмены, что позволяет получать количественные показатели работы алгоритма. Дополнительно измеряется фактическое время выполнения сортировки.</w:t>
@@ -3342,11 +3540,15 @@
     <w:p>
       <w:pPr>
         <w:rPr>
-          <w:lang w:eastAsia="en-US"/>
-        </w:rPr>
-      </w:pPr>
-      <w:r>
-        <w:rPr>
+          <w:sz w:val="24"/>
+          <w:szCs w:val="24"/>
+          <w:lang w:eastAsia="en-US"/>
+        </w:rPr>
+      </w:pPr>
+      <w:r>
+        <w:rPr>
+          <w:sz w:val="24"/>
+          <w:szCs w:val="24"/>
           <w:lang w:eastAsia="en-US"/>
         </w:rPr>
         <w:t xml:space="preserve">Для сравнительного анализа алгоритмов предусмотрен отдельный механизм </w:t>
@@ -3354,6 +3556,8 @@
       <w:proofErr w:type="spellStart"/>
       <w:r>
         <w:rPr>
+          <w:sz w:val="24"/>
+          <w:szCs w:val="24"/>
           <w:lang w:eastAsia="en-US"/>
         </w:rPr>
         <w:t>Benchmark</w:t>
@@ -3361,6 +3565,8 @@
       <w:proofErr w:type="spellEnd"/>
       <w:r>
         <w:rPr>
+          <w:sz w:val="24"/>
+          <w:szCs w:val="24"/>
           <w:lang w:eastAsia="en-US"/>
         </w:rPr>
         <w:t>. Он выполняет выбранные алгоритмы на одинаковых исходных данных и формирует результаты, содержащие время выполнения, количество сравнений и количество обменов. Это позволяет сопоставлять алгоритмы не только по теоретическим характеристикам, но и по результатам их практического выполнения.</w:t>
@@ -3369,6 +3575,15 @@
     <w:p>
       <w:pPr>
         <w:rPr>
+          <w:lang w:eastAsia="en-US"/>
+        </w:rPr>
+      </w:pPr>
+    </w:p>
+    <w:p>
+      <w:pPr>
+        <w:rPr>
+          <w:sz w:val="24"/>
+          <w:szCs w:val="24"/>
           <w:lang w:eastAsia="en-US"/>
         </w:rPr>
       </w:pPr>
@@ -3379,7 +3594,7 @@
         </w:rPr>
         <w:lastRenderedPageBreak/>
         <w:drawing>
-          <wp:inline distT="0" distB="0" distL="0" distR="0" wp14:anchorId="28946E3A" wp14:editId="20BACF07">
+          <wp:inline distT="0" distB="0" distL="0" distR="0" wp14:anchorId="4E321BF9" wp14:editId="50F1D8B8">
             <wp:extent cx="5940425" cy="5057140"/>
             <wp:effectExtent l="0" t="0" r="3175" b="0"/>
             <wp:docPr id="3" name="Рисунок 3"/>
@@ -3414,17 +3629,12 @@
           </wp:inline>
         </w:drawing>
       </w:r>
-    </w:p>
-    <w:p>
-      <w:pPr>
-        <w:rPr>
-          <w:lang w:eastAsia="en-US"/>
-        </w:rPr>
-      </w:pPr>
       <w:r>
         <w:rPr>
           <w:i/>
           <w:iCs/>
+          <w:sz w:val="24"/>
+          <w:szCs w:val="24"/>
           <w:lang w:eastAsia="en-US"/>
         </w:rPr>
         <w:t>Рисунок 5 – Окно сравнительного тестирования алгоритмов.</w:t>
@@ -3433,11 +3643,15 @@
     <w:p>
       <w:pPr>
         <w:rPr>
-          <w:lang w:eastAsia="en-US"/>
-        </w:rPr>
-      </w:pPr>
-      <w:r>
-        <w:rPr>
+          <w:sz w:val="24"/>
+          <w:szCs w:val="24"/>
+          <w:lang w:eastAsia="en-US"/>
+        </w:rPr>
+      </w:pPr>
+      <w:r>
+        <w:rPr>
+          <w:sz w:val="24"/>
+          <w:szCs w:val="24"/>
           <w:lang w:eastAsia="en-US"/>
         </w:rPr>
         <w:t xml:space="preserve">Таким образом, для реализации приложения используются Unity и язык программирования C#, а также встроенные средства пользовательского интерфейса, корутины и компоненты </w:t>
@@ -3445,6 +3659,8 @@
       <w:proofErr w:type="spellStart"/>
       <w:r>
         <w:rPr>
+          <w:sz w:val="24"/>
+          <w:szCs w:val="24"/>
           <w:lang w:eastAsia="en-US"/>
         </w:rPr>
         <w:t>TextMeshPro</w:t>
@@ -3452,12 +3668,16 @@
       <w:proofErr w:type="spellEnd"/>
       <w:r>
         <w:rPr>
+          <w:sz w:val="24"/>
+          <w:szCs w:val="24"/>
           <w:lang w:eastAsia="en-US"/>
         </w:rPr>
         <w:t>. Выбранные средства позволяют объединить визуализацию массива, пошаговое выполнение алгоритмов, отображение псевдокода, управление процессом сортировки и сбор статистики в рамках одного программного средств</w:t>
       </w:r>
       <w:r>
         <w:rPr>
+          <w:sz w:val="24"/>
+          <w:szCs w:val="24"/>
           <w:highlight w:val="red"/>
           <w:lang w:eastAsia="en-US"/>
         </w:rPr>
@@ -3467,6 +3687,8 @@
     <w:p>
       <w:pPr>
         <w:rPr>
+          <w:sz w:val="24"/>
+          <w:szCs w:val="24"/>
           <w:lang w:eastAsia="en-US"/>
         </w:rPr>
       </w:pPr>
@@ -3588,7 +3810,6 @@
           <w:szCs w:val="28"/>
           <w:highlight w:val="green"/>
         </w:rPr>
-        <w:lastRenderedPageBreak/>
         <w:t>3</w:t>
       </w:r>
       <w:r>
@@ -3605,11 +3826,15 @@
     <w:p>
       <w:pPr>
         <w:rPr>
-          <w:lang w:eastAsia="en-US"/>
-        </w:rPr>
-      </w:pPr>
-      <w:r>
-        <w:rPr>
+          <w:sz w:val="24"/>
+          <w:szCs w:val="24"/>
+          <w:lang w:eastAsia="en-US"/>
+        </w:rPr>
+      </w:pPr>
+      <w:r>
+        <w:rPr>
+          <w:sz w:val="24"/>
+          <w:szCs w:val="24"/>
           <w:lang w:eastAsia="en-US"/>
         </w:rPr>
         <w:t>В данной работе программная реализация приложения разделена на несколько взаимосвязанных компонентов, каждый из которых отвечает за определённую часть функциональности. Такое разделение позволяет независимо реализовывать алгоритмы сортировки, визуализацию их выполнения, пользовательский интерфейс и сбор статистики.</w:t>
@@ -3618,11 +3843,15 @@
     <w:p>
       <w:pPr>
         <w:rPr>
-          <w:lang w:eastAsia="en-US"/>
-        </w:rPr>
-      </w:pPr>
-      <w:r>
-        <w:rPr>
+          <w:sz w:val="24"/>
+          <w:szCs w:val="24"/>
+          <w:lang w:eastAsia="en-US"/>
+        </w:rPr>
+      </w:pPr>
+      <w:r>
+        <w:rPr>
+          <w:sz w:val="24"/>
+          <w:szCs w:val="24"/>
           <w:lang w:eastAsia="en-US"/>
         </w:rPr>
         <w:t>Основу программной части составляют следующие группы компонентов:</w:t>
@@ -3635,6 +3864,8 @@
           <w:numId w:val="3"/>
         </w:numPr>
         <w:rPr>
+          <w:sz w:val="24"/>
+          <w:szCs w:val="24"/>
           <w:lang w:eastAsia="en-US"/>
         </w:rPr>
       </w:pPr>
@@ -3642,12 +3873,16 @@
         <w:rPr>
           <w:b/>
           <w:bCs/>
+          <w:sz w:val="24"/>
+          <w:szCs w:val="24"/>
           <w:lang w:eastAsia="en-US"/>
         </w:rPr>
         <w:t>управление приложением</w:t>
       </w:r>
       <w:r>
         <w:rPr>
+          <w:sz w:val="24"/>
+          <w:szCs w:val="24"/>
           <w:lang w:eastAsia="en-US"/>
         </w:rPr>
         <w:t xml:space="preserve"> — SortController; </w:t>
@@ -3660,6 +3895,8 @@
           <w:numId w:val="3"/>
         </w:numPr>
         <w:rPr>
+          <w:sz w:val="24"/>
+          <w:szCs w:val="24"/>
           <w:lang w:eastAsia="en-US"/>
         </w:rPr>
       </w:pPr>
@@ -3667,12 +3904,16 @@
         <w:rPr>
           <w:b/>
           <w:bCs/>
+          <w:sz w:val="24"/>
+          <w:szCs w:val="24"/>
           <w:lang w:eastAsia="en-US"/>
         </w:rPr>
         <w:t>визуализация массива и выполнения алгоритмов</w:t>
       </w:r>
       <w:r>
         <w:rPr>
+          <w:sz w:val="24"/>
+          <w:szCs w:val="24"/>
           <w:lang w:eastAsia="en-US"/>
         </w:rPr>
         <w:t xml:space="preserve"> — ArrayVisualizer, IVisualizerAPI; </w:t>
@@ -3685,6 +3926,8 @@
           <w:numId w:val="3"/>
         </w:numPr>
         <w:rPr>
+          <w:sz w:val="24"/>
+          <w:szCs w:val="24"/>
           <w:lang w:eastAsia="en-US"/>
         </w:rPr>
       </w:pPr>
@@ -3692,12 +3935,16 @@
         <w:rPr>
           <w:b/>
           <w:bCs/>
+          <w:sz w:val="24"/>
+          <w:szCs w:val="24"/>
           <w:lang w:eastAsia="en-US"/>
         </w:rPr>
         <w:t>реализация алгоритмов сортировки</w:t>
       </w:r>
       <w:r>
         <w:rPr>
+          <w:sz w:val="24"/>
+          <w:szCs w:val="24"/>
           <w:lang w:eastAsia="en-US"/>
         </w:rPr>
         <w:t xml:space="preserve"> — отдельные классы-сортировщики, реализующие интерфейс ISorter; </w:t>
@@ -3710,6 +3957,8 @@
           <w:numId w:val="3"/>
         </w:numPr>
         <w:rPr>
+          <w:sz w:val="24"/>
+          <w:szCs w:val="24"/>
           <w:lang w:eastAsia="en-US"/>
         </w:rPr>
       </w:pPr>
@@ -3717,12 +3966,16 @@
         <w:rPr>
           <w:b/>
           <w:bCs/>
+          <w:sz w:val="24"/>
+          <w:szCs w:val="24"/>
           <w:lang w:eastAsia="en-US"/>
         </w:rPr>
         <w:t>подсчёт операций</w:t>
       </w:r>
       <w:r>
         <w:rPr>
+          <w:sz w:val="24"/>
+          <w:szCs w:val="24"/>
           <w:lang w:eastAsia="en-US"/>
         </w:rPr>
         <w:t xml:space="preserve"> — </w:t>
@@ -3730,6 +3983,8 @@
       <w:proofErr w:type="spellStart"/>
       <w:r>
         <w:rPr>
+          <w:sz w:val="24"/>
+          <w:szCs w:val="24"/>
           <w:lang w:eastAsia="en-US"/>
         </w:rPr>
         <w:t>OperationCounter</w:t>
@@ -3737,6 +3992,8 @@
       <w:proofErr w:type="spellEnd"/>
       <w:r>
         <w:rPr>
+          <w:sz w:val="24"/>
+          <w:szCs w:val="24"/>
           <w:lang w:eastAsia="en-US"/>
         </w:rPr>
         <w:t xml:space="preserve">, </w:t>
@@ -3744,6 +4001,8 @@
       <w:proofErr w:type="spellStart"/>
       <w:r>
         <w:rPr>
+          <w:sz w:val="24"/>
+          <w:szCs w:val="24"/>
           <w:lang w:eastAsia="en-US"/>
         </w:rPr>
         <w:t>IOperationCounter</w:t>
@@ -3751,6 +4010,8 @@
       <w:proofErr w:type="spellEnd"/>
       <w:r>
         <w:rPr>
+          <w:sz w:val="24"/>
+          <w:szCs w:val="24"/>
           <w:lang w:eastAsia="en-US"/>
         </w:rPr>
         <w:t xml:space="preserve">; </w:t>
@@ -3763,6 +4024,8 @@
           <w:numId w:val="3"/>
         </w:numPr>
         <w:rPr>
+          <w:sz w:val="24"/>
+          <w:szCs w:val="24"/>
           <w:lang w:eastAsia="en-US"/>
         </w:rPr>
       </w:pPr>
@@ -3770,12 +4033,16 @@
         <w:rPr>
           <w:b/>
           <w:bCs/>
+          <w:sz w:val="24"/>
+          <w:szCs w:val="24"/>
           <w:lang w:eastAsia="en-US"/>
         </w:rPr>
         <w:t>управление состоянием выполнения</w:t>
       </w:r>
       <w:r>
         <w:rPr>
+          <w:sz w:val="24"/>
+          <w:szCs w:val="24"/>
           <w:lang w:eastAsia="en-US"/>
         </w:rPr>
         <w:t xml:space="preserve"> — </w:t>
@@ -3783,6 +4050,8 @@
       <w:proofErr w:type="spellStart"/>
       <w:r>
         <w:rPr>
+          <w:sz w:val="24"/>
+          <w:szCs w:val="24"/>
           <w:lang w:eastAsia="en-US"/>
         </w:rPr>
         <w:t>SortingState</w:t>
@@ -3790,6 +4059,8 @@
       <w:proofErr w:type="spellEnd"/>
       <w:r>
         <w:rPr>
+          <w:sz w:val="24"/>
+          <w:szCs w:val="24"/>
           <w:lang w:eastAsia="en-US"/>
         </w:rPr>
         <w:t xml:space="preserve">, </w:t>
@@ -3797,6 +4068,8 @@
       <w:proofErr w:type="spellStart"/>
       <w:r>
         <w:rPr>
+          <w:sz w:val="24"/>
+          <w:szCs w:val="24"/>
           <w:lang w:eastAsia="en-US"/>
         </w:rPr>
         <w:t>SortingHelper</w:t>
@@ -3804,6 +4077,8 @@
       <w:proofErr w:type="spellEnd"/>
       <w:r>
         <w:rPr>
+          <w:sz w:val="24"/>
+          <w:szCs w:val="24"/>
           <w:lang w:eastAsia="en-US"/>
         </w:rPr>
         <w:t xml:space="preserve">; </w:t>
@@ -3816,6 +4091,8 @@
           <w:numId w:val="3"/>
         </w:numPr>
         <w:rPr>
+          <w:sz w:val="24"/>
+          <w:szCs w:val="24"/>
           <w:lang w:eastAsia="en-US"/>
         </w:rPr>
       </w:pPr>
@@ -3823,12 +4100,16 @@
         <w:rPr>
           <w:b/>
           <w:bCs/>
+          <w:sz w:val="24"/>
+          <w:szCs w:val="24"/>
           <w:lang w:eastAsia="en-US"/>
         </w:rPr>
         <w:t>настройка анимации и скорости</w:t>
       </w:r>
       <w:r>
         <w:rPr>
+          <w:sz w:val="24"/>
+          <w:szCs w:val="24"/>
           <w:lang w:eastAsia="en-US"/>
         </w:rPr>
         <w:t xml:space="preserve"> — </w:t>
@@ -3836,6 +4117,8 @@
       <w:proofErr w:type="spellStart"/>
       <w:r>
         <w:rPr>
+          <w:sz w:val="24"/>
+          <w:szCs w:val="24"/>
           <w:lang w:eastAsia="en-US"/>
         </w:rPr>
         <w:t>AnimationSettings</w:t>
@@ -3843,6 +4126,8 @@
       <w:proofErr w:type="spellEnd"/>
       <w:r>
         <w:rPr>
+          <w:sz w:val="24"/>
+          <w:szCs w:val="24"/>
           <w:lang w:eastAsia="en-US"/>
         </w:rPr>
         <w:t xml:space="preserve">; </w:t>
@@ -3855,6 +4140,8 @@
           <w:numId w:val="3"/>
         </w:numPr>
         <w:rPr>
+          <w:sz w:val="24"/>
+          <w:szCs w:val="24"/>
           <w:lang w:eastAsia="en-US"/>
         </w:rPr>
       </w:pPr>
@@ -3862,18 +4149,24 @@
         <w:rPr>
           <w:b/>
           <w:bCs/>
+          <w:sz w:val="24"/>
+          <w:szCs w:val="24"/>
           <w:lang w:eastAsia="en-US"/>
         </w:rPr>
         <w:t>сравнительное тестирование</w:t>
       </w:r>
       <w:r>
         <w:rPr>
+          <w:sz w:val="24"/>
+          <w:szCs w:val="24"/>
           <w:lang w:eastAsia="en-US"/>
         </w:rPr>
         <w:t xml:space="preserve"> — </w:t>
       </w:r>
       <w:r>
         <w:rPr>
+          <w:sz w:val="24"/>
+          <w:szCs w:val="24"/>
           <w:lang w:eastAsia="en-US"/>
         </w:rPr>
         <w:t xml:space="preserve">классы для проведения </w:t>
@@ -3881,6 +4174,8 @@
       <w:proofErr w:type="spellStart"/>
       <w:r>
         <w:rPr>
+          <w:sz w:val="24"/>
+          <w:szCs w:val="24"/>
           <w:lang w:eastAsia="en-US"/>
         </w:rPr>
         <w:t>Benchmark</w:t>
@@ -3888,6 +4183,8 @@
       <w:proofErr w:type="spellEnd"/>
       <w:r>
         <w:rPr>
+          <w:sz w:val="24"/>
+          <w:szCs w:val="24"/>
           <w:lang w:eastAsia="en-US"/>
         </w:rPr>
         <w:t xml:space="preserve">-тестирования и </w:t>
@@ -3895,6 +4192,8 @@
       <w:proofErr w:type="spellStart"/>
       <w:r>
         <w:rPr>
+          <w:sz w:val="24"/>
+          <w:szCs w:val="24"/>
           <w:lang w:eastAsia="en-US"/>
         </w:rPr>
         <w:t>BenchmarkManager</w:t>
@@ -3902,6 +4201,8 @@
       <w:proofErr w:type="spellEnd"/>
       <w:r>
         <w:rPr>
+          <w:sz w:val="24"/>
+          <w:szCs w:val="24"/>
           <w:lang w:eastAsia="en-US"/>
         </w:rPr>
         <w:t xml:space="preserve">; </w:t>
@@ -3914,6 +4215,8 @@
           <w:numId w:val="3"/>
         </w:numPr>
         <w:rPr>
+          <w:sz w:val="24"/>
+          <w:szCs w:val="24"/>
           <w:lang w:eastAsia="en-US"/>
         </w:rPr>
       </w:pPr>
@@ -3921,12 +4224,16 @@
         <w:rPr>
           <w:b/>
           <w:bCs/>
+          <w:sz w:val="24"/>
+          <w:szCs w:val="24"/>
           <w:lang w:eastAsia="en-US"/>
         </w:rPr>
         <w:t>отображение результатов и информации об алгоритмах</w:t>
       </w:r>
       <w:r>
         <w:rPr>
+          <w:sz w:val="24"/>
+          <w:szCs w:val="24"/>
           <w:lang w:eastAsia="en-US"/>
         </w:rPr>
         <w:t xml:space="preserve"> — соответствующие компоненты пользовательского интерфейса. </w:t>
@@ -3935,17 +4242,23 @@
     <w:p>
       <w:pPr>
         <w:rPr>
-          <w:lang w:eastAsia="en-US"/>
-        </w:rPr>
-      </w:pPr>
-      <w:r>
-        <w:rPr>
+          <w:sz w:val="24"/>
+          <w:szCs w:val="24"/>
+          <w:lang w:eastAsia="en-US"/>
+        </w:rPr>
+      </w:pPr>
+      <w:r>
+        <w:rPr>
+          <w:sz w:val="24"/>
+          <w:szCs w:val="24"/>
           <w:lang w:eastAsia="en-US"/>
         </w:rPr>
         <w:t>Такое разделение позволяет рассматривать программный код не как совокупность отдельных файлов, а как несколько функциональных частей, взаимодействующих между собой</w:t>
       </w:r>
       <w:r>
         <w:rPr>
+          <w:sz w:val="24"/>
+          <w:szCs w:val="24"/>
           <w:highlight w:val="green"/>
           <w:lang w:eastAsia="en-US"/>
         </w:rPr>
@@ -3955,6 +4268,8 @@
     <w:p>
       <w:pPr>
         <w:rPr>
+          <w:sz w:val="24"/>
+          <w:szCs w:val="24"/>
           <w:lang w:eastAsia="en-US"/>
         </w:rPr>
       </w:pPr>
@@ -3962,14 +4277,29 @@
         <w:rPr>
           <w:i/>
           <w:iCs/>
-          <w:lang w:eastAsia="en-US"/>
-        </w:rPr>
-        <w:t xml:space="preserve">Рисунок 6 – Общая структура программных компонентов </w:t>
+          <w:sz w:val="24"/>
+          <w:szCs w:val="24"/>
+          <w:highlight w:val="magenta"/>
+          <w:lang w:eastAsia="en-US"/>
+        </w:rPr>
+        <w:t>Рисунок 6 – Общая структура программных</w:t>
       </w:r>
       <w:r>
         <w:rPr>
           <w:i/>
           <w:iCs/>
+          <w:sz w:val="24"/>
+          <w:szCs w:val="24"/>
+          <w:lang w:eastAsia="en-US"/>
+        </w:rPr>
+        <w:t xml:space="preserve"> компонентов </w:t>
+      </w:r>
+      <w:r>
+        <w:rPr>
+          <w:i/>
+          <w:iCs/>
+          <w:sz w:val="24"/>
+          <w:szCs w:val="24"/>
           <w:highlight w:val="red"/>
           <w:lang w:eastAsia="en-US"/>
         </w:rPr>
@@ -3981,6 +4311,8 @@
         <w:rPr>
           <w:b/>
           <w:bCs/>
+          <w:sz w:val="28"/>
+          <w:szCs w:val="28"/>
           <w:lang w:eastAsia="en-US"/>
         </w:rPr>
       </w:pPr>
@@ -3988,70 +4320,5476 @@
         <w:rPr>
           <w:b/>
           <w:bCs/>
-          <w:lang w:eastAsia="en-US"/>
-        </w:rPr>
-        <w:t>3.1 Управление приложение</w:t>
-      </w:r>
+          <w:sz w:val="28"/>
+          <w:szCs w:val="28"/>
+          <w:lang w:eastAsia="en-US"/>
+        </w:rPr>
+        <w:t>3.1 Класс SortController</w:t>
+      </w:r>
+    </w:p>
+    <w:p>
+      <w:pPr>
+        <w:rPr>
+          <w:sz w:val="24"/>
+          <w:szCs w:val="24"/>
+          <w:lang w:eastAsia="en-US"/>
+        </w:rPr>
+      </w:pPr>
+      <w:r>
+        <w:rPr>
+          <w:sz w:val="24"/>
+          <w:szCs w:val="24"/>
+          <w:lang w:eastAsia="en-US"/>
+        </w:rPr>
+        <w:t>Класс SortController является основным управляющим компонентом приложения. Он связывает пользовательский интерфейс с реализациями алгоритмов сортировки и отвечает за запуск, остановку и перезапуск процесса сортировки.</w:t>
+      </w:r>
+    </w:p>
+    <w:p>
+      <w:pPr>
+        <w:rPr>
+          <w:sz w:val="24"/>
+          <w:szCs w:val="24"/>
+          <w:lang w:eastAsia="en-US"/>
+        </w:rPr>
+      </w:pPr>
+      <w:r>
+        <w:rPr>
+          <w:sz w:val="24"/>
+          <w:szCs w:val="24"/>
+          <w:lang w:eastAsia="en-US"/>
+        </w:rPr>
+        <w:t>При запуске приложения класс формирует исходный массив и передаёт его в ArrayVisualizer для отображения. При выборе пользователем алгоритма создаётся соответствующий объект, реализующий интерфейс ISorter.</w:t>
+      </w:r>
+    </w:p>
+    <w:p>
+      <w:pPr>
+        <w:rPr>
+          <w:sz w:val="24"/>
+          <w:szCs w:val="24"/>
+          <w:highlight w:val="red"/>
+          <w:lang w:eastAsia="en-US"/>
+        </w:rPr>
+      </w:pPr>
+      <w:r>
+        <w:rPr>
+          <w:sz w:val="24"/>
+          <w:szCs w:val="24"/>
+          <w:lang w:eastAsia="en-US"/>
+        </w:rPr>
+        <w:t xml:space="preserve">Например, выбор алгоритма выполняется с помощью конструкции </w:t>
+      </w:r>
+      <w:proofErr w:type="spellStart"/>
+      <w:r>
+        <w:rPr>
+          <w:sz w:val="24"/>
+          <w:szCs w:val="24"/>
+          <w:highlight w:val="red"/>
+          <w:lang w:eastAsia="en-US"/>
+        </w:rPr>
+        <w:t>switch</w:t>
+      </w:r>
+      <w:proofErr w:type="spellEnd"/>
+      <w:r>
+        <w:rPr>
+          <w:sz w:val="24"/>
+          <w:szCs w:val="24"/>
+          <w:highlight w:val="red"/>
+          <w:lang w:eastAsia="en-US"/>
+        </w:rPr>
+        <w:t>:</w:t>
+      </w:r>
+    </w:p>
+    <w:p>
+      <w:pPr>
+        <w:rPr>
+          <w:sz w:val="24"/>
+          <w:szCs w:val="24"/>
+          <w:highlight w:val="red"/>
+          <w:lang w:val="en-US" w:eastAsia="en-US"/>
+        </w:rPr>
+      </w:pPr>
+      <w:r>
+        <w:rPr>
+          <w:sz w:val="24"/>
+          <w:szCs w:val="24"/>
+          <w:highlight w:val="red"/>
+          <w:lang w:val="en-US" w:eastAsia="en-US"/>
+        </w:rPr>
+        <w:t>switch (</w:t>
+      </w:r>
+      <w:proofErr w:type="spellStart"/>
+      <w:r>
+        <w:rPr>
+          <w:sz w:val="24"/>
+          <w:szCs w:val="24"/>
+          <w:highlight w:val="red"/>
+          <w:lang w:val="en-US" w:eastAsia="en-US"/>
+        </w:rPr>
+        <w:t>algorithmDropdown.value</w:t>
+      </w:r>
+      <w:proofErr w:type="spellEnd"/>
+      <w:r>
+        <w:rPr>
+          <w:sz w:val="24"/>
+          <w:szCs w:val="24"/>
+          <w:highlight w:val="red"/>
+          <w:lang w:val="en-US" w:eastAsia="en-US"/>
+        </w:rPr>
+        <w:t>)</w:t>
+      </w:r>
+    </w:p>
+    <w:p>
+      <w:pPr>
+        <w:rPr>
+          <w:sz w:val="24"/>
+          <w:szCs w:val="24"/>
+          <w:highlight w:val="red"/>
+          <w:lang w:val="en-US" w:eastAsia="en-US"/>
+        </w:rPr>
+      </w:pPr>
+      <w:r>
+        <w:rPr>
+          <w:sz w:val="24"/>
+          <w:szCs w:val="24"/>
+          <w:highlight w:val="red"/>
+          <w:lang w:val="en-US" w:eastAsia="en-US"/>
+        </w:rPr>
+        <w:t>{</w:t>
+      </w:r>
+    </w:p>
+    <w:p>
+      <w:pPr>
+        <w:rPr>
+          <w:sz w:val="24"/>
+          <w:szCs w:val="24"/>
+          <w:highlight w:val="red"/>
+          <w:lang w:val="en-US" w:eastAsia="en-US"/>
+        </w:rPr>
+      </w:pPr>
+      <w:r>
+        <w:rPr>
+          <w:sz w:val="24"/>
+          <w:szCs w:val="24"/>
+          <w:highlight w:val="red"/>
+          <w:lang w:val="en-US" w:eastAsia="en-US"/>
+        </w:rPr>
+        <w:t xml:space="preserve">    case 0:</w:t>
+      </w:r>
+    </w:p>
+    <w:p>
+      <w:pPr>
+        <w:rPr>
+          <w:sz w:val="24"/>
+          <w:szCs w:val="24"/>
+          <w:highlight w:val="red"/>
+          <w:lang w:val="en-US" w:eastAsia="en-US"/>
+        </w:rPr>
+      </w:pPr>
+      <w:r>
+        <w:rPr>
+          <w:sz w:val="24"/>
+          <w:szCs w:val="24"/>
+          <w:highlight w:val="red"/>
+          <w:lang w:val="en-US" w:eastAsia="en-US"/>
+        </w:rPr>
+        <w:t xml:space="preserve">        sorter = new </w:t>
+      </w:r>
+      <w:proofErr w:type="gramStart"/>
+      <w:r>
+        <w:rPr>
+          <w:sz w:val="24"/>
+          <w:szCs w:val="24"/>
+          <w:highlight w:val="red"/>
+          <w:lang w:val="en-US" w:eastAsia="en-US"/>
+        </w:rPr>
+        <w:t>BubbleSorter(</w:t>
+      </w:r>
+      <w:proofErr w:type="gramEnd"/>
+      <w:r>
+        <w:rPr>
+          <w:sz w:val="24"/>
+          <w:szCs w:val="24"/>
+          <w:highlight w:val="red"/>
+          <w:lang w:val="en-US" w:eastAsia="en-US"/>
+        </w:rPr>
+        <w:t>);</w:t>
+      </w:r>
+    </w:p>
+    <w:p>
+      <w:pPr>
+        <w:rPr>
+          <w:sz w:val="24"/>
+          <w:szCs w:val="24"/>
+          <w:highlight w:val="red"/>
+          <w:lang w:val="en-US" w:eastAsia="en-US"/>
+        </w:rPr>
+      </w:pPr>
+      <w:r>
+        <w:rPr>
+          <w:sz w:val="24"/>
+          <w:szCs w:val="24"/>
+          <w:highlight w:val="red"/>
+          <w:lang w:val="en-US" w:eastAsia="en-US"/>
+        </w:rPr>
+        <w:t xml:space="preserve">        break;</w:t>
+      </w:r>
+    </w:p>
+    <w:p>
+      <w:pPr>
+        <w:rPr>
+          <w:sz w:val="24"/>
+          <w:szCs w:val="24"/>
+          <w:highlight w:val="red"/>
+          <w:lang w:val="en-US" w:eastAsia="en-US"/>
+        </w:rPr>
+      </w:pPr>
+    </w:p>
+    <w:p>
+      <w:pPr>
+        <w:rPr>
+          <w:sz w:val="24"/>
+          <w:szCs w:val="24"/>
+          <w:highlight w:val="red"/>
+          <w:lang w:val="en-US" w:eastAsia="en-US"/>
+        </w:rPr>
+      </w:pPr>
+      <w:r>
+        <w:rPr>
+          <w:sz w:val="24"/>
+          <w:szCs w:val="24"/>
+          <w:highlight w:val="red"/>
+          <w:lang w:val="en-US" w:eastAsia="en-US"/>
+        </w:rPr>
+        <w:t xml:space="preserve">    case 1:</w:t>
+      </w:r>
+    </w:p>
+    <w:p>
+      <w:pPr>
+        <w:rPr>
+          <w:sz w:val="24"/>
+          <w:szCs w:val="24"/>
+          <w:highlight w:val="red"/>
+          <w:lang w:val="en-US" w:eastAsia="en-US"/>
+        </w:rPr>
+      </w:pPr>
+      <w:r>
+        <w:rPr>
+          <w:sz w:val="24"/>
+          <w:szCs w:val="24"/>
+          <w:highlight w:val="red"/>
+          <w:lang w:val="en-US" w:eastAsia="en-US"/>
+        </w:rPr>
+        <w:t xml:space="preserve">        sorter = new </w:t>
+      </w:r>
+      <w:proofErr w:type="spellStart"/>
+      <w:proofErr w:type="gramStart"/>
+      <w:r>
+        <w:rPr>
+          <w:sz w:val="24"/>
+          <w:szCs w:val="24"/>
+          <w:highlight w:val="red"/>
+          <w:lang w:val="en-US" w:eastAsia="en-US"/>
+        </w:rPr>
+        <w:t>InsertionSorter</w:t>
+      </w:r>
+      <w:proofErr w:type="spellEnd"/>
+      <w:r>
+        <w:rPr>
+          <w:sz w:val="24"/>
+          <w:szCs w:val="24"/>
+          <w:highlight w:val="red"/>
+          <w:lang w:val="en-US" w:eastAsia="en-US"/>
+        </w:rPr>
+        <w:t>(</w:t>
+      </w:r>
+      <w:proofErr w:type="gramEnd"/>
+      <w:r>
+        <w:rPr>
+          <w:sz w:val="24"/>
+          <w:szCs w:val="24"/>
+          <w:highlight w:val="red"/>
+          <w:lang w:val="en-US" w:eastAsia="en-US"/>
+        </w:rPr>
+        <w:t>);</w:t>
+      </w:r>
+    </w:p>
+    <w:p>
+      <w:pPr>
+        <w:rPr>
+          <w:sz w:val="24"/>
+          <w:szCs w:val="24"/>
+          <w:highlight w:val="red"/>
+          <w:lang w:val="en-US" w:eastAsia="en-US"/>
+        </w:rPr>
+      </w:pPr>
+      <w:r>
+        <w:rPr>
+          <w:sz w:val="24"/>
+          <w:szCs w:val="24"/>
+          <w:highlight w:val="red"/>
+          <w:lang w:val="en-US" w:eastAsia="en-US"/>
+        </w:rPr>
+        <w:t xml:space="preserve">        break;</w:t>
+      </w:r>
+    </w:p>
+    <w:p>
+      <w:pPr>
+        <w:rPr>
+          <w:sz w:val="24"/>
+          <w:szCs w:val="24"/>
+          <w:highlight w:val="red"/>
+          <w:lang w:val="en-US" w:eastAsia="en-US"/>
+        </w:rPr>
+      </w:pPr>
+    </w:p>
+    <w:p>
+      <w:pPr>
+        <w:rPr>
+          <w:sz w:val="24"/>
+          <w:szCs w:val="24"/>
+          <w:highlight w:val="red"/>
+          <w:lang w:val="en-US" w:eastAsia="en-US"/>
+        </w:rPr>
+      </w:pPr>
+      <w:r>
+        <w:rPr>
+          <w:sz w:val="24"/>
+          <w:szCs w:val="24"/>
+          <w:highlight w:val="red"/>
+          <w:lang w:val="en-US" w:eastAsia="en-US"/>
+        </w:rPr>
+        <w:t xml:space="preserve">    case 2:</w:t>
+      </w:r>
+    </w:p>
+    <w:p>
+      <w:pPr>
+        <w:rPr>
+          <w:sz w:val="24"/>
+          <w:szCs w:val="24"/>
+          <w:highlight w:val="red"/>
+          <w:lang w:val="en-US" w:eastAsia="en-US"/>
+        </w:rPr>
+      </w:pPr>
+      <w:r>
+        <w:rPr>
+          <w:sz w:val="24"/>
+          <w:szCs w:val="24"/>
+          <w:highlight w:val="red"/>
+          <w:lang w:val="en-US" w:eastAsia="en-US"/>
+        </w:rPr>
+        <w:t xml:space="preserve">        sorter = new </w:t>
+      </w:r>
+      <w:proofErr w:type="spellStart"/>
+      <w:proofErr w:type="gramStart"/>
+      <w:r>
+        <w:rPr>
+          <w:sz w:val="24"/>
+          <w:szCs w:val="24"/>
+          <w:highlight w:val="red"/>
+          <w:lang w:val="en-US" w:eastAsia="en-US"/>
+        </w:rPr>
+        <w:t>SelectionSorter</w:t>
+      </w:r>
+      <w:proofErr w:type="spellEnd"/>
+      <w:r>
+        <w:rPr>
+          <w:sz w:val="24"/>
+          <w:szCs w:val="24"/>
+          <w:highlight w:val="red"/>
+          <w:lang w:val="en-US" w:eastAsia="en-US"/>
+        </w:rPr>
+        <w:t>(</w:t>
+      </w:r>
+      <w:proofErr w:type="gramEnd"/>
+      <w:r>
+        <w:rPr>
+          <w:sz w:val="24"/>
+          <w:szCs w:val="24"/>
+          <w:highlight w:val="red"/>
+          <w:lang w:val="en-US" w:eastAsia="en-US"/>
+        </w:rPr>
+        <w:t>);</w:t>
+      </w:r>
+    </w:p>
+    <w:p>
+      <w:pPr>
+        <w:rPr>
+          <w:sz w:val="24"/>
+          <w:szCs w:val="24"/>
+          <w:highlight w:val="red"/>
+          <w:lang w:val="en-US" w:eastAsia="en-US"/>
+        </w:rPr>
+      </w:pPr>
+      <w:r>
+        <w:rPr>
+          <w:sz w:val="24"/>
+          <w:szCs w:val="24"/>
+          <w:highlight w:val="red"/>
+          <w:lang w:val="en-US" w:eastAsia="en-US"/>
+        </w:rPr>
+        <w:t xml:space="preserve">        break;</w:t>
+      </w:r>
+    </w:p>
+    <w:p>
+      <w:pPr>
+        <w:rPr>
+          <w:sz w:val="24"/>
+          <w:szCs w:val="24"/>
+          <w:highlight w:val="red"/>
+          <w:lang w:val="en-US" w:eastAsia="en-US"/>
+        </w:rPr>
+      </w:pPr>
+    </w:p>
+    <w:p>
+      <w:pPr>
+        <w:rPr>
+          <w:sz w:val="24"/>
+          <w:szCs w:val="24"/>
+          <w:highlight w:val="red"/>
+          <w:lang w:val="en-US" w:eastAsia="en-US"/>
+        </w:rPr>
+      </w:pPr>
+      <w:r>
+        <w:rPr>
+          <w:sz w:val="24"/>
+          <w:szCs w:val="24"/>
+          <w:highlight w:val="red"/>
+          <w:lang w:val="en-US" w:eastAsia="en-US"/>
+        </w:rPr>
+        <w:t xml:space="preserve">    // ...</w:t>
+      </w:r>
+    </w:p>
+    <w:p>
+      <w:pPr>
+        <w:rPr>
+          <w:sz w:val="24"/>
+          <w:szCs w:val="24"/>
+          <w:highlight w:val="red"/>
+          <w:lang w:val="en-US" w:eastAsia="en-US"/>
+        </w:rPr>
+      </w:pPr>
+    </w:p>
+    <w:p>
+      <w:pPr>
+        <w:rPr>
+          <w:sz w:val="24"/>
+          <w:szCs w:val="24"/>
+          <w:highlight w:val="red"/>
+          <w:lang w:val="en-US" w:eastAsia="en-US"/>
+        </w:rPr>
+      </w:pPr>
+      <w:r>
+        <w:rPr>
+          <w:sz w:val="24"/>
+          <w:szCs w:val="24"/>
+          <w:highlight w:val="red"/>
+          <w:lang w:val="en-US" w:eastAsia="en-US"/>
+        </w:rPr>
+        <w:t xml:space="preserve">    case 14:</w:t>
+      </w:r>
+    </w:p>
+    <w:p>
+      <w:pPr>
+        <w:rPr>
+          <w:highlight w:val="red"/>
+          <w:lang w:val="en-US" w:eastAsia="en-US"/>
+        </w:rPr>
+      </w:pPr>
+      <w:r>
+        <w:rPr>
+          <w:highlight w:val="red"/>
+          <w:lang w:val="en-US" w:eastAsia="en-US"/>
+        </w:rPr>
+        <w:t xml:space="preserve">        sorter = new </w:t>
+      </w:r>
+      <w:proofErr w:type="spellStart"/>
+      <w:proofErr w:type="gramStart"/>
+      <w:r>
+        <w:rPr>
+          <w:highlight w:val="red"/>
+          <w:lang w:val="en-US" w:eastAsia="en-US"/>
+        </w:rPr>
+        <w:t>BitonicSorter</w:t>
+      </w:r>
+      <w:proofErr w:type="spellEnd"/>
+      <w:r>
+        <w:rPr>
+          <w:highlight w:val="red"/>
+          <w:lang w:val="en-US" w:eastAsia="en-US"/>
+        </w:rPr>
+        <w:t>(</w:t>
+      </w:r>
+      <w:proofErr w:type="gramEnd"/>
+      <w:r>
+        <w:rPr>
+          <w:highlight w:val="red"/>
+          <w:lang w:val="en-US" w:eastAsia="en-US"/>
+        </w:rPr>
+        <w:t>);</w:t>
+      </w:r>
+    </w:p>
+    <w:p>
+      <w:pPr>
+        <w:rPr>
+          <w:highlight w:val="red"/>
+          <w:lang w:val="en-US" w:eastAsia="en-US"/>
+        </w:rPr>
+      </w:pPr>
+      <w:r>
+        <w:rPr>
+          <w:highlight w:val="red"/>
+          <w:lang w:val="en-US" w:eastAsia="en-US"/>
+        </w:rPr>
+        <w:t xml:space="preserve">        </w:t>
+      </w:r>
+      <w:r>
+        <w:rPr>
+          <w:highlight w:val="red"/>
+          <w:lang w:val="en-US" w:eastAsia="en-US"/>
+        </w:rPr>
+        <w:t>break;</w:t>
+      </w:r>
+    </w:p>
+    <w:p>
+      <w:pPr>
+        <w:rPr>
+          <w:lang w:eastAsia="en-US"/>
+        </w:rPr>
+      </w:pPr>
+      <w:r>
+        <w:rPr>
+          <w:highlight w:val="red"/>
+          <w:lang w:eastAsia="en-US"/>
+        </w:rPr>
+        <w:t>}</w:t>
+      </w:r>
+    </w:p>
+    <w:p>
+      <w:pPr>
+        <w:rPr>
+          <w:sz w:val="24"/>
+          <w:szCs w:val="24"/>
+          <w:lang w:eastAsia="en-US"/>
+        </w:rPr>
+      </w:pPr>
       <w:r>
         <w:rPr>
           <w:b/>
           <w:bCs/>
-          <w:highlight w:val="red"/>
-          <w:lang w:eastAsia="en-US"/>
-        </w:rPr>
-        <w:t>м</w:t>
-      </w:r>
-    </w:p>
-    <w:p>
-      <w:pPr>
-        <w:rPr>
-          <w:lang w:eastAsia="en-US"/>
-        </w:rPr>
-      </w:pPr>
-      <w:r>
-        <w:rPr>
-          <w:noProof/>
-          <w14:ligatures w14:val="standardContextual"/>
-        </w:rPr>
-        <w:drawing>
-          <wp:inline distT="0" distB="0" distL="0" distR="0" wp14:anchorId="689E2987" wp14:editId="7C94D8CA">
-            <wp:extent cx="1971690" cy="2280975"/>
-            <wp:effectExtent l="0" t="0" r="0" b="5080"/>
-            <wp:docPr id="5" name="Рисунок 5"/>
-            <wp:cNvGraphicFramePr>
-              <a:graphicFrameLocks xmlns:a="http://schemas.openxmlformats.org/drawingml/2006/main" noChangeAspect="1"/>
-            </wp:cNvGraphicFramePr>
-            <a:graphic xmlns:a="http://schemas.openxmlformats.org/drawingml/2006/main">
-              <a:graphicData uri="http://schemas.openxmlformats.org/drawingml/2006/picture">
-                <pic:pic xmlns:pic="http://schemas.openxmlformats.org/drawingml/2006/picture">
-                  <pic:nvPicPr>
-                    <pic:cNvPr id="1" name=""/>
-                    <pic:cNvPicPr/>
-                  </pic:nvPicPr>
-                  <pic:blipFill>
-                    <a:blip r:embed="rId10"/>
-                    <a:stretch>
-                      <a:fillRect/>
-                    </a:stretch>
-                  </pic:blipFill>
-                  <pic:spPr>
-                    <a:xfrm>
-                      <a:off x="0" y="0"/>
-                      <a:ext cx="1979371" cy="2289861"/>
-                    </a:xfrm>
-                    <a:prstGeom prst="rect">
-                      <a:avLst/>
-                    </a:prstGeom>
-                  </pic:spPr>
-                </pic:pic>
-              </a:graphicData>
-            </a:graphic>
-          </wp:inline>
-        </w:drawing>
-      </w:r>
+          <w:sz w:val="24"/>
+          <w:szCs w:val="24"/>
+          <w:lang w:eastAsia="en-US"/>
+        </w:rPr>
+        <w:t>Листинг 1 – Выбор алгоритма сортировки в классе SortController</w:t>
+      </w:r>
+    </w:p>
+    <w:p>
+      <w:pPr>
+        <w:rPr>
+          <w:sz w:val="24"/>
+          <w:szCs w:val="24"/>
+          <w:lang w:eastAsia="en-US"/>
+        </w:rPr>
+      </w:pPr>
+      <w:r>
+        <w:rPr>
+          <w:sz w:val="24"/>
+          <w:szCs w:val="24"/>
+          <w:lang w:eastAsia="en-US"/>
+        </w:rPr>
+        <w:t>Таким образом, SortController не содержит непосредственно код алгоритмов сортировки. Вместо этого он выбирает необходимую реализацию интерфейса ISorter. Это позволяет добавлять новые алгоритмы без изменения общей логики выполнения сортировки.</w:t>
+      </w:r>
+    </w:p>
+    <w:p>
+      <w:pPr>
+        <w:rPr>
+          <w:sz w:val="24"/>
+          <w:szCs w:val="24"/>
+          <w:lang w:eastAsia="en-US"/>
+        </w:rPr>
+      </w:pPr>
+      <w:r>
+        <w:rPr>
+          <w:sz w:val="24"/>
+          <w:szCs w:val="24"/>
+          <w:lang w:eastAsia="en-US"/>
+        </w:rPr>
+        <w:t>Перед началом сортировки контроллер сбрасывает статистику, создаёт копию исходного массива и передаёт его визуализатору:</w:t>
+      </w:r>
+    </w:p>
+    <w:p>
+      <w:pPr>
+        <w:rPr>
+          <w:highlight w:val="red"/>
+          <w:lang w:val="en-US" w:eastAsia="en-US"/>
+        </w:rPr>
+      </w:pPr>
+      <w:proofErr w:type="spellStart"/>
+      <w:proofErr w:type="gramStart"/>
+      <w:r>
+        <w:rPr>
+          <w:sz w:val="24"/>
+          <w:szCs w:val="24"/>
+          <w:highlight w:val="red"/>
+          <w:lang w:val="en-US" w:eastAsia="en-US"/>
+        </w:rPr>
+        <w:t>counter.ResetCounter</w:t>
+      </w:r>
+      <w:proofErr w:type="spellEnd"/>
+      <w:proofErr w:type="gramEnd"/>
+      <w:r>
+        <w:rPr>
+          <w:highlight w:val="red"/>
+          <w:lang w:val="en-US" w:eastAsia="en-US"/>
+        </w:rPr>
+        <w:t>();</w:t>
+      </w:r>
+    </w:p>
+    <w:p>
+      <w:pPr>
+        <w:rPr>
+          <w:highlight w:val="red"/>
+          <w:lang w:val="en-US" w:eastAsia="en-US"/>
+        </w:rPr>
+      </w:pPr>
+      <w:r>
+        <w:rPr>
+          <w:highlight w:val="red"/>
+          <w:lang w:val="en-US" w:eastAsia="en-US"/>
+        </w:rPr>
+        <w:t>values = (</w:t>
+      </w:r>
+      <w:proofErr w:type="gramStart"/>
+      <w:r>
+        <w:rPr>
+          <w:highlight w:val="red"/>
+          <w:lang w:val="en-US" w:eastAsia="en-US"/>
+        </w:rPr>
+        <w:t>int[</w:t>
+      </w:r>
+      <w:proofErr w:type="gramEnd"/>
+      <w:r>
+        <w:rPr>
+          <w:highlight w:val="red"/>
+          <w:lang w:val="en-US" w:eastAsia="en-US"/>
+        </w:rPr>
+        <w:t>])</w:t>
+      </w:r>
+      <w:proofErr w:type="spellStart"/>
+      <w:r>
+        <w:rPr>
+          <w:highlight w:val="red"/>
+          <w:lang w:val="en-US" w:eastAsia="en-US"/>
+        </w:rPr>
+        <w:t>originalValues.Clone</w:t>
+      </w:r>
+      <w:proofErr w:type="spellEnd"/>
+      <w:r>
+        <w:rPr>
+          <w:highlight w:val="red"/>
+          <w:lang w:val="en-US" w:eastAsia="en-US"/>
+        </w:rPr>
+        <w:t>();</w:t>
+      </w:r>
+    </w:p>
+    <w:p>
+      <w:pPr>
+        <w:rPr>
+          <w:highlight w:val="red"/>
+          <w:lang w:val="en-US" w:eastAsia="en-US"/>
+        </w:rPr>
+      </w:pPr>
+      <w:proofErr w:type="spellStart"/>
+      <w:proofErr w:type="gramStart"/>
+      <w:r>
+        <w:rPr>
+          <w:highlight w:val="red"/>
+          <w:lang w:val="en-US" w:eastAsia="en-US"/>
+        </w:rPr>
+        <w:t>visualizer.CreateBars</w:t>
+      </w:r>
+      <w:proofErr w:type="spellEnd"/>
+      <w:proofErr w:type="gramEnd"/>
+      <w:r>
+        <w:rPr>
+          <w:highlight w:val="red"/>
+          <w:lang w:val="en-US" w:eastAsia="en-US"/>
+        </w:rPr>
+        <w:t>(values);</w:t>
+      </w:r>
+    </w:p>
+    <w:p>
+      <w:pPr>
+        <w:rPr>
+          <w:highlight w:val="red"/>
+          <w:lang w:val="en-US" w:eastAsia="en-US"/>
+        </w:rPr>
+      </w:pPr>
+    </w:p>
+    <w:p>
+      <w:pPr>
+        <w:rPr>
+          <w:highlight w:val="red"/>
+          <w:lang w:val="en-US" w:eastAsia="en-US"/>
+        </w:rPr>
+      </w:pPr>
+      <w:proofErr w:type="spellStart"/>
+      <w:r>
+        <w:rPr>
+          <w:highlight w:val="red"/>
+          <w:lang w:val="en-US" w:eastAsia="en-US"/>
+        </w:rPr>
+        <w:t>startTime</w:t>
+      </w:r>
+      <w:proofErr w:type="spellEnd"/>
+      <w:r>
+        <w:rPr>
+          <w:highlight w:val="red"/>
+          <w:lang w:val="en-US" w:eastAsia="en-US"/>
+        </w:rPr>
+        <w:t xml:space="preserve"> = </w:t>
+      </w:r>
+      <w:proofErr w:type="spellStart"/>
+      <w:r>
+        <w:rPr>
+          <w:highlight w:val="red"/>
+          <w:lang w:val="en-US" w:eastAsia="en-US"/>
+        </w:rPr>
+        <w:t>Time.time</w:t>
+      </w:r>
+      <w:proofErr w:type="spellEnd"/>
+      <w:r>
+        <w:rPr>
+          <w:highlight w:val="red"/>
+          <w:lang w:val="en-US" w:eastAsia="en-US"/>
+        </w:rPr>
+        <w:t>;</w:t>
+      </w:r>
+    </w:p>
+    <w:p>
+      <w:pPr>
+        <w:rPr>
+          <w:highlight w:val="red"/>
+          <w:lang w:val="en-US" w:eastAsia="en-US"/>
+        </w:rPr>
+      </w:pPr>
+      <w:proofErr w:type="spellStart"/>
+      <w:r>
+        <w:rPr>
+          <w:highlight w:val="red"/>
+          <w:lang w:val="en-US" w:eastAsia="en-US"/>
+        </w:rPr>
+        <w:t>sortingTimeText.text</w:t>
+      </w:r>
+      <w:proofErr w:type="spellEnd"/>
+      <w:r>
+        <w:rPr>
+          <w:highlight w:val="red"/>
+          <w:lang w:val="en-US" w:eastAsia="en-US"/>
+        </w:rPr>
+        <w:t xml:space="preserve"> = "</w:t>
+      </w:r>
+      <w:r>
+        <w:rPr>
+          <w:highlight w:val="red"/>
+          <w:lang w:eastAsia="en-US"/>
+        </w:rPr>
+        <w:t>Время</w:t>
+      </w:r>
+      <w:r>
+        <w:rPr>
+          <w:highlight w:val="red"/>
+          <w:lang w:val="en-US" w:eastAsia="en-US"/>
+        </w:rPr>
+        <w:t xml:space="preserve"> </w:t>
+      </w:r>
+      <w:r>
+        <w:rPr>
+          <w:highlight w:val="red"/>
+          <w:lang w:eastAsia="en-US"/>
+        </w:rPr>
+        <w:t>сортировки</w:t>
+      </w:r>
+      <w:r>
+        <w:rPr>
+          <w:highlight w:val="red"/>
+          <w:lang w:val="en-US" w:eastAsia="en-US"/>
+        </w:rPr>
+        <w:t>: ";</w:t>
+      </w:r>
+    </w:p>
+    <w:p>
+      <w:pPr>
+        <w:rPr>
+          <w:highlight w:val="red"/>
+          <w:lang w:val="en-US" w:eastAsia="en-US"/>
+        </w:rPr>
+      </w:pPr>
+    </w:p>
+    <w:p>
+      <w:pPr>
+        <w:rPr>
+          <w:lang w:val="en-US" w:eastAsia="en-US"/>
+        </w:rPr>
+      </w:pPr>
+      <w:proofErr w:type="spellStart"/>
+      <w:r>
+        <w:rPr>
+          <w:highlight w:val="red"/>
+          <w:lang w:val="en-US" w:eastAsia="en-US"/>
+        </w:rPr>
+        <w:t>sortingCoroutine</w:t>
+      </w:r>
+      <w:proofErr w:type="spellEnd"/>
+      <w:r>
+        <w:rPr>
+          <w:highlight w:val="red"/>
+          <w:lang w:val="en-US" w:eastAsia="en-US"/>
+        </w:rPr>
+        <w:t xml:space="preserve"> = </w:t>
+      </w:r>
+      <w:proofErr w:type="spellStart"/>
+      <w:proofErr w:type="gramStart"/>
+      <w:r>
+        <w:rPr>
+          <w:highlight w:val="red"/>
+          <w:lang w:val="en-US" w:eastAsia="en-US"/>
+        </w:rPr>
+        <w:t>StartCoroutine</w:t>
+      </w:r>
+      <w:proofErr w:type="spellEnd"/>
+      <w:r>
+        <w:rPr>
+          <w:highlight w:val="red"/>
+          <w:lang w:val="en-US" w:eastAsia="en-US"/>
+        </w:rPr>
+        <w:t>(</w:t>
+      </w:r>
+      <w:proofErr w:type="spellStart"/>
+      <w:proofErr w:type="gramEnd"/>
+      <w:r>
+        <w:rPr>
+          <w:highlight w:val="red"/>
+          <w:lang w:val="en-US" w:eastAsia="en-US"/>
+        </w:rPr>
+        <w:t>RunSorting</w:t>
+      </w:r>
+      <w:proofErr w:type="spellEnd"/>
+      <w:r>
+        <w:rPr>
+          <w:highlight w:val="red"/>
+          <w:lang w:val="en-US" w:eastAsia="en-US"/>
+        </w:rPr>
+        <w:t>());</w:t>
+      </w:r>
+    </w:p>
+    <w:p>
+      <w:pPr>
+        <w:rPr>
+          <w:sz w:val="24"/>
+          <w:szCs w:val="24"/>
+          <w:lang w:val="en-US" w:eastAsia="en-US"/>
+        </w:rPr>
+      </w:pPr>
+      <w:r>
+        <w:rPr>
+          <w:b/>
+          <w:bCs/>
+          <w:sz w:val="24"/>
+          <w:szCs w:val="24"/>
+          <w:lang w:eastAsia="en-US"/>
+        </w:rPr>
+        <w:t>Листинг</w:t>
+      </w:r>
+      <w:r>
+        <w:rPr>
+          <w:b/>
+          <w:bCs/>
+          <w:sz w:val="24"/>
+          <w:szCs w:val="24"/>
+          <w:lang w:val="en-US" w:eastAsia="en-US"/>
+        </w:rPr>
+        <w:t xml:space="preserve"> 2 – </w:t>
+      </w:r>
+      <w:r>
+        <w:rPr>
+          <w:b/>
+          <w:bCs/>
+          <w:sz w:val="24"/>
+          <w:szCs w:val="24"/>
+          <w:lang w:eastAsia="en-US"/>
+        </w:rPr>
+        <w:t>Подготовка</w:t>
+      </w:r>
+      <w:r>
+        <w:rPr>
+          <w:b/>
+          <w:bCs/>
+          <w:sz w:val="24"/>
+          <w:szCs w:val="24"/>
+          <w:lang w:val="en-US" w:eastAsia="en-US"/>
+        </w:rPr>
+        <w:t xml:space="preserve"> </w:t>
+      </w:r>
+      <w:r>
+        <w:rPr>
+          <w:b/>
+          <w:bCs/>
+          <w:sz w:val="24"/>
+          <w:szCs w:val="24"/>
+          <w:lang w:eastAsia="en-US"/>
+        </w:rPr>
+        <w:t>и</w:t>
+      </w:r>
+      <w:r>
+        <w:rPr>
+          <w:b/>
+          <w:bCs/>
+          <w:sz w:val="24"/>
+          <w:szCs w:val="24"/>
+          <w:lang w:val="en-US" w:eastAsia="en-US"/>
+        </w:rPr>
+        <w:t xml:space="preserve"> </w:t>
+      </w:r>
+      <w:r>
+        <w:rPr>
+          <w:b/>
+          <w:bCs/>
+          <w:sz w:val="24"/>
+          <w:szCs w:val="24"/>
+          <w:lang w:eastAsia="en-US"/>
+        </w:rPr>
+        <w:t>запуск</w:t>
+      </w:r>
+      <w:r>
+        <w:rPr>
+          <w:b/>
+          <w:bCs/>
+          <w:sz w:val="24"/>
+          <w:szCs w:val="24"/>
+          <w:lang w:val="en-US" w:eastAsia="en-US"/>
+        </w:rPr>
+        <w:t xml:space="preserve"> </w:t>
+      </w:r>
+      <w:r>
+        <w:rPr>
+          <w:b/>
+          <w:bCs/>
+          <w:sz w:val="24"/>
+          <w:szCs w:val="24"/>
+          <w:lang w:eastAsia="en-US"/>
+        </w:rPr>
+        <w:t>сортировки</w:t>
+      </w:r>
+    </w:p>
+    <w:p>
+      <w:pPr>
+        <w:rPr>
+          <w:sz w:val="24"/>
+          <w:szCs w:val="24"/>
+          <w:lang w:eastAsia="en-US"/>
+        </w:rPr>
+      </w:pPr>
+      <w:r>
+        <w:rPr>
+          <w:sz w:val="24"/>
+          <w:szCs w:val="24"/>
+          <w:lang w:eastAsia="en-US"/>
+        </w:rPr>
+        <w:t>Копирование исходного массива необходимо для того, чтобы после завершения алгоритма или при его повторном запуске можно было восстановить исходные данные. Одновременно сбрасывается счётчик операций и фиксируется момент начала сортировки для последующего измерения времени выполнения.</w:t>
+      </w:r>
+    </w:p>
+    <w:p>
+      <w:pPr>
+        <w:rPr>
+          <w:sz w:val="24"/>
+          <w:szCs w:val="24"/>
+          <w:highlight w:val="red"/>
+          <w:lang w:eastAsia="en-US"/>
+        </w:rPr>
+      </w:pPr>
+      <w:r>
+        <w:rPr>
+          <w:sz w:val="24"/>
+          <w:szCs w:val="24"/>
+          <w:lang w:eastAsia="en-US"/>
+        </w:rPr>
+        <w:t xml:space="preserve">Непосредственное выполнение выбранного алгоритма осуществляется в отдельной </w:t>
+      </w:r>
+      <w:proofErr w:type="spellStart"/>
+      <w:r>
+        <w:rPr>
+          <w:sz w:val="24"/>
+          <w:szCs w:val="24"/>
+          <w:highlight w:val="red"/>
+          <w:lang w:eastAsia="en-US"/>
+        </w:rPr>
+        <w:t>coroutine</w:t>
+      </w:r>
+      <w:proofErr w:type="spellEnd"/>
+      <w:r>
+        <w:rPr>
+          <w:sz w:val="24"/>
+          <w:szCs w:val="24"/>
+          <w:highlight w:val="red"/>
+          <w:lang w:eastAsia="en-US"/>
+        </w:rPr>
+        <w:t>:</w:t>
+      </w:r>
+    </w:p>
+    <w:p>
+      <w:pPr>
+        <w:rPr>
+          <w:highlight w:val="red"/>
+          <w:lang w:val="en-US" w:eastAsia="en-US"/>
+        </w:rPr>
+      </w:pPr>
+      <w:r>
+        <w:rPr>
+          <w:highlight w:val="red"/>
+          <w:lang w:val="en-US" w:eastAsia="en-US"/>
+        </w:rPr>
+        <w:t xml:space="preserve">private IEnumerator </w:t>
+      </w:r>
+      <w:proofErr w:type="spellStart"/>
+      <w:proofErr w:type="gramStart"/>
+      <w:r>
+        <w:rPr>
+          <w:highlight w:val="red"/>
+          <w:lang w:val="en-US" w:eastAsia="en-US"/>
+        </w:rPr>
+        <w:t>RunSorting</w:t>
+      </w:r>
+      <w:proofErr w:type="spellEnd"/>
+      <w:r>
+        <w:rPr>
+          <w:highlight w:val="red"/>
+          <w:lang w:val="en-US" w:eastAsia="en-US"/>
+        </w:rPr>
+        <w:t>(</w:t>
+      </w:r>
+      <w:proofErr w:type="gramEnd"/>
+      <w:r>
+        <w:rPr>
+          <w:highlight w:val="red"/>
+          <w:lang w:val="en-US" w:eastAsia="en-US"/>
+        </w:rPr>
+        <w:t>)</w:t>
+      </w:r>
+    </w:p>
+    <w:p>
+      <w:pPr>
+        <w:rPr>
+          <w:highlight w:val="red"/>
+          <w:lang w:val="en-US" w:eastAsia="en-US"/>
+        </w:rPr>
+      </w:pPr>
+      <w:r>
+        <w:rPr>
+          <w:highlight w:val="red"/>
+          <w:lang w:val="en-US" w:eastAsia="en-US"/>
+        </w:rPr>
+        <w:t>{</w:t>
+      </w:r>
+    </w:p>
+    <w:p>
+      <w:pPr>
+        <w:rPr>
+          <w:highlight w:val="red"/>
+          <w:lang w:val="en-US" w:eastAsia="en-US"/>
+        </w:rPr>
+      </w:pPr>
+      <w:r>
+        <w:rPr>
+          <w:highlight w:val="red"/>
+          <w:lang w:val="en-US" w:eastAsia="en-US"/>
+        </w:rPr>
+        <w:t xml:space="preserve">    yield return </w:t>
+      </w:r>
+      <w:proofErr w:type="spellStart"/>
+      <w:proofErr w:type="gramStart"/>
+      <w:r>
+        <w:rPr>
+          <w:highlight w:val="red"/>
+          <w:lang w:val="en-US" w:eastAsia="en-US"/>
+        </w:rPr>
+        <w:t>StartCoroutine</w:t>
+      </w:r>
+      <w:proofErr w:type="spellEnd"/>
+      <w:r>
+        <w:rPr>
+          <w:highlight w:val="red"/>
+          <w:lang w:val="en-US" w:eastAsia="en-US"/>
+        </w:rPr>
+        <w:t>(</w:t>
+      </w:r>
+      <w:proofErr w:type="gramEnd"/>
+    </w:p>
+    <w:p>
+      <w:pPr>
+        <w:rPr>
+          <w:highlight w:val="red"/>
+          <w:lang w:val="en-US" w:eastAsia="en-US"/>
+        </w:rPr>
+      </w:pPr>
+      <w:r>
+        <w:rPr>
+          <w:highlight w:val="red"/>
+          <w:lang w:val="en-US" w:eastAsia="en-US"/>
+        </w:rPr>
+        <w:t xml:space="preserve">        </w:t>
+      </w:r>
+      <w:proofErr w:type="spellStart"/>
+      <w:proofErr w:type="gramStart"/>
+      <w:r>
+        <w:rPr>
+          <w:highlight w:val="red"/>
+          <w:lang w:val="en-US" w:eastAsia="en-US"/>
+        </w:rPr>
+        <w:t>sorter.Sort</w:t>
+      </w:r>
+      <w:proofErr w:type="spellEnd"/>
+      <w:proofErr w:type="gramEnd"/>
+      <w:r>
+        <w:rPr>
+          <w:highlight w:val="red"/>
+          <w:lang w:val="en-US" w:eastAsia="en-US"/>
+        </w:rPr>
+        <w:t>(values, visualizer, counter)</w:t>
+      </w:r>
+    </w:p>
+    <w:p>
+      <w:pPr>
+        <w:rPr>
+          <w:highlight w:val="red"/>
+          <w:lang w:val="en-US" w:eastAsia="en-US"/>
+        </w:rPr>
+      </w:pPr>
+      <w:r>
+        <w:rPr>
+          <w:highlight w:val="red"/>
+          <w:lang w:val="en-US" w:eastAsia="en-US"/>
+        </w:rPr>
+        <w:t xml:space="preserve">    );</w:t>
+      </w:r>
+    </w:p>
+    <w:p>
+      <w:pPr>
+        <w:rPr>
+          <w:highlight w:val="red"/>
+          <w:lang w:val="en-US" w:eastAsia="en-US"/>
+        </w:rPr>
+      </w:pPr>
+    </w:p>
+    <w:p>
+      <w:pPr>
+        <w:rPr>
+          <w:highlight w:val="red"/>
+          <w:lang w:val="en-US" w:eastAsia="en-US"/>
+        </w:rPr>
+      </w:pPr>
+      <w:r>
+        <w:rPr>
+          <w:highlight w:val="red"/>
+          <w:lang w:val="en-US" w:eastAsia="en-US"/>
+        </w:rPr>
+        <w:t xml:space="preserve">    </w:t>
+      </w:r>
+      <w:proofErr w:type="spellStart"/>
+      <w:r>
+        <w:rPr>
+          <w:highlight w:val="red"/>
+          <w:lang w:val="en-US" w:eastAsia="en-US"/>
+        </w:rPr>
+        <w:t>isSorting</w:t>
+      </w:r>
+      <w:proofErr w:type="spellEnd"/>
+      <w:r>
+        <w:rPr>
+          <w:highlight w:val="red"/>
+          <w:lang w:val="en-US" w:eastAsia="en-US"/>
+        </w:rPr>
+        <w:t xml:space="preserve"> = false;</w:t>
+      </w:r>
+    </w:p>
+    <w:p>
+      <w:pPr>
+        <w:rPr>
+          <w:highlight w:val="red"/>
+          <w:lang w:val="en-US" w:eastAsia="en-US"/>
+        </w:rPr>
+      </w:pPr>
+      <w:r>
+        <w:rPr>
+          <w:highlight w:val="red"/>
+          <w:lang w:val="en-US" w:eastAsia="en-US"/>
+        </w:rPr>
+        <w:t xml:space="preserve">    </w:t>
+      </w:r>
+      <w:proofErr w:type="spellStart"/>
+      <w:r>
+        <w:rPr>
+          <w:highlight w:val="red"/>
+          <w:lang w:val="en-US" w:eastAsia="en-US"/>
+        </w:rPr>
+        <w:t>sortingCoroutine</w:t>
+      </w:r>
+      <w:proofErr w:type="spellEnd"/>
+      <w:r>
+        <w:rPr>
+          <w:highlight w:val="red"/>
+          <w:lang w:val="en-US" w:eastAsia="en-US"/>
+        </w:rPr>
+        <w:t xml:space="preserve"> = null;</w:t>
+      </w:r>
+    </w:p>
+    <w:p>
+      <w:pPr>
+        <w:rPr>
+          <w:lang w:val="en-US" w:eastAsia="en-US"/>
+        </w:rPr>
+      </w:pPr>
+      <w:r>
+        <w:rPr>
+          <w:highlight w:val="red"/>
+          <w:lang w:val="en-US" w:eastAsia="en-US"/>
+        </w:rPr>
+        <w:t>}</w:t>
+      </w:r>
+    </w:p>
+    <w:p>
+      <w:pPr>
+        <w:rPr>
+          <w:sz w:val="24"/>
+          <w:szCs w:val="24"/>
+          <w:lang w:val="en-US" w:eastAsia="en-US"/>
+        </w:rPr>
+      </w:pPr>
+      <w:r>
+        <w:rPr>
+          <w:b/>
+          <w:bCs/>
+          <w:sz w:val="24"/>
+          <w:szCs w:val="24"/>
+          <w:highlight w:val="red"/>
+          <w:lang w:eastAsia="en-US"/>
+        </w:rPr>
+        <w:t>Листинг</w:t>
+      </w:r>
+      <w:r>
+        <w:rPr>
+          <w:b/>
+          <w:bCs/>
+          <w:sz w:val="24"/>
+          <w:szCs w:val="24"/>
+          <w:lang w:val="en-US" w:eastAsia="en-US"/>
+        </w:rPr>
+        <w:t xml:space="preserve"> 3 – </w:t>
+      </w:r>
+      <w:r>
+        <w:rPr>
+          <w:b/>
+          <w:bCs/>
+          <w:sz w:val="24"/>
+          <w:szCs w:val="24"/>
+          <w:lang w:eastAsia="en-US"/>
+        </w:rPr>
+        <w:t>Выполнение</w:t>
+      </w:r>
+      <w:r>
+        <w:rPr>
+          <w:b/>
+          <w:bCs/>
+          <w:sz w:val="24"/>
+          <w:szCs w:val="24"/>
+          <w:lang w:val="en-US" w:eastAsia="en-US"/>
+        </w:rPr>
+        <w:t xml:space="preserve"> </w:t>
+      </w:r>
+      <w:r>
+        <w:rPr>
+          <w:b/>
+          <w:bCs/>
+          <w:sz w:val="24"/>
+          <w:szCs w:val="24"/>
+          <w:lang w:eastAsia="en-US"/>
+        </w:rPr>
+        <w:t>выбранного</w:t>
+      </w:r>
+      <w:r>
+        <w:rPr>
+          <w:b/>
+          <w:bCs/>
+          <w:sz w:val="24"/>
+          <w:szCs w:val="24"/>
+          <w:lang w:val="en-US" w:eastAsia="en-US"/>
+        </w:rPr>
+        <w:t xml:space="preserve"> </w:t>
+      </w:r>
+      <w:r>
+        <w:rPr>
+          <w:b/>
+          <w:bCs/>
+          <w:sz w:val="24"/>
+          <w:szCs w:val="24"/>
+          <w:lang w:eastAsia="en-US"/>
+        </w:rPr>
+        <w:t>алгоритма</w:t>
+      </w:r>
+    </w:p>
+    <w:p>
+      <w:pPr>
+        <w:rPr>
+          <w:sz w:val="24"/>
+          <w:szCs w:val="24"/>
+          <w:lang w:eastAsia="en-US"/>
+        </w:rPr>
+      </w:pPr>
+      <w:r>
+        <w:rPr>
+          <w:sz w:val="24"/>
+          <w:szCs w:val="24"/>
+          <w:lang w:eastAsia="en-US"/>
+        </w:rPr>
+        <w:t xml:space="preserve">Метод </w:t>
+      </w:r>
+      <w:proofErr w:type="spellStart"/>
+      <w:r>
+        <w:rPr>
+          <w:sz w:val="24"/>
+          <w:szCs w:val="24"/>
+          <w:lang w:eastAsia="en-US"/>
+        </w:rPr>
+        <w:t>RunSorting</w:t>
+      </w:r>
+      <w:proofErr w:type="spellEnd"/>
+      <w:r>
+        <w:rPr>
+          <w:sz w:val="24"/>
+          <w:szCs w:val="24"/>
+          <w:lang w:eastAsia="en-US"/>
+        </w:rPr>
+        <w:t xml:space="preserve"> передаёт алгоритму массив, объект визуализатора и счётчик операций. Благодаря этому реализация каждого алгоритма может одновременно изменять состояние массива, обновлять визуальное представление и регистрировать выполняемые операции.</w:t>
+      </w:r>
+    </w:p>
+    <w:p>
+      <w:pPr>
+        <w:rPr>
+          <w:sz w:val="24"/>
+          <w:szCs w:val="24"/>
+          <w:lang w:eastAsia="en-US"/>
+        </w:rPr>
+      </w:pPr>
+      <w:r>
+        <w:rPr>
+          <w:sz w:val="24"/>
+          <w:szCs w:val="24"/>
+          <w:lang w:eastAsia="en-US"/>
+        </w:rPr>
+        <w:t xml:space="preserve">Использование </w:t>
+      </w:r>
+      <w:proofErr w:type="spellStart"/>
+      <w:r>
+        <w:rPr>
+          <w:sz w:val="24"/>
+          <w:szCs w:val="24"/>
+          <w:lang w:eastAsia="en-US"/>
+        </w:rPr>
+        <w:t>coroutine</w:t>
+      </w:r>
+      <w:proofErr w:type="spellEnd"/>
+      <w:r>
+        <w:rPr>
+          <w:sz w:val="24"/>
+          <w:szCs w:val="24"/>
+          <w:lang w:eastAsia="en-US"/>
+        </w:rPr>
+        <w:t xml:space="preserve"> позволяет выполнять сортировку пошагово и приостанавливать выполнение между отдельными действиями. Это необходимо для визуального отображения процесса сортировки и реализации режима пошагового выполнения.</w:t>
+      </w:r>
+    </w:p>
+    <w:p>
+      <w:pPr>
+        <w:rPr>
+          <w:lang w:eastAsia="en-US"/>
+        </w:rPr>
+      </w:pPr>
+      <w:r>
+        <w:rPr>
+          <w:lang w:eastAsia="en-US"/>
+        </w:rPr>
+        <w:lastRenderedPageBreak/>
+        <w:pict w14:anchorId="67813CEC">
+          <v:rect id="_x0000_i1050" style="width:0;height:1.5pt" o:hralign="center" o:hrstd="t" o:hr="t" fillcolor="#a0a0a0" stroked="f"/>
+        </w:pict>
+      </w:r>
+    </w:p>
+    <w:p>
+      <w:pPr>
+        <w:rPr>
+          <w:b/>
+          <w:bCs/>
+          <w:sz w:val="28"/>
+          <w:szCs w:val="28"/>
+          <w:lang w:eastAsia="en-US"/>
+        </w:rPr>
+      </w:pPr>
+      <w:r>
+        <w:rPr>
+          <w:b/>
+          <w:bCs/>
+          <w:sz w:val="28"/>
+          <w:szCs w:val="28"/>
+          <w:lang w:eastAsia="en-US"/>
+        </w:rPr>
+        <w:t>3.2 Интерфейс ISorter</w:t>
+      </w:r>
+    </w:p>
+    <w:p>
+      <w:pPr>
+        <w:rPr>
+          <w:sz w:val="24"/>
+          <w:szCs w:val="24"/>
+          <w:lang w:eastAsia="en-US"/>
+        </w:rPr>
+      </w:pPr>
+      <w:r>
+        <w:rPr>
+          <w:sz w:val="24"/>
+          <w:szCs w:val="24"/>
+          <w:lang w:eastAsia="en-US"/>
+        </w:rPr>
+        <w:t xml:space="preserve">Для унификации реализации алгоритмов сортировки в приложении используется интерфейс ISorter. Каждый алгоритм реализует данный интерфейс и предоставляет собственную реализацию метода </w:t>
+      </w:r>
+      <w:proofErr w:type="spellStart"/>
+      <w:r>
+        <w:rPr>
+          <w:sz w:val="24"/>
+          <w:szCs w:val="24"/>
+          <w:lang w:eastAsia="en-US"/>
+        </w:rPr>
+        <w:t>Sort</w:t>
+      </w:r>
+      <w:proofErr w:type="spellEnd"/>
+      <w:r>
+        <w:rPr>
+          <w:sz w:val="24"/>
+          <w:szCs w:val="24"/>
+          <w:lang w:eastAsia="en-US"/>
+        </w:rPr>
+        <w:t>.</w:t>
+      </w:r>
+    </w:p>
+    <w:p>
+      <w:pPr>
+        <w:rPr>
+          <w:sz w:val="24"/>
+          <w:szCs w:val="24"/>
+          <w:lang w:eastAsia="en-US"/>
+        </w:rPr>
+      </w:pPr>
+      <w:r>
+        <w:rPr>
+          <w:sz w:val="24"/>
+          <w:szCs w:val="24"/>
+          <w:lang w:eastAsia="en-US"/>
+        </w:rPr>
+        <w:t>Основной метод интерфейса имеет следующий вид:</w:t>
+      </w:r>
+    </w:p>
+    <w:p>
+      <w:pPr>
+        <w:rPr>
+          <w:sz w:val="24"/>
+          <w:szCs w:val="24"/>
+          <w:highlight w:val="red"/>
+          <w:lang w:val="en-US" w:eastAsia="en-US"/>
+        </w:rPr>
+      </w:pPr>
+      <w:r>
+        <w:rPr>
+          <w:sz w:val="24"/>
+          <w:szCs w:val="24"/>
+          <w:highlight w:val="red"/>
+          <w:lang w:val="en-US" w:eastAsia="en-US"/>
+        </w:rPr>
+        <w:t xml:space="preserve">IEnumerator </w:t>
+      </w:r>
+      <w:proofErr w:type="gramStart"/>
+      <w:r>
+        <w:rPr>
+          <w:sz w:val="24"/>
+          <w:szCs w:val="24"/>
+          <w:highlight w:val="red"/>
+          <w:lang w:val="en-US" w:eastAsia="en-US"/>
+        </w:rPr>
+        <w:t>Sort(</w:t>
+      </w:r>
+      <w:proofErr w:type="gramEnd"/>
+    </w:p>
+    <w:p>
+      <w:pPr>
+        <w:rPr>
+          <w:sz w:val="24"/>
+          <w:szCs w:val="24"/>
+          <w:highlight w:val="red"/>
+          <w:lang w:val="en-US" w:eastAsia="en-US"/>
+        </w:rPr>
+      </w:pPr>
+      <w:r>
+        <w:rPr>
+          <w:sz w:val="24"/>
+          <w:szCs w:val="24"/>
+          <w:highlight w:val="red"/>
+          <w:lang w:val="en-US" w:eastAsia="en-US"/>
+        </w:rPr>
+        <w:t xml:space="preserve">    </w:t>
+      </w:r>
+      <w:proofErr w:type="gramStart"/>
+      <w:r>
+        <w:rPr>
+          <w:sz w:val="24"/>
+          <w:szCs w:val="24"/>
+          <w:highlight w:val="red"/>
+          <w:lang w:val="en-US" w:eastAsia="en-US"/>
+        </w:rPr>
+        <w:t>int[</w:t>
+      </w:r>
+      <w:proofErr w:type="gramEnd"/>
+      <w:r>
+        <w:rPr>
+          <w:sz w:val="24"/>
+          <w:szCs w:val="24"/>
+          <w:highlight w:val="red"/>
+          <w:lang w:val="en-US" w:eastAsia="en-US"/>
+        </w:rPr>
+        <w:t>] array,</w:t>
+      </w:r>
+    </w:p>
+    <w:p>
+      <w:pPr>
+        <w:rPr>
+          <w:sz w:val="24"/>
+          <w:szCs w:val="24"/>
+          <w:highlight w:val="red"/>
+          <w:lang w:val="en-US" w:eastAsia="en-US"/>
+        </w:rPr>
+      </w:pPr>
+      <w:r>
+        <w:rPr>
+          <w:sz w:val="24"/>
+          <w:szCs w:val="24"/>
+          <w:highlight w:val="red"/>
+          <w:lang w:val="en-US" w:eastAsia="en-US"/>
+        </w:rPr>
+        <w:t xml:space="preserve">    IVisualizerAPI visualizer,</w:t>
+      </w:r>
+    </w:p>
+    <w:p>
+      <w:pPr>
+        <w:rPr>
+          <w:sz w:val="24"/>
+          <w:szCs w:val="24"/>
+          <w:highlight w:val="red"/>
+          <w:lang w:eastAsia="en-US"/>
+        </w:rPr>
+      </w:pPr>
+      <w:r>
+        <w:rPr>
+          <w:sz w:val="24"/>
+          <w:szCs w:val="24"/>
+          <w:highlight w:val="red"/>
+          <w:lang w:val="en-US" w:eastAsia="en-US"/>
+        </w:rPr>
+        <w:t xml:space="preserve">    </w:t>
+      </w:r>
+      <w:proofErr w:type="spellStart"/>
+      <w:r>
+        <w:rPr>
+          <w:sz w:val="24"/>
+          <w:szCs w:val="24"/>
+          <w:highlight w:val="red"/>
+          <w:lang w:eastAsia="en-US"/>
+        </w:rPr>
+        <w:t>IOperationCounter</w:t>
+      </w:r>
+      <w:proofErr w:type="spellEnd"/>
+      <w:r>
+        <w:rPr>
+          <w:sz w:val="24"/>
+          <w:szCs w:val="24"/>
+          <w:highlight w:val="red"/>
+          <w:lang w:eastAsia="en-US"/>
+        </w:rPr>
+        <w:t xml:space="preserve"> </w:t>
+      </w:r>
+      <w:proofErr w:type="spellStart"/>
+      <w:r>
+        <w:rPr>
+          <w:sz w:val="24"/>
+          <w:szCs w:val="24"/>
+          <w:highlight w:val="red"/>
+          <w:lang w:eastAsia="en-US"/>
+        </w:rPr>
+        <w:t>counter</w:t>
+      </w:r>
+      <w:proofErr w:type="spellEnd"/>
+    </w:p>
+    <w:p>
+      <w:pPr>
+        <w:rPr>
+          <w:sz w:val="24"/>
+          <w:szCs w:val="24"/>
+          <w:lang w:eastAsia="en-US"/>
+        </w:rPr>
+      </w:pPr>
+      <w:r>
+        <w:rPr>
+          <w:sz w:val="24"/>
+          <w:szCs w:val="24"/>
+          <w:highlight w:val="red"/>
+          <w:lang w:eastAsia="en-US"/>
+        </w:rPr>
+        <w:t>);</w:t>
+      </w:r>
+    </w:p>
+    <w:p>
+      <w:pPr>
+        <w:rPr>
+          <w:sz w:val="24"/>
+          <w:szCs w:val="24"/>
+          <w:lang w:eastAsia="en-US"/>
+        </w:rPr>
+      </w:pPr>
+      <w:r>
+        <w:rPr>
+          <w:b/>
+          <w:bCs/>
+          <w:sz w:val="24"/>
+          <w:szCs w:val="24"/>
+          <w:highlight w:val="red"/>
+          <w:lang w:eastAsia="en-US"/>
+        </w:rPr>
+        <w:t>Листинг</w:t>
+      </w:r>
+      <w:r>
+        <w:rPr>
+          <w:b/>
+          <w:bCs/>
+          <w:sz w:val="24"/>
+          <w:szCs w:val="24"/>
+          <w:lang w:eastAsia="en-US"/>
+        </w:rPr>
+        <w:t xml:space="preserve"> 4 – Интерфейс ISorter</w:t>
+      </w:r>
+    </w:p>
+    <w:p>
+      <w:pPr>
+        <w:rPr>
+          <w:sz w:val="24"/>
+          <w:szCs w:val="24"/>
+          <w:lang w:eastAsia="en-US"/>
+        </w:rPr>
+      </w:pPr>
+      <w:r>
+        <w:rPr>
+          <w:sz w:val="24"/>
+          <w:szCs w:val="24"/>
+          <w:lang w:eastAsia="en-US"/>
+        </w:rPr>
+        <w:t>В метод передаются три объекта: сортируемый массив, интерфейс визуализации и интерфейс счётчика операций. Такое разделение позволяет отделить алгоритмическую часть программы от её визуального представления и подсчёта статистики.</w:t>
+      </w:r>
+    </w:p>
+    <w:p>
+      <w:pPr>
+        <w:rPr>
+          <w:sz w:val="24"/>
+          <w:szCs w:val="24"/>
+          <w:lang w:eastAsia="en-US"/>
+        </w:rPr>
+      </w:pPr>
+      <w:r>
+        <w:rPr>
+          <w:sz w:val="24"/>
+          <w:szCs w:val="24"/>
+          <w:lang w:eastAsia="en-US"/>
+        </w:rPr>
+        <w:t xml:space="preserve">На основе ISorter в приложении реализованы пузырьковая, сортировка вставками, сортировка выбором, быстрая сортировка, сортировка слиянием, пирамидальная сортировка, сортировка Шелла, сортировки подсчётом и поразрядные сортировки, коктейльная и гномья сортировки, </w:t>
+      </w:r>
+      <w:proofErr w:type="spellStart"/>
+      <w:r>
+        <w:rPr>
+          <w:sz w:val="24"/>
+          <w:szCs w:val="24"/>
+          <w:lang w:eastAsia="en-US"/>
+        </w:rPr>
+        <w:t>Bogo</w:t>
+      </w:r>
+      <w:proofErr w:type="spellEnd"/>
+      <w:r>
+        <w:rPr>
+          <w:sz w:val="24"/>
+          <w:szCs w:val="24"/>
+          <w:lang w:eastAsia="en-US"/>
+        </w:rPr>
+        <w:t xml:space="preserve"> </w:t>
+      </w:r>
+      <w:proofErr w:type="spellStart"/>
+      <w:r>
+        <w:rPr>
+          <w:sz w:val="24"/>
+          <w:szCs w:val="24"/>
+          <w:lang w:eastAsia="en-US"/>
+        </w:rPr>
+        <w:t>Sort</w:t>
+      </w:r>
+      <w:proofErr w:type="spellEnd"/>
+      <w:r>
+        <w:rPr>
+          <w:sz w:val="24"/>
+          <w:szCs w:val="24"/>
+          <w:lang w:eastAsia="en-US"/>
+        </w:rPr>
+        <w:t xml:space="preserve">, </w:t>
+      </w:r>
+      <w:proofErr w:type="spellStart"/>
+      <w:proofErr w:type="gramStart"/>
+      <w:r>
+        <w:rPr>
+          <w:sz w:val="24"/>
+          <w:szCs w:val="24"/>
+          <w:lang w:eastAsia="en-US"/>
+        </w:rPr>
+        <w:t>std</w:t>
+      </w:r>
+      <w:proofErr w:type="spellEnd"/>
+      <w:r>
+        <w:rPr>
+          <w:sz w:val="24"/>
+          <w:szCs w:val="24"/>
+          <w:lang w:eastAsia="en-US"/>
+        </w:rPr>
+        <w:t>::</w:t>
+      </w:r>
+      <w:proofErr w:type="spellStart"/>
+      <w:proofErr w:type="gramEnd"/>
+      <w:r>
+        <w:rPr>
+          <w:sz w:val="24"/>
+          <w:szCs w:val="24"/>
+          <w:lang w:eastAsia="en-US"/>
+        </w:rPr>
+        <w:t>stable_sort</w:t>
+      </w:r>
+      <w:proofErr w:type="spellEnd"/>
+      <w:r>
+        <w:rPr>
+          <w:sz w:val="24"/>
+          <w:szCs w:val="24"/>
+          <w:lang w:eastAsia="en-US"/>
+        </w:rPr>
+        <w:t xml:space="preserve"> и </w:t>
+      </w:r>
+      <w:proofErr w:type="spellStart"/>
+      <w:r>
+        <w:rPr>
+          <w:sz w:val="24"/>
+          <w:szCs w:val="24"/>
+          <w:lang w:eastAsia="en-US"/>
+        </w:rPr>
+        <w:t>Bitonic</w:t>
+      </w:r>
+      <w:proofErr w:type="spellEnd"/>
+      <w:r>
+        <w:rPr>
+          <w:sz w:val="24"/>
+          <w:szCs w:val="24"/>
+          <w:lang w:eastAsia="en-US"/>
+        </w:rPr>
+        <w:t xml:space="preserve"> </w:t>
+      </w:r>
+      <w:proofErr w:type="spellStart"/>
+      <w:r>
+        <w:rPr>
+          <w:sz w:val="24"/>
+          <w:szCs w:val="24"/>
+          <w:lang w:eastAsia="en-US"/>
+        </w:rPr>
+        <w:t>Sort</w:t>
+      </w:r>
+      <w:proofErr w:type="spellEnd"/>
+      <w:r>
+        <w:rPr>
+          <w:sz w:val="24"/>
+          <w:szCs w:val="24"/>
+          <w:lang w:eastAsia="en-US"/>
+        </w:rPr>
+        <w:t>.</w:t>
+      </w:r>
+    </w:p>
+    <w:p>
+      <w:pPr>
+        <w:rPr>
+          <w:sz w:val="24"/>
+          <w:szCs w:val="24"/>
+          <w:lang w:eastAsia="en-US"/>
+        </w:rPr>
+      </w:pPr>
+      <w:r>
+        <w:rPr>
+          <w:sz w:val="24"/>
+          <w:szCs w:val="24"/>
+          <w:lang w:eastAsia="en-US"/>
+        </w:rPr>
+        <w:t>Таким образом, все алгоритмы имеют единый способ запуска и могут выбираться контроллером независимо друг от друга.</w:t>
+      </w:r>
+    </w:p>
+    <w:p>
+      <w:pPr>
+        <w:rPr>
+          <w:lang w:eastAsia="en-US"/>
+        </w:rPr>
+      </w:pPr>
+      <w:r>
+        <w:rPr>
+          <w:sz w:val="24"/>
+          <w:szCs w:val="24"/>
+          <w:lang w:eastAsia="en-US"/>
+        </w:rPr>
+        <w:pict w14:anchorId="640B1208">
+          <v:rect id="_x0000_i1051" style="width:0;height:1.5pt" o:hralign="center" o:hrstd="t" o:hr="t" fillcolor="#a0a0a0" stroked="f"/>
+        </w:pict>
+      </w:r>
+    </w:p>
+    <w:p>
+      <w:pPr>
+        <w:rPr>
+          <w:b/>
+          <w:bCs/>
+          <w:sz w:val="28"/>
+          <w:szCs w:val="28"/>
+          <w:lang w:eastAsia="en-US"/>
+        </w:rPr>
+      </w:pPr>
+      <w:r>
+        <w:rPr>
+          <w:b/>
+          <w:bCs/>
+          <w:sz w:val="28"/>
+          <w:szCs w:val="28"/>
+          <w:lang w:eastAsia="en-US"/>
+        </w:rPr>
+        <w:t>3.3 Класс ArrayVisualizer</w:t>
+      </w:r>
+    </w:p>
+    <w:p>
+      <w:pPr>
+        <w:rPr>
+          <w:sz w:val="24"/>
+          <w:szCs w:val="24"/>
+          <w:lang w:eastAsia="en-US"/>
+        </w:rPr>
+      </w:pPr>
+      <w:r>
+        <w:rPr>
+          <w:sz w:val="24"/>
+          <w:szCs w:val="24"/>
+          <w:lang w:eastAsia="en-US"/>
+        </w:rPr>
+        <w:t>Класс ArrayVisualizer отвечает за визуальное представление сортируемого массива. Каждый элемент массива отображается в виде отдельного столбика, высота которого соответствует числовому значению элемента.</w:t>
+      </w:r>
+    </w:p>
+    <w:p>
+      <w:pPr>
+        <w:rPr>
+          <w:sz w:val="24"/>
+          <w:szCs w:val="24"/>
+          <w:lang w:eastAsia="en-US"/>
+        </w:rPr>
+      </w:pPr>
+      <w:r>
+        <w:rPr>
+          <w:sz w:val="24"/>
+          <w:szCs w:val="24"/>
+          <w:lang w:eastAsia="en-US"/>
+        </w:rPr>
+        <w:t xml:space="preserve">При создании массива метод </w:t>
+      </w:r>
+      <w:proofErr w:type="spellStart"/>
+      <w:r>
+        <w:rPr>
+          <w:sz w:val="24"/>
+          <w:szCs w:val="24"/>
+          <w:lang w:eastAsia="en-US"/>
+        </w:rPr>
+        <w:t>CreateBars</w:t>
+      </w:r>
+      <w:proofErr w:type="spellEnd"/>
+      <w:r>
+        <w:rPr>
+          <w:sz w:val="24"/>
+          <w:szCs w:val="24"/>
+          <w:lang w:eastAsia="en-US"/>
+        </w:rPr>
+        <w:t xml:space="preserve"> создаёт необходимые объекты и устанавливает их размеры и положение на сцене.</w:t>
+      </w:r>
+    </w:p>
+    <w:p>
+      <w:pPr>
+        <w:rPr>
+          <w:sz w:val="24"/>
+          <w:szCs w:val="24"/>
+          <w:lang w:eastAsia="en-US"/>
+        </w:rPr>
+      </w:pPr>
+      <w:r>
+        <w:rPr>
+          <w:sz w:val="24"/>
+          <w:szCs w:val="24"/>
+          <w:lang w:eastAsia="en-US"/>
+        </w:rPr>
+        <w:t>Кроме создания элементов массива, класс реализует методы интерфейса IVisualizerAPI, предназначенные для отображения текущего состояния алгоритма. В частности, реализованы подсветка сравниваемых элементов, выделение активного элемента, обозначение отсортированных элементов и анимация обмена двух столбиков.</w:t>
+      </w:r>
+    </w:p>
+    <w:p>
+      <w:pPr>
+        <w:rPr>
+          <w:sz w:val="24"/>
+          <w:szCs w:val="24"/>
+          <w:lang w:eastAsia="en-US"/>
+        </w:rPr>
+      </w:pPr>
+      <w:r>
+        <w:rPr>
+          <w:sz w:val="24"/>
+          <w:szCs w:val="24"/>
+          <w:lang w:eastAsia="en-US"/>
+        </w:rPr>
+        <w:t xml:space="preserve">Отдельно реализована подсветка строк псевдокода. Метод </w:t>
+      </w:r>
+      <w:proofErr w:type="spellStart"/>
+      <w:r>
+        <w:rPr>
+          <w:sz w:val="24"/>
+          <w:szCs w:val="24"/>
+          <w:lang w:eastAsia="en-US"/>
+        </w:rPr>
+        <w:t>HighlightPseudoCodeLine</w:t>
+      </w:r>
+      <w:proofErr w:type="spellEnd"/>
+      <w:r>
+        <w:rPr>
+          <w:sz w:val="24"/>
+          <w:szCs w:val="24"/>
+          <w:lang w:eastAsia="en-US"/>
+        </w:rPr>
+        <w:t xml:space="preserve"> изменяет цвет соответствующей строки, благодаря чему пользователь может видеть, какой участок алгоритма выполняется в текущий момент.</w:t>
+      </w:r>
+    </w:p>
+    <w:p>
+      <w:pPr>
+        <w:rPr>
+          <w:lang w:eastAsia="en-US"/>
+        </w:rPr>
+      </w:pPr>
+      <w:r>
+        <w:rPr>
+          <w:lang w:eastAsia="en-US"/>
+        </w:rPr>
+        <w:pict w14:anchorId="17BFB71E">
+          <v:rect id="_x0000_i1052" style="width:0;height:1.5pt" o:hralign="center" o:hrstd="t" o:hr="t" fillcolor="#a0a0a0" stroked="f"/>
+        </w:pict>
+      </w:r>
+    </w:p>
+    <w:p>
+      <w:pPr>
+        <w:rPr>
+          <w:b/>
+          <w:bCs/>
+          <w:sz w:val="28"/>
+          <w:szCs w:val="28"/>
+          <w:lang w:eastAsia="en-US"/>
+        </w:rPr>
+      </w:pPr>
+      <w:r>
+        <w:rPr>
+          <w:b/>
+          <w:bCs/>
+          <w:sz w:val="28"/>
+          <w:szCs w:val="28"/>
+          <w:lang w:eastAsia="en-US"/>
+        </w:rPr>
+        <w:t>3.4 Подсчёт операций</w:t>
+      </w:r>
+    </w:p>
+    <w:p>
+      <w:pPr>
+        <w:rPr>
+          <w:sz w:val="24"/>
+          <w:szCs w:val="24"/>
+          <w:lang w:eastAsia="en-US"/>
+        </w:rPr>
+      </w:pPr>
+      <w:r>
+        <w:rPr>
+          <w:sz w:val="24"/>
+          <w:szCs w:val="24"/>
+          <w:lang w:eastAsia="en-US"/>
+        </w:rPr>
+        <w:t xml:space="preserve">Для получения количественных характеристик алгоритмов в приложении используется компонент </w:t>
+      </w:r>
+      <w:proofErr w:type="spellStart"/>
+      <w:r>
+        <w:rPr>
+          <w:sz w:val="24"/>
+          <w:szCs w:val="24"/>
+          <w:lang w:eastAsia="en-US"/>
+        </w:rPr>
+        <w:t>OperationCounter</w:t>
+      </w:r>
+      <w:proofErr w:type="spellEnd"/>
+      <w:r>
+        <w:rPr>
+          <w:sz w:val="24"/>
+          <w:szCs w:val="24"/>
+          <w:lang w:eastAsia="en-US"/>
+        </w:rPr>
+        <w:t>. Он регистрирует количество сравнений и обменов элементов во время выполнения сортировки.</w:t>
+      </w:r>
+    </w:p>
+    <w:p>
+      <w:pPr>
+        <w:rPr>
+          <w:sz w:val="24"/>
+          <w:szCs w:val="24"/>
+          <w:lang w:eastAsia="en-US"/>
+        </w:rPr>
+      </w:pPr>
+      <w:r>
+        <w:rPr>
+          <w:sz w:val="24"/>
+          <w:szCs w:val="24"/>
+          <w:lang w:eastAsia="en-US"/>
+        </w:rPr>
+        <w:t xml:space="preserve">Каждый алгоритм получает объект счётчика через интерфейс </w:t>
+      </w:r>
+      <w:proofErr w:type="spellStart"/>
+      <w:r>
+        <w:rPr>
+          <w:sz w:val="24"/>
+          <w:szCs w:val="24"/>
+          <w:lang w:eastAsia="en-US"/>
+        </w:rPr>
+        <w:t>IOperationCounter</w:t>
+      </w:r>
+      <w:proofErr w:type="spellEnd"/>
+      <w:r>
+        <w:rPr>
+          <w:sz w:val="24"/>
+          <w:szCs w:val="24"/>
+          <w:lang w:eastAsia="en-US"/>
+        </w:rPr>
+        <w:t xml:space="preserve"> и увеличивает соответствующее значение при выполнении операции. Полученные </w:t>
+      </w:r>
+      <w:r>
+        <w:rPr>
+          <w:sz w:val="24"/>
+          <w:szCs w:val="24"/>
+          <w:lang w:eastAsia="en-US"/>
+        </w:rPr>
+        <w:lastRenderedPageBreak/>
+        <w:t>данные отображаются в пользовательском интерфейсе и используются при сравнительном анализе алгоритмов.</w:t>
+      </w:r>
+    </w:p>
+    <w:p>
+      <w:pPr>
+        <w:rPr>
+          <w:lang w:eastAsia="en-US"/>
+        </w:rPr>
+      </w:pPr>
+      <w:r>
+        <w:rPr>
+          <w:sz w:val="24"/>
+          <w:szCs w:val="24"/>
+          <w:lang w:eastAsia="en-US"/>
+        </w:rPr>
+        <w:t>Такой подход позволяет использовать единый механизм подсчёта для всех реализованных алгоритмов и получать сопоставимые результаты</w:t>
+      </w:r>
+      <w:r>
+        <w:rPr>
+          <w:lang w:eastAsia="en-US"/>
+        </w:rPr>
+        <w:t>.</w:t>
+      </w:r>
+      <w:r>
+        <w:rPr>
+          <w:lang w:eastAsia="en-US"/>
+        </w:rPr>
+        <w:t xml:space="preserve"> </w:t>
+      </w:r>
+    </w:p>
+    <w:p>
+      <w:pPr>
+        <w:rPr>
+          <w:lang w:eastAsia="en-US"/>
+        </w:rPr>
+      </w:pPr>
+      <w:r>
+        <w:rPr>
+          <w:lang w:eastAsia="en-US"/>
+        </w:rPr>
+        <w:pict w14:anchorId="14B245F5">
+          <v:rect id="_x0000_i1053" style="width:0;height:1.5pt" o:hralign="center" o:hrstd="t" o:hr="t" fillcolor="#a0a0a0" stroked="f"/>
+        </w:pict>
+      </w:r>
+    </w:p>
+    <w:p>
+      <w:pPr>
+        <w:rPr>
+          <w:b/>
+          <w:bCs/>
+          <w:sz w:val="28"/>
+          <w:szCs w:val="28"/>
+          <w:lang w:eastAsia="en-US"/>
+        </w:rPr>
+      </w:pPr>
+      <w:r>
+        <w:rPr>
+          <w:b/>
+          <w:bCs/>
+          <w:sz w:val="28"/>
+          <w:szCs w:val="28"/>
+          <w:lang w:eastAsia="en-US"/>
+        </w:rPr>
+        <w:t>3.5 Реализация алгоритмов сортировки</w:t>
+      </w:r>
+    </w:p>
+    <w:p>
+      <w:pPr>
+        <w:rPr>
+          <w:sz w:val="24"/>
+          <w:szCs w:val="24"/>
+          <w:lang w:eastAsia="en-US"/>
+        </w:rPr>
+      </w:pPr>
+      <w:r>
+        <w:rPr>
+          <w:sz w:val="24"/>
+          <w:szCs w:val="24"/>
+          <w:lang w:eastAsia="en-US"/>
+        </w:rPr>
+        <w:t>В приложении каждый алгоритм сортировки реализован в отдельном классе, соответствующем общему интерфейсу ISorter. Такой подход позволяет использовать одинаковый механизм запуска и визуализации для различных алгоритмов.</w:t>
+      </w:r>
+    </w:p>
+    <w:p>
+      <w:pPr>
+        <w:rPr>
+          <w:sz w:val="24"/>
+          <w:szCs w:val="24"/>
+          <w:lang w:eastAsia="en-US"/>
+        </w:rPr>
+      </w:pPr>
+      <w:r>
+        <w:rPr>
+          <w:sz w:val="24"/>
+          <w:szCs w:val="24"/>
+          <w:lang w:eastAsia="en-US"/>
+        </w:rPr>
+        <w:t>В качестве примера рассмотрим реализацию сортировки вставками. На каждом шаге алгоритма текущий элемент сравнивается с предыдущим. Если элементы расположены в неправильном порядке, выполняется их обмен, после чего визуализатор отображает изменение положения элементов массива.</w:t>
+      </w:r>
+    </w:p>
+    <w:p>
+      <w:pPr>
+        <w:rPr>
+          <w:sz w:val="24"/>
+          <w:szCs w:val="24"/>
+          <w:highlight w:val="red"/>
+          <w:lang w:eastAsia="en-US"/>
+        </w:rPr>
+      </w:pPr>
+      <w:r>
+        <w:rPr>
+          <w:b/>
+          <w:bCs/>
+          <w:sz w:val="24"/>
+          <w:szCs w:val="24"/>
+          <w:highlight w:val="red"/>
+          <w:lang w:eastAsia="en-US"/>
+        </w:rPr>
+        <w:t xml:space="preserve">Листинг </w:t>
+      </w:r>
+      <w:r>
+        <w:rPr>
+          <w:b/>
+          <w:bCs/>
+          <w:sz w:val="24"/>
+          <w:szCs w:val="24"/>
+          <w:highlight w:val="red"/>
+          <w:lang w:eastAsia="en-US"/>
+        </w:rPr>
+        <w:t>5</w:t>
+      </w:r>
+      <w:r>
+        <w:rPr>
+          <w:b/>
+          <w:bCs/>
+          <w:sz w:val="24"/>
+          <w:szCs w:val="24"/>
+          <w:highlight w:val="red"/>
+          <w:lang w:eastAsia="en-US"/>
+        </w:rPr>
+        <w:t xml:space="preserve"> – Реализация сортировки вставками</w:t>
+      </w:r>
+    </w:p>
+    <w:p>
+      <w:pPr>
+        <w:rPr>
+          <w:sz w:val="24"/>
+          <w:szCs w:val="24"/>
+          <w:highlight w:val="red"/>
+          <w:lang w:eastAsia="en-US"/>
+        </w:rPr>
+      </w:pPr>
+      <w:proofErr w:type="spellStart"/>
+      <w:r>
+        <w:rPr>
+          <w:sz w:val="24"/>
+          <w:szCs w:val="24"/>
+          <w:highlight w:val="red"/>
+          <w:lang w:eastAsia="en-US"/>
+        </w:rPr>
+        <w:t>public</w:t>
+      </w:r>
+      <w:proofErr w:type="spellEnd"/>
+      <w:r>
+        <w:rPr>
+          <w:sz w:val="24"/>
+          <w:szCs w:val="24"/>
+          <w:highlight w:val="red"/>
+          <w:lang w:eastAsia="en-US"/>
+        </w:rPr>
+        <w:t xml:space="preserve"> IEnumerator </w:t>
+      </w:r>
+      <w:proofErr w:type="spellStart"/>
+      <w:proofErr w:type="gramStart"/>
+      <w:r>
+        <w:rPr>
+          <w:sz w:val="24"/>
+          <w:szCs w:val="24"/>
+          <w:highlight w:val="red"/>
+          <w:lang w:eastAsia="en-US"/>
+        </w:rPr>
+        <w:t>Sort</w:t>
+      </w:r>
+      <w:proofErr w:type="spellEnd"/>
+      <w:r>
+        <w:rPr>
+          <w:sz w:val="24"/>
+          <w:szCs w:val="24"/>
+          <w:highlight w:val="red"/>
+          <w:lang w:eastAsia="en-US"/>
+        </w:rPr>
+        <w:t>(</w:t>
+      </w:r>
+      <w:proofErr w:type="gramEnd"/>
+    </w:p>
+    <w:p>
+      <w:pPr>
+        <w:rPr>
+          <w:sz w:val="24"/>
+          <w:szCs w:val="24"/>
+          <w:highlight w:val="red"/>
+          <w:lang w:val="en-US" w:eastAsia="en-US"/>
+        </w:rPr>
+      </w:pPr>
+      <w:r>
+        <w:rPr>
+          <w:sz w:val="24"/>
+          <w:szCs w:val="24"/>
+          <w:highlight w:val="red"/>
+          <w:lang w:eastAsia="en-US"/>
+        </w:rPr>
+        <w:t xml:space="preserve">    </w:t>
+      </w:r>
+      <w:proofErr w:type="gramStart"/>
+      <w:r>
+        <w:rPr>
+          <w:sz w:val="24"/>
+          <w:szCs w:val="24"/>
+          <w:highlight w:val="red"/>
+          <w:lang w:val="en-US" w:eastAsia="en-US"/>
+        </w:rPr>
+        <w:t>int[</w:t>
+      </w:r>
+      <w:proofErr w:type="gramEnd"/>
+      <w:r>
+        <w:rPr>
+          <w:sz w:val="24"/>
+          <w:szCs w:val="24"/>
+          <w:highlight w:val="red"/>
+          <w:lang w:val="en-US" w:eastAsia="en-US"/>
+        </w:rPr>
+        <w:t>] array,</w:t>
+      </w:r>
+    </w:p>
+    <w:p>
+      <w:pPr>
+        <w:rPr>
+          <w:sz w:val="24"/>
+          <w:szCs w:val="24"/>
+          <w:highlight w:val="red"/>
+          <w:lang w:val="en-US" w:eastAsia="en-US"/>
+        </w:rPr>
+      </w:pPr>
+      <w:r>
+        <w:rPr>
+          <w:sz w:val="24"/>
+          <w:szCs w:val="24"/>
+          <w:highlight w:val="red"/>
+          <w:lang w:val="en-US" w:eastAsia="en-US"/>
+        </w:rPr>
+        <w:t xml:space="preserve">    IVisualizerAPI visualizer,</w:t>
+      </w:r>
+    </w:p>
+    <w:p>
+      <w:pPr>
+        <w:rPr>
+          <w:sz w:val="24"/>
+          <w:szCs w:val="24"/>
+          <w:highlight w:val="red"/>
+          <w:lang w:val="en-US" w:eastAsia="en-US"/>
+        </w:rPr>
+      </w:pPr>
+      <w:r>
+        <w:rPr>
+          <w:sz w:val="24"/>
+          <w:szCs w:val="24"/>
+          <w:highlight w:val="red"/>
+          <w:lang w:val="en-US" w:eastAsia="en-US"/>
+        </w:rPr>
+        <w:t xml:space="preserve">    </w:t>
+      </w:r>
+      <w:proofErr w:type="spellStart"/>
+      <w:r>
+        <w:rPr>
+          <w:sz w:val="24"/>
+          <w:szCs w:val="24"/>
+          <w:highlight w:val="red"/>
+          <w:lang w:val="en-US" w:eastAsia="en-US"/>
+        </w:rPr>
+        <w:t>IOperationCounter</w:t>
+      </w:r>
+      <w:proofErr w:type="spellEnd"/>
+      <w:r>
+        <w:rPr>
+          <w:sz w:val="24"/>
+          <w:szCs w:val="24"/>
+          <w:highlight w:val="red"/>
+          <w:lang w:val="en-US" w:eastAsia="en-US"/>
+        </w:rPr>
+        <w:t xml:space="preserve"> counter)</w:t>
+      </w:r>
+    </w:p>
+    <w:p>
+      <w:pPr>
+        <w:rPr>
+          <w:sz w:val="24"/>
+          <w:szCs w:val="24"/>
+          <w:highlight w:val="red"/>
+          <w:lang w:val="en-US" w:eastAsia="en-US"/>
+        </w:rPr>
+      </w:pPr>
+      <w:r>
+        <w:rPr>
+          <w:sz w:val="24"/>
+          <w:szCs w:val="24"/>
+          <w:highlight w:val="red"/>
+          <w:lang w:val="en-US" w:eastAsia="en-US"/>
+        </w:rPr>
+        <w:t>{</w:t>
+      </w:r>
+    </w:p>
+    <w:p>
+      <w:pPr>
+        <w:rPr>
+          <w:sz w:val="24"/>
+          <w:szCs w:val="24"/>
+          <w:highlight w:val="red"/>
+          <w:lang w:val="en-US" w:eastAsia="en-US"/>
+        </w:rPr>
+      </w:pPr>
+      <w:r>
+        <w:rPr>
+          <w:sz w:val="24"/>
+          <w:szCs w:val="24"/>
+          <w:highlight w:val="red"/>
+          <w:lang w:val="en-US" w:eastAsia="en-US"/>
+        </w:rPr>
+        <w:t xml:space="preserve">    int n = </w:t>
+      </w:r>
+      <w:proofErr w:type="spellStart"/>
+      <w:proofErr w:type="gramStart"/>
+      <w:r>
+        <w:rPr>
+          <w:sz w:val="24"/>
+          <w:szCs w:val="24"/>
+          <w:highlight w:val="red"/>
+          <w:lang w:val="en-US" w:eastAsia="en-US"/>
+        </w:rPr>
+        <w:t>array.Length</w:t>
+      </w:r>
+      <w:proofErr w:type="spellEnd"/>
+      <w:proofErr w:type="gramEnd"/>
+      <w:r>
+        <w:rPr>
+          <w:sz w:val="24"/>
+          <w:szCs w:val="24"/>
+          <w:highlight w:val="red"/>
+          <w:lang w:val="en-US" w:eastAsia="en-US"/>
+        </w:rPr>
+        <w:t>;</w:t>
+      </w:r>
+    </w:p>
+    <w:p>
+      <w:pPr>
+        <w:rPr>
+          <w:sz w:val="24"/>
+          <w:szCs w:val="24"/>
+          <w:highlight w:val="red"/>
+          <w:lang w:val="en-US" w:eastAsia="en-US"/>
+        </w:rPr>
+      </w:pPr>
+    </w:p>
+    <w:p>
+      <w:pPr>
+        <w:rPr>
+          <w:sz w:val="24"/>
+          <w:szCs w:val="24"/>
+          <w:highlight w:val="red"/>
+          <w:lang w:val="en-US" w:eastAsia="en-US"/>
+        </w:rPr>
+      </w:pPr>
+      <w:r>
+        <w:rPr>
+          <w:sz w:val="24"/>
+          <w:szCs w:val="24"/>
+          <w:highlight w:val="red"/>
+          <w:lang w:val="en-US" w:eastAsia="en-US"/>
+        </w:rPr>
+        <w:t xml:space="preserve">    for (int </w:t>
+      </w:r>
+      <w:proofErr w:type="spellStart"/>
+      <w:r>
+        <w:rPr>
+          <w:sz w:val="24"/>
+          <w:szCs w:val="24"/>
+          <w:highlight w:val="red"/>
+          <w:lang w:val="en-US" w:eastAsia="en-US"/>
+        </w:rPr>
+        <w:t>i</w:t>
+      </w:r>
+      <w:proofErr w:type="spellEnd"/>
+      <w:r>
+        <w:rPr>
+          <w:sz w:val="24"/>
+          <w:szCs w:val="24"/>
+          <w:highlight w:val="red"/>
+          <w:lang w:val="en-US" w:eastAsia="en-US"/>
+        </w:rPr>
+        <w:t xml:space="preserve"> = 1; </w:t>
+      </w:r>
+      <w:proofErr w:type="spellStart"/>
+      <w:r>
+        <w:rPr>
+          <w:sz w:val="24"/>
+          <w:szCs w:val="24"/>
+          <w:highlight w:val="red"/>
+          <w:lang w:val="en-US" w:eastAsia="en-US"/>
+        </w:rPr>
+        <w:t>i</w:t>
+      </w:r>
+      <w:proofErr w:type="spellEnd"/>
+      <w:r>
+        <w:rPr>
+          <w:sz w:val="24"/>
+          <w:szCs w:val="24"/>
+          <w:highlight w:val="red"/>
+          <w:lang w:val="en-US" w:eastAsia="en-US"/>
+        </w:rPr>
+        <w:t xml:space="preserve"> &lt; n; </w:t>
+      </w:r>
+      <w:proofErr w:type="spellStart"/>
+      <w:r>
+        <w:rPr>
+          <w:sz w:val="24"/>
+          <w:szCs w:val="24"/>
+          <w:highlight w:val="red"/>
+          <w:lang w:val="en-US" w:eastAsia="en-US"/>
+        </w:rPr>
+        <w:t>i</w:t>
+      </w:r>
+      <w:proofErr w:type="spellEnd"/>
+      <w:r>
+        <w:rPr>
+          <w:sz w:val="24"/>
+          <w:szCs w:val="24"/>
+          <w:highlight w:val="red"/>
+          <w:lang w:val="en-US" w:eastAsia="en-US"/>
+        </w:rPr>
+        <w:t>++)</w:t>
+      </w:r>
+    </w:p>
+    <w:p>
+      <w:pPr>
+        <w:rPr>
+          <w:sz w:val="24"/>
+          <w:szCs w:val="24"/>
+          <w:highlight w:val="red"/>
+          <w:lang w:val="en-US" w:eastAsia="en-US"/>
+        </w:rPr>
+      </w:pPr>
+      <w:r>
+        <w:rPr>
+          <w:sz w:val="24"/>
+          <w:szCs w:val="24"/>
+          <w:highlight w:val="red"/>
+          <w:lang w:val="en-US" w:eastAsia="en-US"/>
+        </w:rPr>
+        <w:t xml:space="preserve">    {</w:t>
+      </w:r>
+    </w:p>
+    <w:p>
+      <w:pPr>
+        <w:rPr>
+          <w:sz w:val="24"/>
+          <w:szCs w:val="24"/>
+          <w:highlight w:val="red"/>
+          <w:lang w:val="en-US" w:eastAsia="en-US"/>
+        </w:rPr>
+      </w:pPr>
+      <w:r>
+        <w:rPr>
+          <w:sz w:val="24"/>
+          <w:szCs w:val="24"/>
+          <w:highlight w:val="red"/>
+          <w:lang w:val="en-US" w:eastAsia="en-US"/>
+        </w:rPr>
+        <w:t xml:space="preserve">        int j = </w:t>
+      </w:r>
+      <w:proofErr w:type="spellStart"/>
+      <w:r>
+        <w:rPr>
+          <w:sz w:val="24"/>
+          <w:szCs w:val="24"/>
+          <w:highlight w:val="red"/>
+          <w:lang w:val="en-US" w:eastAsia="en-US"/>
+        </w:rPr>
+        <w:t>i</w:t>
+      </w:r>
+      <w:proofErr w:type="spellEnd"/>
+      <w:r>
+        <w:rPr>
+          <w:sz w:val="24"/>
+          <w:szCs w:val="24"/>
+          <w:highlight w:val="red"/>
+          <w:lang w:val="en-US" w:eastAsia="en-US"/>
+        </w:rPr>
+        <w:t>;</w:t>
+      </w:r>
+    </w:p>
+    <w:p>
+      <w:pPr>
+        <w:rPr>
+          <w:sz w:val="24"/>
+          <w:szCs w:val="24"/>
+          <w:highlight w:val="red"/>
+          <w:lang w:val="en-US" w:eastAsia="en-US"/>
+        </w:rPr>
+      </w:pPr>
+    </w:p>
+    <w:p>
+      <w:pPr>
+        <w:rPr>
+          <w:sz w:val="24"/>
+          <w:szCs w:val="24"/>
+          <w:highlight w:val="red"/>
+          <w:lang w:val="en-US" w:eastAsia="en-US"/>
+        </w:rPr>
+      </w:pPr>
+      <w:r>
+        <w:rPr>
+          <w:sz w:val="24"/>
+          <w:szCs w:val="24"/>
+          <w:highlight w:val="red"/>
+          <w:lang w:val="en-US" w:eastAsia="en-US"/>
+        </w:rPr>
+        <w:t xml:space="preserve">        while (j &gt; 0)</w:t>
+      </w:r>
+    </w:p>
+    <w:p>
+      <w:pPr>
+        <w:rPr>
+          <w:sz w:val="24"/>
+          <w:szCs w:val="24"/>
+          <w:highlight w:val="red"/>
+          <w:lang w:eastAsia="en-US"/>
+        </w:rPr>
+      </w:pPr>
+      <w:r>
+        <w:rPr>
+          <w:sz w:val="24"/>
+          <w:szCs w:val="24"/>
+          <w:highlight w:val="red"/>
+          <w:lang w:val="en-US" w:eastAsia="en-US"/>
+        </w:rPr>
+        <w:t xml:space="preserve">        </w:t>
+      </w:r>
+      <w:r>
+        <w:rPr>
+          <w:sz w:val="24"/>
+          <w:szCs w:val="24"/>
+          <w:highlight w:val="red"/>
+          <w:lang w:eastAsia="en-US"/>
+        </w:rPr>
+        <w:t>{</w:t>
+      </w:r>
+    </w:p>
+    <w:p>
+      <w:pPr>
+        <w:rPr>
+          <w:sz w:val="24"/>
+          <w:szCs w:val="24"/>
+          <w:highlight w:val="red"/>
+          <w:lang w:val="en-US" w:eastAsia="en-US"/>
+        </w:rPr>
+      </w:pPr>
+      <w:r>
+        <w:rPr>
+          <w:sz w:val="24"/>
+          <w:szCs w:val="24"/>
+          <w:highlight w:val="red"/>
+          <w:lang w:eastAsia="en-US"/>
+        </w:rPr>
+        <w:t xml:space="preserve">            </w:t>
+      </w:r>
+      <w:proofErr w:type="spellStart"/>
+      <w:proofErr w:type="gramStart"/>
+      <w:r>
+        <w:rPr>
+          <w:sz w:val="24"/>
+          <w:szCs w:val="24"/>
+          <w:highlight w:val="red"/>
+          <w:lang w:val="en-US" w:eastAsia="en-US"/>
+        </w:rPr>
+        <w:t>counter.IncrementComparisons</w:t>
+      </w:r>
+      <w:proofErr w:type="spellEnd"/>
+      <w:proofErr w:type="gramEnd"/>
+      <w:r>
+        <w:rPr>
+          <w:sz w:val="24"/>
+          <w:szCs w:val="24"/>
+          <w:highlight w:val="red"/>
+          <w:lang w:val="en-US" w:eastAsia="en-US"/>
+        </w:rPr>
+        <w:t>();</w:t>
+      </w:r>
+    </w:p>
+    <w:p>
+      <w:pPr>
+        <w:rPr>
+          <w:sz w:val="24"/>
+          <w:szCs w:val="24"/>
+          <w:highlight w:val="red"/>
+          <w:lang w:val="en-US" w:eastAsia="en-US"/>
+        </w:rPr>
+      </w:pPr>
+    </w:p>
+    <w:p>
+      <w:pPr>
+        <w:rPr>
+          <w:sz w:val="24"/>
+          <w:szCs w:val="24"/>
+          <w:highlight w:val="red"/>
+          <w:lang w:val="en-US" w:eastAsia="en-US"/>
+        </w:rPr>
+      </w:pPr>
+      <w:r>
+        <w:rPr>
+          <w:sz w:val="24"/>
+          <w:szCs w:val="24"/>
+          <w:highlight w:val="red"/>
+          <w:lang w:val="en-US" w:eastAsia="en-US"/>
+        </w:rPr>
+        <w:t xml:space="preserve">            </w:t>
+      </w:r>
+      <w:proofErr w:type="spellStart"/>
+      <w:proofErr w:type="gramStart"/>
+      <w:r>
+        <w:rPr>
+          <w:sz w:val="24"/>
+          <w:szCs w:val="24"/>
+          <w:highlight w:val="red"/>
+          <w:lang w:val="en-US" w:eastAsia="en-US"/>
+        </w:rPr>
+        <w:t>visualizer.Highlight</w:t>
+      </w:r>
+      <w:proofErr w:type="spellEnd"/>
+      <w:proofErr w:type="gramEnd"/>
+      <w:r>
+        <w:rPr>
+          <w:sz w:val="24"/>
+          <w:szCs w:val="24"/>
+          <w:highlight w:val="red"/>
+          <w:lang w:val="en-US" w:eastAsia="en-US"/>
+        </w:rPr>
+        <w:t>(j - 1, j);</w:t>
+      </w:r>
+    </w:p>
+    <w:p>
+      <w:pPr>
+        <w:rPr>
+          <w:sz w:val="24"/>
+          <w:szCs w:val="24"/>
+          <w:highlight w:val="red"/>
+          <w:lang w:val="en-US" w:eastAsia="en-US"/>
+        </w:rPr>
+      </w:pPr>
+    </w:p>
+    <w:p>
+      <w:pPr>
+        <w:rPr>
+          <w:sz w:val="24"/>
+          <w:szCs w:val="24"/>
+          <w:highlight w:val="red"/>
+          <w:lang w:val="en-US" w:eastAsia="en-US"/>
+        </w:rPr>
+      </w:pPr>
+      <w:r>
+        <w:rPr>
+          <w:sz w:val="24"/>
+          <w:szCs w:val="24"/>
+          <w:highlight w:val="red"/>
+          <w:lang w:val="en-US" w:eastAsia="en-US"/>
+        </w:rPr>
+        <w:t xml:space="preserve">            if (</w:t>
+      </w:r>
+      <w:proofErr w:type="gramStart"/>
+      <w:r>
+        <w:rPr>
+          <w:sz w:val="24"/>
+          <w:szCs w:val="24"/>
+          <w:highlight w:val="red"/>
+          <w:lang w:val="en-US" w:eastAsia="en-US"/>
+        </w:rPr>
+        <w:t>array[</w:t>
+      </w:r>
+      <w:proofErr w:type="gramEnd"/>
+      <w:r>
+        <w:rPr>
+          <w:sz w:val="24"/>
+          <w:szCs w:val="24"/>
+          <w:highlight w:val="red"/>
+          <w:lang w:val="en-US" w:eastAsia="en-US"/>
+        </w:rPr>
+        <w:t>j - 1] &lt;= array[j])</w:t>
+      </w:r>
+    </w:p>
+    <w:p>
+      <w:pPr>
+        <w:rPr>
+          <w:sz w:val="24"/>
+          <w:szCs w:val="24"/>
+          <w:highlight w:val="red"/>
+          <w:lang w:val="en-US" w:eastAsia="en-US"/>
+        </w:rPr>
+      </w:pPr>
+      <w:r>
+        <w:rPr>
+          <w:sz w:val="24"/>
+          <w:szCs w:val="24"/>
+          <w:highlight w:val="red"/>
+          <w:lang w:val="en-US" w:eastAsia="en-US"/>
+        </w:rPr>
+        <w:t xml:space="preserve">                break;</w:t>
+      </w:r>
+    </w:p>
+    <w:p>
+      <w:pPr>
+        <w:rPr>
+          <w:sz w:val="24"/>
+          <w:szCs w:val="24"/>
+          <w:highlight w:val="red"/>
+          <w:lang w:val="en-US" w:eastAsia="en-US"/>
+        </w:rPr>
+      </w:pPr>
+    </w:p>
+    <w:p>
+      <w:pPr>
+        <w:rPr>
+          <w:sz w:val="24"/>
+          <w:szCs w:val="24"/>
+          <w:highlight w:val="red"/>
+          <w:lang w:val="en-US" w:eastAsia="en-US"/>
+        </w:rPr>
+      </w:pPr>
+      <w:r>
+        <w:rPr>
+          <w:sz w:val="24"/>
+          <w:szCs w:val="24"/>
+          <w:highlight w:val="red"/>
+          <w:lang w:val="en-US" w:eastAsia="en-US"/>
+        </w:rPr>
+        <w:t xml:space="preserve">            int temp = array[j];</w:t>
+      </w:r>
+    </w:p>
+    <w:p>
+      <w:pPr>
+        <w:rPr>
+          <w:sz w:val="24"/>
+          <w:szCs w:val="24"/>
+          <w:highlight w:val="red"/>
+          <w:lang w:val="en-US" w:eastAsia="en-US"/>
+        </w:rPr>
+      </w:pPr>
+      <w:r>
+        <w:rPr>
+          <w:sz w:val="24"/>
+          <w:szCs w:val="24"/>
+          <w:highlight w:val="red"/>
+          <w:lang w:val="en-US" w:eastAsia="en-US"/>
+        </w:rPr>
+        <w:t xml:space="preserve">            array[j] = </w:t>
+      </w:r>
+      <w:proofErr w:type="gramStart"/>
+      <w:r>
+        <w:rPr>
+          <w:sz w:val="24"/>
+          <w:szCs w:val="24"/>
+          <w:highlight w:val="red"/>
+          <w:lang w:val="en-US" w:eastAsia="en-US"/>
+        </w:rPr>
+        <w:t>array[</w:t>
+      </w:r>
+      <w:proofErr w:type="gramEnd"/>
+      <w:r>
+        <w:rPr>
+          <w:sz w:val="24"/>
+          <w:szCs w:val="24"/>
+          <w:highlight w:val="red"/>
+          <w:lang w:val="en-US" w:eastAsia="en-US"/>
+        </w:rPr>
+        <w:t>j - 1];</w:t>
+      </w:r>
+    </w:p>
+    <w:p>
+      <w:pPr>
+        <w:rPr>
+          <w:sz w:val="24"/>
+          <w:szCs w:val="24"/>
+          <w:highlight w:val="red"/>
+          <w:lang w:val="en-US" w:eastAsia="en-US"/>
+        </w:rPr>
+      </w:pPr>
+      <w:r>
+        <w:rPr>
+          <w:sz w:val="24"/>
+          <w:szCs w:val="24"/>
+          <w:highlight w:val="red"/>
+          <w:lang w:val="en-US" w:eastAsia="en-US"/>
+        </w:rPr>
+        <w:t xml:space="preserve">            </w:t>
+      </w:r>
+      <w:proofErr w:type="gramStart"/>
+      <w:r>
+        <w:rPr>
+          <w:sz w:val="24"/>
+          <w:szCs w:val="24"/>
+          <w:highlight w:val="red"/>
+          <w:lang w:val="en-US" w:eastAsia="en-US"/>
+        </w:rPr>
+        <w:t>array[</w:t>
+      </w:r>
+      <w:proofErr w:type="gramEnd"/>
+      <w:r>
+        <w:rPr>
+          <w:sz w:val="24"/>
+          <w:szCs w:val="24"/>
+          <w:highlight w:val="red"/>
+          <w:lang w:val="en-US" w:eastAsia="en-US"/>
+        </w:rPr>
+        <w:t>j - 1] = temp;</w:t>
+      </w:r>
+    </w:p>
+    <w:p>
+      <w:pPr>
+        <w:rPr>
+          <w:sz w:val="24"/>
+          <w:szCs w:val="24"/>
+          <w:highlight w:val="red"/>
+          <w:lang w:val="en-US" w:eastAsia="en-US"/>
+        </w:rPr>
+      </w:pPr>
+    </w:p>
+    <w:p>
+      <w:pPr>
+        <w:rPr>
+          <w:sz w:val="24"/>
+          <w:szCs w:val="24"/>
+          <w:highlight w:val="red"/>
+          <w:lang w:val="en-US" w:eastAsia="en-US"/>
+        </w:rPr>
+      </w:pPr>
+      <w:r>
+        <w:rPr>
+          <w:sz w:val="24"/>
+          <w:szCs w:val="24"/>
+          <w:highlight w:val="red"/>
+          <w:lang w:val="en-US" w:eastAsia="en-US"/>
+        </w:rPr>
+        <w:t xml:space="preserve">            </w:t>
+      </w:r>
+      <w:proofErr w:type="spellStart"/>
+      <w:proofErr w:type="gramStart"/>
+      <w:r>
+        <w:rPr>
+          <w:sz w:val="24"/>
+          <w:szCs w:val="24"/>
+          <w:highlight w:val="red"/>
+          <w:lang w:val="en-US" w:eastAsia="en-US"/>
+        </w:rPr>
+        <w:t>counter.IncrementSwaps</w:t>
+      </w:r>
+      <w:proofErr w:type="spellEnd"/>
+      <w:proofErr w:type="gramEnd"/>
+      <w:r>
+        <w:rPr>
+          <w:sz w:val="24"/>
+          <w:szCs w:val="24"/>
+          <w:highlight w:val="red"/>
+          <w:lang w:val="en-US" w:eastAsia="en-US"/>
+        </w:rPr>
+        <w:t>();</w:t>
+      </w:r>
+    </w:p>
+    <w:p>
+      <w:pPr>
+        <w:rPr>
+          <w:sz w:val="24"/>
+          <w:szCs w:val="24"/>
+          <w:highlight w:val="red"/>
+          <w:lang w:val="en-US" w:eastAsia="en-US"/>
+        </w:rPr>
+      </w:pPr>
+    </w:p>
+    <w:p>
+      <w:pPr>
+        <w:rPr>
+          <w:sz w:val="24"/>
+          <w:szCs w:val="24"/>
+          <w:highlight w:val="red"/>
+          <w:lang w:val="en-US" w:eastAsia="en-US"/>
+        </w:rPr>
+      </w:pPr>
+      <w:r>
+        <w:rPr>
+          <w:sz w:val="24"/>
+          <w:szCs w:val="24"/>
+          <w:highlight w:val="red"/>
+          <w:lang w:val="en-US" w:eastAsia="en-US"/>
+        </w:rPr>
+        <w:t xml:space="preserve">            yield return </w:t>
+      </w:r>
+      <w:proofErr w:type="spellStart"/>
+      <w:proofErr w:type="gramStart"/>
+      <w:r>
+        <w:rPr>
+          <w:sz w:val="24"/>
+          <w:szCs w:val="24"/>
+          <w:highlight w:val="red"/>
+          <w:lang w:val="en-US" w:eastAsia="en-US"/>
+        </w:rPr>
+        <w:t>visualizer.SwapBars</w:t>
+      </w:r>
+      <w:proofErr w:type="spellEnd"/>
+      <w:proofErr w:type="gramEnd"/>
+      <w:r>
+        <w:rPr>
+          <w:sz w:val="24"/>
+          <w:szCs w:val="24"/>
+          <w:highlight w:val="red"/>
+          <w:lang w:val="en-US" w:eastAsia="en-US"/>
+        </w:rPr>
+        <w:t>(j - 1, j);</w:t>
+      </w:r>
+    </w:p>
+    <w:p>
+      <w:pPr>
+        <w:rPr>
+          <w:sz w:val="24"/>
+          <w:szCs w:val="24"/>
+          <w:highlight w:val="red"/>
+          <w:lang w:val="en-US" w:eastAsia="en-US"/>
+        </w:rPr>
+      </w:pPr>
+    </w:p>
+    <w:p>
+      <w:pPr>
+        <w:rPr>
+          <w:sz w:val="24"/>
+          <w:szCs w:val="24"/>
+          <w:highlight w:val="red"/>
+          <w:lang w:val="en-US" w:eastAsia="en-US"/>
+        </w:rPr>
+      </w:pPr>
+      <w:r>
+        <w:rPr>
+          <w:sz w:val="24"/>
+          <w:szCs w:val="24"/>
+          <w:highlight w:val="red"/>
+          <w:lang w:val="en-US" w:eastAsia="en-US"/>
+        </w:rPr>
+        <w:t xml:space="preserve">            yield return new </w:t>
+      </w:r>
+      <w:proofErr w:type="spellStart"/>
+      <w:proofErr w:type="gramStart"/>
+      <w:r>
+        <w:rPr>
+          <w:sz w:val="24"/>
+          <w:szCs w:val="24"/>
+          <w:highlight w:val="red"/>
+          <w:lang w:val="en-US" w:eastAsia="en-US"/>
+        </w:rPr>
+        <w:t>WaitForSeconds</w:t>
+      </w:r>
+      <w:proofErr w:type="spellEnd"/>
+      <w:r>
+        <w:rPr>
+          <w:sz w:val="24"/>
+          <w:szCs w:val="24"/>
+          <w:highlight w:val="red"/>
+          <w:lang w:val="en-US" w:eastAsia="en-US"/>
+        </w:rPr>
+        <w:t>(</w:t>
+      </w:r>
+      <w:proofErr w:type="gramEnd"/>
+      <w:r>
+        <w:rPr>
+          <w:sz w:val="24"/>
+          <w:szCs w:val="24"/>
+          <w:highlight w:val="red"/>
+          <w:lang w:val="en-US" w:eastAsia="en-US"/>
+        </w:rPr>
+        <w:t>0.1f);</w:t>
+      </w:r>
+    </w:p>
+    <w:p>
+      <w:pPr>
+        <w:rPr>
+          <w:sz w:val="24"/>
+          <w:szCs w:val="24"/>
+          <w:highlight w:val="red"/>
+          <w:lang w:val="en-US" w:eastAsia="en-US"/>
+        </w:rPr>
+      </w:pPr>
+    </w:p>
+    <w:p>
+      <w:pPr>
+        <w:rPr>
+          <w:sz w:val="24"/>
+          <w:szCs w:val="24"/>
+          <w:highlight w:val="red"/>
+          <w:lang w:eastAsia="en-US"/>
+        </w:rPr>
+      </w:pPr>
+      <w:r>
+        <w:rPr>
+          <w:sz w:val="24"/>
+          <w:szCs w:val="24"/>
+          <w:highlight w:val="red"/>
+          <w:lang w:val="en-US" w:eastAsia="en-US"/>
+        </w:rPr>
+        <w:lastRenderedPageBreak/>
+        <w:t xml:space="preserve">            </w:t>
+      </w:r>
+      <w:r>
+        <w:rPr>
+          <w:sz w:val="24"/>
+          <w:szCs w:val="24"/>
+          <w:highlight w:val="red"/>
+          <w:lang w:eastAsia="en-US"/>
+        </w:rPr>
+        <w:t>j--;</w:t>
+      </w:r>
+    </w:p>
+    <w:p>
+      <w:pPr>
+        <w:rPr>
+          <w:sz w:val="24"/>
+          <w:szCs w:val="24"/>
+          <w:highlight w:val="red"/>
+          <w:lang w:eastAsia="en-US"/>
+        </w:rPr>
+      </w:pPr>
+      <w:r>
+        <w:rPr>
+          <w:sz w:val="24"/>
+          <w:szCs w:val="24"/>
+          <w:highlight w:val="red"/>
+          <w:lang w:eastAsia="en-US"/>
+        </w:rPr>
+        <w:t xml:space="preserve">        }</w:t>
+      </w:r>
+    </w:p>
+    <w:p>
+      <w:pPr>
+        <w:rPr>
+          <w:sz w:val="24"/>
+          <w:szCs w:val="24"/>
+          <w:highlight w:val="red"/>
+          <w:lang w:eastAsia="en-US"/>
+        </w:rPr>
+      </w:pPr>
+      <w:r>
+        <w:rPr>
+          <w:sz w:val="24"/>
+          <w:szCs w:val="24"/>
+          <w:highlight w:val="red"/>
+          <w:lang w:eastAsia="en-US"/>
+        </w:rPr>
+        <w:t xml:space="preserve">    }</w:t>
+      </w:r>
+    </w:p>
+    <w:p>
+      <w:pPr>
+        <w:rPr>
+          <w:sz w:val="24"/>
+          <w:szCs w:val="24"/>
+          <w:lang w:eastAsia="en-US"/>
+        </w:rPr>
+      </w:pPr>
+      <w:r>
+        <w:rPr>
+          <w:sz w:val="24"/>
+          <w:szCs w:val="24"/>
+          <w:highlight w:val="red"/>
+          <w:lang w:eastAsia="en-US"/>
+        </w:rPr>
+        <w:t>}</w:t>
+      </w:r>
+    </w:p>
+    <w:p>
+      <w:pPr>
+        <w:rPr>
+          <w:sz w:val="24"/>
+          <w:szCs w:val="24"/>
+          <w:lang w:eastAsia="en-US"/>
+        </w:rPr>
+      </w:pPr>
+      <w:r>
+        <w:rPr>
+          <w:sz w:val="24"/>
+          <w:szCs w:val="24"/>
+          <w:lang w:eastAsia="en-US"/>
+        </w:rPr>
+        <w:t xml:space="preserve">В приведённой реализации сортировка выполняется пошагово с использованием корутины IEnumerator. Перед сравнением элементов увеличивается счётчик сравнений, после выполнения обмена — счётчик перестановок. Вызов </w:t>
+      </w:r>
+      <w:proofErr w:type="spellStart"/>
+      <w:proofErr w:type="gramStart"/>
+      <w:r>
+        <w:rPr>
+          <w:sz w:val="24"/>
+          <w:szCs w:val="24"/>
+          <w:lang w:eastAsia="en-US"/>
+        </w:rPr>
+        <w:t>SwapBars</w:t>
+      </w:r>
+      <w:proofErr w:type="spellEnd"/>
+      <w:r>
+        <w:rPr>
+          <w:sz w:val="24"/>
+          <w:szCs w:val="24"/>
+          <w:lang w:eastAsia="en-US"/>
+        </w:rPr>
+        <w:t>(</w:t>
+      </w:r>
+      <w:proofErr w:type="gramEnd"/>
+      <w:r>
+        <w:rPr>
+          <w:sz w:val="24"/>
+          <w:szCs w:val="24"/>
+          <w:lang w:eastAsia="en-US"/>
+        </w:rPr>
+        <w:t xml:space="preserve">) обеспечивает визуальное перемещение соответствующих столбцов, а </w:t>
+      </w:r>
+      <w:proofErr w:type="spellStart"/>
+      <w:r>
+        <w:rPr>
+          <w:sz w:val="24"/>
+          <w:szCs w:val="24"/>
+          <w:lang w:eastAsia="en-US"/>
+        </w:rPr>
+        <w:t>WaitForSeconds</w:t>
+      </w:r>
+      <w:proofErr w:type="spellEnd"/>
+      <w:r>
+        <w:rPr>
+          <w:sz w:val="24"/>
+          <w:szCs w:val="24"/>
+          <w:lang w:eastAsia="en-US"/>
+        </w:rPr>
+        <w:t>() задаёт задержку между отдельными действиями алгоритма.</w:t>
+      </w:r>
+    </w:p>
+    <w:p>
+      <w:pPr>
+        <w:rPr>
+          <w:sz w:val="24"/>
+          <w:szCs w:val="24"/>
+          <w:lang w:eastAsia="en-US"/>
+        </w:rPr>
+      </w:pPr>
+      <w:r>
+        <w:rPr>
+          <w:sz w:val="24"/>
+          <w:szCs w:val="24"/>
+          <w:lang w:eastAsia="en-US"/>
+        </w:rPr>
+        <w:t>Аналогичным образом в приложении реализованы другие алгоритмы сортировки. Каждый из них содержит собственную логику обработки массива, но взаимодействует с визуализатором и счётчиком операций через общие интерфейсы. Это позволяет добавлять новые алгоритмы без изменения основного механизма управления сортировкой.</w:t>
+      </w:r>
+    </w:p>
+    <w:p>
+      <w:pPr>
+        <w:rPr>
+          <w:lang w:eastAsia="en-US"/>
+        </w:rPr>
+      </w:pPr>
+      <w:r>
+        <w:rPr>
+          <w:lang w:eastAsia="en-US"/>
+        </w:rPr>
+        <w:pict w14:anchorId="016F7202">
+          <v:rect id="_x0000_i1054" style="width:0;height:1.5pt" o:hralign="center" o:hrstd="t" o:hr="t" fillcolor="#a0a0a0" stroked="f"/>
+        </w:pict>
+      </w:r>
+    </w:p>
+    <w:p>
+      <w:pPr>
+        <w:rPr>
+          <w:b/>
+          <w:bCs/>
+          <w:sz w:val="28"/>
+          <w:szCs w:val="28"/>
+          <w:lang w:eastAsia="en-US"/>
+        </w:rPr>
+      </w:pPr>
+      <w:r>
+        <w:rPr>
+          <w:b/>
+          <w:bCs/>
+          <w:sz w:val="28"/>
+          <w:szCs w:val="28"/>
+          <w:lang w:eastAsia="en-US"/>
+        </w:rPr>
+        <w:t>3.6 Визуализация выполнения алгоритмов</w:t>
+      </w:r>
+    </w:p>
+    <w:p>
+      <w:pPr>
+        <w:rPr>
+          <w:sz w:val="24"/>
+          <w:szCs w:val="24"/>
+          <w:lang w:eastAsia="en-US"/>
+        </w:rPr>
+      </w:pPr>
+      <w:r>
+        <w:rPr>
+          <w:sz w:val="24"/>
+          <w:szCs w:val="24"/>
+          <w:lang w:eastAsia="en-US"/>
+        </w:rPr>
+        <w:t>Для отображения процесса сортировки используется класс ArrayVisualizer, реализующий интерфейс IVisualizerAPI. Он отвечает за создание и изменение визуального представления массива, а также за выделение элементов, участвующих в текущей операции.</w:t>
+      </w:r>
+    </w:p>
+    <w:p>
+      <w:pPr>
+        <w:rPr>
+          <w:sz w:val="24"/>
+          <w:szCs w:val="24"/>
+          <w:lang w:eastAsia="en-US"/>
+        </w:rPr>
+      </w:pPr>
+      <w:r>
+        <w:rPr>
+          <w:sz w:val="24"/>
+          <w:szCs w:val="24"/>
+          <w:lang w:eastAsia="en-US"/>
+        </w:rPr>
+        <w:t>Взаимодействие алгоритма с визуализатором осуществляется через методы интерфейса IVisualizerAPI. Благодаря этому классы сортировки не зависят непосредственно от реализации визуальной части приложения.</w:t>
+      </w:r>
+    </w:p>
+    <w:p>
+      <w:pPr>
+        <w:rPr>
+          <w:sz w:val="24"/>
+          <w:szCs w:val="24"/>
+          <w:lang w:eastAsia="en-US"/>
+        </w:rPr>
+      </w:pPr>
+      <w:r>
+        <w:rPr>
+          <w:sz w:val="24"/>
+          <w:szCs w:val="24"/>
+          <w:lang w:eastAsia="en-US"/>
+        </w:rPr>
+        <w:t xml:space="preserve">Например, для выполнения обмена двух элементов используется метод </w:t>
+      </w:r>
+      <w:proofErr w:type="spellStart"/>
+      <w:proofErr w:type="gramStart"/>
+      <w:r>
+        <w:rPr>
+          <w:sz w:val="24"/>
+          <w:szCs w:val="24"/>
+          <w:lang w:eastAsia="en-US"/>
+        </w:rPr>
+        <w:t>SwapBars</w:t>
+      </w:r>
+      <w:proofErr w:type="spellEnd"/>
+      <w:r>
+        <w:rPr>
+          <w:sz w:val="24"/>
+          <w:szCs w:val="24"/>
+          <w:lang w:eastAsia="en-US"/>
+        </w:rPr>
+        <w:t>(</w:t>
+      </w:r>
+      <w:proofErr w:type="gramEnd"/>
+      <w:r>
+        <w:rPr>
+          <w:sz w:val="24"/>
+          <w:szCs w:val="24"/>
+          <w:lang w:eastAsia="en-US"/>
+        </w:rPr>
+        <w:t>), который изменяет положение соответствующих столбцов и обеспечивает визуальное отображение операции.</w:t>
+      </w:r>
+    </w:p>
+    <w:p>
+      <w:pPr>
+        <w:rPr>
+          <w:sz w:val="24"/>
+          <w:szCs w:val="24"/>
+          <w:highlight w:val="red"/>
+          <w:lang w:eastAsia="en-US"/>
+        </w:rPr>
+      </w:pPr>
+      <w:r>
+        <w:rPr>
+          <w:b/>
+          <w:bCs/>
+          <w:sz w:val="24"/>
+          <w:szCs w:val="24"/>
+          <w:highlight w:val="red"/>
+          <w:lang w:eastAsia="en-US"/>
+        </w:rPr>
+        <w:t xml:space="preserve">Листинг </w:t>
+      </w:r>
+      <w:r>
+        <w:rPr>
+          <w:b/>
+          <w:bCs/>
+          <w:sz w:val="24"/>
+          <w:szCs w:val="24"/>
+          <w:highlight w:val="red"/>
+          <w:lang w:eastAsia="en-US"/>
+        </w:rPr>
+        <w:t>6</w:t>
+      </w:r>
+      <w:r>
+        <w:rPr>
+          <w:b/>
+          <w:bCs/>
+          <w:sz w:val="24"/>
+          <w:szCs w:val="24"/>
+          <w:highlight w:val="red"/>
+          <w:lang w:eastAsia="en-US"/>
+        </w:rPr>
+        <w:t xml:space="preserve"> – Взаимодействие алгоритма с визуализатором</w:t>
+      </w:r>
+    </w:p>
+    <w:p>
+      <w:pPr>
+        <w:rPr>
+          <w:sz w:val="24"/>
+          <w:szCs w:val="24"/>
+          <w:highlight w:val="red"/>
+          <w:lang w:eastAsia="en-US"/>
+        </w:rPr>
+      </w:pPr>
+      <w:proofErr w:type="spellStart"/>
+      <w:proofErr w:type="gramStart"/>
+      <w:r>
+        <w:rPr>
+          <w:sz w:val="24"/>
+          <w:szCs w:val="24"/>
+          <w:highlight w:val="red"/>
+          <w:lang w:eastAsia="en-US"/>
+        </w:rPr>
+        <w:t>visualizer.Highlight</w:t>
+      </w:r>
+      <w:proofErr w:type="spellEnd"/>
+      <w:proofErr w:type="gramEnd"/>
+      <w:r>
+        <w:rPr>
+          <w:sz w:val="24"/>
+          <w:szCs w:val="24"/>
+          <w:highlight w:val="red"/>
+          <w:lang w:eastAsia="en-US"/>
+        </w:rPr>
+        <w:t>(j - 1, j);</w:t>
+      </w:r>
+    </w:p>
+    <w:p>
+      <w:pPr>
+        <w:rPr>
+          <w:sz w:val="24"/>
+          <w:szCs w:val="24"/>
+          <w:highlight w:val="red"/>
+          <w:lang w:eastAsia="en-US"/>
+        </w:rPr>
+      </w:pPr>
+    </w:p>
+    <w:p>
+      <w:pPr>
+        <w:rPr>
+          <w:sz w:val="24"/>
+          <w:szCs w:val="24"/>
+          <w:highlight w:val="red"/>
+          <w:lang w:val="en-US" w:eastAsia="en-US"/>
+        </w:rPr>
+      </w:pPr>
+      <w:r>
+        <w:rPr>
+          <w:sz w:val="24"/>
+          <w:szCs w:val="24"/>
+          <w:highlight w:val="red"/>
+          <w:lang w:val="en-US" w:eastAsia="en-US"/>
+        </w:rPr>
+        <w:t>...</w:t>
+      </w:r>
+    </w:p>
+    <w:p>
+      <w:pPr>
+        <w:rPr>
+          <w:sz w:val="24"/>
+          <w:szCs w:val="24"/>
+          <w:highlight w:val="red"/>
+          <w:lang w:val="en-US" w:eastAsia="en-US"/>
+        </w:rPr>
+      </w:pPr>
+    </w:p>
+    <w:p>
+      <w:pPr>
+        <w:rPr>
+          <w:sz w:val="24"/>
+          <w:szCs w:val="24"/>
+          <w:lang w:val="en-US" w:eastAsia="en-US"/>
+        </w:rPr>
+      </w:pPr>
+      <w:r>
+        <w:rPr>
+          <w:sz w:val="24"/>
+          <w:szCs w:val="24"/>
+          <w:highlight w:val="red"/>
+          <w:lang w:val="en-US" w:eastAsia="en-US"/>
+        </w:rPr>
+        <w:t xml:space="preserve">yield return </w:t>
+      </w:r>
+      <w:proofErr w:type="spellStart"/>
+      <w:proofErr w:type="gramStart"/>
+      <w:r>
+        <w:rPr>
+          <w:sz w:val="24"/>
+          <w:szCs w:val="24"/>
+          <w:highlight w:val="red"/>
+          <w:lang w:val="en-US" w:eastAsia="en-US"/>
+        </w:rPr>
+        <w:t>visualizer.SwapBars</w:t>
+      </w:r>
+      <w:proofErr w:type="spellEnd"/>
+      <w:proofErr w:type="gramEnd"/>
+      <w:r>
+        <w:rPr>
+          <w:sz w:val="24"/>
+          <w:szCs w:val="24"/>
+          <w:highlight w:val="red"/>
+          <w:lang w:val="en-US" w:eastAsia="en-US"/>
+        </w:rPr>
+        <w:t>(j - 1, j);</w:t>
+      </w:r>
+    </w:p>
+    <w:p>
+      <w:pPr>
+        <w:rPr>
+          <w:sz w:val="24"/>
+          <w:szCs w:val="24"/>
+          <w:lang w:eastAsia="en-US"/>
+        </w:rPr>
+      </w:pPr>
+      <w:r>
+        <w:rPr>
+          <w:sz w:val="24"/>
+          <w:szCs w:val="24"/>
+          <w:lang w:eastAsia="en-US"/>
+        </w:rPr>
+        <w:t xml:space="preserve">Метод </w:t>
+      </w:r>
+      <w:proofErr w:type="spellStart"/>
+      <w:proofErr w:type="gramStart"/>
+      <w:r>
+        <w:rPr>
+          <w:sz w:val="24"/>
+          <w:szCs w:val="24"/>
+          <w:lang w:eastAsia="en-US"/>
+        </w:rPr>
+        <w:t>Highlight</w:t>
+      </w:r>
+      <w:proofErr w:type="spellEnd"/>
+      <w:r>
+        <w:rPr>
+          <w:sz w:val="24"/>
+          <w:szCs w:val="24"/>
+          <w:lang w:eastAsia="en-US"/>
+        </w:rPr>
+        <w:t>(</w:t>
+      </w:r>
+      <w:proofErr w:type="gramEnd"/>
+      <w:r>
+        <w:rPr>
+          <w:sz w:val="24"/>
+          <w:szCs w:val="24"/>
+          <w:lang w:eastAsia="en-US"/>
+        </w:rPr>
+        <w:t xml:space="preserve">) используется для выделения элементов, участвующих в сравнении, а </w:t>
+      </w:r>
+      <w:proofErr w:type="spellStart"/>
+      <w:r>
+        <w:rPr>
+          <w:sz w:val="24"/>
+          <w:szCs w:val="24"/>
+          <w:lang w:eastAsia="en-US"/>
+        </w:rPr>
+        <w:t>SwapBars</w:t>
+      </w:r>
+      <w:proofErr w:type="spellEnd"/>
+      <w:r>
+        <w:rPr>
+          <w:sz w:val="24"/>
+          <w:szCs w:val="24"/>
+          <w:lang w:eastAsia="en-US"/>
+        </w:rPr>
+        <w:t>() — для отображения их обмена. После завершения необходимых операций элементы могут быть отмечены как отсортированные с помощью соответствующего метода визуализатора.</w:t>
+      </w:r>
+    </w:p>
+    <w:p>
+      <w:pPr>
+        <w:rPr>
+          <w:sz w:val="24"/>
+          <w:szCs w:val="24"/>
+          <w:lang w:eastAsia="en-US"/>
+        </w:rPr>
+      </w:pPr>
+      <w:r>
+        <w:rPr>
+          <w:sz w:val="24"/>
+          <w:szCs w:val="24"/>
+          <w:lang w:eastAsia="en-US"/>
+        </w:rPr>
+        <w:t xml:space="preserve">Такое разделение позволяет отделить </w:t>
+      </w:r>
+      <w:r>
+        <w:rPr>
+          <w:b/>
+          <w:bCs/>
+          <w:sz w:val="24"/>
+          <w:szCs w:val="24"/>
+          <w:lang w:eastAsia="en-US"/>
+        </w:rPr>
+        <w:t>логику алгоритма сортировки от её визуального представления</w:t>
+      </w:r>
+      <w:r>
+        <w:rPr>
+          <w:sz w:val="24"/>
+          <w:szCs w:val="24"/>
+          <w:lang w:eastAsia="en-US"/>
+        </w:rPr>
+        <w:t>. Алгоритм выполняет необходимые операции над массивом, а ArrayVisualizer отвечает за их отображение пользователю.</w:t>
+      </w:r>
+    </w:p>
+    <w:p>
+      <w:pPr>
+        <w:rPr>
+          <w:lang w:eastAsia="en-US"/>
+        </w:rPr>
+      </w:pPr>
+      <w:r>
+        <w:rPr>
+          <w:lang w:eastAsia="en-US"/>
+        </w:rPr>
+        <w:pict w14:anchorId="6207EE56">
+          <v:rect id="_x0000_i1055" style="width:0;height:1.5pt" o:hralign="center" o:hrstd="t" o:hr="t" fillcolor="#a0a0a0" stroked="f"/>
+        </w:pict>
+      </w:r>
+    </w:p>
+    <w:p>
+      <w:pPr>
+        <w:rPr>
+          <w:b/>
+          <w:bCs/>
+          <w:sz w:val="28"/>
+          <w:szCs w:val="28"/>
+          <w:lang w:eastAsia="en-US"/>
+        </w:rPr>
+      </w:pPr>
+      <w:r>
+        <w:rPr>
+          <w:b/>
+          <w:bCs/>
+          <w:sz w:val="28"/>
+          <w:szCs w:val="28"/>
+          <w:lang w:eastAsia="en-US"/>
+        </w:rPr>
+        <w:t>3.7 Псевдокод и пошаговое выполнение</w:t>
+      </w:r>
+    </w:p>
+    <w:p>
+      <w:pPr>
+        <w:rPr>
+          <w:sz w:val="24"/>
+          <w:szCs w:val="24"/>
+          <w:lang w:eastAsia="en-US"/>
+        </w:rPr>
+      </w:pPr>
+      <w:r>
+        <w:rPr>
+          <w:sz w:val="24"/>
+          <w:szCs w:val="24"/>
+          <w:lang w:eastAsia="en-US"/>
+        </w:rPr>
+        <w:t>Для повышения наглядности работы алгоритмов в приложении предусмотрено отображение их псевдокода. Во время выполнения сортировки текущая строка псевдокода подсвечивается, что позволяет пользователю сопоставлять выполняемую операцию с соответствующим этапом алгоритма.</w:t>
+      </w:r>
+    </w:p>
+    <w:p>
+      <w:pPr>
+        <w:rPr>
+          <w:sz w:val="24"/>
+          <w:szCs w:val="24"/>
+          <w:lang w:eastAsia="en-US"/>
+        </w:rPr>
+      </w:pPr>
+      <w:r>
+        <w:rPr>
+          <w:sz w:val="24"/>
+          <w:szCs w:val="24"/>
+          <w:lang w:eastAsia="en-US"/>
+        </w:rPr>
+        <w:lastRenderedPageBreak/>
+        <w:t xml:space="preserve">Для управления состоянием выполнения используются </w:t>
+      </w:r>
+      <w:proofErr w:type="spellStart"/>
+      <w:r>
+        <w:rPr>
+          <w:sz w:val="24"/>
+          <w:szCs w:val="24"/>
+          <w:lang w:eastAsia="en-US"/>
+        </w:rPr>
+        <w:t>SortingState</w:t>
+      </w:r>
+      <w:proofErr w:type="spellEnd"/>
+      <w:r>
+        <w:rPr>
+          <w:sz w:val="24"/>
+          <w:szCs w:val="24"/>
+          <w:lang w:eastAsia="en-US"/>
+        </w:rPr>
+        <w:t xml:space="preserve"> и </w:t>
+      </w:r>
+      <w:proofErr w:type="spellStart"/>
+      <w:r>
+        <w:rPr>
+          <w:sz w:val="24"/>
+          <w:szCs w:val="24"/>
+          <w:lang w:eastAsia="en-US"/>
+        </w:rPr>
+        <w:t>SortingHelper</w:t>
+      </w:r>
+      <w:proofErr w:type="spellEnd"/>
+      <w:r>
+        <w:rPr>
+          <w:sz w:val="24"/>
+          <w:szCs w:val="24"/>
+          <w:lang w:eastAsia="en-US"/>
+        </w:rPr>
+        <w:t>. Они обеспечивают возможность приостанавливать выполнение сортировки и переходить к следующему шагу вручную.</w:t>
+      </w:r>
+    </w:p>
+    <w:p>
+      <w:pPr>
+        <w:rPr>
+          <w:sz w:val="24"/>
+          <w:szCs w:val="24"/>
+          <w:lang w:eastAsia="en-US"/>
+        </w:rPr>
+      </w:pPr>
+      <w:r>
+        <w:rPr>
+          <w:sz w:val="24"/>
+          <w:szCs w:val="24"/>
+          <w:lang w:eastAsia="en-US"/>
+        </w:rPr>
+        <w:t>Таким образом, пользователь может не только наблюдать за изменением массива, но и последовательно отслеживать выполнение отдельных операций алгоритма.</w:t>
+      </w:r>
+    </w:p>
+    <w:p>
+      <w:pPr>
+        <w:rPr>
+          <w:sz w:val="24"/>
+          <w:szCs w:val="24"/>
+          <w:highlight w:val="red"/>
+          <w:lang w:eastAsia="en-US"/>
+        </w:rPr>
+      </w:pPr>
+      <w:r>
+        <w:rPr>
+          <w:b/>
+          <w:bCs/>
+          <w:sz w:val="24"/>
+          <w:szCs w:val="24"/>
+          <w:highlight w:val="red"/>
+          <w:lang w:eastAsia="en-US"/>
+        </w:rPr>
+        <w:t xml:space="preserve">Листинг </w:t>
+      </w:r>
+      <w:r>
+        <w:rPr>
+          <w:b/>
+          <w:bCs/>
+          <w:sz w:val="24"/>
+          <w:szCs w:val="24"/>
+          <w:highlight w:val="red"/>
+          <w:lang w:eastAsia="en-US"/>
+        </w:rPr>
+        <w:t>7</w:t>
+      </w:r>
+      <w:r>
+        <w:rPr>
+          <w:b/>
+          <w:bCs/>
+          <w:sz w:val="24"/>
+          <w:szCs w:val="24"/>
+          <w:highlight w:val="red"/>
+          <w:lang w:eastAsia="en-US"/>
+        </w:rPr>
+        <w:t xml:space="preserve"> – Ожидание перехода к следующему шагу</w:t>
+      </w:r>
+    </w:p>
+    <w:p>
+      <w:pPr>
+        <w:rPr>
+          <w:sz w:val="24"/>
+          <w:szCs w:val="24"/>
+          <w:highlight w:val="red"/>
+          <w:lang w:val="en-US" w:eastAsia="en-US"/>
+        </w:rPr>
+      </w:pPr>
+      <w:r>
+        <w:rPr>
+          <w:sz w:val="24"/>
+          <w:szCs w:val="24"/>
+          <w:highlight w:val="red"/>
+          <w:lang w:val="en-US" w:eastAsia="en-US"/>
+        </w:rPr>
+        <w:t xml:space="preserve">public static IEnumerator </w:t>
+      </w:r>
+      <w:proofErr w:type="spellStart"/>
+      <w:proofErr w:type="gramStart"/>
+      <w:r>
+        <w:rPr>
+          <w:sz w:val="24"/>
+          <w:szCs w:val="24"/>
+          <w:highlight w:val="red"/>
+          <w:lang w:val="en-US" w:eastAsia="en-US"/>
+        </w:rPr>
+        <w:t>WaitForNextStep</w:t>
+      </w:r>
+      <w:proofErr w:type="spellEnd"/>
+      <w:r>
+        <w:rPr>
+          <w:sz w:val="24"/>
+          <w:szCs w:val="24"/>
+          <w:highlight w:val="red"/>
+          <w:lang w:val="en-US" w:eastAsia="en-US"/>
+        </w:rPr>
+        <w:t>(</w:t>
+      </w:r>
+      <w:proofErr w:type="gramEnd"/>
+      <w:r>
+        <w:rPr>
+          <w:sz w:val="24"/>
+          <w:szCs w:val="24"/>
+          <w:highlight w:val="red"/>
+          <w:lang w:val="en-US" w:eastAsia="en-US"/>
+        </w:rPr>
+        <w:t>)</w:t>
+      </w:r>
+    </w:p>
+    <w:p>
+      <w:pPr>
+        <w:rPr>
+          <w:sz w:val="24"/>
+          <w:szCs w:val="24"/>
+          <w:highlight w:val="red"/>
+          <w:lang w:val="en-US" w:eastAsia="en-US"/>
+        </w:rPr>
+      </w:pPr>
+      <w:r>
+        <w:rPr>
+          <w:sz w:val="24"/>
+          <w:szCs w:val="24"/>
+          <w:highlight w:val="red"/>
+          <w:lang w:val="en-US" w:eastAsia="en-US"/>
+        </w:rPr>
+        <w:t>{</w:t>
+      </w:r>
+    </w:p>
+    <w:p>
+      <w:pPr>
+        <w:rPr>
+          <w:sz w:val="24"/>
+          <w:szCs w:val="24"/>
+          <w:highlight w:val="red"/>
+          <w:lang w:val="en-US" w:eastAsia="en-US"/>
+        </w:rPr>
+      </w:pPr>
+      <w:r>
+        <w:rPr>
+          <w:sz w:val="24"/>
+          <w:szCs w:val="24"/>
+          <w:highlight w:val="red"/>
+          <w:lang w:val="en-US" w:eastAsia="en-US"/>
+        </w:rPr>
+        <w:t xml:space="preserve">    while (</w:t>
+      </w:r>
+      <w:proofErr w:type="spellStart"/>
+      <w:r>
+        <w:rPr>
+          <w:sz w:val="24"/>
+          <w:szCs w:val="24"/>
+          <w:highlight w:val="red"/>
+          <w:lang w:val="en-US" w:eastAsia="en-US"/>
+        </w:rPr>
+        <w:t>SortingState.IsPaused</w:t>
+      </w:r>
+      <w:proofErr w:type="spellEnd"/>
+      <w:r>
+        <w:rPr>
+          <w:sz w:val="24"/>
+          <w:szCs w:val="24"/>
+          <w:highlight w:val="red"/>
+          <w:lang w:val="en-US" w:eastAsia="en-US"/>
+        </w:rPr>
+        <w:t>)</w:t>
+      </w:r>
+    </w:p>
+    <w:p>
+      <w:pPr>
+        <w:rPr>
+          <w:sz w:val="24"/>
+          <w:szCs w:val="24"/>
+          <w:highlight w:val="red"/>
+          <w:lang w:val="en-US" w:eastAsia="en-US"/>
+        </w:rPr>
+      </w:pPr>
+      <w:r>
+        <w:rPr>
+          <w:sz w:val="24"/>
+          <w:szCs w:val="24"/>
+          <w:highlight w:val="red"/>
+          <w:lang w:val="en-US" w:eastAsia="en-US"/>
+        </w:rPr>
+        <w:t xml:space="preserve">    {</w:t>
+      </w:r>
+    </w:p>
+    <w:p>
+      <w:pPr>
+        <w:rPr>
+          <w:sz w:val="24"/>
+          <w:szCs w:val="24"/>
+          <w:highlight w:val="red"/>
+          <w:lang w:val="en-US" w:eastAsia="en-US"/>
+        </w:rPr>
+      </w:pPr>
+      <w:r>
+        <w:rPr>
+          <w:sz w:val="24"/>
+          <w:szCs w:val="24"/>
+          <w:highlight w:val="red"/>
+          <w:lang w:val="en-US" w:eastAsia="en-US"/>
+        </w:rPr>
+        <w:t xml:space="preserve">        if (</w:t>
+      </w:r>
+      <w:proofErr w:type="spellStart"/>
+      <w:r>
+        <w:rPr>
+          <w:sz w:val="24"/>
+          <w:szCs w:val="24"/>
+          <w:highlight w:val="red"/>
+          <w:lang w:val="en-US" w:eastAsia="en-US"/>
+        </w:rPr>
+        <w:t>SortingState.StepRequested</w:t>
+      </w:r>
+      <w:proofErr w:type="spellEnd"/>
+      <w:r>
+        <w:rPr>
+          <w:sz w:val="24"/>
+          <w:szCs w:val="24"/>
+          <w:highlight w:val="red"/>
+          <w:lang w:val="en-US" w:eastAsia="en-US"/>
+        </w:rPr>
+        <w:t>)</w:t>
+      </w:r>
+    </w:p>
+    <w:p>
+      <w:pPr>
+        <w:rPr>
+          <w:sz w:val="24"/>
+          <w:szCs w:val="24"/>
+          <w:highlight w:val="red"/>
+          <w:lang w:val="en-US" w:eastAsia="en-US"/>
+        </w:rPr>
+      </w:pPr>
+      <w:r>
+        <w:rPr>
+          <w:sz w:val="24"/>
+          <w:szCs w:val="24"/>
+          <w:highlight w:val="red"/>
+          <w:lang w:val="en-US" w:eastAsia="en-US"/>
+        </w:rPr>
+        <w:t xml:space="preserve">        {</w:t>
+      </w:r>
+    </w:p>
+    <w:p>
+      <w:pPr>
+        <w:rPr>
+          <w:sz w:val="24"/>
+          <w:szCs w:val="24"/>
+          <w:highlight w:val="red"/>
+          <w:lang w:val="en-US" w:eastAsia="en-US"/>
+        </w:rPr>
+      </w:pPr>
+      <w:r>
+        <w:rPr>
+          <w:sz w:val="24"/>
+          <w:szCs w:val="24"/>
+          <w:highlight w:val="red"/>
+          <w:lang w:val="en-US" w:eastAsia="en-US"/>
+        </w:rPr>
+        <w:t xml:space="preserve">            </w:t>
+      </w:r>
+      <w:proofErr w:type="spellStart"/>
+      <w:r>
+        <w:rPr>
+          <w:sz w:val="24"/>
+          <w:szCs w:val="24"/>
+          <w:highlight w:val="red"/>
+          <w:lang w:val="en-US" w:eastAsia="en-US"/>
+        </w:rPr>
+        <w:t>SortingState.StepRequested</w:t>
+      </w:r>
+      <w:proofErr w:type="spellEnd"/>
+      <w:r>
+        <w:rPr>
+          <w:sz w:val="24"/>
+          <w:szCs w:val="24"/>
+          <w:highlight w:val="red"/>
+          <w:lang w:val="en-US" w:eastAsia="en-US"/>
+        </w:rPr>
+        <w:t xml:space="preserve"> = false;</w:t>
+      </w:r>
+    </w:p>
+    <w:p>
+      <w:pPr>
+        <w:rPr>
+          <w:sz w:val="24"/>
+          <w:szCs w:val="24"/>
+          <w:highlight w:val="red"/>
+          <w:lang w:val="en-US" w:eastAsia="en-US"/>
+        </w:rPr>
+      </w:pPr>
+      <w:r>
+        <w:rPr>
+          <w:sz w:val="24"/>
+          <w:szCs w:val="24"/>
+          <w:highlight w:val="red"/>
+          <w:lang w:val="en-US" w:eastAsia="en-US"/>
+        </w:rPr>
+        <w:t xml:space="preserve">            yield break;</w:t>
+      </w:r>
+    </w:p>
+    <w:p>
+      <w:pPr>
+        <w:rPr>
+          <w:sz w:val="24"/>
+          <w:szCs w:val="24"/>
+          <w:highlight w:val="red"/>
+          <w:lang w:val="en-US" w:eastAsia="en-US"/>
+        </w:rPr>
+      </w:pPr>
+      <w:r>
+        <w:rPr>
+          <w:sz w:val="24"/>
+          <w:szCs w:val="24"/>
+          <w:highlight w:val="red"/>
+          <w:lang w:val="en-US" w:eastAsia="en-US"/>
+        </w:rPr>
+        <w:t xml:space="preserve">        }</w:t>
+      </w:r>
+    </w:p>
+    <w:p>
+      <w:pPr>
+        <w:rPr>
+          <w:sz w:val="24"/>
+          <w:szCs w:val="24"/>
+          <w:highlight w:val="red"/>
+          <w:lang w:val="en-US" w:eastAsia="en-US"/>
+        </w:rPr>
+      </w:pPr>
+    </w:p>
+    <w:p>
+      <w:pPr>
+        <w:rPr>
+          <w:sz w:val="24"/>
+          <w:szCs w:val="24"/>
+          <w:highlight w:val="red"/>
+          <w:lang w:val="en-US" w:eastAsia="en-US"/>
+        </w:rPr>
+      </w:pPr>
+      <w:r>
+        <w:rPr>
+          <w:sz w:val="24"/>
+          <w:szCs w:val="24"/>
+          <w:highlight w:val="red"/>
+          <w:lang w:val="en-US" w:eastAsia="en-US"/>
+        </w:rPr>
+        <w:t xml:space="preserve">        yield return null;</w:t>
+      </w:r>
+    </w:p>
+    <w:p>
+      <w:pPr>
+        <w:rPr>
+          <w:sz w:val="24"/>
+          <w:szCs w:val="24"/>
+          <w:highlight w:val="red"/>
+          <w:lang w:eastAsia="en-US"/>
+        </w:rPr>
+      </w:pPr>
+      <w:r>
+        <w:rPr>
+          <w:sz w:val="24"/>
+          <w:szCs w:val="24"/>
+          <w:highlight w:val="red"/>
+          <w:lang w:val="en-US" w:eastAsia="en-US"/>
+        </w:rPr>
+        <w:t xml:space="preserve">    </w:t>
+      </w:r>
+      <w:r>
+        <w:rPr>
+          <w:sz w:val="24"/>
+          <w:szCs w:val="24"/>
+          <w:highlight w:val="red"/>
+          <w:lang w:eastAsia="en-US"/>
+        </w:rPr>
+        <w:t>}</w:t>
+      </w:r>
+    </w:p>
+    <w:p>
+      <w:pPr>
+        <w:rPr>
+          <w:sz w:val="24"/>
+          <w:szCs w:val="24"/>
+          <w:lang w:eastAsia="en-US"/>
+        </w:rPr>
+      </w:pPr>
+      <w:r>
+        <w:rPr>
+          <w:sz w:val="24"/>
+          <w:szCs w:val="24"/>
+          <w:highlight w:val="red"/>
+          <w:lang w:eastAsia="en-US"/>
+        </w:rPr>
+        <w:t>}</w:t>
+      </w:r>
+    </w:p>
+    <w:p>
+      <w:pPr>
+        <w:rPr>
+          <w:sz w:val="24"/>
+          <w:szCs w:val="24"/>
+          <w:lang w:eastAsia="en-US"/>
+        </w:rPr>
+      </w:pPr>
+      <w:r>
+        <w:rPr>
+          <w:sz w:val="24"/>
+          <w:szCs w:val="24"/>
+          <w:lang w:eastAsia="en-US"/>
+        </w:rPr>
+        <w:t>При включённом режиме паузы выполнение алгоритма приостанавливается. После нажатия кнопки перехода к следующему шагу устанавливается соответствующий флаг, после чего корутина продолжает выполнение.</w:t>
+      </w:r>
+    </w:p>
+    <w:p>
+      <w:pPr>
+        <w:rPr>
+          <w:lang w:eastAsia="en-US"/>
+        </w:rPr>
+      </w:pPr>
+      <w:r>
+        <w:rPr>
+          <w:lang w:eastAsia="en-US"/>
+        </w:rPr>
+        <w:pict w14:anchorId="456F174E">
+          <v:rect id="_x0000_i1056" style="width:0;height:1.5pt" o:hralign="center" o:hrstd="t" o:hr="t" fillcolor="#a0a0a0" stroked="f"/>
+        </w:pict>
+      </w:r>
+    </w:p>
+    <w:p>
+      <w:pPr>
+        <w:rPr>
+          <w:b/>
+          <w:bCs/>
+          <w:sz w:val="28"/>
+          <w:szCs w:val="28"/>
+          <w:lang w:eastAsia="en-US"/>
+        </w:rPr>
+      </w:pPr>
+      <w:r>
+        <w:rPr>
+          <w:b/>
+          <w:bCs/>
+          <w:sz w:val="28"/>
+          <w:szCs w:val="28"/>
+          <w:lang w:eastAsia="en-US"/>
+        </w:rPr>
+        <w:t>3.8 Формирование входных данных</w:t>
+      </w:r>
+    </w:p>
+    <w:p>
+      <w:pPr>
+        <w:rPr>
+          <w:sz w:val="24"/>
+          <w:szCs w:val="24"/>
+          <w:lang w:eastAsia="en-US"/>
+        </w:rPr>
+      </w:pPr>
+      <w:r>
+        <w:rPr>
+          <w:sz w:val="24"/>
+          <w:szCs w:val="24"/>
+          <w:lang w:eastAsia="en-US"/>
+        </w:rPr>
+        <w:t>Перед началом сортировки приложение формирует исходный массив, который используется алгоритмом. Для проведения сравнительного анализа предусмотрена возможность работы с различными типами входных данных, что позволяет оценивать поведение алгоритмов при разных начальных состояниях массива.</w:t>
+      </w:r>
+    </w:p>
+    <w:p>
+      <w:pPr>
+        <w:rPr>
+          <w:sz w:val="24"/>
+          <w:szCs w:val="24"/>
+          <w:lang w:eastAsia="en-US"/>
+        </w:rPr>
+      </w:pPr>
+      <w:r>
+        <w:rPr>
+          <w:sz w:val="24"/>
+          <w:szCs w:val="24"/>
+          <w:lang w:eastAsia="en-US"/>
+        </w:rPr>
+        <w:t>Сформированный массив передаётся в контроллер сортировки, после чего его содержимое отображается в виде набора вертикальных столбцов. При необходимости исходные данные сохраняются, что позволяет восстановить массив и повторно выполнить сортировку.</w:t>
+      </w:r>
+    </w:p>
+    <w:p>
+      <w:pPr>
+        <w:rPr>
+          <w:sz w:val="24"/>
+          <w:szCs w:val="24"/>
+          <w:highlight w:val="red"/>
+          <w:lang w:eastAsia="en-US"/>
+        </w:rPr>
+      </w:pPr>
+      <w:r>
+        <w:rPr>
+          <w:b/>
+          <w:bCs/>
+          <w:sz w:val="24"/>
+          <w:szCs w:val="24"/>
+          <w:highlight w:val="red"/>
+          <w:lang w:eastAsia="en-US"/>
+        </w:rPr>
+        <w:t xml:space="preserve">Листинг </w:t>
+      </w:r>
+      <w:r>
+        <w:rPr>
+          <w:b/>
+          <w:bCs/>
+          <w:sz w:val="24"/>
+          <w:szCs w:val="24"/>
+          <w:highlight w:val="red"/>
+          <w:lang w:eastAsia="en-US"/>
+        </w:rPr>
+        <w:t>8</w:t>
+      </w:r>
+      <w:r>
+        <w:rPr>
+          <w:b/>
+          <w:bCs/>
+          <w:sz w:val="24"/>
+          <w:szCs w:val="24"/>
+          <w:highlight w:val="red"/>
+          <w:lang w:eastAsia="en-US"/>
+        </w:rPr>
+        <w:t xml:space="preserve"> – Подготовка массива перед сортировкой</w:t>
+      </w:r>
+    </w:p>
+    <w:p>
+      <w:pPr>
+        <w:rPr>
+          <w:sz w:val="24"/>
+          <w:szCs w:val="24"/>
+          <w:highlight w:val="red"/>
+          <w:lang w:eastAsia="en-US"/>
+        </w:rPr>
+      </w:pPr>
+      <w:proofErr w:type="spellStart"/>
+      <w:r>
+        <w:rPr>
+          <w:sz w:val="24"/>
+          <w:szCs w:val="24"/>
+          <w:highlight w:val="red"/>
+          <w:lang w:eastAsia="en-US"/>
+        </w:rPr>
+        <w:t>values</w:t>
+      </w:r>
+      <w:proofErr w:type="spellEnd"/>
+      <w:r>
+        <w:rPr>
+          <w:sz w:val="24"/>
+          <w:szCs w:val="24"/>
+          <w:highlight w:val="red"/>
+          <w:lang w:eastAsia="en-US"/>
+        </w:rPr>
+        <w:t xml:space="preserve"> = (</w:t>
+      </w:r>
+      <w:proofErr w:type="spellStart"/>
+      <w:proofErr w:type="gramStart"/>
+      <w:r>
+        <w:rPr>
+          <w:sz w:val="24"/>
+          <w:szCs w:val="24"/>
+          <w:highlight w:val="red"/>
+          <w:lang w:eastAsia="en-US"/>
+        </w:rPr>
+        <w:t>int</w:t>
+      </w:r>
+      <w:proofErr w:type="spellEnd"/>
+      <w:r>
+        <w:rPr>
+          <w:sz w:val="24"/>
+          <w:szCs w:val="24"/>
+          <w:highlight w:val="red"/>
+          <w:lang w:eastAsia="en-US"/>
+        </w:rPr>
+        <w:t>[</w:t>
+      </w:r>
+      <w:proofErr w:type="gramEnd"/>
+      <w:r>
+        <w:rPr>
+          <w:sz w:val="24"/>
+          <w:szCs w:val="24"/>
+          <w:highlight w:val="red"/>
+          <w:lang w:eastAsia="en-US"/>
+        </w:rPr>
+        <w:t>])</w:t>
+      </w:r>
+      <w:proofErr w:type="spellStart"/>
+      <w:r>
+        <w:rPr>
+          <w:sz w:val="24"/>
+          <w:szCs w:val="24"/>
+          <w:highlight w:val="red"/>
+          <w:lang w:eastAsia="en-US"/>
+        </w:rPr>
+        <w:t>originalValues.Clone</w:t>
+      </w:r>
+      <w:proofErr w:type="spellEnd"/>
+      <w:r>
+        <w:rPr>
+          <w:sz w:val="24"/>
+          <w:szCs w:val="24"/>
+          <w:highlight w:val="red"/>
+          <w:lang w:eastAsia="en-US"/>
+        </w:rPr>
+        <w:t>();</w:t>
+      </w:r>
+    </w:p>
+    <w:p>
+      <w:pPr>
+        <w:rPr>
+          <w:sz w:val="24"/>
+          <w:szCs w:val="24"/>
+          <w:lang w:eastAsia="en-US"/>
+        </w:rPr>
+      </w:pPr>
+      <w:proofErr w:type="spellStart"/>
+      <w:proofErr w:type="gramStart"/>
+      <w:r>
+        <w:rPr>
+          <w:sz w:val="24"/>
+          <w:szCs w:val="24"/>
+          <w:highlight w:val="red"/>
+          <w:lang w:eastAsia="en-US"/>
+        </w:rPr>
+        <w:t>visualizer.CreateBars</w:t>
+      </w:r>
+      <w:proofErr w:type="spellEnd"/>
+      <w:proofErr w:type="gramEnd"/>
+      <w:r>
+        <w:rPr>
+          <w:sz w:val="24"/>
+          <w:szCs w:val="24"/>
+          <w:highlight w:val="red"/>
+          <w:lang w:eastAsia="en-US"/>
+        </w:rPr>
+        <w:t>(</w:t>
+      </w:r>
+      <w:proofErr w:type="spellStart"/>
+      <w:r>
+        <w:rPr>
+          <w:sz w:val="24"/>
+          <w:szCs w:val="24"/>
+          <w:highlight w:val="red"/>
+          <w:lang w:eastAsia="en-US"/>
+        </w:rPr>
+        <w:t>values</w:t>
+      </w:r>
+      <w:proofErr w:type="spellEnd"/>
+      <w:r>
+        <w:rPr>
+          <w:sz w:val="24"/>
+          <w:szCs w:val="24"/>
+          <w:highlight w:val="red"/>
+          <w:lang w:eastAsia="en-US"/>
+        </w:rPr>
+        <w:t>);</w:t>
+      </w:r>
+    </w:p>
+    <w:p>
+      <w:pPr>
+        <w:rPr>
+          <w:sz w:val="24"/>
+          <w:szCs w:val="24"/>
+          <w:lang w:eastAsia="en-US"/>
+        </w:rPr>
+      </w:pPr>
+      <w:r>
+        <w:rPr>
+          <w:sz w:val="24"/>
+          <w:szCs w:val="24"/>
+          <w:lang w:eastAsia="en-US"/>
+        </w:rPr>
+        <w:t>Копирование исходного массива позволяет выполнять сортировку над отдельной его копией, сохраняя исходные значения для последующего повторного запуска или сравнения результатов.</w:t>
+      </w:r>
+    </w:p>
+    <w:p>
+      <w:pPr>
+        <w:rPr>
+          <w:lang w:eastAsia="en-US"/>
+        </w:rPr>
+      </w:pPr>
+      <w:r>
+        <w:rPr>
+          <w:lang w:eastAsia="en-US"/>
+        </w:rPr>
+        <w:pict w14:anchorId="14EED52F">
+          <v:rect id="_x0000_i1057" style="width:0;height:1.5pt" o:hralign="center" o:hrstd="t" o:hr="t" fillcolor="#a0a0a0" stroked="f"/>
+        </w:pict>
+      </w:r>
+    </w:p>
+    <w:p>
+      <w:pPr>
+        <w:rPr>
+          <w:b/>
+          <w:bCs/>
+          <w:sz w:val="28"/>
+          <w:szCs w:val="28"/>
+          <w:lang w:eastAsia="en-US"/>
+        </w:rPr>
+      </w:pPr>
+      <w:r>
+        <w:rPr>
+          <w:b/>
+          <w:bCs/>
+          <w:sz w:val="28"/>
+          <w:szCs w:val="28"/>
+          <w:lang w:eastAsia="en-US"/>
+        </w:rPr>
+        <w:t>3.9 Сравнительное тестирование алгоритмов</w:t>
+      </w:r>
+    </w:p>
+    <w:p>
+      <w:pPr>
+        <w:rPr>
+          <w:sz w:val="24"/>
+          <w:szCs w:val="24"/>
+          <w:lang w:eastAsia="en-US"/>
+        </w:rPr>
+      </w:pPr>
+      <w:r>
+        <w:rPr>
+          <w:sz w:val="24"/>
+          <w:szCs w:val="24"/>
+          <w:lang w:eastAsia="en-US"/>
+        </w:rPr>
+        <w:t xml:space="preserve">Для оценки эффективности реализованных алгоритмов в приложении предусмотрен режим сравнительного тестирования. Он позволяет получить </w:t>
+      </w:r>
+      <w:r>
+        <w:rPr>
+          <w:sz w:val="24"/>
+          <w:szCs w:val="24"/>
+          <w:lang w:eastAsia="en-US"/>
+        </w:rPr>
+        <w:lastRenderedPageBreak/>
+        <w:t>результаты выполнения алгоритмов на одинаковых входных данных и сопоставить их основные показатели.</w:t>
+      </w:r>
+    </w:p>
+    <w:p>
+      <w:pPr>
+        <w:rPr>
+          <w:sz w:val="24"/>
+          <w:szCs w:val="24"/>
+          <w:lang w:eastAsia="en-US"/>
+        </w:rPr>
+      </w:pPr>
+      <w:r>
+        <w:rPr>
+          <w:sz w:val="24"/>
+          <w:szCs w:val="24"/>
+          <w:lang w:eastAsia="en-US"/>
+        </w:rPr>
+        <w:t xml:space="preserve">За проведение тестирования отвечает </w:t>
+      </w:r>
+      <w:proofErr w:type="spellStart"/>
+      <w:r>
+        <w:rPr>
+          <w:sz w:val="24"/>
+          <w:szCs w:val="24"/>
+          <w:lang w:eastAsia="en-US"/>
+        </w:rPr>
+        <w:t>BenchmarkManager</w:t>
+      </w:r>
+      <w:proofErr w:type="spellEnd"/>
+      <w:r>
+        <w:rPr>
+          <w:sz w:val="24"/>
+          <w:szCs w:val="24"/>
+          <w:lang w:eastAsia="en-US"/>
+        </w:rPr>
+        <w:t xml:space="preserve">. Полученные результаты представлены в виде объектов </w:t>
+      </w:r>
+      <w:proofErr w:type="spellStart"/>
+      <w:r>
+        <w:rPr>
+          <w:sz w:val="24"/>
+          <w:szCs w:val="24"/>
+          <w:lang w:eastAsia="en-US"/>
+        </w:rPr>
+        <w:t>SortBenchmarkResult</w:t>
+      </w:r>
+      <w:proofErr w:type="spellEnd"/>
+      <w:r>
+        <w:rPr>
+          <w:sz w:val="24"/>
+          <w:szCs w:val="24"/>
+          <w:lang w:eastAsia="en-US"/>
+        </w:rPr>
+        <w:t>, содержащих сведения о работе соответствующего алгоритма. Далее эти данные передаются компонентам пользовательского интерфейса для отображения результатов сравнения.</w:t>
+      </w:r>
+    </w:p>
+    <w:p>
+      <w:pPr>
+        <w:rPr>
+          <w:sz w:val="24"/>
+          <w:szCs w:val="24"/>
+          <w:lang w:eastAsia="en-US"/>
+        </w:rPr>
+      </w:pPr>
+      <w:r>
+        <w:rPr>
+          <w:sz w:val="24"/>
+          <w:szCs w:val="24"/>
+          <w:lang w:eastAsia="en-US"/>
+        </w:rPr>
+        <w:t>Таким образом, реализованный механизм позволяет оценивать алгоритмы не только по теоретической вычислительной сложности, но и по фактическим результатам их выполнения на различных входных массивах.</w:t>
+      </w:r>
+    </w:p>
+    <w:p>
+      <w:pPr>
+        <w:rPr>
+          <w:lang w:eastAsia="en-US"/>
+        </w:rPr>
+      </w:pPr>
+    </w:p>
+    <w:p>
+      <w:pPr>
+        <w:rPr>
+          <w:lang w:eastAsia="en-US"/>
+        </w:rPr>
+      </w:pPr>
+    </w:p>
+    <w:p>
+      <w:pPr>
+        <w:rPr>
+          <w:lang w:eastAsia="en-US"/>
+        </w:rPr>
+      </w:pPr>
+    </w:p>
+    <w:p>
+      <w:pPr>
+        <w:rPr>
+          <w:lang w:eastAsia="en-US"/>
+        </w:rPr>
+      </w:pPr>
+    </w:p>
+    <w:p>
+      <w:pPr>
+        <w:rPr>
+          <w:lang w:eastAsia="en-US"/>
+        </w:rPr>
+      </w:pPr>
+    </w:p>
+    <w:p>
+      <w:pPr>
+        <w:rPr>
+          <w:lang w:eastAsia="en-US"/>
+        </w:rPr>
+      </w:pPr>
+    </w:p>
+    <w:p>
+      <w:pPr>
+        <w:rPr>
+          <w:lang w:eastAsia="en-US"/>
+        </w:rPr>
+      </w:pPr>
+    </w:p>
+    <w:p>
+      <w:pPr>
+        <w:rPr>
+          <w:lang w:eastAsia="en-US"/>
+        </w:rPr>
+      </w:pPr>
+    </w:p>
+    <w:p>
+      <w:pPr>
+        <w:rPr>
+          <w:lang w:eastAsia="en-US"/>
+        </w:rPr>
+      </w:pPr>
+    </w:p>
+    <w:p>
+      <w:pPr>
+        <w:rPr>
+          <w:lang w:eastAsia="en-US"/>
+        </w:rPr>
+      </w:pPr>
+    </w:p>
+    <w:p>
+      <w:pPr>
+        <w:rPr>
+          <w:lang w:eastAsia="en-US"/>
+        </w:rPr>
+      </w:pPr>
+    </w:p>
+    <w:p>
+      <w:pPr>
+        <w:rPr>
+          <w:lang w:eastAsia="en-US"/>
+        </w:rPr>
+      </w:pPr>
+    </w:p>
+    <w:p>
+      <w:pPr>
+        <w:rPr>
+          <w:lang w:eastAsia="en-US"/>
+        </w:rPr>
+      </w:pPr>
+    </w:p>
+    <w:p>
+      <w:pPr>
+        <w:rPr>
+          <w:lang w:eastAsia="en-US"/>
+        </w:rPr>
+      </w:pPr>
+    </w:p>
+    <w:p>
+      <w:pPr>
+        <w:rPr>
+          <w:lang w:eastAsia="en-US"/>
+        </w:rPr>
+      </w:pPr>
+    </w:p>
+    <w:p>
+      <w:pPr>
+        <w:rPr>
+          <w:lang w:eastAsia="en-US"/>
+        </w:rPr>
+      </w:pPr>
+    </w:p>
+    <w:p>
+      <w:pPr>
+        <w:rPr>
+          <w:lang w:eastAsia="en-US"/>
+        </w:rPr>
+      </w:pPr>
+    </w:p>
+    <w:p>
+      <w:pPr>
+        <w:rPr>
+          <w:lang w:eastAsia="en-US"/>
+        </w:rPr>
+      </w:pPr>
+    </w:p>
+    <w:p>
+      <w:pPr>
+        <w:rPr>
+          <w:lang w:eastAsia="en-US"/>
+        </w:rPr>
+      </w:pPr>
+    </w:p>
+    <w:p>
+      <w:pPr>
+        <w:rPr>
+          <w:lang w:eastAsia="en-US"/>
+        </w:rPr>
+      </w:pPr>
+    </w:p>
+    <w:p>
+      <w:pPr>
+        <w:rPr>
+          <w:lang w:eastAsia="en-US"/>
+        </w:rPr>
+      </w:pPr>
+    </w:p>
+    <w:p>
+      <w:pPr>
+        <w:rPr>
+          <w:lang w:eastAsia="en-US"/>
+        </w:rPr>
+      </w:pPr>
+    </w:p>
+    <w:p>
+      <w:pPr>
+        <w:rPr>
+          <w:lang w:eastAsia="en-US"/>
+        </w:rPr>
+      </w:pPr>
+    </w:p>
+    <w:p>
+      <w:pPr>
+        <w:rPr>
+          <w:lang w:eastAsia="en-US"/>
+        </w:rPr>
+      </w:pPr>
+    </w:p>
+    <w:p>
+      <w:pPr>
+        <w:rPr>
+          <w:lang w:eastAsia="en-US"/>
+        </w:rPr>
+      </w:pPr>
+    </w:p>
+    <w:p>
+      <w:pPr>
+        <w:rPr>
+          <w:lang w:eastAsia="en-US"/>
+        </w:rPr>
+      </w:pPr>
+    </w:p>
+    <w:p>
+      <w:pPr>
+        <w:rPr>
+          <w:lang w:eastAsia="en-US"/>
+        </w:rPr>
+      </w:pPr>
+    </w:p>
+    <w:p>
+      <w:pPr>
+        <w:rPr>
+          <w:lang w:eastAsia="en-US"/>
+        </w:rPr>
+      </w:pPr>
+    </w:p>
+    <w:p>
+      <w:pPr>
+        <w:rPr>
+          <w:b/>
+          <w:bCs/>
+          <w:lang w:val="en-US" w:eastAsia="en-US"/>
+        </w:rPr>
+      </w:pPr>
+    </w:p>
+    <w:p>
+      <w:pPr>
+        <w:rPr>
+          <w:b/>
+          <w:bCs/>
+          <w:lang w:val="en-US" w:eastAsia="en-US"/>
+        </w:rPr>
+      </w:pPr>
+    </w:p>
+    <w:p>
+      <w:pPr>
+        <w:rPr>
+          <w:b/>
+          <w:bCs/>
+          <w:lang w:val="en-US" w:eastAsia="en-US"/>
+        </w:rPr>
+      </w:pPr>
+    </w:p>
+    <w:p>
+      <w:pPr>
+        <w:rPr>
+          <w:b/>
+          <w:bCs/>
+          <w:lang w:val="en-US" w:eastAsia="en-US"/>
+        </w:rPr>
+      </w:pPr>
+    </w:p>
+    <w:p>
+      <w:pPr>
+        <w:rPr>
+          <w:b/>
+          <w:bCs/>
+          <w:lang w:val="en-US" w:eastAsia="en-US"/>
+        </w:rPr>
+      </w:pPr>
+    </w:p>
+    <w:p>
+      <w:pPr>
+        <w:rPr>
+          <w:b/>
+          <w:bCs/>
+          <w:lang w:val="en-US" w:eastAsia="en-US"/>
+        </w:rPr>
+      </w:pPr>
+    </w:p>
+    <w:p>
+      <w:pPr>
+        <w:rPr>
+          <w:b/>
+          <w:bCs/>
+          <w:lang w:val="en-US" w:eastAsia="en-US"/>
+        </w:rPr>
+      </w:pPr>
+    </w:p>
+    <w:p>
+      <w:pPr>
+        <w:rPr>
+          <w:b/>
+          <w:bCs/>
+          <w:lang w:val="en-US" w:eastAsia="en-US"/>
+        </w:rPr>
+      </w:pPr>
+    </w:p>
+    <w:p>
+      <w:pPr>
+        <w:rPr>
+          <w:b/>
+          <w:bCs/>
+          <w:lang w:val="en-US" w:eastAsia="en-US"/>
+        </w:rPr>
+      </w:pPr>
+    </w:p>
+    <w:p>
+      <w:pPr>
+        <w:rPr>
+          <w:b/>
+          <w:bCs/>
+          <w:lang w:val="en-US" w:eastAsia="en-US"/>
+        </w:rPr>
+      </w:pPr>
+    </w:p>
+    <w:p>
+      <w:pPr>
+        <w:rPr>
+          <w:b/>
+          <w:bCs/>
+          <w:lang w:val="en-US" w:eastAsia="en-US"/>
+        </w:rPr>
+      </w:pPr>
+    </w:p>
+    <w:p>
+      <w:pPr>
+        <w:jc w:val="center"/>
+        <w:rPr>
+          <w:b/>
+          <w:bCs/>
+          <w:sz w:val="28"/>
+          <w:szCs w:val="28"/>
+          <w:lang w:val="en-US" w:eastAsia="en-US"/>
+        </w:rPr>
+      </w:pPr>
+      <w:r>
+        <w:rPr>
+          <w:b/>
+          <w:bCs/>
+          <w:sz w:val="28"/>
+          <w:szCs w:val="28"/>
+          <w:lang w:eastAsia="en-US"/>
+        </w:rPr>
+        <w:lastRenderedPageBreak/>
+        <w:t>ЗАКЛЮЧЕНИЕ</w:t>
+      </w:r>
+    </w:p>
+    <w:p>
+      <w:pPr>
+        <w:jc w:val="both"/>
+        <w:rPr>
+          <w:lang w:eastAsia="en-US"/>
+        </w:rPr>
+      </w:pPr>
+      <w:r>
+        <w:rPr>
+          <w:lang w:eastAsia="en-US"/>
+        </w:rPr>
+        <w:t>В ходе выполнения курсовой работы было разработано обучающее приложение для визуализации и сравнительного анализа алгоритмов сортировки. Основной задачей приложения является повышение наглядности изучения алгоритмов за счёт одновременного отображения состояния массива и этапов выполнения алгоритма.</w:t>
+      </w:r>
+    </w:p>
+    <w:p>
+      <w:pPr>
+        <w:jc w:val="both"/>
+        <w:rPr>
+          <w:lang w:eastAsia="en-US"/>
+        </w:rPr>
+      </w:pPr>
+      <w:r>
+        <w:rPr>
+          <w:lang w:eastAsia="en-US"/>
+        </w:rPr>
+        <w:t>В процессе работы были проанализированы основные алгоритмы сортировки и их характеристики, выбраны средства разработки и спроектирована структура программного приложения. Реализован набор алгоритмов сортировки, взаимодействующих с общей системой управления и визуализации.</w:t>
+      </w:r>
+    </w:p>
+    <w:p>
+      <w:pPr>
+        <w:jc w:val="both"/>
+        <w:rPr>
+          <w:lang w:eastAsia="en-US"/>
+        </w:rPr>
+      </w:pPr>
+      <w:r>
+        <w:rPr>
+          <w:lang w:eastAsia="en-US"/>
+        </w:rPr>
+        <w:t>Разработанное приложение позволяет формировать массивы с различными начальными состояниями, запускать сортировку с настраиваемой скоростью, наблюдать за сравнением и перестановкой элементов, а также пошагово просматривать выполнение алгоритма с подсветкой соответствующих строк псевдокода. Дополнительно реализован подсчёт сравнений и перестановок, отображение времени выполнения и механизм сравнительного тестирования алгоритмов.</w:t>
+      </w:r>
+    </w:p>
+    <w:p>
+      <w:pPr>
+        <w:jc w:val="both"/>
+        <w:rPr>
+          <w:lang w:eastAsia="en-US"/>
+        </w:rPr>
+      </w:pPr>
+      <w:r>
+        <w:rPr>
+          <w:lang w:eastAsia="en-US"/>
+        </w:rPr>
+        <w:t>Таким образом, поставленная цель была достигнута. Разработанное программное средство может использоваться как вспомогательный инструмент при изучении алгоритмов сортировки, позволяя наглядно сопоставлять их теоретические особенности с фактическим процессом выполнения.</w:t>
+      </w:r>
+    </w:p>
+    <w:p>
+      <w:pPr>
+        <w:rPr>
+          <w:lang w:eastAsia="en-US"/>
+        </w:rPr>
+      </w:pPr>
+    </w:p>
+    <w:p>
+      <w:pPr>
+        <w:rPr>
+          <w:lang w:eastAsia="en-US"/>
+        </w:rPr>
+      </w:pPr>
+    </w:p>
+    <w:p>
+      <w:pPr>
+        <w:rPr>
+          <w:lang w:eastAsia="en-US"/>
+        </w:rPr>
+      </w:pPr>
+    </w:p>
+    <w:p>
+      <w:pPr>
+        <w:rPr>
+          <w:lang w:eastAsia="en-US"/>
+        </w:rPr>
+      </w:pPr>
+    </w:p>
+    <w:p>
+      <w:pPr>
+        <w:rPr>
+          <w:lang w:eastAsia="en-US"/>
+        </w:rPr>
+      </w:pPr>
+    </w:p>
+    <w:p>
+      <w:pPr>
+        <w:rPr>
+          <w:lang w:eastAsia="en-US"/>
+        </w:rPr>
+      </w:pPr>
+    </w:p>
+    <w:p>
+      <w:pPr>
+        <w:rPr>
+          <w:lang w:eastAsia="en-US"/>
+        </w:rPr>
+      </w:pPr>
+    </w:p>
+    <w:p>
+      <w:pPr>
+        <w:rPr>
+          <w:lang w:eastAsia="en-US"/>
+        </w:rPr>
+      </w:pPr>
+    </w:p>
+    <w:p>
+      <w:pPr>
+        <w:rPr>
+          <w:lang w:eastAsia="en-US"/>
+        </w:rPr>
+      </w:pPr>
+    </w:p>
+    <w:p>
+      <w:pPr>
+        <w:rPr>
+          <w:lang w:eastAsia="en-US"/>
+        </w:rPr>
+      </w:pPr>
+    </w:p>
+    <w:p>
+      <w:pPr>
+        <w:rPr>
+          <w:lang w:eastAsia="en-US"/>
+        </w:rPr>
+      </w:pPr>
+    </w:p>
+    <w:p>
+      <w:pPr>
+        <w:rPr>
+          <w:lang w:eastAsia="en-US"/>
+        </w:rPr>
+      </w:pPr>
+    </w:p>
+    <w:p>
+      <w:pPr>
+        <w:rPr>
+          <w:lang w:eastAsia="en-US"/>
+        </w:rPr>
+      </w:pPr>
+    </w:p>
+    <w:p>
+      <w:pPr>
+        <w:rPr>
+          <w:lang w:eastAsia="en-US"/>
+        </w:rPr>
+      </w:pPr>
+    </w:p>
+    <w:p>
+      <w:pPr>
+        <w:rPr>
+          <w:lang w:eastAsia="en-US"/>
+        </w:rPr>
+      </w:pPr>
+    </w:p>
+    <w:p>
+      <w:pPr>
+        <w:rPr>
+          <w:lang w:eastAsia="en-US"/>
+        </w:rPr>
+      </w:pPr>
+    </w:p>
+    <w:p>
+      <w:pPr>
+        <w:rPr>
+          <w:lang w:eastAsia="en-US"/>
+        </w:rPr>
+      </w:pPr>
+    </w:p>
+    <w:p>
+      <w:pPr>
+        <w:rPr>
+          <w:lang w:eastAsia="en-US"/>
+        </w:rPr>
+      </w:pPr>
+    </w:p>
+    <w:p>
+      <w:pPr>
+        <w:rPr>
+          <w:lang w:eastAsia="en-US"/>
+        </w:rPr>
+      </w:pPr>
+    </w:p>
+    <w:p>
+      <w:pPr>
+        <w:rPr>
+          <w:lang w:eastAsia="en-US"/>
+        </w:rPr>
+      </w:pPr>
+    </w:p>
+    <w:p>
+      <w:pPr>
+        <w:rPr>
+          <w:lang w:eastAsia="en-US"/>
+        </w:rPr>
+      </w:pPr>
+    </w:p>
+    <w:p>
+      <w:pPr>
+        <w:rPr>
+          <w:lang w:eastAsia="en-US"/>
+        </w:rPr>
+      </w:pPr>
+    </w:p>
+    <w:p>
+      <w:pPr>
+        <w:rPr>
+          <w:lang w:eastAsia="en-US"/>
+        </w:rPr>
+      </w:pPr>
+    </w:p>
+    <w:p>
+      <w:pPr>
+        <w:rPr>
+          <w:lang w:eastAsia="en-US"/>
+        </w:rPr>
+      </w:pPr>
+    </w:p>
+    <w:p>
+      <w:pPr>
+        <w:rPr>
+          <w:lang w:eastAsia="en-US"/>
+        </w:rPr>
+      </w:pPr>
+    </w:p>
+    <w:p>
+      <w:pPr>
+        <w:rPr>
+          <w:lang w:eastAsia="en-US"/>
+        </w:rPr>
+      </w:pPr>
+    </w:p>
+    <w:p>
+      <w:pPr>
+        <w:rPr>
+          <w:lang w:eastAsia="en-US"/>
+        </w:rPr>
+      </w:pPr>
+    </w:p>
+    <w:p>
+      <w:pPr>
+        <w:rPr>
+          <w:lang w:eastAsia="en-US"/>
+        </w:rPr>
+      </w:pPr>
+    </w:p>
+    <w:p>
+      <w:pPr>
+        <w:rPr>
+          <w:lang w:eastAsia="en-US"/>
+        </w:rPr>
+      </w:pPr>
+    </w:p>
+    <w:p>
+      <w:pPr>
+        <w:rPr>
+          <w:lang w:eastAsia="en-US"/>
+        </w:rPr>
+      </w:pPr>
+    </w:p>
+    <w:p>
+      <w:pPr>
+        <w:rPr>
+          <w:lang w:eastAsia="en-US"/>
+        </w:rPr>
+      </w:pPr>
+    </w:p>
+    <w:p>
+      <w:pPr>
+        <w:rPr>
+          <w:b/>
+          <w:bCs/>
+          <w:sz w:val="28"/>
+          <w:szCs w:val="28"/>
+          <w:lang w:eastAsia="en-US"/>
+        </w:rPr>
+      </w:pPr>
+      <w:proofErr w:type="gramStart"/>
+      <w:r>
+        <w:rPr>
+          <w:b/>
+          <w:bCs/>
+          <w:sz w:val="28"/>
+          <w:szCs w:val="28"/>
+          <w:lang w:eastAsia="en-US"/>
+        </w:rPr>
+        <w:t>СПИСОК ИСПОЛЬЗОВАННЫХ ИСТОЧНИКОВ</w:t>
+      </w:r>
+      <w:proofErr w:type="gramEnd"/>
+      <w:r>
+        <w:rPr>
+          <w:b/>
+          <w:bCs/>
+          <w:sz w:val="28"/>
+          <w:szCs w:val="28"/>
+          <w:lang w:eastAsia="en-US"/>
+        </w:rPr>
+        <w:t xml:space="preserve"> И ЛИТЕРАТУРЫ</w:t>
+      </w:r>
+    </w:p>
+    <w:p>
+      <w:pPr>
+        <w:numPr>
+          <w:ilvl w:val="0"/>
+          <w:numId w:val="4"/>
+        </w:numPr>
+        <w:rPr>
+          <w:rFonts w:ascii="Times New Roman" w:eastAsia="Times New Roman" w:hAnsi="Times New Roman" w:cs="Times New Roman"/>
+          <w:sz w:val="24"/>
+          <w:szCs w:val="24"/>
+          <w:lang w:val="en-US"/>
+        </w:rPr>
+      </w:pPr>
+      <w:r>
+        <w:rPr>
+          <w:rFonts w:ascii="Times New Roman" w:eastAsia="Times New Roman" w:hAnsi="Times New Roman" w:cs="Times New Roman"/>
+          <w:sz w:val="24"/>
+          <w:szCs w:val="24"/>
+        </w:rPr>
+        <w:t>Документация</w:t>
+      </w:r>
+      <w:r>
+        <w:rPr>
+          <w:rFonts w:ascii="Times New Roman" w:eastAsia="Times New Roman" w:hAnsi="Times New Roman" w:cs="Times New Roman"/>
+          <w:sz w:val="24"/>
+          <w:szCs w:val="24"/>
+          <w:lang w:val="en-US"/>
+        </w:rPr>
+        <w:t xml:space="preserve"> Unity Technologies. </w:t>
+      </w:r>
+      <w:r>
+        <w:rPr>
+          <w:rFonts w:ascii="Times New Roman" w:eastAsia="Times New Roman" w:hAnsi="Times New Roman" w:cs="Times New Roman"/>
+          <w:i/>
+          <w:iCs/>
+          <w:sz w:val="24"/>
+          <w:szCs w:val="24"/>
+          <w:lang w:val="en-US"/>
+        </w:rPr>
+        <w:t>Unity Manual: Coroutines</w:t>
+      </w:r>
+      <w:r>
+        <w:rPr>
+          <w:rFonts w:ascii="Times New Roman" w:eastAsia="Times New Roman" w:hAnsi="Times New Roman" w:cs="Times New Roman"/>
+          <w:sz w:val="24"/>
+          <w:szCs w:val="24"/>
+          <w:lang w:val="en-US"/>
+        </w:rPr>
+        <w:t xml:space="preserve"> [</w:t>
+      </w:r>
+      <w:r>
+        <w:rPr>
+          <w:rFonts w:ascii="Times New Roman" w:eastAsia="Times New Roman" w:hAnsi="Times New Roman" w:cs="Times New Roman"/>
+          <w:sz w:val="24"/>
+          <w:szCs w:val="24"/>
+        </w:rPr>
+        <w:t>Электронный</w:t>
+      </w:r>
+      <w:r>
+        <w:rPr>
+          <w:rFonts w:ascii="Times New Roman" w:eastAsia="Times New Roman" w:hAnsi="Times New Roman" w:cs="Times New Roman"/>
+          <w:sz w:val="24"/>
+          <w:szCs w:val="24"/>
+          <w:lang w:val="en-US"/>
+        </w:rPr>
+        <w:t xml:space="preserve"> </w:t>
+      </w:r>
+      <w:r>
+        <w:rPr>
+          <w:rFonts w:ascii="Times New Roman" w:eastAsia="Times New Roman" w:hAnsi="Times New Roman" w:cs="Times New Roman"/>
+          <w:sz w:val="24"/>
+          <w:szCs w:val="24"/>
+        </w:rPr>
+        <w:t>ресурс</w:t>
+      </w:r>
+      <w:r>
+        <w:rPr>
+          <w:rFonts w:ascii="Times New Roman" w:eastAsia="Times New Roman" w:hAnsi="Times New Roman" w:cs="Times New Roman"/>
+          <w:sz w:val="24"/>
+          <w:szCs w:val="24"/>
+          <w:lang w:val="en-US"/>
+        </w:rPr>
+        <w:t xml:space="preserve">]. — URL: </w:t>
+      </w:r>
+      <w:hyperlink r:id="rId10" w:tgtFrame="_blank" w:history="1">
+        <w:r>
+          <w:rPr>
+            <w:rStyle w:val="af0"/>
+            <w:rFonts w:ascii="Times New Roman" w:eastAsia="Times New Roman" w:hAnsi="Times New Roman" w:cs="Times New Roman"/>
+            <w:sz w:val="24"/>
+            <w:szCs w:val="24"/>
+            <w:lang w:val="en-US"/>
+          </w:rPr>
+          <w:t>https://docs.unity3d.com/Manual/Coroutines.html</w:t>
+        </w:r>
+      </w:hyperlink>
+      <w:r>
+        <w:rPr>
+          <w:rFonts w:ascii="Times New Roman" w:eastAsia="Times New Roman" w:hAnsi="Times New Roman" w:cs="Times New Roman"/>
+          <w:sz w:val="24"/>
+          <w:szCs w:val="24"/>
+          <w:lang w:val="en-US"/>
+        </w:rPr>
+        <w:t xml:space="preserve">. </w:t>
+      </w:r>
+    </w:p>
+    <w:p>
+      <w:pPr>
+        <w:numPr>
+          <w:ilvl w:val="0"/>
+          <w:numId w:val="4"/>
+        </w:numPr>
+        <w:rPr>
+          <w:rFonts w:ascii="Times New Roman" w:eastAsia="Times New Roman" w:hAnsi="Times New Roman" w:cs="Times New Roman"/>
+          <w:sz w:val="24"/>
+          <w:szCs w:val="24"/>
+        </w:rPr>
+      </w:pPr>
+      <w:r>
+        <w:rPr>
+          <w:rFonts w:ascii="Times New Roman" w:eastAsia="Times New Roman" w:hAnsi="Times New Roman" w:cs="Times New Roman"/>
+          <w:sz w:val="24"/>
+          <w:szCs w:val="24"/>
+        </w:rPr>
+        <w:t xml:space="preserve"> Документация Microsoft. </w:t>
+      </w:r>
+      <w:r>
+        <w:rPr>
+          <w:rFonts w:ascii="Times New Roman" w:eastAsia="Times New Roman" w:hAnsi="Times New Roman" w:cs="Times New Roman"/>
+          <w:i/>
+          <w:iCs/>
+          <w:sz w:val="24"/>
+          <w:szCs w:val="24"/>
+        </w:rPr>
+        <w:t>C#</w:t>
+      </w:r>
+      <w:r>
+        <w:rPr>
+          <w:rFonts w:ascii="Times New Roman" w:eastAsia="Times New Roman" w:hAnsi="Times New Roman" w:cs="Times New Roman"/>
+          <w:sz w:val="24"/>
+          <w:szCs w:val="24"/>
+        </w:rPr>
+        <w:t xml:space="preserve"> [Электронный ресурс]. — URL: </w:t>
+      </w:r>
+      <w:hyperlink r:id="rId11" w:tgtFrame="_blank" w:history="1">
+        <w:r>
+          <w:rPr>
+            <w:rStyle w:val="af0"/>
+            <w:rFonts w:ascii="Times New Roman" w:eastAsia="Times New Roman" w:hAnsi="Times New Roman" w:cs="Times New Roman"/>
+            <w:sz w:val="24"/>
+            <w:szCs w:val="24"/>
+          </w:rPr>
+          <w:t>https://learn.microsoft.com/dotnet/csharp/</w:t>
+        </w:r>
+      </w:hyperlink>
+      <w:r>
+        <w:rPr>
+          <w:rFonts w:ascii="Times New Roman" w:eastAsia="Times New Roman" w:hAnsi="Times New Roman" w:cs="Times New Roman"/>
+          <w:sz w:val="24"/>
+          <w:szCs w:val="24"/>
+        </w:rPr>
+        <w:t xml:space="preserve">. </w:t>
+      </w:r>
+    </w:p>
+    <w:p>
+      <w:pPr>
+        <w:numPr>
+          <w:ilvl w:val="0"/>
+          <w:numId w:val="4"/>
+        </w:numPr>
+        <w:rPr>
+          <w:rFonts w:ascii="Times New Roman" w:eastAsia="Times New Roman" w:hAnsi="Times New Roman" w:cs="Times New Roman"/>
+          <w:sz w:val="24"/>
+          <w:szCs w:val="24"/>
+        </w:rPr>
+      </w:pPr>
+      <w:r>
+        <w:rPr>
+          <w:rFonts w:ascii="Times New Roman" w:eastAsia="Times New Roman" w:hAnsi="Times New Roman" w:cs="Times New Roman"/>
+          <w:sz w:val="24"/>
+          <w:szCs w:val="24"/>
+        </w:rPr>
+        <w:t xml:space="preserve">METANIT. </w:t>
+      </w:r>
+      <w:r>
+        <w:rPr>
+          <w:rFonts w:ascii="Times New Roman" w:eastAsia="Times New Roman" w:hAnsi="Times New Roman" w:cs="Times New Roman"/>
+          <w:i/>
+          <w:iCs/>
+          <w:sz w:val="24"/>
+          <w:szCs w:val="24"/>
+        </w:rPr>
+        <w:t>C# и .NET: руководство по языку программирования</w:t>
+      </w:r>
+      <w:r>
+        <w:rPr>
+          <w:rFonts w:ascii="Times New Roman" w:eastAsia="Times New Roman" w:hAnsi="Times New Roman" w:cs="Times New Roman"/>
+          <w:sz w:val="24"/>
+          <w:szCs w:val="24"/>
+        </w:rPr>
+        <w:t xml:space="preserve"> [Электронный ресурс]. — URL: </w:t>
+      </w:r>
+      <w:hyperlink r:id="rId12" w:tgtFrame="_blank" w:history="1">
+        <w:r>
+          <w:rPr>
+            <w:rStyle w:val="af0"/>
+            <w:rFonts w:ascii="Times New Roman" w:eastAsia="Times New Roman" w:hAnsi="Times New Roman" w:cs="Times New Roman"/>
+            <w:sz w:val="24"/>
+            <w:szCs w:val="24"/>
+          </w:rPr>
+          <w:t>https://metanit.com/sharp/tutorial/</w:t>
+        </w:r>
+      </w:hyperlink>
+      <w:r>
+        <w:rPr>
+          <w:rFonts w:ascii="Times New Roman" w:eastAsia="Times New Roman" w:hAnsi="Times New Roman" w:cs="Times New Roman"/>
+          <w:sz w:val="24"/>
+          <w:szCs w:val="24"/>
+        </w:rPr>
+        <w:t xml:space="preserve">. </w:t>
+      </w:r>
+    </w:p>
+    <w:p>
+      <w:pPr>
+        <w:numPr>
+          <w:ilvl w:val="0"/>
+          <w:numId w:val="4"/>
+        </w:numPr>
+        <w:rPr>
+          <w:rFonts w:ascii="Times New Roman" w:eastAsia="Times New Roman" w:hAnsi="Times New Roman" w:cs="Times New Roman"/>
+          <w:sz w:val="24"/>
+          <w:szCs w:val="24"/>
+        </w:rPr>
+      </w:pPr>
+      <w:r>
+        <w:rPr>
+          <w:rFonts w:ascii="Times New Roman" w:eastAsia="Times New Roman" w:hAnsi="Times New Roman" w:cs="Times New Roman"/>
+          <w:sz w:val="24"/>
+          <w:szCs w:val="24"/>
+        </w:rPr>
+        <w:t xml:space="preserve">Алгоритмика. </w:t>
+      </w:r>
+      <w:r>
+        <w:rPr>
+          <w:rFonts w:ascii="Times New Roman" w:eastAsia="Times New Roman" w:hAnsi="Times New Roman" w:cs="Times New Roman"/>
+          <w:i/>
+          <w:iCs/>
+          <w:sz w:val="24"/>
+          <w:szCs w:val="24"/>
+        </w:rPr>
+        <w:t>Сортировки и O-нотация</w:t>
+      </w:r>
+      <w:r>
+        <w:rPr>
+          <w:rFonts w:ascii="Times New Roman" w:eastAsia="Times New Roman" w:hAnsi="Times New Roman" w:cs="Times New Roman"/>
+          <w:sz w:val="24"/>
+          <w:szCs w:val="24"/>
+        </w:rPr>
+        <w:t xml:space="preserve"> [Электронный ресурс]. — URL: </w:t>
+      </w:r>
+      <w:hyperlink r:id="rId13" w:tgtFrame="_blank" w:history="1">
+        <w:r>
+          <w:rPr>
+            <w:rStyle w:val="af0"/>
+            <w:rFonts w:ascii="Times New Roman" w:eastAsia="Times New Roman" w:hAnsi="Times New Roman" w:cs="Times New Roman"/>
+            <w:sz w:val="24"/>
+            <w:szCs w:val="24"/>
+          </w:rPr>
+          <w:t>https://algorithmica.org/ru/sorting</w:t>
+        </w:r>
+      </w:hyperlink>
+      <w:r>
+        <w:rPr>
+          <w:rFonts w:ascii="Times New Roman" w:eastAsia="Times New Roman" w:hAnsi="Times New Roman" w:cs="Times New Roman"/>
+          <w:sz w:val="24"/>
+          <w:szCs w:val="24"/>
+        </w:rPr>
+        <w:t xml:space="preserve">. </w:t>
+      </w:r>
+    </w:p>
+    <w:p>
+      <w:pPr>
+        <w:numPr>
+          <w:ilvl w:val="0"/>
+          <w:numId w:val="4"/>
+        </w:numPr>
+        <w:rPr>
+          <w:lang w:eastAsia="en-US"/>
+        </w:rPr>
+      </w:pPr>
+      <w:r>
+        <w:rPr>
+          <w:rFonts w:ascii="Times New Roman" w:eastAsia="Times New Roman" w:hAnsi="Times New Roman" w:cs="Times New Roman"/>
+          <w:sz w:val="24"/>
+          <w:szCs w:val="24"/>
+        </w:rPr>
+        <w:t xml:space="preserve">Википедия. </w:t>
+      </w:r>
+      <w:r>
+        <w:rPr>
+          <w:rFonts w:ascii="Times New Roman" w:eastAsia="Times New Roman" w:hAnsi="Times New Roman" w:cs="Times New Roman"/>
+          <w:i/>
+          <w:iCs/>
+          <w:sz w:val="24"/>
+          <w:szCs w:val="24"/>
+        </w:rPr>
+        <w:t>Алгоритм сортировки</w:t>
+      </w:r>
+      <w:r>
+        <w:rPr>
+          <w:rFonts w:ascii="Times New Roman" w:eastAsia="Times New Roman" w:hAnsi="Times New Roman" w:cs="Times New Roman"/>
+          <w:sz w:val="24"/>
+          <w:szCs w:val="24"/>
+        </w:rPr>
+        <w:t xml:space="preserve"> [Электронный ресурс]. — URL: </w:t>
+      </w:r>
+      <w:hyperlink r:id="rId14" w:history="1">
+        <w:r>
+          <w:rPr>
+            <w:rStyle w:val="af0"/>
+          </w:rPr>
+          <w:t>https://ru.wikipedia.org/wiki/%D0%90%D0%BB%D0%B3%D0%BE%D1%80%D0%B8%D1%82%D0%BC_%D1%81%D0%BE%D1%80%D1%82%D0%B8%D1%80%D0%BE%D0%B2%D0%BA%D0%B8</w:t>
+        </w:r>
+      </w:hyperlink>
     </w:p>
     <w:sectPr>
-      <w:footerReference w:type="default" r:id="rId11"/>
+      <w:footerReference w:type="default" r:id="rId15"/>
       <w:pgSz w:w="11906" w:h="16838"/>
       <w:pgMar w:top="1134" w:right="850" w:bottom="1134" w:left="1701" w:header="708" w:footer="708" w:gutter="0"/>
       <w:cols w:space="708"/>
@@ -4498,6 +10236,119 @@
       </w:pPr>
     </w:lvl>
   </w:abstractNum>
+  <w:abstractNum w:abstractNumId="3" w15:restartNumberingAfterBreak="0">
+    <w:nsid w:val="7E2A614E"/>
+    <w:multiLevelType w:val="multilevel"/>
+    <w:tmpl w:val="87DA245A"/>
+    <w:lvl w:ilvl="0">
+      <w:start w:val="1"/>
+      <w:numFmt w:val="decimal"/>
+      <w:lvlText w:val="%1."/>
+      <w:lvlJc w:val="left"/>
+      <w:pPr>
+        <w:tabs>
+          <w:tab w:val="num" w:pos="720"/>
+        </w:tabs>
+        <w:ind w:left="720" w:hanging="360"/>
+      </w:pPr>
+    </w:lvl>
+    <w:lvl w:ilvl="1">
+      <w:start w:val="1"/>
+      <w:numFmt w:val="decimal"/>
+      <w:lvlText w:val="%2."/>
+      <w:lvlJc w:val="left"/>
+      <w:pPr>
+        <w:tabs>
+          <w:tab w:val="num" w:pos="1440"/>
+        </w:tabs>
+        <w:ind w:left="1440" w:hanging="360"/>
+      </w:pPr>
+    </w:lvl>
+    <w:lvl w:ilvl="2" w:tentative="1">
+      <w:start w:val="1"/>
+      <w:numFmt w:val="decimal"/>
+      <w:lvlText w:val="%3."/>
+      <w:lvlJc w:val="left"/>
+      <w:pPr>
+        <w:tabs>
+          <w:tab w:val="num" w:pos="2160"/>
+        </w:tabs>
+        <w:ind w:left="2160" w:hanging="360"/>
+      </w:pPr>
+    </w:lvl>
+    <w:lvl w:ilvl="3" w:tentative="1">
+      <w:start w:val="1"/>
+      <w:numFmt w:val="decimal"/>
+      <w:lvlText w:val="%4."/>
+      <w:lvlJc w:val="left"/>
+      <w:pPr>
+        <w:tabs>
+          <w:tab w:val="num" w:pos="2880"/>
+        </w:tabs>
+        <w:ind w:left="2880" w:hanging="360"/>
+      </w:pPr>
+    </w:lvl>
+    <w:lvl w:ilvl="4" w:tentative="1">
+      <w:start w:val="1"/>
+      <w:numFmt w:val="decimal"/>
+      <w:lvlText w:val="%5."/>
+      <w:lvlJc w:val="left"/>
+      <w:pPr>
+        <w:tabs>
+          <w:tab w:val="num" w:pos="3600"/>
+        </w:tabs>
+        <w:ind w:left="3600" w:hanging="360"/>
+      </w:pPr>
+    </w:lvl>
+    <w:lvl w:ilvl="5" w:tentative="1">
+      <w:start w:val="1"/>
+      <w:numFmt w:val="decimal"/>
+      <w:lvlText w:val="%6."/>
+      <w:lvlJc w:val="left"/>
+      <w:pPr>
+        <w:tabs>
+          <w:tab w:val="num" w:pos="4320"/>
+        </w:tabs>
+        <w:ind w:left="4320" w:hanging="360"/>
+      </w:pPr>
+    </w:lvl>
+    <w:lvl w:ilvl="6" w:tentative="1">
+      <w:start w:val="1"/>
+      <w:numFmt w:val="decimal"/>
+      <w:lvlText w:val="%7."/>
+      <w:lvlJc w:val="left"/>
+      <w:pPr>
+        <w:tabs>
+          <w:tab w:val="num" w:pos="5040"/>
+        </w:tabs>
+        <w:ind w:left="5040" w:hanging="360"/>
+      </w:pPr>
+    </w:lvl>
+    <w:lvl w:ilvl="7" w:tentative="1">
+      <w:start w:val="1"/>
+      <w:numFmt w:val="decimal"/>
+      <w:lvlText w:val="%8."/>
+      <w:lvlJc w:val="left"/>
+      <w:pPr>
+        <w:tabs>
+          <w:tab w:val="num" w:pos="5760"/>
+        </w:tabs>
+        <w:ind w:left="5760" w:hanging="360"/>
+      </w:pPr>
+    </w:lvl>
+    <w:lvl w:ilvl="8" w:tentative="1">
+      <w:start w:val="1"/>
+      <w:numFmt w:val="decimal"/>
+      <w:lvlText w:val="%9."/>
+      <w:lvlJc w:val="left"/>
+      <w:pPr>
+        <w:tabs>
+          <w:tab w:val="num" w:pos="6480"/>
+        </w:tabs>
+        <w:ind w:left="6480" w:hanging="360"/>
+      </w:pPr>
+    </w:lvl>
+  </w:abstractNum>
   <w:num w:numId="1" w16cid:durableId="1223757544">
     <w:abstractNumId w:val="0"/>
   </w:num>
@@ -4506,6 +10357,9 @@
   </w:num>
   <w:num w:numId="3" w16cid:durableId="4984654">
     <w:abstractNumId w:val="1"/>
+  </w:num>
+  <w:num w:numId="4" w16cid:durableId="1816410747">
+    <w:abstractNumId w:val="3"/>
   </w:num>
 </w:numbering>
 </file>
@@ -4910,7 +10764,7 @@
   <w:style w:type="paragraph" w:default="1" w:styleId="a">
     <w:name w:val="Normal"/>
     <w:qFormat/>
-    <w:rsid w:val="00AF0BEC"/>
+    <w:rsid w:val="00F36765"/>
     <w:pPr>
       <w:spacing w:after="0" w:line="276" w:lineRule="auto"/>
     </w:pPr>
@@ -5563,6 +11417,18 @@
       <w:shd w:val="clear" w:color="auto" w:fill="E1DFDD"/>
     </w:rPr>
   </w:style>
+  <w:style w:type="character" w:styleId="af2">
+    <w:name w:val="FollowedHyperlink"/>
+    <w:basedOn w:val="a0"/>
+    <w:uiPriority w:val="99"/>
+    <w:semiHidden/>
+    <w:unhideWhenUsed/>
+    <w:rsid w:val="00E6251E"/>
+    <w:rPr>
+      <w:color w:val="954F72" w:themeColor="followedHyperlink"/>
+      <w:u w:val="single"/>
+    </w:rPr>
+  </w:style>
 </w:styles>
 </file>
 

--- a/Курсовая версия 2.docx
+++ b/Курсовая версия 2.docx
@@ -311,28 +311,7 @@
           <w:sz w:val="24"/>
           <w:szCs w:val="24"/>
         </w:rPr>
-        <w:t>РАЗРАБОТКА ПРОГРАММНОГО СРЕДСТВА ДЛЯ ВИЗУАЛИЗАЦИИ И</w:t>
-      </w:r>
-    </w:p>
-    <w:p>
-      <w:pPr>
-        <w:widowControl w:val="0"/>
-        <w:spacing w:line="240" w:lineRule="auto"/>
-        <w:ind w:right="857"/>
-        <w:jc w:val="center"/>
-        <w:rPr>
-          <w:rFonts w:ascii="Times New Roman" w:eastAsia="Times New Roman" w:hAnsi="Times New Roman" w:cs="Times New Roman"/>
-          <w:sz w:val="24"/>
-          <w:szCs w:val="24"/>
-        </w:rPr>
-      </w:pPr>
-      <w:r>
-        <w:rPr>
-          <w:rFonts w:ascii="Times New Roman" w:eastAsia="Times New Roman" w:hAnsi="Times New Roman" w:cs="Times New Roman"/>
-          <w:sz w:val="24"/>
-          <w:szCs w:val="24"/>
-        </w:rPr>
-        <w:t>СРАВНИТЕЛЬНОГО АНАЛИЗА АЛГОРИТМОВ СОРТИРОВКИ</w:t>
+        <w:t>РАЗРАБОТКА ИНТЕРАКТИВНОГО ИНСТРУМЕНТА ДЛЯ ВИЗУАЛИЗАЦИИ АЛГОРИТМОВ СОРТИРОВКИ</w:t>
       </w:r>
     </w:p>
     <w:p>
@@ -497,7 +476,6 @@
           <w:rFonts w:ascii="Times New Roman" w:eastAsia="Times New Roman" w:hAnsi="Times New Roman" w:cs="Times New Roman"/>
           <w:sz w:val="24"/>
           <w:szCs w:val="24"/>
-          <w:highlight w:val="white"/>
         </w:rPr>
         <w:t xml:space="preserve">    </w:t>
       </w:r>
@@ -626,25 +604,7 @@
           <w:sz w:val="24"/>
           <w:szCs w:val="24"/>
         </w:rPr>
-        <w:t xml:space="preserve"> «____</w:t>
-      </w:r>
-      <w:proofErr w:type="gramStart"/>
-      <w:r>
-        <w:rPr>
-          <w:rFonts w:ascii="Times New Roman" w:eastAsia="Times New Roman" w:hAnsi="Times New Roman" w:cs="Times New Roman"/>
-          <w:sz w:val="24"/>
-          <w:szCs w:val="24"/>
-        </w:rPr>
-        <w:t>_»_</w:t>
-      </w:r>
-      <w:proofErr w:type="gramEnd"/>
-      <w:r>
-        <w:rPr>
-          <w:rFonts w:ascii="Times New Roman" w:eastAsia="Times New Roman" w:hAnsi="Times New Roman" w:cs="Times New Roman"/>
-          <w:sz w:val="24"/>
-          <w:szCs w:val="24"/>
-        </w:rPr>
-        <w:t>_________2026 г.</w:t>
+        <w:t xml:space="preserve"> «_____»__________2026 г.</w:t>
       </w:r>
     </w:p>
     <w:p>
@@ -678,15 +638,7 @@
           <w:sz w:val="24"/>
           <w:szCs w:val="24"/>
         </w:rPr>
-        <w:t xml:space="preserve">     Студент группы № </w:t>
-      </w:r>
-      <w:r>
-        <w:rPr>
-          <w:rFonts w:ascii="Times New Roman" w:eastAsia="Times New Roman" w:hAnsi="Times New Roman" w:cs="Times New Roman"/>
-          <w:sz w:val="24"/>
-          <w:szCs w:val="24"/>
-        </w:rPr>
-        <w:t>932321</w:t>
+        <w:t xml:space="preserve">     Студент группы № 932321</w:t>
       </w:r>
     </w:p>
     <w:p>
@@ -846,25 +798,7 @@
           <w:sz w:val="24"/>
           <w:szCs w:val="24"/>
         </w:rPr>
-        <w:t>«____</w:t>
-      </w:r>
-      <w:proofErr w:type="gramStart"/>
-      <w:r>
-        <w:rPr>
-          <w:rFonts w:ascii="Times New Roman" w:eastAsia="Times New Roman" w:hAnsi="Times New Roman" w:cs="Times New Roman"/>
-          <w:sz w:val="24"/>
-          <w:szCs w:val="24"/>
-        </w:rPr>
-        <w:t>_»_</w:t>
-      </w:r>
-      <w:proofErr w:type="gramEnd"/>
-      <w:r>
-        <w:rPr>
-          <w:rFonts w:ascii="Times New Roman" w:eastAsia="Times New Roman" w:hAnsi="Times New Roman" w:cs="Times New Roman"/>
-          <w:sz w:val="24"/>
-          <w:szCs w:val="24"/>
-        </w:rPr>
-        <w:t>_________2026 г.</w:t>
+        <w:t>«_____»__________2026 г.</w:t>
       </w:r>
     </w:p>
     <w:p>
@@ -1861,24 +1795,7 @@
           <w:sz w:val="24"/>
           <w:szCs w:val="24"/>
         </w:rPr>
-        <w:t xml:space="preserve">Таким образом, </w:t>
-      </w:r>
-      <w:r>
-        <w:rPr>
-          <w:rFonts w:ascii="Times New Roman" w:eastAsia="Times New Roman" w:hAnsi="Times New Roman" w:cs="Times New Roman"/>
-          <w:sz w:val="24"/>
-          <w:szCs w:val="24"/>
-          <w:highlight w:val="red"/>
-        </w:rPr>
-        <w:t>актуальной</w:t>
-      </w:r>
-      <w:r>
-        <w:rPr>
-          <w:rFonts w:ascii="Times New Roman" w:eastAsia="Times New Roman" w:hAnsi="Times New Roman" w:cs="Times New Roman"/>
-          <w:sz w:val="24"/>
-          <w:szCs w:val="24"/>
-        </w:rPr>
-        <w:t xml:space="preserve"> является разработка программного средства, предназначенного для визуализации процесса выполнения алгоритмов сортировки и проведения их сравнительного анализа.</w:t>
+        <w:t>Таким образом, актуальной является разработка программного средства, предназначенного для визуализации процесса выполнения алгоритмов сортировки и проведения их сравнительного анализа.</w:t>
       </w:r>
     </w:p>
     <w:p>
@@ -1899,7 +1816,6 @@
           <w:bCs/>
           <w:sz w:val="24"/>
           <w:szCs w:val="24"/>
-          <w:highlight w:val="red"/>
         </w:rPr>
         <w:t>Целью курсовой работы является разработка программного средства для визуализации и сравнительного анализа алгоритмов сортировки.</w:t>
       </w:r>
@@ -1913,15 +1829,13 @@
           <w:rFonts w:ascii="Times New Roman" w:eastAsia="Times New Roman" w:hAnsi="Times New Roman" w:cs="Times New Roman"/>
           <w:sz w:val="24"/>
           <w:szCs w:val="24"/>
-          <w:highlight w:val="red"/>
-        </w:rPr>
-      </w:pPr>
-      <w:r>
-        <w:rPr>
-          <w:rFonts w:ascii="Times New Roman" w:eastAsia="Times New Roman" w:hAnsi="Times New Roman" w:cs="Times New Roman"/>
-          <w:sz w:val="24"/>
-          <w:szCs w:val="24"/>
-          <w:highlight w:val="red"/>
+        </w:rPr>
+      </w:pPr>
+      <w:r>
+        <w:rPr>
+          <w:rFonts w:ascii="Times New Roman" w:eastAsia="Times New Roman" w:hAnsi="Times New Roman" w:cs="Times New Roman"/>
+          <w:sz w:val="24"/>
+          <w:szCs w:val="24"/>
         </w:rPr>
         <w:t>Для достижения поставленной цели необходимо решить следующие задачи:</w:t>
       </w:r>
@@ -1938,15 +1852,13 @@
           <w:rFonts w:ascii="Times New Roman" w:eastAsia="Times New Roman" w:hAnsi="Times New Roman" w:cs="Times New Roman"/>
           <w:sz w:val="24"/>
           <w:szCs w:val="24"/>
-          <w:highlight w:val="red"/>
-        </w:rPr>
-      </w:pPr>
-      <w:r>
-        <w:rPr>
-          <w:rFonts w:ascii="Times New Roman" w:eastAsia="Times New Roman" w:hAnsi="Times New Roman" w:cs="Times New Roman"/>
-          <w:sz w:val="24"/>
-          <w:szCs w:val="24"/>
-          <w:highlight w:val="red"/>
+        </w:rPr>
+      </w:pPr>
+      <w:r>
+        <w:rPr>
+          <w:rFonts w:ascii="Times New Roman" w:eastAsia="Times New Roman" w:hAnsi="Times New Roman" w:cs="Times New Roman"/>
+          <w:sz w:val="24"/>
+          <w:szCs w:val="24"/>
         </w:rPr>
         <w:t xml:space="preserve">провести анализ алгоритмов сортировки и их основных характеристик; </w:t>
       </w:r>
@@ -1963,15 +1875,13 @@
           <w:rFonts w:ascii="Times New Roman" w:eastAsia="Times New Roman" w:hAnsi="Times New Roman" w:cs="Times New Roman"/>
           <w:sz w:val="24"/>
           <w:szCs w:val="24"/>
-          <w:highlight w:val="red"/>
-        </w:rPr>
-      </w:pPr>
-      <w:r>
-        <w:rPr>
-          <w:rFonts w:ascii="Times New Roman" w:eastAsia="Times New Roman" w:hAnsi="Times New Roman" w:cs="Times New Roman"/>
-          <w:sz w:val="24"/>
-          <w:szCs w:val="24"/>
-          <w:highlight w:val="red"/>
+        </w:rPr>
+      </w:pPr>
+      <w:r>
+        <w:rPr>
+          <w:rFonts w:ascii="Times New Roman" w:eastAsia="Times New Roman" w:hAnsi="Times New Roman" w:cs="Times New Roman"/>
+          <w:sz w:val="24"/>
+          <w:szCs w:val="24"/>
         </w:rPr>
         <w:t xml:space="preserve">выбрать средства разработки программного средства; </w:t>
       </w:r>
@@ -1988,15 +1898,13 @@
           <w:rFonts w:ascii="Times New Roman" w:eastAsia="Times New Roman" w:hAnsi="Times New Roman" w:cs="Times New Roman"/>
           <w:sz w:val="24"/>
           <w:szCs w:val="24"/>
-          <w:highlight w:val="red"/>
-        </w:rPr>
-      </w:pPr>
-      <w:r>
-        <w:rPr>
-          <w:rFonts w:ascii="Times New Roman" w:eastAsia="Times New Roman" w:hAnsi="Times New Roman" w:cs="Times New Roman"/>
-          <w:sz w:val="24"/>
-          <w:szCs w:val="24"/>
-          <w:highlight w:val="red"/>
+        </w:rPr>
+      </w:pPr>
+      <w:r>
+        <w:rPr>
+          <w:rFonts w:ascii="Times New Roman" w:eastAsia="Times New Roman" w:hAnsi="Times New Roman" w:cs="Times New Roman"/>
+          <w:sz w:val="24"/>
+          <w:szCs w:val="24"/>
         </w:rPr>
         <w:t xml:space="preserve">разработать структуру и пользовательский интерфейс приложения; </w:t>
       </w:r>
@@ -2013,15 +1921,13 @@
           <w:rFonts w:ascii="Times New Roman" w:eastAsia="Times New Roman" w:hAnsi="Times New Roman" w:cs="Times New Roman"/>
           <w:sz w:val="24"/>
           <w:szCs w:val="24"/>
-          <w:highlight w:val="red"/>
-        </w:rPr>
-      </w:pPr>
-      <w:r>
-        <w:rPr>
-          <w:rFonts w:ascii="Times New Roman" w:eastAsia="Times New Roman" w:hAnsi="Times New Roman" w:cs="Times New Roman"/>
-          <w:sz w:val="24"/>
-          <w:szCs w:val="24"/>
-          <w:highlight w:val="red"/>
+        </w:rPr>
+      </w:pPr>
+      <w:r>
+        <w:rPr>
+          <w:rFonts w:ascii="Times New Roman" w:eastAsia="Times New Roman" w:hAnsi="Times New Roman" w:cs="Times New Roman"/>
+          <w:sz w:val="24"/>
+          <w:szCs w:val="24"/>
         </w:rPr>
         <w:t xml:space="preserve">реализовать визуализацию процесса сортировки массива; </w:t>
       </w:r>
@@ -2038,15 +1944,13 @@
           <w:rFonts w:ascii="Times New Roman" w:eastAsia="Times New Roman" w:hAnsi="Times New Roman" w:cs="Times New Roman"/>
           <w:sz w:val="24"/>
           <w:szCs w:val="24"/>
-          <w:highlight w:val="red"/>
-        </w:rPr>
-      </w:pPr>
-      <w:r>
-        <w:rPr>
-          <w:rFonts w:ascii="Times New Roman" w:eastAsia="Times New Roman" w:hAnsi="Times New Roman" w:cs="Times New Roman"/>
-          <w:sz w:val="24"/>
-          <w:szCs w:val="24"/>
-          <w:highlight w:val="red"/>
+        </w:rPr>
+      </w:pPr>
+      <w:r>
+        <w:rPr>
+          <w:rFonts w:ascii="Times New Roman" w:eastAsia="Times New Roman" w:hAnsi="Times New Roman" w:cs="Times New Roman"/>
+          <w:sz w:val="24"/>
+          <w:szCs w:val="24"/>
         </w:rPr>
         <w:t xml:space="preserve">реализовать набор алгоритмов сортировки; </w:t>
       </w:r>
@@ -2063,15 +1967,13 @@
           <w:rFonts w:ascii="Times New Roman" w:eastAsia="Times New Roman" w:hAnsi="Times New Roman" w:cs="Times New Roman"/>
           <w:sz w:val="24"/>
           <w:szCs w:val="24"/>
-          <w:highlight w:val="red"/>
-        </w:rPr>
-      </w:pPr>
-      <w:r>
-        <w:rPr>
-          <w:rFonts w:ascii="Times New Roman" w:eastAsia="Times New Roman" w:hAnsi="Times New Roman" w:cs="Times New Roman"/>
-          <w:sz w:val="24"/>
-          <w:szCs w:val="24"/>
-          <w:highlight w:val="red"/>
+        </w:rPr>
+      </w:pPr>
+      <w:r>
+        <w:rPr>
+          <w:rFonts w:ascii="Times New Roman" w:eastAsia="Times New Roman" w:hAnsi="Times New Roman" w:cs="Times New Roman"/>
+          <w:sz w:val="24"/>
+          <w:szCs w:val="24"/>
         </w:rPr>
         <w:t>реализовать отображение псевдокода и текущего состояния выполнения алгоритма;</w:t>
       </w:r>
@@ -2088,15 +1990,13 @@
           <w:rFonts w:ascii="Times New Roman" w:eastAsia="Times New Roman" w:hAnsi="Times New Roman" w:cs="Times New Roman"/>
           <w:sz w:val="24"/>
           <w:szCs w:val="24"/>
-          <w:highlight w:val="red"/>
-        </w:rPr>
-      </w:pPr>
-      <w:r>
-        <w:rPr>
-          <w:rFonts w:ascii="Times New Roman" w:eastAsia="Times New Roman" w:hAnsi="Times New Roman" w:cs="Times New Roman"/>
-          <w:sz w:val="24"/>
-          <w:szCs w:val="24"/>
-          <w:highlight w:val="red"/>
+        </w:rPr>
+      </w:pPr>
+      <w:r>
+        <w:rPr>
+          <w:rFonts w:ascii="Times New Roman" w:eastAsia="Times New Roman" w:hAnsi="Times New Roman" w:cs="Times New Roman"/>
+          <w:sz w:val="24"/>
+          <w:szCs w:val="24"/>
         </w:rPr>
         <w:t xml:space="preserve">реализовать подсчёт операций и измерение времени выполнения алгоритмов; </w:t>
       </w:r>
@@ -2113,15 +2013,13 @@
           <w:rFonts w:ascii="Times New Roman" w:eastAsia="Times New Roman" w:hAnsi="Times New Roman" w:cs="Times New Roman"/>
           <w:sz w:val="24"/>
           <w:szCs w:val="24"/>
-          <w:highlight w:val="red"/>
-        </w:rPr>
-      </w:pPr>
-      <w:r>
-        <w:rPr>
-          <w:rFonts w:ascii="Times New Roman" w:eastAsia="Times New Roman" w:hAnsi="Times New Roman" w:cs="Times New Roman"/>
-          <w:sz w:val="24"/>
-          <w:szCs w:val="24"/>
-          <w:highlight w:val="red"/>
+        </w:rPr>
+      </w:pPr>
+      <w:r>
+        <w:rPr>
+          <w:rFonts w:ascii="Times New Roman" w:eastAsia="Times New Roman" w:hAnsi="Times New Roman" w:cs="Times New Roman"/>
+          <w:sz w:val="24"/>
+          <w:szCs w:val="24"/>
         </w:rPr>
         <w:t>реализовать средства управления процессом сортировки, включая изменение скорости, приостановку и пошаговое выполнение;</w:t>
       </w:r>
@@ -2138,15 +2036,13 @@
           <w:rFonts w:ascii="Times New Roman" w:eastAsia="Times New Roman" w:hAnsi="Times New Roman" w:cs="Times New Roman"/>
           <w:sz w:val="24"/>
           <w:szCs w:val="24"/>
-          <w:highlight w:val="red"/>
-        </w:rPr>
-      </w:pPr>
-      <w:r>
-        <w:rPr>
-          <w:rFonts w:ascii="Times New Roman" w:eastAsia="Times New Roman" w:hAnsi="Times New Roman" w:cs="Times New Roman"/>
-          <w:sz w:val="24"/>
-          <w:szCs w:val="24"/>
-          <w:highlight w:val="red"/>
+        </w:rPr>
+      </w:pPr>
+      <w:r>
+        <w:rPr>
+          <w:rFonts w:ascii="Times New Roman" w:eastAsia="Times New Roman" w:hAnsi="Times New Roman" w:cs="Times New Roman"/>
+          <w:sz w:val="24"/>
+          <w:szCs w:val="24"/>
         </w:rPr>
         <w:t>реализовать формирование массивов с различными типами исходных данных, включая случайный, отсортированный, обратно отсортированный и частично отсортированный массивы;</w:t>
       </w:r>
@@ -2163,15 +2059,13 @@
           <w:rFonts w:ascii="Times New Roman" w:eastAsia="Times New Roman" w:hAnsi="Times New Roman" w:cs="Times New Roman"/>
           <w:sz w:val="24"/>
           <w:szCs w:val="24"/>
-          <w:highlight w:val="red"/>
-        </w:rPr>
-      </w:pPr>
-      <w:r>
-        <w:rPr>
-          <w:rFonts w:ascii="Times New Roman" w:eastAsia="Times New Roman" w:hAnsi="Times New Roman" w:cs="Times New Roman"/>
-          <w:sz w:val="24"/>
-          <w:szCs w:val="24"/>
-          <w:highlight w:val="red"/>
+        </w:rPr>
+      </w:pPr>
+      <w:r>
+        <w:rPr>
+          <w:rFonts w:ascii="Times New Roman" w:eastAsia="Times New Roman" w:hAnsi="Times New Roman" w:cs="Times New Roman"/>
+          <w:sz w:val="24"/>
+          <w:szCs w:val="24"/>
         </w:rPr>
         <w:t>реализовать механизм сравнительного тестирования алгоритмов</w:t>
       </w:r>
@@ -2180,7 +2074,6 @@
           <w:rFonts w:ascii="Times New Roman" w:eastAsia="Times New Roman" w:hAnsi="Times New Roman" w:cs="Times New Roman"/>
           <w:sz w:val="24"/>
           <w:szCs w:val="24"/>
-          <w:highlight w:val="red"/>
         </w:rPr>
         <w:t>;</w:t>
       </w:r>
@@ -2189,7 +2082,6 @@
           <w:rFonts w:ascii="Times New Roman" w:eastAsia="Times New Roman" w:hAnsi="Times New Roman" w:cs="Times New Roman"/>
           <w:sz w:val="24"/>
           <w:szCs w:val="24"/>
-          <w:highlight w:val="red"/>
         </w:rPr>
         <w:t xml:space="preserve"> </w:t>
       </w:r>
@@ -3112,99 +3004,6 @@
     <w:p>
       <w:pPr>
         <w:rPr>
-          <w:lang w:eastAsia="en-US"/>
-        </w:rPr>
-      </w:pPr>
-    </w:p>
-    <w:p>
-      <w:pPr>
-        <w:rPr>
-          <w:lang w:eastAsia="en-US"/>
-        </w:rPr>
-      </w:pPr>
-    </w:p>
-    <w:p>
-      <w:pPr>
-        <w:rPr>
-          <w:lang w:eastAsia="en-US"/>
-        </w:rPr>
-      </w:pPr>
-    </w:p>
-    <w:p>
-      <w:pPr>
-        <w:rPr>
-          <w:lang w:eastAsia="en-US"/>
-        </w:rPr>
-      </w:pPr>
-    </w:p>
-    <w:p>
-      <w:pPr>
-        <w:rPr>
-          <w:lang w:eastAsia="en-US"/>
-        </w:rPr>
-      </w:pPr>
-    </w:p>
-    <w:p>
-      <w:pPr>
-        <w:rPr>
-          <w:lang w:eastAsia="en-US"/>
-        </w:rPr>
-      </w:pPr>
-    </w:p>
-    <w:p>
-      <w:pPr>
-        <w:rPr>
-          <w:lang w:eastAsia="en-US"/>
-        </w:rPr>
-      </w:pPr>
-    </w:p>
-    <w:p>
-      <w:pPr>
-        <w:rPr>
-          <w:lang w:eastAsia="en-US"/>
-        </w:rPr>
-      </w:pPr>
-    </w:p>
-    <w:p>
-      <w:pPr>
-        <w:rPr>
-          <w:lang w:eastAsia="en-US"/>
-        </w:rPr>
-      </w:pPr>
-    </w:p>
-    <w:p>
-      <w:pPr>
-        <w:rPr>
-          <w:lang w:eastAsia="en-US"/>
-        </w:rPr>
-      </w:pPr>
-    </w:p>
-    <w:p>
-      <w:pPr>
-        <w:rPr>
-          <w:lang w:eastAsia="en-US"/>
-        </w:rPr>
-      </w:pPr>
-    </w:p>
-    <w:p>
-      <w:pPr>
-        <w:rPr>
-          <w:lang w:eastAsia="en-US"/>
-        </w:rPr>
-      </w:pPr>
-    </w:p>
-    <w:p>
-      <w:pPr>
-        <w:rPr>
-          <w:sz w:val="24"/>
-          <w:szCs w:val="24"/>
-          <w:lang w:eastAsia="en-US"/>
-        </w:rPr>
-      </w:pPr>
-    </w:p>
-    <w:p>
-      <w:pPr>
-        <w:rPr>
           <w:b/>
           <w:bCs/>
           <w:sz w:val="24"/>
@@ -3220,6 +3019,7 @@
           <w:szCs w:val="24"/>
           <w:lang w:eastAsia="en-US"/>
         </w:rPr>
+        <w:lastRenderedPageBreak/>
         <w:t>2 Описание средств разработки</w:t>
       </w:r>
     </w:p>
@@ -3271,17 +3071,134 @@
           <w:szCs w:val="24"/>
           <w:lang w:eastAsia="en-US"/>
         </w:rPr>
-        <w:t>Для отображения массива используются объекты сцены Unity, представленные в виде вертикальных столбиков. Высота каждого столбика соответствует значению элемента массива. При выполнении алгоритма положение и высота объектов изменяются, благодаря чему пользователь может непосредственно наблюдать за процессом сортировки</w:t>
-      </w:r>
-      <w:r>
-        <w:rPr>
-          <w:sz w:val="24"/>
-          <w:szCs w:val="24"/>
-          <w:highlight w:val="green"/>
-          <w:lang w:eastAsia="en-US"/>
-        </w:rPr>
-        <w:t>.</w:t>
-      </w:r>
+        <w:t>Для отображения массива используются объекты сцены Unity, представленные в виде вертикальных столбиков. Высота каждого столбика соответствует значению элемента массива. При выполнении алгоритма положение и высота объектов изменяются, благодаря чему пользователь может непосредственно наблюдать за процессом сортировки.</w:t>
+      </w:r>
+    </w:p>
+    <w:p>
+      <w:pPr>
+        <w:rPr>
+          <w:sz w:val="24"/>
+          <w:szCs w:val="24"/>
+          <w:lang w:eastAsia="en-US"/>
+        </w:rPr>
+      </w:pPr>
+    </w:p>
+    <w:p>
+      <w:pPr>
+        <w:rPr>
+          <w:sz w:val="24"/>
+          <w:szCs w:val="24"/>
+          <w:lang w:eastAsia="en-US"/>
+        </w:rPr>
+      </w:pPr>
+    </w:p>
+    <w:p>
+      <w:pPr>
+        <w:rPr>
+          <w:sz w:val="24"/>
+          <w:szCs w:val="24"/>
+          <w:lang w:eastAsia="en-US"/>
+        </w:rPr>
+      </w:pPr>
+    </w:p>
+    <w:p>
+      <w:pPr>
+        <w:rPr>
+          <w:sz w:val="24"/>
+          <w:szCs w:val="24"/>
+          <w:lang w:eastAsia="en-US"/>
+        </w:rPr>
+      </w:pPr>
+    </w:p>
+    <w:p>
+      <w:pPr>
+        <w:rPr>
+          <w:sz w:val="24"/>
+          <w:szCs w:val="24"/>
+          <w:lang w:eastAsia="en-US"/>
+        </w:rPr>
+      </w:pPr>
+    </w:p>
+    <w:p>
+      <w:pPr>
+        <w:rPr>
+          <w:sz w:val="24"/>
+          <w:szCs w:val="24"/>
+          <w:lang w:eastAsia="en-US"/>
+        </w:rPr>
+      </w:pPr>
+    </w:p>
+    <w:p>
+      <w:pPr>
+        <w:rPr>
+          <w:sz w:val="24"/>
+          <w:szCs w:val="24"/>
+          <w:lang w:eastAsia="en-US"/>
+        </w:rPr>
+      </w:pPr>
+    </w:p>
+    <w:p>
+      <w:pPr>
+        <w:rPr>
+          <w:sz w:val="24"/>
+          <w:szCs w:val="24"/>
+          <w:lang w:eastAsia="en-US"/>
+        </w:rPr>
+      </w:pPr>
+    </w:p>
+    <w:p>
+      <w:pPr>
+        <w:rPr>
+          <w:sz w:val="24"/>
+          <w:szCs w:val="24"/>
+          <w:lang w:eastAsia="en-US"/>
+        </w:rPr>
+      </w:pPr>
+    </w:p>
+    <w:p>
+      <w:pPr>
+        <w:rPr>
+          <w:sz w:val="24"/>
+          <w:szCs w:val="24"/>
+          <w:lang w:eastAsia="en-US"/>
+        </w:rPr>
+      </w:pPr>
+    </w:p>
+    <w:p>
+      <w:pPr>
+        <w:rPr>
+          <w:sz w:val="24"/>
+          <w:szCs w:val="24"/>
+          <w:lang w:eastAsia="en-US"/>
+        </w:rPr>
+      </w:pPr>
+    </w:p>
+    <w:p>
+      <w:pPr>
+        <w:rPr>
+          <w:sz w:val="24"/>
+          <w:szCs w:val="24"/>
+          <w:lang w:eastAsia="en-US"/>
+        </w:rPr>
+      </w:pPr>
+    </w:p>
+    <w:p>
+      <w:pPr>
+        <w:rPr>
+          <w:sz w:val="24"/>
+          <w:szCs w:val="24"/>
+          <w:lang w:eastAsia="en-US"/>
+        </w:rPr>
+      </w:pPr>
+    </w:p>
+    <w:p>
+      <w:pPr>
+        <w:rPr>
+          <w:sz w:val="24"/>
+          <w:szCs w:val="24"/>
+          <w:lang w:eastAsia="en-US"/>
+        </w:rPr>
+      </w:pPr>
     </w:p>
     <w:p>
       <w:pPr>
@@ -3350,20 +3267,9 @@
           <w:iCs/>
           <w:sz w:val="24"/>
           <w:szCs w:val="24"/>
-          <w:highlight w:val="red"/>
-          <w:lang w:eastAsia="en-US"/>
-        </w:rPr>
-        <w:t>Ри</w:t>
-      </w:r>
-      <w:r>
-        <w:rPr>
-          <w:i/>
-          <w:iCs/>
-          <w:sz w:val="24"/>
-          <w:szCs w:val="24"/>
-          <w:lang w:eastAsia="en-US"/>
-        </w:rPr>
-        <w:t>сунок 1 – Визуальное представление массива в разработанном приложении.</w:t>
+          <w:lang w:eastAsia="en-US"/>
+        </w:rPr>
+        <w:t>Рисунок 1 – Визуальное представление массива в разработанном приложении.</w:t>
       </w:r>
     </w:p>
     <w:p>
@@ -3672,16 +3578,7 @@
           <w:szCs w:val="24"/>
           <w:lang w:eastAsia="en-US"/>
         </w:rPr>
-        <w:t>. Выбранные средства позволяют объединить визуализацию массива, пошаговое выполнение алгоритмов, отображение псевдокода, управление процессом сортировки и сбор статистики в рамках одного программного средств</w:t>
-      </w:r>
-      <w:r>
-        <w:rPr>
-          <w:sz w:val="24"/>
-          <w:szCs w:val="24"/>
-          <w:highlight w:val="red"/>
-          <w:lang w:eastAsia="en-US"/>
-        </w:rPr>
-        <w:t>а.</w:t>
+        <w:t>. Выбранные средства позволяют объединить визуализацию массива, пошаговое выполнение алгоритмов, отображение псевдокода, управление процессом сортировки и сбор статистики в рамках одного программного средства.</w:t>
       </w:r>
     </w:p>
     <w:p>
@@ -3808,19 +3705,8 @@
           <w:color w:val="000000"/>
           <w:sz w:val="28"/>
           <w:szCs w:val="28"/>
-          <w:highlight w:val="green"/>
-        </w:rPr>
-        <w:t>3</w:t>
-      </w:r>
-      <w:r>
-        <w:rPr>
-          <w:rFonts w:ascii="Times New Roman" w:eastAsia="Times New Roman" w:hAnsi="Times New Roman" w:cs="Times New Roman"/>
-          <w:b/>
-          <w:color w:val="000000"/>
-          <w:sz w:val="28"/>
-          <w:szCs w:val="28"/>
-        </w:rPr>
-        <w:t xml:space="preserve"> Анализ программного кода.</w:t>
+        </w:rPr>
+        <w:t>3 Анализ программного кода.</w:t>
       </w:r>
     </w:p>
     <w:p>
@@ -4253,16 +4139,69 @@
           <w:szCs w:val="24"/>
           <w:lang w:eastAsia="en-US"/>
         </w:rPr>
-        <w:t>Такое разделение позволяет рассматривать программный код не как совокупность отдельных файлов, а как несколько функциональных частей, взаимодействующих между собой</w:t>
-      </w:r>
-      <w:r>
-        <w:rPr>
-          <w:sz w:val="24"/>
-          <w:szCs w:val="24"/>
-          <w:highlight w:val="green"/>
-          <w:lang w:eastAsia="en-US"/>
-        </w:rPr>
-        <w:t>.</w:t>
+        <w:t>Такое разделение позволяет рассматривать программный код не как совокупность отдельных файлов, а как несколько функциональных частей, взаимодействующих между собой.</w:t>
+      </w:r>
+    </w:p>
+    <w:p>
+      <w:pPr>
+        <w:rPr>
+          <w:sz w:val="24"/>
+          <w:szCs w:val="24"/>
+          <w:lang w:eastAsia="en-US"/>
+        </w:rPr>
+      </w:pPr>
+      <w:r>
+        <w:rPr>
+          <w:noProof/>
+        </w:rPr>
+        <w:drawing>
+          <wp:inline distT="0" distB="0" distL="0" distR="0" wp14:anchorId="50BB4AAF" wp14:editId="6C47B476">
+            <wp:extent cx="5940425" cy="3573780"/>
+            <wp:effectExtent l="0" t="0" r="3175" b="7620"/>
+            <wp:docPr id="5" name="Рисунок 5"/>
+            <wp:cNvGraphicFramePr>
+              <a:graphicFrameLocks xmlns:a="http://schemas.openxmlformats.org/drawingml/2006/main" noChangeAspect="1"/>
+            </wp:cNvGraphicFramePr>
+            <a:graphic xmlns:a="http://schemas.openxmlformats.org/drawingml/2006/main">
+              <a:graphicData uri="http://schemas.openxmlformats.org/drawingml/2006/picture">
+                <pic:pic xmlns:pic="http://schemas.openxmlformats.org/drawingml/2006/picture">
+                  <pic:nvPicPr>
+                    <pic:cNvPr id="0" name="Picture 14"/>
+                    <pic:cNvPicPr>
+                      <a:picLocks noChangeAspect="1" noChangeArrowheads="1"/>
+                    </pic:cNvPicPr>
+                  </pic:nvPicPr>
+                  <pic:blipFill>
+                    <a:blip r:embed="rId10">
+                      <a:extLst>
+                        <a:ext uri="{28A0092B-C50C-407E-A947-70E740481C1C}">
+                          <a14:useLocalDpi xmlns:a14="http://schemas.microsoft.com/office/drawing/2010/main" val="0"/>
+                        </a:ext>
+                      </a:extLst>
+                    </a:blip>
+                    <a:srcRect/>
+                    <a:stretch>
+                      <a:fillRect/>
+                    </a:stretch>
+                  </pic:blipFill>
+                  <pic:spPr bwMode="auto">
+                    <a:xfrm>
+                      <a:off x="0" y="0"/>
+                      <a:ext cx="5940425" cy="3573780"/>
+                    </a:xfrm>
+                    <a:prstGeom prst="rect">
+                      <a:avLst/>
+                    </a:prstGeom>
+                    <a:noFill/>
+                    <a:ln>
+                      <a:noFill/>
+                    </a:ln>
+                  </pic:spPr>
+                </pic:pic>
+              </a:graphicData>
+            </a:graphic>
+          </wp:inline>
+        </w:drawing>
       </w:r>
     </w:p>
     <w:p>
@@ -4279,31 +4218,9 @@
           <w:iCs/>
           <w:sz w:val="24"/>
           <w:szCs w:val="24"/>
-          <w:highlight w:val="magenta"/>
-          <w:lang w:eastAsia="en-US"/>
-        </w:rPr>
-        <w:t>Рисунок 6 – Общая структура программных</w:t>
-      </w:r>
-      <w:r>
-        <w:rPr>
-          <w:i/>
-          <w:iCs/>
-          <w:sz w:val="24"/>
-          <w:szCs w:val="24"/>
-          <w:lang w:eastAsia="en-US"/>
-        </w:rPr>
-        <w:t xml:space="preserve"> компонентов </w:t>
-      </w:r>
-      <w:r>
-        <w:rPr>
-          <w:i/>
-          <w:iCs/>
-          <w:sz w:val="24"/>
-          <w:szCs w:val="24"/>
-          <w:highlight w:val="red"/>
-          <w:lang w:eastAsia="en-US"/>
-        </w:rPr>
-        <w:t>приложения.</w:t>
+          <w:lang w:eastAsia="en-US"/>
+        </w:rPr>
+        <w:t>Рисунок 6 – Общая структура программных компонентов приложения.</w:t>
       </w:r>
     </w:p>
     <w:p>
@@ -4341,6 +4258,7 @@
           <w:szCs w:val="24"/>
           <w:lang w:eastAsia="en-US"/>
         </w:rPr>
+        <w:lastRenderedPageBreak/>
         <w:t>Класс SortController является основным управляющим компонентом приложения. Он связывает пользовательский интерфейс с реализациями алгоритмов сортировки и отвечает за запуск, остановку и перезапуск процесса сортировки.</w:t>
       </w:r>
     </w:p>
@@ -4366,7 +4284,6 @@
         <w:rPr>
           <w:sz w:val="24"/>
           <w:szCs w:val="24"/>
-          <w:highlight w:val="red"/>
           <w:lang w:eastAsia="en-US"/>
         </w:rPr>
       </w:pPr>
@@ -4378,501 +4295,9 @@
         </w:rPr>
         <w:t xml:space="preserve">Например, выбор алгоритма выполняется с помощью конструкции </w:t>
       </w:r>
-      <w:proofErr w:type="spellStart"/>
-      <w:r>
-        <w:rPr>
-          <w:sz w:val="24"/>
-          <w:szCs w:val="24"/>
-          <w:highlight w:val="red"/>
-          <w:lang w:eastAsia="en-US"/>
-        </w:rPr>
-        <w:t>switch</w:t>
-      </w:r>
-      <w:proofErr w:type="spellEnd"/>
-      <w:r>
-        <w:rPr>
-          <w:sz w:val="24"/>
-          <w:szCs w:val="24"/>
-          <w:highlight w:val="red"/>
-          <w:lang w:eastAsia="en-US"/>
-        </w:rPr>
-        <w:t>:</w:t>
-      </w:r>
-    </w:p>
-    <w:p>
-      <w:pPr>
-        <w:rPr>
-          <w:sz w:val="24"/>
-          <w:szCs w:val="24"/>
-          <w:highlight w:val="red"/>
-          <w:lang w:val="en-US" w:eastAsia="en-US"/>
-        </w:rPr>
-      </w:pPr>
-      <w:r>
-        <w:rPr>
-          <w:sz w:val="24"/>
-          <w:szCs w:val="24"/>
-          <w:highlight w:val="red"/>
-          <w:lang w:val="en-US" w:eastAsia="en-US"/>
-        </w:rPr>
-        <w:t>switch (</w:t>
-      </w:r>
-      <w:proofErr w:type="spellStart"/>
-      <w:r>
-        <w:rPr>
-          <w:sz w:val="24"/>
-          <w:szCs w:val="24"/>
-          <w:highlight w:val="red"/>
-          <w:lang w:val="en-US" w:eastAsia="en-US"/>
-        </w:rPr>
-        <w:t>algorithmDropdown.value</w:t>
-      </w:r>
-      <w:proofErr w:type="spellEnd"/>
-      <w:r>
-        <w:rPr>
-          <w:sz w:val="24"/>
-          <w:szCs w:val="24"/>
-          <w:highlight w:val="red"/>
-          <w:lang w:val="en-US" w:eastAsia="en-US"/>
-        </w:rPr>
-        <w:t>)</w:t>
-      </w:r>
-    </w:p>
-    <w:p>
-      <w:pPr>
-        <w:rPr>
-          <w:sz w:val="24"/>
-          <w:szCs w:val="24"/>
-          <w:highlight w:val="red"/>
-          <w:lang w:val="en-US" w:eastAsia="en-US"/>
-        </w:rPr>
-      </w:pPr>
-      <w:r>
-        <w:rPr>
-          <w:sz w:val="24"/>
-          <w:szCs w:val="24"/>
-          <w:highlight w:val="red"/>
-          <w:lang w:val="en-US" w:eastAsia="en-US"/>
-        </w:rPr>
-        <w:t>{</w:t>
-      </w:r>
-    </w:p>
-    <w:p>
-      <w:pPr>
-        <w:rPr>
-          <w:sz w:val="24"/>
-          <w:szCs w:val="24"/>
-          <w:highlight w:val="red"/>
-          <w:lang w:val="en-US" w:eastAsia="en-US"/>
-        </w:rPr>
-      </w:pPr>
-      <w:r>
-        <w:rPr>
-          <w:sz w:val="24"/>
-          <w:szCs w:val="24"/>
-          <w:highlight w:val="red"/>
-          <w:lang w:val="en-US" w:eastAsia="en-US"/>
-        </w:rPr>
-        <w:t xml:space="preserve">    case 0:</w:t>
-      </w:r>
-    </w:p>
-    <w:p>
-      <w:pPr>
-        <w:rPr>
-          <w:sz w:val="24"/>
-          <w:szCs w:val="24"/>
-          <w:highlight w:val="red"/>
-          <w:lang w:val="en-US" w:eastAsia="en-US"/>
-        </w:rPr>
-      </w:pPr>
-      <w:r>
-        <w:rPr>
-          <w:sz w:val="24"/>
-          <w:szCs w:val="24"/>
-          <w:highlight w:val="red"/>
-          <w:lang w:val="en-US" w:eastAsia="en-US"/>
-        </w:rPr>
-        <w:t xml:space="preserve">        sorter = new </w:t>
-      </w:r>
-      <w:proofErr w:type="gramStart"/>
-      <w:r>
-        <w:rPr>
-          <w:sz w:val="24"/>
-          <w:szCs w:val="24"/>
-          <w:highlight w:val="red"/>
-          <w:lang w:val="en-US" w:eastAsia="en-US"/>
-        </w:rPr>
-        <w:t>BubbleSorter(</w:t>
-      </w:r>
-      <w:proofErr w:type="gramEnd"/>
-      <w:r>
-        <w:rPr>
-          <w:sz w:val="24"/>
-          <w:szCs w:val="24"/>
-          <w:highlight w:val="red"/>
-          <w:lang w:val="en-US" w:eastAsia="en-US"/>
-        </w:rPr>
-        <w:t>);</w:t>
-      </w:r>
-    </w:p>
-    <w:p>
-      <w:pPr>
-        <w:rPr>
-          <w:sz w:val="24"/>
-          <w:szCs w:val="24"/>
-          <w:highlight w:val="red"/>
-          <w:lang w:val="en-US" w:eastAsia="en-US"/>
-        </w:rPr>
-      </w:pPr>
-      <w:r>
-        <w:rPr>
-          <w:sz w:val="24"/>
-          <w:szCs w:val="24"/>
-          <w:highlight w:val="red"/>
-          <w:lang w:val="en-US" w:eastAsia="en-US"/>
-        </w:rPr>
-        <w:t xml:space="preserve">        break;</w:t>
-      </w:r>
-    </w:p>
-    <w:p>
-      <w:pPr>
-        <w:rPr>
-          <w:sz w:val="24"/>
-          <w:szCs w:val="24"/>
-          <w:highlight w:val="red"/>
-          <w:lang w:val="en-US" w:eastAsia="en-US"/>
-        </w:rPr>
-      </w:pPr>
-    </w:p>
-    <w:p>
-      <w:pPr>
-        <w:rPr>
-          <w:sz w:val="24"/>
-          <w:szCs w:val="24"/>
-          <w:highlight w:val="red"/>
-          <w:lang w:val="en-US" w:eastAsia="en-US"/>
-        </w:rPr>
-      </w:pPr>
-      <w:r>
-        <w:rPr>
-          <w:sz w:val="24"/>
-          <w:szCs w:val="24"/>
-          <w:highlight w:val="red"/>
-          <w:lang w:val="en-US" w:eastAsia="en-US"/>
-        </w:rPr>
-        <w:t xml:space="preserve">    case 1:</w:t>
-      </w:r>
-    </w:p>
-    <w:p>
-      <w:pPr>
-        <w:rPr>
-          <w:sz w:val="24"/>
-          <w:szCs w:val="24"/>
-          <w:highlight w:val="red"/>
-          <w:lang w:val="en-US" w:eastAsia="en-US"/>
-        </w:rPr>
-      </w:pPr>
-      <w:r>
-        <w:rPr>
-          <w:sz w:val="24"/>
-          <w:szCs w:val="24"/>
-          <w:highlight w:val="red"/>
-          <w:lang w:val="en-US" w:eastAsia="en-US"/>
-        </w:rPr>
-        <w:t xml:space="preserve">        sorter = new </w:t>
-      </w:r>
-      <w:proofErr w:type="spellStart"/>
-      <w:proofErr w:type="gramStart"/>
-      <w:r>
-        <w:rPr>
-          <w:sz w:val="24"/>
-          <w:szCs w:val="24"/>
-          <w:highlight w:val="red"/>
-          <w:lang w:val="en-US" w:eastAsia="en-US"/>
-        </w:rPr>
-        <w:t>InsertionSorter</w:t>
-      </w:r>
-      <w:proofErr w:type="spellEnd"/>
-      <w:r>
-        <w:rPr>
-          <w:sz w:val="24"/>
-          <w:szCs w:val="24"/>
-          <w:highlight w:val="red"/>
-          <w:lang w:val="en-US" w:eastAsia="en-US"/>
-        </w:rPr>
-        <w:t>(</w:t>
-      </w:r>
-      <w:proofErr w:type="gramEnd"/>
-      <w:r>
-        <w:rPr>
-          <w:sz w:val="24"/>
-          <w:szCs w:val="24"/>
-          <w:highlight w:val="red"/>
-          <w:lang w:val="en-US" w:eastAsia="en-US"/>
-        </w:rPr>
-        <w:t>);</w:t>
-      </w:r>
-    </w:p>
-    <w:p>
-      <w:pPr>
-        <w:rPr>
-          <w:sz w:val="24"/>
-          <w:szCs w:val="24"/>
-          <w:highlight w:val="red"/>
-          <w:lang w:val="en-US" w:eastAsia="en-US"/>
-        </w:rPr>
-      </w:pPr>
-      <w:r>
-        <w:rPr>
-          <w:sz w:val="24"/>
-          <w:szCs w:val="24"/>
-          <w:highlight w:val="red"/>
-          <w:lang w:val="en-US" w:eastAsia="en-US"/>
-        </w:rPr>
-        <w:t xml:space="preserve">        break;</w:t>
-      </w:r>
-    </w:p>
-    <w:p>
-      <w:pPr>
-        <w:rPr>
-          <w:sz w:val="24"/>
-          <w:szCs w:val="24"/>
-          <w:highlight w:val="red"/>
-          <w:lang w:val="en-US" w:eastAsia="en-US"/>
-        </w:rPr>
-      </w:pPr>
-    </w:p>
-    <w:p>
-      <w:pPr>
-        <w:rPr>
-          <w:sz w:val="24"/>
-          <w:szCs w:val="24"/>
-          <w:highlight w:val="red"/>
-          <w:lang w:val="en-US" w:eastAsia="en-US"/>
-        </w:rPr>
-      </w:pPr>
-      <w:r>
-        <w:rPr>
-          <w:sz w:val="24"/>
-          <w:szCs w:val="24"/>
-          <w:highlight w:val="red"/>
-          <w:lang w:val="en-US" w:eastAsia="en-US"/>
-        </w:rPr>
-        <w:t xml:space="preserve">    case 2:</w:t>
-      </w:r>
-    </w:p>
-    <w:p>
-      <w:pPr>
-        <w:rPr>
-          <w:sz w:val="24"/>
-          <w:szCs w:val="24"/>
-          <w:highlight w:val="red"/>
-          <w:lang w:val="en-US" w:eastAsia="en-US"/>
-        </w:rPr>
-      </w:pPr>
-      <w:r>
-        <w:rPr>
-          <w:sz w:val="24"/>
-          <w:szCs w:val="24"/>
-          <w:highlight w:val="red"/>
-          <w:lang w:val="en-US" w:eastAsia="en-US"/>
-        </w:rPr>
-        <w:t xml:space="preserve">        sorter = new </w:t>
-      </w:r>
-      <w:proofErr w:type="spellStart"/>
-      <w:proofErr w:type="gramStart"/>
-      <w:r>
-        <w:rPr>
-          <w:sz w:val="24"/>
-          <w:szCs w:val="24"/>
-          <w:highlight w:val="red"/>
-          <w:lang w:val="en-US" w:eastAsia="en-US"/>
-        </w:rPr>
-        <w:t>SelectionSorter</w:t>
-      </w:r>
-      <w:proofErr w:type="spellEnd"/>
-      <w:r>
-        <w:rPr>
-          <w:sz w:val="24"/>
-          <w:szCs w:val="24"/>
-          <w:highlight w:val="red"/>
-          <w:lang w:val="en-US" w:eastAsia="en-US"/>
-        </w:rPr>
-        <w:t>(</w:t>
-      </w:r>
-      <w:proofErr w:type="gramEnd"/>
-      <w:r>
-        <w:rPr>
-          <w:sz w:val="24"/>
-          <w:szCs w:val="24"/>
-          <w:highlight w:val="red"/>
-          <w:lang w:val="en-US" w:eastAsia="en-US"/>
-        </w:rPr>
-        <w:t>);</w:t>
-      </w:r>
-    </w:p>
-    <w:p>
-      <w:pPr>
-        <w:rPr>
-          <w:sz w:val="24"/>
-          <w:szCs w:val="24"/>
-          <w:highlight w:val="red"/>
-          <w:lang w:val="en-US" w:eastAsia="en-US"/>
-        </w:rPr>
-      </w:pPr>
-      <w:r>
-        <w:rPr>
-          <w:sz w:val="24"/>
-          <w:szCs w:val="24"/>
-          <w:highlight w:val="red"/>
-          <w:lang w:val="en-US" w:eastAsia="en-US"/>
-        </w:rPr>
-        <w:t xml:space="preserve">        break;</w:t>
-      </w:r>
-    </w:p>
-    <w:p>
-      <w:pPr>
-        <w:rPr>
-          <w:sz w:val="24"/>
-          <w:szCs w:val="24"/>
-          <w:highlight w:val="red"/>
-          <w:lang w:val="en-US" w:eastAsia="en-US"/>
-        </w:rPr>
-      </w:pPr>
-    </w:p>
-    <w:p>
-      <w:pPr>
-        <w:rPr>
-          <w:sz w:val="24"/>
-          <w:szCs w:val="24"/>
-          <w:highlight w:val="red"/>
-          <w:lang w:val="en-US" w:eastAsia="en-US"/>
-        </w:rPr>
-      </w:pPr>
-      <w:r>
-        <w:rPr>
-          <w:sz w:val="24"/>
-          <w:szCs w:val="24"/>
-          <w:highlight w:val="red"/>
-          <w:lang w:val="en-US" w:eastAsia="en-US"/>
-        </w:rPr>
-        <w:t xml:space="preserve">    // ...</w:t>
-      </w:r>
-    </w:p>
-    <w:p>
-      <w:pPr>
-        <w:rPr>
-          <w:sz w:val="24"/>
-          <w:szCs w:val="24"/>
-          <w:highlight w:val="red"/>
-          <w:lang w:val="en-US" w:eastAsia="en-US"/>
-        </w:rPr>
-      </w:pPr>
-    </w:p>
-    <w:p>
-      <w:pPr>
-        <w:rPr>
-          <w:sz w:val="24"/>
-          <w:szCs w:val="24"/>
-          <w:highlight w:val="red"/>
-          <w:lang w:val="en-US" w:eastAsia="en-US"/>
-        </w:rPr>
-      </w:pPr>
-      <w:r>
-        <w:rPr>
-          <w:sz w:val="24"/>
-          <w:szCs w:val="24"/>
-          <w:highlight w:val="red"/>
-          <w:lang w:val="en-US" w:eastAsia="en-US"/>
-        </w:rPr>
-        <w:t xml:space="preserve">    case 14:</w:t>
-      </w:r>
-    </w:p>
-    <w:p>
-      <w:pPr>
-        <w:rPr>
-          <w:highlight w:val="red"/>
-          <w:lang w:val="en-US" w:eastAsia="en-US"/>
-        </w:rPr>
-      </w:pPr>
-      <w:r>
-        <w:rPr>
-          <w:highlight w:val="red"/>
-          <w:lang w:val="en-US" w:eastAsia="en-US"/>
-        </w:rPr>
-        <w:t xml:space="preserve">        sorter = new </w:t>
-      </w:r>
-      <w:proofErr w:type="spellStart"/>
-      <w:proofErr w:type="gramStart"/>
-      <w:r>
-        <w:rPr>
-          <w:highlight w:val="red"/>
-          <w:lang w:val="en-US" w:eastAsia="en-US"/>
-        </w:rPr>
-        <w:t>BitonicSorter</w:t>
-      </w:r>
-      <w:proofErr w:type="spellEnd"/>
-      <w:r>
-        <w:rPr>
-          <w:highlight w:val="red"/>
-          <w:lang w:val="en-US" w:eastAsia="en-US"/>
-        </w:rPr>
-        <w:t>(</w:t>
-      </w:r>
-      <w:proofErr w:type="gramEnd"/>
-      <w:r>
-        <w:rPr>
-          <w:highlight w:val="red"/>
-          <w:lang w:val="en-US" w:eastAsia="en-US"/>
-        </w:rPr>
-        <w:t>);</w:t>
-      </w:r>
-    </w:p>
-    <w:p>
-      <w:pPr>
-        <w:rPr>
-          <w:highlight w:val="red"/>
-          <w:lang w:val="en-US" w:eastAsia="en-US"/>
-        </w:rPr>
-      </w:pPr>
-      <w:r>
-        <w:rPr>
-          <w:highlight w:val="red"/>
-          <w:lang w:val="en-US" w:eastAsia="en-US"/>
-        </w:rPr>
-        <w:t xml:space="preserve">        </w:t>
-      </w:r>
-      <w:r>
-        <w:rPr>
-          <w:highlight w:val="red"/>
-          <w:lang w:val="en-US" w:eastAsia="en-US"/>
-        </w:rPr>
-        <w:t>break;</w:t>
-      </w:r>
-    </w:p>
-    <w:p>
-      <w:pPr>
-        <w:rPr>
-          <w:lang w:eastAsia="en-US"/>
-        </w:rPr>
-      </w:pPr>
-      <w:r>
-        <w:rPr>
-          <w:highlight w:val="red"/>
-          <w:lang w:eastAsia="en-US"/>
-        </w:rPr>
-        <w:t>}</w:t>
-      </w:r>
-    </w:p>
-    <w:p>
-      <w:pPr>
-        <w:rPr>
-          <w:sz w:val="24"/>
-          <w:szCs w:val="24"/>
-          <w:lang w:eastAsia="en-US"/>
-        </w:rPr>
-      </w:pPr>
-      <w:r>
+    </w:p>
+    <w:p>
+      <w:pPr>
         <w:rPr>
           <w:b/>
           <w:bCs/>
@@ -4880,315 +4305,55 @@
           <w:szCs w:val="24"/>
           <w:lang w:eastAsia="en-US"/>
         </w:rPr>
-        <w:t>Листинг 1 – Выбор алгоритма сортировки в классе SortController</w:t>
-      </w:r>
-    </w:p>
-    <w:p>
-      <w:pPr>
-        <w:rPr>
-          <w:sz w:val="24"/>
-          <w:szCs w:val="24"/>
-          <w:lang w:eastAsia="en-US"/>
-        </w:rPr>
-      </w:pPr>
-      <w:r>
-        <w:rPr>
-          <w:sz w:val="24"/>
-          <w:szCs w:val="24"/>
-          <w:lang w:eastAsia="en-US"/>
-        </w:rPr>
-        <w:t>Таким образом, SortController не содержит непосредственно код алгоритмов сортировки. Вместо этого он выбирает необходимую реализацию интерфейса ISorter. Это позволяет добавлять новые алгоритмы без изменения общей логики выполнения сортировки.</w:t>
-      </w:r>
-    </w:p>
-    <w:p>
-      <w:pPr>
-        <w:rPr>
-          <w:sz w:val="24"/>
-          <w:szCs w:val="24"/>
-          <w:lang w:eastAsia="en-US"/>
-        </w:rPr>
-      </w:pPr>
-      <w:r>
-        <w:rPr>
-          <w:sz w:val="24"/>
-          <w:szCs w:val="24"/>
-          <w:lang w:eastAsia="en-US"/>
-        </w:rPr>
-        <w:t>Перед началом сортировки контроллер сбрасывает статистику, создаёт копию исходного массива и передаёт его визуализатору:</w:t>
-      </w:r>
-    </w:p>
-    <w:p>
-      <w:pPr>
-        <w:rPr>
-          <w:highlight w:val="red"/>
-          <w:lang w:val="en-US" w:eastAsia="en-US"/>
-        </w:rPr>
-      </w:pPr>
-      <w:proofErr w:type="spellStart"/>
-      <w:proofErr w:type="gramStart"/>
-      <w:r>
-        <w:rPr>
-          <w:sz w:val="24"/>
-          <w:szCs w:val="24"/>
-          <w:highlight w:val="red"/>
-          <w:lang w:val="en-US" w:eastAsia="en-US"/>
-        </w:rPr>
-        <w:t>counter.ResetCounter</w:t>
-      </w:r>
-      <w:proofErr w:type="spellEnd"/>
-      <w:proofErr w:type="gramEnd"/>
-      <w:r>
-        <w:rPr>
-          <w:highlight w:val="red"/>
-          <w:lang w:val="en-US" w:eastAsia="en-US"/>
-        </w:rPr>
-        <w:t>();</w:t>
-      </w:r>
-    </w:p>
-    <w:p>
-      <w:pPr>
-        <w:rPr>
-          <w:highlight w:val="red"/>
-          <w:lang w:val="en-US" w:eastAsia="en-US"/>
-        </w:rPr>
-      </w:pPr>
-      <w:r>
-        <w:rPr>
-          <w:highlight w:val="red"/>
-          <w:lang w:val="en-US" w:eastAsia="en-US"/>
-        </w:rPr>
-        <w:t>values = (</w:t>
-      </w:r>
-      <w:proofErr w:type="gramStart"/>
-      <w:r>
-        <w:rPr>
-          <w:highlight w:val="red"/>
-          <w:lang w:val="en-US" w:eastAsia="en-US"/>
-        </w:rPr>
-        <w:t>int[</w:t>
-      </w:r>
-      <w:proofErr w:type="gramEnd"/>
-      <w:r>
-        <w:rPr>
-          <w:highlight w:val="red"/>
-          <w:lang w:val="en-US" w:eastAsia="en-US"/>
-        </w:rPr>
-        <w:t>])</w:t>
-      </w:r>
-      <w:proofErr w:type="spellStart"/>
-      <w:r>
-        <w:rPr>
-          <w:highlight w:val="red"/>
-          <w:lang w:val="en-US" w:eastAsia="en-US"/>
-        </w:rPr>
-        <w:t>originalValues.Clone</w:t>
-      </w:r>
-      <w:proofErr w:type="spellEnd"/>
-      <w:r>
-        <w:rPr>
-          <w:highlight w:val="red"/>
-          <w:lang w:val="en-US" w:eastAsia="en-US"/>
-        </w:rPr>
-        <w:t>();</w:t>
-      </w:r>
-    </w:p>
-    <w:p>
-      <w:pPr>
-        <w:rPr>
-          <w:highlight w:val="red"/>
-          <w:lang w:val="en-US" w:eastAsia="en-US"/>
-        </w:rPr>
-      </w:pPr>
-      <w:proofErr w:type="spellStart"/>
-      <w:proofErr w:type="gramStart"/>
-      <w:r>
-        <w:rPr>
-          <w:highlight w:val="red"/>
-          <w:lang w:val="en-US" w:eastAsia="en-US"/>
-        </w:rPr>
-        <w:t>visualizer.CreateBars</w:t>
-      </w:r>
-      <w:proofErr w:type="spellEnd"/>
-      <w:proofErr w:type="gramEnd"/>
-      <w:r>
-        <w:rPr>
-          <w:highlight w:val="red"/>
-          <w:lang w:val="en-US" w:eastAsia="en-US"/>
-        </w:rPr>
-        <w:t>(values);</w:t>
-      </w:r>
-    </w:p>
-    <w:p>
-      <w:pPr>
-        <w:rPr>
-          <w:highlight w:val="red"/>
-          <w:lang w:val="en-US" w:eastAsia="en-US"/>
-        </w:rPr>
-      </w:pPr>
-    </w:p>
-    <w:p>
-      <w:pPr>
-        <w:rPr>
-          <w:highlight w:val="red"/>
-          <w:lang w:val="en-US" w:eastAsia="en-US"/>
-        </w:rPr>
-      </w:pPr>
-      <w:proofErr w:type="spellStart"/>
-      <w:r>
-        <w:rPr>
-          <w:highlight w:val="red"/>
-          <w:lang w:val="en-US" w:eastAsia="en-US"/>
-        </w:rPr>
-        <w:t>startTime</w:t>
-      </w:r>
-      <w:proofErr w:type="spellEnd"/>
-      <w:r>
-        <w:rPr>
-          <w:highlight w:val="red"/>
-          <w:lang w:val="en-US" w:eastAsia="en-US"/>
-        </w:rPr>
-        <w:t xml:space="preserve"> = </w:t>
-      </w:r>
-      <w:proofErr w:type="spellStart"/>
-      <w:r>
-        <w:rPr>
-          <w:highlight w:val="red"/>
-          <w:lang w:val="en-US" w:eastAsia="en-US"/>
-        </w:rPr>
-        <w:t>Time.time</w:t>
-      </w:r>
-      <w:proofErr w:type="spellEnd"/>
-      <w:r>
-        <w:rPr>
-          <w:highlight w:val="red"/>
-          <w:lang w:val="en-US" w:eastAsia="en-US"/>
-        </w:rPr>
-        <w:t>;</w:t>
-      </w:r>
-    </w:p>
-    <w:p>
-      <w:pPr>
-        <w:rPr>
-          <w:highlight w:val="red"/>
-          <w:lang w:val="en-US" w:eastAsia="en-US"/>
-        </w:rPr>
-      </w:pPr>
-      <w:proofErr w:type="spellStart"/>
-      <w:r>
-        <w:rPr>
-          <w:highlight w:val="red"/>
-          <w:lang w:val="en-US" w:eastAsia="en-US"/>
-        </w:rPr>
-        <w:t>sortingTimeText.text</w:t>
-      </w:r>
-      <w:proofErr w:type="spellEnd"/>
-      <w:r>
-        <w:rPr>
-          <w:highlight w:val="red"/>
-          <w:lang w:val="en-US" w:eastAsia="en-US"/>
-        </w:rPr>
-        <w:t xml:space="preserve"> = "</w:t>
-      </w:r>
-      <w:r>
-        <w:rPr>
-          <w:highlight w:val="red"/>
-          <w:lang w:eastAsia="en-US"/>
-        </w:rPr>
-        <w:t>Время</w:t>
-      </w:r>
-      <w:r>
-        <w:rPr>
-          <w:highlight w:val="red"/>
-          <w:lang w:val="en-US" w:eastAsia="en-US"/>
-        </w:rPr>
-        <w:t xml:space="preserve"> </w:t>
-      </w:r>
-      <w:r>
-        <w:rPr>
-          <w:highlight w:val="red"/>
-          <w:lang w:eastAsia="en-US"/>
-        </w:rPr>
-        <w:t>сортировки</w:t>
-      </w:r>
-      <w:r>
-        <w:rPr>
-          <w:highlight w:val="red"/>
-          <w:lang w:val="en-US" w:eastAsia="en-US"/>
-        </w:rPr>
-        <w:t>: ";</w:t>
-      </w:r>
-    </w:p>
-    <w:p>
-      <w:pPr>
-        <w:rPr>
-          <w:highlight w:val="red"/>
-          <w:lang w:val="en-US" w:eastAsia="en-US"/>
-        </w:rPr>
-      </w:pPr>
-    </w:p>
-    <w:p>
-      <w:pPr>
-        <w:rPr>
-          <w:lang w:val="en-US" w:eastAsia="en-US"/>
-        </w:rPr>
-      </w:pPr>
-      <w:proofErr w:type="spellStart"/>
-      <w:r>
-        <w:rPr>
-          <w:highlight w:val="red"/>
-          <w:lang w:val="en-US" w:eastAsia="en-US"/>
-        </w:rPr>
-        <w:t>sortingCoroutine</w:t>
-      </w:r>
-      <w:proofErr w:type="spellEnd"/>
-      <w:r>
-        <w:rPr>
-          <w:highlight w:val="red"/>
-          <w:lang w:val="en-US" w:eastAsia="en-US"/>
-        </w:rPr>
-        <w:t xml:space="preserve"> = </w:t>
-      </w:r>
-      <w:proofErr w:type="spellStart"/>
-      <w:proofErr w:type="gramStart"/>
-      <w:r>
-        <w:rPr>
-          <w:highlight w:val="red"/>
-          <w:lang w:val="en-US" w:eastAsia="en-US"/>
-        </w:rPr>
-        <w:t>StartCoroutine</w:t>
-      </w:r>
-      <w:proofErr w:type="spellEnd"/>
-      <w:r>
-        <w:rPr>
-          <w:highlight w:val="red"/>
-          <w:lang w:val="en-US" w:eastAsia="en-US"/>
-        </w:rPr>
-        <w:t>(</w:t>
-      </w:r>
-      <w:proofErr w:type="spellStart"/>
-      <w:proofErr w:type="gramEnd"/>
-      <w:r>
-        <w:rPr>
-          <w:highlight w:val="red"/>
-          <w:lang w:val="en-US" w:eastAsia="en-US"/>
-        </w:rPr>
-        <w:t>RunSorting</w:t>
-      </w:r>
-      <w:proofErr w:type="spellEnd"/>
-      <w:r>
-        <w:rPr>
-          <w:highlight w:val="red"/>
-          <w:lang w:val="en-US" w:eastAsia="en-US"/>
-        </w:rPr>
-        <w:t>());</w:t>
-      </w:r>
-    </w:p>
-    <w:p>
-      <w:pPr>
-        <w:rPr>
-          <w:sz w:val="24"/>
-          <w:szCs w:val="24"/>
-          <w:lang w:val="en-US" w:eastAsia="en-US"/>
+      </w:pPr>
+      <w:r>
+        <w:rPr>
+          <w:noProof/>
+          <w14:ligatures w14:val="standardContextual"/>
+        </w:rPr>
+        <w:drawing>
+          <wp:inline distT="0" distB="0" distL="0" distR="0" wp14:anchorId="3A59EA1D" wp14:editId="26772072">
+            <wp:extent cx="3286125" cy="3543300"/>
+            <wp:effectExtent l="0" t="0" r="9525" b="0"/>
+            <wp:docPr id="7" name="Рисунок 7"/>
+            <wp:cNvGraphicFramePr>
+              <a:graphicFrameLocks xmlns:a="http://schemas.openxmlformats.org/drawingml/2006/main" noChangeAspect="1"/>
+            </wp:cNvGraphicFramePr>
+            <a:graphic xmlns:a="http://schemas.openxmlformats.org/drawingml/2006/main">
+              <a:graphicData uri="http://schemas.openxmlformats.org/drawingml/2006/picture">
+                <pic:pic xmlns:pic="http://schemas.openxmlformats.org/drawingml/2006/picture">
+                  <pic:nvPicPr>
+                    <pic:cNvPr id="1" name=""/>
+                    <pic:cNvPicPr/>
+                  </pic:nvPicPr>
+                  <pic:blipFill>
+                    <a:blip r:embed="rId11"/>
+                    <a:stretch>
+                      <a:fillRect/>
+                    </a:stretch>
+                  </pic:blipFill>
+                  <pic:spPr>
+                    <a:xfrm>
+                      <a:off x="0" y="0"/>
+                      <a:ext cx="3286125" cy="3543300"/>
+                    </a:xfrm>
+                    <a:prstGeom prst="rect">
+                      <a:avLst/>
+                    </a:prstGeom>
+                  </pic:spPr>
+                </pic:pic>
+              </a:graphicData>
+            </a:graphic>
+          </wp:inline>
+        </w:drawing>
+      </w:r>
+    </w:p>
+    <w:p>
+      <w:pPr>
+        <w:rPr>
+          <w:sz w:val="24"/>
+          <w:szCs w:val="24"/>
+          <w:lang w:eastAsia="en-US"/>
         </w:rPr>
       </w:pPr>
       <w:r>
@@ -5199,17 +4364,334 @@
           <w:szCs w:val="24"/>
           <w:lang w:eastAsia="en-US"/>
         </w:rPr>
-        <w:t>Листинг</w:t>
-      </w:r>
+        <w:t>Листинг 1 – Выбор алгоритма сортировки в классе SortController</w:t>
+      </w:r>
+    </w:p>
+    <w:p>
+      <w:pPr>
+        <w:rPr>
+          <w:sz w:val="24"/>
+          <w:szCs w:val="24"/>
+          <w:lang w:eastAsia="en-US"/>
+        </w:rPr>
+      </w:pPr>
+      <w:r>
+        <w:rPr>
+          <w:sz w:val="24"/>
+          <w:szCs w:val="24"/>
+          <w:lang w:eastAsia="en-US"/>
+        </w:rPr>
+        <w:t>Таким образом, SortController не содержит непосредственно код алгоритмов сортировки. Вместо этого он выбирает необходимую реализацию интерфейса ISorter. Это позволяет добавлять новые алгоритмы без изменения общей логики выполнения сортировки.</w:t>
+      </w:r>
+    </w:p>
+    <w:p>
+      <w:pPr>
+        <w:rPr>
+          <w:sz w:val="24"/>
+          <w:szCs w:val="24"/>
+          <w:lang w:eastAsia="en-US"/>
+        </w:rPr>
+      </w:pPr>
+      <w:r>
+        <w:rPr>
+          <w:sz w:val="24"/>
+          <w:szCs w:val="24"/>
+          <w:lang w:eastAsia="en-US"/>
+        </w:rPr>
+        <w:t>Перед началом сортировки контроллер сбрасывает статистику, создаёт копию исходного массива и передаёт его визуализатору:</w:t>
+      </w:r>
+    </w:p>
+    <w:p>
+      <w:pPr>
+        <w:rPr>
+          <w:sz w:val="24"/>
+          <w:szCs w:val="24"/>
+          <w:lang w:val="en-US" w:eastAsia="en-US"/>
+        </w:rPr>
+      </w:pPr>
+      <w:proofErr w:type="spellStart"/>
+      <w:r>
+        <w:rPr>
+          <w:sz w:val="24"/>
+          <w:szCs w:val="24"/>
+          <w:lang w:val="en-US" w:eastAsia="en-US"/>
+        </w:rPr>
+        <w:t>counter.ResetCounter</w:t>
+      </w:r>
+      <w:proofErr w:type="spellEnd"/>
+      <w:r>
+        <w:rPr>
+          <w:sz w:val="24"/>
+          <w:szCs w:val="24"/>
+          <w:lang w:val="en-US" w:eastAsia="en-US"/>
+        </w:rPr>
+        <w:t>();</w:t>
+      </w:r>
+    </w:p>
+    <w:p>
+      <w:pPr>
+        <w:rPr>
+          <w:sz w:val="24"/>
+          <w:szCs w:val="24"/>
+          <w:lang w:val="en-US" w:eastAsia="en-US"/>
+        </w:rPr>
+      </w:pPr>
+      <w:r>
+        <w:rPr>
+          <w:sz w:val="24"/>
+          <w:szCs w:val="24"/>
+          <w:lang w:val="en-US" w:eastAsia="en-US"/>
+        </w:rPr>
+        <w:t>values = (int[])</w:t>
+      </w:r>
+      <w:proofErr w:type="spellStart"/>
+      <w:r>
+        <w:rPr>
+          <w:sz w:val="24"/>
+          <w:szCs w:val="24"/>
+          <w:lang w:val="en-US" w:eastAsia="en-US"/>
+        </w:rPr>
+        <w:t>originalValues.Clone</w:t>
+      </w:r>
+      <w:proofErr w:type="spellEnd"/>
+      <w:r>
+        <w:rPr>
+          <w:sz w:val="24"/>
+          <w:szCs w:val="24"/>
+          <w:lang w:val="en-US" w:eastAsia="en-US"/>
+        </w:rPr>
+        <w:t>();</w:t>
+      </w:r>
+    </w:p>
+    <w:p>
+      <w:pPr>
+        <w:rPr>
+          <w:sz w:val="24"/>
+          <w:szCs w:val="24"/>
+          <w:lang w:val="en-US" w:eastAsia="en-US"/>
+        </w:rPr>
+      </w:pPr>
+      <w:proofErr w:type="spellStart"/>
+      <w:r>
+        <w:rPr>
+          <w:sz w:val="24"/>
+          <w:szCs w:val="24"/>
+          <w:lang w:val="en-US" w:eastAsia="en-US"/>
+        </w:rPr>
+        <w:t>visualizer.CreateBars</w:t>
+      </w:r>
+      <w:proofErr w:type="spellEnd"/>
+      <w:r>
+        <w:rPr>
+          <w:sz w:val="24"/>
+          <w:szCs w:val="24"/>
+          <w:lang w:val="en-US" w:eastAsia="en-US"/>
+        </w:rPr>
+        <w:t>(values);</w:t>
+      </w:r>
+    </w:p>
+    <w:p>
+      <w:pPr>
+        <w:rPr>
+          <w:sz w:val="24"/>
+          <w:szCs w:val="24"/>
+          <w:lang w:val="en-US" w:eastAsia="en-US"/>
+        </w:rPr>
+      </w:pPr>
+    </w:p>
+    <w:p>
+      <w:pPr>
+        <w:rPr>
+          <w:sz w:val="24"/>
+          <w:szCs w:val="24"/>
+          <w:lang w:val="en-US" w:eastAsia="en-US"/>
+        </w:rPr>
+      </w:pPr>
+      <w:proofErr w:type="spellStart"/>
+      <w:r>
+        <w:rPr>
+          <w:sz w:val="24"/>
+          <w:szCs w:val="24"/>
+          <w:lang w:val="en-US" w:eastAsia="en-US"/>
+        </w:rPr>
+        <w:t>startTime</w:t>
+      </w:r>
+      <w:proofErr w:type="spellEnd"/>
+      <w:r>
+        <w:rPr>
+          <w:sz w:val="24"/>
+          <w:szCs w:val="24"/>
+          <w:lang w:val="en-US" w:eastAsia="en-US"/>
+        </w:rPr>
+        <w:t xml:space="preserve"> = </w:t>
+      </w:r>
+      <w:proofErr w:type="spellStart"/>
+      <w:r>
+        <w:rPr>
+          <w:sz w:val="24"/>
+          <w:szCs w:val="24"/>
+          <w:lang w:val="en-US" w:eastAsia="en-US"/>
+        </w:rPr>
+        <w:t>Time.time</w:t>
+      </w:r>
+      <w:proofErr w:type="spellEnd"/>
+      <w:r>
+        <w:rPr>
+          <w:sz w:val="24"/>
+          <w:szCs w:val="24"/>
+          <w:lang w:val="en-US" w:eastAsia="en-US"/>
+        </w:rPr>
+        <w:t>;</w:t>
+      </w:r>
+    </w:p>
+    <w:p>
+      <w:pPr>
+        <w:rPr>
+          <w:sz w:val="24"/>
+          <w:szCs w:val="24"/>
+          <w:lang w:val="en-US" w:eastAsia="en-US"/>
+        </w:rPr>
+      </w:pPr>
+      <w:proofErr w:type="spellStart"/>
+      <w:r>
+        <w:rPr>
+          <w:sz w:val="24"/>
+          <w:szCs w:val="24"/>
+          <w:lang w:val="en-US" w:eastAsia="en-US"/>
+        </w:rPr>
+        <w:t>sortingTimeText.text</w:t>
+      </w:r>
+      <w:proofErr w:type="spellEnd"/>
+      <w:r>
+        <w:rPr>
+          <w:sz w:val="24"/>
+          <w:szCs w:val="24"/>
+          <w:lang w:val="en-US" w:eastAsia="en-US"/>
+        </w:rPr>
+        <w:t xml:space="preserve"> = "</w:t>
+      </w:r>
+      <w:r>
+        <w:rPr>
+          <w:sz w:val="24"/>
+          <w:szCs w:val="24"/>
+          <w:lang w:eastAsia="en-US"/>
+        </w:rPr>
+        <w:t>Время</w:t>
+      </w:r>
+      <w:r>
+        <w:rPr>
+          <w:sz w:val="24"/>
+          <w:szCs w:val="24"/>
+          <w:lang w:val="en-US" w:eastAsia="en-US"/>
+        </w:rPr>
+        <w:t xml:space="preserve"> </w:t>
+      </w:r>
+      <w:r>
+        <w:rPr>
+          <w:sz w:val="24"/>
+          <w:szCs w:val="24"/>
+          <w:lang w:eastAsia="en-US"/>
+        </w:rPr>
+        <w:t>сортировки</w:t>
+      </w:r>
+      <w:r>
+        <w:rPr>
+          <w:sz w:val="24"/>
+          <w:szCs w:val="24"/>
+          <w:lang w:val="en-US" w:eastAsia="en-US"/>
+        </w:rPr>
+        <w:t>: ";</w:t>
+      </w:r>
+    </w:p>
+    <w:p>
+      <w:pPr>
+        <w:rPr>
+          <w:sz w:val="24"/>
+          <w:szCs w:val="24"/>
+          <w:lang w:val="en-US" w:eastAsia="en-US"/>
+        </w:rPr>
+      </w:pPr>
+    </w:p>
+    <w:p>
+      <w:pPr>
+        <w:rPr>
+          <w:sz w:val="24"/>
+          <w:szCs w:val="24"/>
+          <w:lang w:val="en-US" w:eastAsia="en-US"/>
+        </w:rPr>
+      </w:pPr>
+      <w:proofErr w:type="spellStart"/>
+      <w:r>
+        <w:rPr>
+          <w:sz w:val="24"/>
+          <w:szCs w:val="24"/>
+          <w:lang w:val="en-US" w:eastAsia="en-US"/>
+        </w:rPr>
+        <w:t>sortingCoroutine</w:t>
+      </w:r>
+      <w:proofErr w:type="spellEnd"/>
+      <w:r>
+        <w:rPr>
+          <w:sz w:val="24"/>
+          <w:szCs w:val="24"/>
+          <w:lang w:val="en-US" w:eastAsia="en-US"/>
+        </w:rPr>
+        <w:t xml:space="preserve"> = </w:t>
+      </w:r>
+      <w:proofErr w:type="spellStart"/>
+      <w:r>
+        <w:rPr>
+          <w:sz w:val="24"/>
+          <w:szCs w:val="24"/>
+          <w:lang w:val="en-US" w:eastAsia="en-US"/>
+        </w:rPr>
+        <w:t>StartCoroutine</w:t>
+      </w:r>
+      <w:proofErr w:type="spellEnd"/>
+      <w:r>
+        <w:rPr>
+          <w:sz w:val="24"/>
+          <w:szCs w:val="24"/>
+          <w:lang w:val="en-US" w:eastAsia="en-US"/>
+        </w:rPr>
+        <w:t>(</w:t>
+      </w:r>
+      <w:proofErr w:type="spellStart"/>
+      <w:r>
+        <w:rPr>
+          <w:sz w:val="24"/>
+          <w:szCs w:val="24"/>
+          <w:lang w:val="en-US" w:eastAsia="en-US"/>
+        </w:rPr>
+        <w:t>RunSorting</w:t>
+      </w:r>
+      <w:proofErr w:type="spellEnd"/>
+      <w:r>
+        <w:rPr>
+          <w:sz w:val="24"/>
+          <w:szCs w:val="24"/>
+          <w:lang w:val="en-US" w:eastAsia="en-US"/>
+        </w:rPr>
+        <w:t>());</w:t>
+      </w:r>
+    </w:p>
+    <w:p>
+      <w:pPr>
+        <w:rPr>
+          <w:sz w:val="24"/>
+          <w:szCs w:val="24"/>
+          <w:lang w:val="en-US" w:eastAsia="en-US"/>
+        </w:rPr>
+      </w:pPr>
       <w:r>
         <w:rPr>
           <w:b/>
           <w:bCs/>
           <w:sz w:val="24"/>
           <w:szCs w:val="24"/>
-          <w:lang w:val="en-US" w:eastAsia="en-US"/>
-        </w:rPr>
-        <w:t xml:space="preserve"> 2 – </w:t>
+          <w:lang w:eastAsia="en-US"/>
+        </w:rPr>
+        <w:t>Листинг</w:t>
       </w:r>
       <w:r>
         <w:rPr>
@@ -5217,9 +4699,9 @@
           <w:bCs/>
           <w:sz w:val="24"/>
           <w:szCs w:val="24"/>
-          <w:lang w:eastAsia="en-US"/>
-        </w:rPr>
-        <w:t>Подготовка</w:t>
+          <w:lang w:val="en-US" w:eastAsia="en-US"/>
+        </w:rPr>
+        <w:t xml:space="preserve"> 2 – </w:t>
       </w:r>
       <w:r>
         <w:rPr>
@@ -5227,9 +4709,9 @@
           <w:bCs/>
           <w:sz w:val="24"/>
           <w:szCs w:val="24"/>
-          <w:lang w:val="en-US" w:eastAsia="en-US"/>
-        </w:rPr>
-        <w:t xml:space="preserve"> </w:t>
+          <w:lang w:eastAsia="en-US"/>
+        </w:rPr>
+        <w:t>Подготовка</w:t>
       </w:r>
       <w:r>
         <w:rPr>
@@ -5237,9 +4719,9 @@
           <w:bCs/>
           <w:sz w:val="24"/>
           <w:szCs w:val="24"/>
-          <w:lang w:eastAsia="en-US"/>
-        </w:rPr>
-        <w:t>и</w:t>
+          <w:lang w:val="en-US" w:eastAsia="en-US"/>
+        </w:rPr>
+        <w:t xml:space="preserve"> </w:t>
       </w:r>
       <w:r>
         <w:rPr>
@@ -5247,9 +4729,9 @@
           <w:bCs/>
           <w:sz w:val="24"/>
           <w:szCs w:val="24"/>
-          <w:lang w:val="en-US" w:eastAsia="en-US"/>
-        </w:rPr>
-        <w:t xml:space="preserve"> </w:t>
+          <w:lang w:eastAsia="en-US"/>
+        </w:rPr>
+        <w:t>и</w:t>
       </w:r>
       <w:r>
         <w:rPr>
@@ -5257,9 +4739,9 @@
           <w:bCs/>
           <w:sz w:val="24"/>
           <w:szCs w:val="24"/>
-          <w:lang w:eastAsia="en-US"/>
-        </w:rPr>
-        <w:t>запуск</w:t>
+          <w:lang w:val="en-US" w:eastAsia="en-US"/>
+        </w:rPr>
+        <w:t xml:space="preserve"> </w:t>
       </w:r>
       <w:r>
         <w:rPr>
@@ -5267,9 +4749,9 @@
           <w:bCs/>
           <w:sz w:val="24"/>
           <w:szCs w:val="24"/>
-          <w:lang w:val="en-US" w:eastAsia="en-US"/>
-        </w:rPr>
-        <w:t xml:space="preserve"> </w:t>
+          <w:lang w:eastAsia="en-US"/>
+        </w:rPr>
+        <w:t>запуск</w:t>
       </w:r>
       <w:r>
         <w:rPr>
@@ -5277,314 +4759,366 @@
           <w:bCs/>
           <w:sz w:val="24"/>
           <w:szCs w:val="24"/>
-          <w:lang w:eastAsia="en-US"/>
-        </w:rPr>
-        <w:t>сортировки</w:t>
-      </w:r>
-    </w:p>
-    <w:p>
-      <w:pPr>
-        <w:rPr>
-          <w:sz w:val="24"/>
-          <w:szCs w:val="24"/>
-          <w:lang w:eastAsia="en-US"/>
-        </w:rPr>
-      </w:pPr>
-      <w:r>
-        <w:rPr>
-          <w:sz w:val="24"/>
-          <w:szCs w:val="24"/>
-          <w:lang w:eastAsia="en-US"/>
-        </w:rPr>
-        <w:t>Копирование исходного массива необходимо для того, чтобы после завершения алгоритма или при его повторном запуске можно было восстановить исходные данные. Одновременно сбрасывается счётчик операций и фиксируется момент начала сортировки для последующего измерения времени выполнения.</w:t>
-      </w:r>
-    </w:p>
-    <w:p>
-      <w:pPr>
-        <w:rPr>
-          <w:sz w:val="24"/>
-          <w:szCs w:val="24"/>
-          <w:highlight w:val="red"/>
-          <w:lang w:eastAsia="en-US"/>
-        </w:rPr>
-      </w:pPr>
-      <w:r>
-        <w:rPr>
-          <w:sz w:val="24"/>
-          <w:szCs w:val="24"/>
-          <w:lang w:eastAsia="en-US"/>
-        </w:rPr>
-        <w:t xml:space="preserve">Непосредственное выполнение выбранного алгоритма осуществляется в отдельной </w:t>
-      </w:r>
-      <w:proofErr w:type="spellStart"/>
-      <w:r>
-        <w:rPr>
-          <w:sz w:val="24"/>
-          <w:szCs w:val="24"/>
-          <w:highlight w:val="red"/>
-          <w:lang w:eastAsia="en-US"/>
-        </w:rPr>
-        <w:t>coroutine</w:t>
-      </w:r>
-      <w:proofErr w:type="spellEnd"/>
-      <w:r>
-        <w:rPr>
-          <w:sz w:val="24"/>
-          <w:szCs w:val="24"/>
-          <w:highlight w:val="red"/>
-          <w:lang w:eastAsia="en-US"/>
-        </w:rPr>
-        <w:t>:</w:t>
-      </w:r>
-    </w:p>
-    <w:p>
-      <w:pPr>
-        <w:rPr>
-          <w:highlight w:val="red"/>
-          <w:lang w:val="en-US" w:eastAsia="en-US"/>
-        </w:rPr>
-      </w:pPr>
-      <w:r>
-        <w:rPr>
-          <w:highlight w:val="red"/>
-          <w:lang w:val="en-US" w:eastAsia="en-US"/>
-        </w:rPr>
-        <w:t xml:space="preserve">private IEnumerator </w:t>
-      </w:r>
-      <w:proofErr w:type="spellStart"/>
-      <w:proofErr w:type="gramStart"/>
-      <w:r>
-        <w:rPr>
-          <w:highlight w:val="red"/>
-          <w:lang w:val="en-US" w:eastAsia="en-US"/>
-        </w:rPr>
-        <w:t>RunSorting</w:t>
-      </w:r>
-      <w:proofErr w:type="spellEnd"/>
-      <w:r>
-        <w:rPr>
-          <w:highlight w:val="red"/>
-          <w:lang w:val="en-US" w:eastAsia="en-US"/>
-        </w:rPr>
-        <w:t>(</w:t>
-      </w:r>
-      <w:proofErr w:type="gramEnd"/>
-      <w:r>
-        <w:rPr>
-          <w:highlight w:val="red"/>
-          <w:lang w:val="en-US" w:eastAsia="en-US"/>
-        </w:rPr>
-        <w:t>)</w:t>
-      </w:r>
-    </w:p>
-    <w:p>
-      <w:pPr>
-        <w:rPr>
-          <w:highlight w:val="red"/>
-          <w:lang w:val="en-US" w:eastAsia="en-US"/>
-        </w:rPr>
-      </w:pPr>
-      <w:r>
-        <w:rPr>
-          <w:highlight w:val="red"/>
-          <w:lang w:val="en-US" w:eastAsia="en-US"/>
-        </w:rPr>
-        <w:t>{</w:t>
-      </w:r>
-    </w:p>
-    <w:p>
-      <w:pPr>
-        <w:rPr>
-          <w:highlight w:val="red"/>
-          <w:lang w:val="en-US" w:eastAsia="en-US"/>
-        </w:rPr>
-      </w:pPr>
-      <w:r>
-        <w:rPr>
-          <w:highlight w:val="red"/>
-          <w:lang w:val="en-US" w:eastAsia="en-US"/>
-        </w:rPr>
-        <w:t xml:space="preserve">    yield return </w:t>
-      </w:r>
-      <w:proofErr w:type="spellStart"/>
-      <w:proofErr w:type="gramStart"/>
-      <w:r>
-        <w:rPr>
-          <w:highlight w:val="red"/>
-          <w:lang w:val="en-US" w:eastAsia="en-US"/>
-        </w:rPr>
-        <w:t>StartCoroutine</w:t>
-      </w:r>
-      <w:proofErr w:type="spellEnd"/>
-      <w:r>
-        <w:rPr>
-          <w:highlight w:val="red"/>
-          <w:lang w:val="en-US" w:eastAsia="en-US"/>
-        </w:rPr>
-        <w:t>(</w:t>
-      </w:r>
-      <w:proofErr w:type="gramEnd"/>
-    </w:p>
-    <w:p>
-      <w:pPr>
-        <w:rPr>
-          <w:highlight w:val="red"/>
-          <w:lang w:val="en-US" w:eastAsia="en-US"/>
-        </w:rPr>
-      </w:pPr>
-      <w:r>
-        <w:rPr>
-          <w:highlight w:val="red"/>
-          <w:lang w:val="en-US" w:eastAsia="en-US"/>
-        </w:rPr>
-        <w:t xml:space="preserve">        </w:t>
-      </w:r>
-      <w:proofErr w:type="spellStart"/>
-      <w:proofErr w:type="gramStart"/>
-      <w:r>
-        <w:rPr>
-          <w:highlight w:val="red"/>
-          <w:lang w:val="en-US" w:eastAsia="en-US"/>
-        </w:rPr>
-        <w:t>sorter.Sort</w:t>
-      </w:r>
-      <w:proofErr w:type="spellEnd"/>
-      <w:proofErr w:type="gramEnd"/>
-      <w:r>
-        <w:rPr>
-          <w:highlight w:val="red"/>
-          <w:lang w:val="en-US" w:eastAsia="en-US"/>
-        </w:rPr>
-        <w:t>(values, visualizer, counter)</w:t>
-      </w:r>
-    </w:p>
-    <w:p>
-      <w:pPr>
-        <w:rPr>
-          <w:highlight w:val="red"/>
-          <w:lang w:val="en-US" w:eastAsia="en-US"/>
-        </w:rPr>
-      </w:pPr>
-      <w:r>
-        <w:rPr>
-          <w:highlight w:val="red"/>
-          <w:lang w:val="en-US" w:eastAsia="en-US"/>
-        </w:rPr>
-        <w:t xml:space="preserve">    );</w:t>
-      </w:r>
-    </w:p>
-    <w:p>
-      <w:pPr>
-        <w:rPr>
-          <w:highlight w:val="red"/>
-          <w:lang w:val="en-US" w:eastAsia="en-US"/>
-        </w:rPr>
-      </w:pPr>
-    </w:p>
-    <w:p>
-      <w:pPr>
-        <w:rPr>
-          <w:highlight w:val="red"/>
-          <w:lang w:val="en-US" w:eastAsia="en-US"/>
-        </w:rPr>
-      </w:pPr>
-      <w:r>
-        <w:rPr>
-          <w:highlight w:val="red"/>
-          <w:lang w:val="en-US" w:eastAsia="en-US"/>
-        </w:rPr>
-        <w:t xml:space="preserve">    </w:t>
-      </w:r>
-      <w:proofErr w:type="spellStart"/>
-      <w:r>
-        <w:rPr>
-          <w:highlight w:val="red"/>
-          <w:lang w:val="en-US" w:eastAsia="en-US"/>
-        </w:rPr>
-        <w:t>isSorting</w:t>
-      </w:r>
-      <w:proofErr w:type="spellEnd"/>
-      <w:r>
-        <w:rPr>
-          <w:highlight w:val="red"/>
-          <w:lang w:val="en-US" w:eastAsia="en-US"/>
-        </w:rPr>
-        <w:t xml:space="preserve"> = false;</w:t>
-      </w:r>
-    </w:p>
-    <w:p>
-      <w:pPr>
-        <w:rPr>
-          <w:highlight w:val="red"/>
-          <w:lang w:val="en-US" w:eastAsia="en-US"/>
-        </w:rPr>
-      </w:pPr>
-      <w:r>
-        <w:rPr>
-          <w:highlight w:val="red"/>
-          <w:lang w:val="en-US" w:eastAsia="en-US"/>
-        </w:rPr>
-        <w:t xml:space="preserve">    </w:t>
-      </w:r>
-      <w:proofErr w:type="spellStart"/>
-      <w:r>
-        <w:rPr>
-          <w:highlight w:val="red"/>
-          <w:lang w:val="en-US" w:eastAsia="en-US"/>
-        </w:rPr>
-        <w:t>sortingCoroutine</w:t>
-      </w:r>
-      <w:proofErr w:type="spellEnd"/>
-      <w:r>
-        <w:rPr>
-          <w:highlight w:val="red"/>
-          <w:lang w:val="en-US" w:eastAsia="en-US"/>
-        </w:rPr>
-        <w:t xml:space="preserve"> = null;</w:t>
-      </w:r>
-    </w:p>
-    <w:p>
-      <w:pPr>
-        <w:rPr>
-          <w:lang w:val="en-US" w:eastAsia="en-US"/>
-        </w:rPr>
-      </w:pPr>
-      <w:r>
-        <w:rPr>
-          <w:highlight w:val="red"/>
-          <w:lang w:val="en-US" w:eastAsia="en-US"/>
-        </w:rPr>
-        <w:t>}</w:t>
-      </w:r>
-    </w:p>
-    <w:p>
-      <w:pPr>
-        <w:rPr>
-          <w:sz w:val="24"/>
-          <w:szCs w:val="24"/>
-          <w:lang w:val="en-US" w:eastAsia="en-US"/>
-        </w:rPr>
-      </w:pPr>
+          <w:lang w:val="en-US" w:eastAsia="en-US"/>
+        </w:rPr>
+        <w:t xml:space="preserve"> </w:t>
+      </w:r>
       <w:r>
         <w:rPr>
           <w:b/>
           <w:bCs/>
           <w:sz w:val="24"/>
           <w:szCs w:val="24"/>
-          <w:highlight w:val="red"/>
-          <w:lang w:eastAsia="en-US"/>
-        </w:rPr>
-        <w:t>Листинг</w:t>
-      </w:r>
+          <w:lang w:eastAsia="en-US"/>
+        </w:rPr>
+        <w:t>сортировки</w:t>
+      </w:r>
+    </w:p>
+    <w:p>
+      <w:pPr>
+        <w:rPr>
+          <w:sz w:val="24"/>
+          <w:szCs w:val="24"/>
+          <w:lang w:eastAsia="en-US"/>
+        </w:rPr>
+      </w:pPr>
+      <w:r>
+        <w:rPr>
+          <w:sz w:val="24"/>
+          <w:szCs w:val="24"/>
+          <w:lang w:eastAsia="en-US"/>
+        </w:rPr>
+        <w:t>Копирование исходного массива необходимо для того, чтобы после завершения алгоритма или при его повторном запуске можно было восстановить исходные данные. Одновременно сбрасывается счётчик операций и фиксируется момент начала сортировки для последующего измерения времени выполнения.</w:t>
+      </w:r>
+    </w:p>
+    <w:p>
+      <w:pPr>
+        <w:rPr>
+          <w:sz w:val="24"/>
+          <w:szCs w:val="24"/>
+          <w:lang w:eastAsia="en-US"/>
+        </w:rPr>
+      </w:pPr>
+      <w:r>
+        <w:rPr>
+          <w:sz w:val="24"/>
+          <w:szCs w:val="24"/>
+          <w:lang w:eastAsia="en-US"/>
+        </w:rPr>
+        <w:lastRenderedPageBreak/>
+        <w:t>Непосредственное выполнение выбранного алгоритма осуществляется в отдельной</w:t>
+      </w:r>
+      <w:r>
+        <w:rPr>
+          <w:sz w:val="24"/>
+          <w:szCs w:val="24"/>
+          <w:lang w:eastAsia="en-US"/>
+        </w:rPr>
+        <w:t xml:space="preserve"> </w:t>
+      </w:r>
+      <w:proofErr w:type="spellStart"/>
+      <w:r>
+        <w:rPr>
+          <w:sz w:val="24"/>
+          <w:szCs w:val="24"/>
+          <w:lang w:eastAsia="en-US"/>
+        </w:rPr>
+        <w:t>coroutine</w:t>
+      </w:r>
+      <w:proofErr w:type="spellEnd"/>
+      <w:r>
+        <w:rPr>
+          <w:sz w:val="24"/>
+          <w:szCs w:val="24"/>
+          <w:lang w:eastAsia="en-US"/>
+        </w:rPr>
+        <w:t>:</w:t>
+      </w:r>
+    </w:p>
+    <w:p>
+      <w:pPr>
+        <w:rPr>
+          <w:sz w:val="24"/>
+          <w:szCs w:val="24"/>
+          <w:lang w:eastAsia="en-US"/>
+        </w:rPr>
+      </w:pPr>
+      <w:r>
+        <w:rPr>
+          <w:sz w:val="24"/>
+          <w:szCs w:val="24"/>
+          <w:lang w:val="en-US" w:eastAsia="en-US"/>
+        </w:rPr>
+        <w:t>private</w:t>
+      </w:r>
+      <w:r>
+        <w:rPr>
+          <w:sz w:val="24"/>
+          <w:szCs w:val="24"/>
+          <w:lang w:eastAsia="en-US"/>
+        </w:rPr>
+        <w:t xml:space="preserve"> </w:t>
+      </w:r>
+      <w:r>
+        <w:rPr>
+          <w:sz w:val="24"/>
+          <w:szCs w:val="24"/>
+          <w:lang w:val="en-US" w:eastAsia="en-US"/>
+        </w:rPr>
+        <w:t>IEnumerator</w:t>
+      </w:r>
+      <w:r>
+        <w:rPr>
+          <w:sz w:val="24"/>
+          <w:szCs w:val="24"/>
+          <w:lang w:eastAsia="en-US"/>
+        </w:rPr>
+        <w:t xml:space="preserve"> </w:t>
+      </w:r>
+      <w:proofErr w:type="spellStart"/>
+      <w:r>
+        <w:rPr>
+          <w:sz w:val="24"/>
+          <w:szCs w:val="24"/>
+          <w:lang w:val="en-US" w:eastAsia="en-US"/>
+        </w:rPr>
+        <w:t>RunSorting</w:t>
+      </w:r>
+      <w:proofErr w:type="spellEnd"/>
+      <w:r>
+        <w:rPr>
+          <w:sz w:val="24"/>
+          <w:szCs w:val="24"/>
+          <w:lang w:eastAsia="en-US"/>
+        </w:rPr>
+        <w:t>()</w:t>
+      </w:r>
+    </w:p>
+    <w:p>
+      <w:pPr>
+        <w:rPr>
+          <w:sz w:val="24"/>
+          <w:szCs w:val="24"/>
+          <w:lang w:eastAsia="en-US"/>
+        </w:rPr>
+      </w:pPr>
+      <w:r>
+        <w:rPr>
+          <w:sz w:val="24"/>
+          <w:szCs w:val="24"/>
+          <w:lang w:eastAsia="en-US"/>
+        </w:rPr>
+        <w:t>{</w:t>
+      </w:r>
+    </w:p>
+    <w:p>
+      <w:pPr>
+        <w:rPr>
+          <w:sz w:val="24"/>
+          <w:szCs w:val="24"/>
+          <w:lang w:val="en-US" w:eastAsia="en-US"/>
+        </w:rPr>
+      </w:pPr>
+      <w:r>
+        <w:rPr>
+          <w:sz w:val="24"/>
+          <w:szCs w:val="24"/>
+          <w:lang w:eastAsia="en-US"/>
+        </w:rPr>
+        <w:t xml:space="preserve">    </w:t>
+      </w:r>
+      <w:r>
+        <w:rPr>
+          <w:sz w:val="24"/>
+          <w:szCs w:val="24"/>
+          <w:lang w:val="en-US" w:eastAsia="en-US"/>
+        </w:rPr>
+        <w:t xml:space="preserve">yield return </w:t>
+      </w:r>
+      <w:proofErr w:type="spellStart"/>
+      <w:r>
+        <w:rPr>
+          <w:sz w:val="24"/>
+          <w:szCs w:val="24"/>
+          <w:lang w:val="en-US" w:eastAsia="en-US"/>
+        </w:rPr>
+        <w:t>StartCoroutine</w:t>
+      </w:r>
+      <w:proofErr w:type="spellEnd"/>
+      <w:r>
+        <w:rPr>
+          <w:sz w:val="24"/>
+          <w:szCs w:val="24"/>
+          <w:lang w:val="en-US" w:eastAsia="en-US"/>
+        </w:rPr>
+        <w:t>(</w:t>
+      </w:r>
+    </w:p>
+    <w:p>
+      <w:pPr>
+        <w:rPr>
+          <w:sz w:val="24"/>
+          <w:szCs w:val="24"/>
+          <w:lang w:val="en-US" w:eastAsia="en-US"/>
+        </w:rPr>
+      </w:pPr>
+      <w:r>
+        <w:rPr>
+          <w:sz w:val="24"/>
+          <w:szCs w:val="24"/>
+          <w:lang w:val="en-US" w:eastAsia="en-US"/>
+        </w:rPr>
+        <w:t xml:space="preserve">        </w:t>
+      </w:r>
+      <w:proofErr w:type="spellStart"/>
+      <w:r>
+        <w:rPr>
+          <w:sz w:val="24"/>
+          <w:szCs w:val="24"/>
+          <w:lang w:val="en-US" w:eastAsia="en-US"/>
+        </w:rPr>
+        <w:t>sorter.Sort</w:t>
+      </w:r>
+      <w:proofErr w:type="spellEnd"/>
+      <w:r>
+        <w:rPr>
+          <w:sz w:val="24"/>
+          <w:szCs w:val="24"/>
+          <w:lang w:val="en-US" w:eastAsia="en-US"/>
+        </w:rPr>
+        <w:t>(values, visualizer, counter)</w:t>
+      </w:r>
+    </w:p>
+    <w:p>
+      <w:pPr>
+        <w:rPr>
+          <w:sz w:val="24"/>
+          <w:szCs w:val="24"/>
+          <w:lang w:val="en-US" w:eastAsia="en-US"/>
+        </w:rPr>
+      </w:pPr>
+      <w:r>
+        <w:rPr>
+          <w:sz w:val="24"/>
+          <w:szCs w:val="24"/>
+          <w:lang w:val="en-US" w:eastAsia="en-US"/>
+        </w:rPr>
+        <w:t xml:space="preserve">    );</w:t>
+      </w:r>
+    </w:p>
+    <w:p>
+      <w:pPr>
+        <w:rPr>
+          <w:sz w:val="24"/>
+          <w:szCs w:val="24"/>
+          <w:lang w:val="en-US" w:eastAsia="en-US"/>
+        </w:rPr>
+      </w:pPr>
+    </w:p>
+    <w:p>
+      <w:pPr>
+        <w:rPr>
+          <w:sz w:val="24"/>
+          <w:szCs w:val="24"/>
+          <w:lang w:val="en-US" w:eastAsia="en-US"/>
+        </w:rPr>
+      </w:pPr>
+      <w:r>
+        <w:rPr>
+          <w:sz w:val="24"/>
+          <w:szCs w:val="24"/>
+          <w:lang w:val="en-US" w:eastAsia="en-US"/>
+        </w:rPr>
+        <w:t xml:space="preserve">    </w:t>
+      </w:r>
+      <w:proofErr w:type="spellStart"/>
+      <w:r>
+        <w:rPr>
+          <w:sz w:val="24"/>
+          <w:szCs w:val="24"/>
+          <w:lang w:val="en-US" w:eastAsia="en-US"/>
+        </w:rPr>
+        <w:t>isSorting</w:t>
+      </w:r>
+      <w:proofErr w:type="spellEnd"/>
+      <w:r>
+        <w:rPr>
+          <w:sz w:val="24"/>
+          <w:szCs w:val="24"/>
+          <w:lang w:val="en-US" w:eastAsia="en-US"/>
+        </w:rPr>
+        <w:t xml:space="preserve"> = false;</w:t>
+      </w:r>
+    </w:p>
+    <w:p>
+      <w:pPr>
+        <w:rPr>
+          <w:sz w:val="24"/>
+          <w:szCs w:val="24"/>
+          <w:lang w:val="en-US" w:eastAsia="en-US"/>
+        </w:rPr>
+      </w:pPr>
+      <w:r>
+        <w:rPr>
+          <w:sz w:val="24"/>
+          <w:szCs w:val="24"/>
+          <w:lang w:val="en-US" w:eastAsia="en-US"/>
+        </w:rPr>
+        <w:t xml:space="preserve">    </w:t>
+      </w:r>
+      <w:proofErr w:type="spellStart"/>
+      <w:r>
+        <w:rPr>
+          <w:sz w:val="24"/>
+          <w:szCs w:val="24"/>
+          <w:lang w:val="en-US" w:eastAsia="en-US"/>
+        </w:rPr>
+        <w:t>sortingCoroutine</w:t>
+      </w:r>
+      <w:proofErr w:type="spellEnd"/>
+      <w:r>
+        <w:rPr>
+          <w:sz w:val="24"/>
+          <w:szCs w:val="24"/>
+          <w:lang w:val="en-US" w:eastAsia="en-US"/>
+        </w:rPr>
+        <w:t xml:space="preserve"> = null;</w:t>
+      </w:r>
+    </w:p>
+    <w:p>
+      <w:pPr>
+        <w:rPr>
+          <w:sz w:val="24"/>
+          <w:szCs w:val="24"/>
+          <w:lang w:val="en-US" w:eastAsia="en-US"/>
+        </w:rPr>
+      </w:pPr>
+      <w:r>
+        <w:rPr>
+          <w:sz w:val="24"/>
+          <w:szCs w:val="24"/>
+          <w:lang w:val="en-US" w:eastAsia="en-US"/>
+        </w:rPr>
+        <w:t>}</w:t>
+      </w:r>
+    </w:p>
+    <w:p>
+      <w:pPr>
+        <w:rPr>
+          <w:sz w:val="24"/>
+          <w:szCs w:val="24"/>
+          <w:lang w:val="en-US" w:eastAsia="en-US"/>
+        </w:rPr>
+      </w:pPr>
       <w:r>
         <w:rPr>
           <w:b/>
           <w:bCs/>
           <w:sz w:val="24"/>
           <w:szCs w:val="24"/>
-          <w:lang w:val="en-US" w:eastAsia="en-US"/>
-        </w:rPr>
-        <w:t xml:space="preserve"> 3 – </w:t>
+          <w:lang w:eastAsia="en-US"/>
+        </w:rPr>
+        <w:t>Листинг</w:t>
       </w:r>
       <w:r>
         <w:rPr>
@@ -5592,9 +5126,9 @@
           <w:bCs/>
           <w:sz w:val="24"/>
           <w:szCs w:val="24"/>
-          <w:lang w:eastAsia="en-US"/>
-        </w:rPr>
-        <w:t>Выполнение</w:t>
+          <w:lang w:val="en-US" w:eastAsia="en-US"/>
+        </w:rPr>
+        <w:t xml:space="preserve"> 3 – </w:t>
       </w:r>
       <w:r>
         <w:rPr>
@@ -5602,9 +5136,9 @@
           <w:bCs/>
           <w:sz w:val="24"/>
           <w:szCs w:val="24"/>
-          <w:lang w:val="en-US" w:eastAsia="en-US"/>
-        </w:rPr>
-        <w:t xml:space="preserve"> </w:t>
+          <w:lang w:eastAsia="en-US"/>
+        </w:rPr>
+        <w:t>Выполнение</w:t>
       </w:r>
       <w:r>
         <w:rPr>
@@ -5612,9 +5146,9 @@
           <w:bCs/>
           <w:sz w:val="24"/>
           <w:szCs w:val="24"/>
-          <w:lang w:eastAsia="en-US"/>
-        </w:rPr>
-        <w:t>выбранного</w:t>
+          <w:lang w:val="en-US" w:eastAsia="en-US"/>
+        </w:rPr>
+        <w:t xml:space="preserve"> </w:t>
       </w:r>
       <w:r>
         <w:rPr>
@@ -5622,9 +5156,9 @@
           <w:bCs/>
           <w:sz w:val="24"/>
           <w:szCs w:val="24"/>
-          <w:lang w:val="en-US" w:eastAsia="en-US"/>
-        </w:rPr>
-        <w:t xml:space="preserve"> </w:t>
+          <w:lang w:eastAsia="en-US"/>
+        </w:rPr>
+        <w:t>выбранного</w:t>
       </w:r>
       <w:r>
         <w:rPr>
@@ -5632,6 +5166,16 @@
           <w:bCs/>
           <w:sz w:val="24"/>
           <w:szCs w:val="24"/>
+          <w:lang w:val="en-US" w:eastAsia="en-US"/>
+        </w:rPr>
+        <w:t xml:space="preserve"> </w:t>
+      </w:r>
+      <w:r>
+        <w:rPr>
+          <w:b/>
+          <w:bCs/>
+          <w:sz w:val="24"/>
+          <w:szCs w:val="24"/>
           <w:lang w:eastAsia="en-US"/>
         </w:rPr>
         <w:t>алгоритма</w:t>
@@ -5717,9 +5261,8 @@
         <w:rPr>
           <w:lang w:eastAsia="en-US"/>
         </w:rPr>
-        <w:lastRenderedPageBreak/>
         <w:pict w14:anchorId="67813CEC">
-          <v:rect id="_x0000_i1050" style="width:0;height:1.5pt" o:hralign="center" o:hrstd="t" o:hr="t" fillcolor="#a0a0a0" stroked="f"/>
+          <v:rect id="_x0000_i1025" style="width:0;height:1.5pt" o:hralign="center" o:hrstd="t" o:hr="t" fillcolor="#a0a0a0" stroked="f"/>
         </w:pict>
       </w:r>
     </w:p>
@@ -5801,113 +5344,73 @@
         <w:rPr>
           <w:sz w:val="24"/>
           <w:szCs w:val="24"/>
-          <w:highlight w:val="red"/>
-          <w:lang w:val="en-US" w:eastAsia="en-US"/>
-        </w:rPr>
-      </w:pPr>
-      <w:r>
-        <w:rPr>
-          <w:sz w:val="24"/>
-          <w:szCs w:val="24"/>
-          <w:highlight w:val="red"/>
-          <w:lang w:val="en-US" w:eastAsia="en-US"/>
-        </w:rPr>
-        <w:t xml:space="preserve">IEnumerator </w:t>
-      </w:r>
-      <w:proofErr w:type="gramStart"/>
-      <w:r>
-        <w:rPr>
-          <w:sz w:val="24"/>
-          <w:szCs w:val="24"/>
-          <w:highlight w:val="red"/>
-          <w:lang w:val="en-US" w:eastAsia="en-US"/>
-        </w:rPr>
-        <w:t>Sort(</w:t>
-      </w:r>
-      <w:proofErr w:type="gramEnd"/>
-    </w:p>
-    <w:p>
-      <w:pPr>
-        <w:rPr>
-          <w:sz w:val="24"/>
-          <w:szCs w:val="24"/>
-          <w:highlight w:val="red"/>
-          <w:lang w:val="en-US" w:eastAsia="en-US"/>
-        </w:rPr>
-      </w:pPr>
-      <w:r>
-        <w:rPr>
-          <w:sz w:val="24"/>
-          <w:szCs w:val="24"/>
-          <w:highlight w:val="red"/>
+          <w:lang w:val="en-US" w:eastAsia="en-US"/>
+        </w:rPr>
+      </w:pPr>
+      <w:r>
+        <w:rPr>
+          <w:sz w:val="24"/>
+          <w:szCs w:val="24"/>
+          <w:lang w:val="en-US" w:eastAsia="en-US"/>
+        </w:rPr>
+        <w:t>IEnumerator Sort(</w:t>
+      </w:r>
+    </w:p>
+    <w:p>
+      <w:pPr>
+        <w:rPr>
+          <w:sz w:val="24"/>
+          <w:szCs w:val="24"/>
+          <w:lang w:val="en-US" w:eastAsia="en-US"/>
+        </w:rPr>
+      </w:pPr>
+      <w:r>
+        <w:rPr>
+          <w:sz w:val="24"/>
+          <w:szCs w:val="24"/>
+          <w:lang w:val="en-US" w:eastAsia="en-US"/>
+        </w:rPr>
+        <w:t xml:space="preserve">    int[] array,</w:t>
+      </w:r>
+    </w:p>
+    <w:p>
+      <w:pPr>
+        <w:rPr>
+          <w:sz w:val="24"/>
+          <w:szCs w:val="24"/>
+          <w:lang w:val="en-US" w:eastAsia="en-US"/>
+        </w:rPr>
+      </w:pPr>
+      <w:r>
+        <w:rPr>
+          <w:sz w:val="24"/>
+          <w:szCs w:val="24"/>
+          <w:lang w:val="en-US" w:eastAsia="en-US"/>
+        </w:rPr>
+        <w:t xml:space="preserve">    IVisualizerAPI visualizer,</w:t>
+      </w:r>
+    </w:p>
+    <w:p>
+      <w:pPr>
+        <w:rPr>
+          <w:sz w:val="24"/>
+          <w:szCs w:val="24"/>
+          <w:lang w:eastAsia="en-US"/>
+        </w:rPr>
+      </w:pPr>
+      <w:r>
+        <w:rPr>
+          <w:sz w:val="24"/>
+          <w:szCs w:val="24"/>
           <w:lang w:val="en-US" w:eastAsia="en-US"/>
         </w:rPr>
         <w:t xml:space="preserve">    </w:t>
       </w:r>
-      <w:proofErr w:type="gramStart"/>
-      <w:r>
-        <w:rPr>
-          <w:sz w:val="24"/>
-          <w:szCs w:val="24"/>
-          <w:highlight w:val="red"/>
-          <w:lang w:val="en-US" w:eastAsia="en-US"/>
-        </w:rPr>
-        <w:t>int[</w:t>
-      </w:r>
-      <w:proofErr w:type="gramEnd"/>
-      <w:r>
-        <w:rPr>
-          <w:sz w:val="24"/>
-          <w:szCs w:val="24"/>
-          <w:highlight w:val="red"/>
-          <w:lang w:val="en-US" w:eastAsia="en-US"/>
-        </w:rPr>
-        <w:t>] array,</w:t>
-      </w:r>
-    </w:p>
-    <w:p>
-      <w:pPr>
-        <w:rPr>
-          <w:sz w:val="24"/>
-          <w:szCs w:val="24"/>
-          <w:highlight w:val="red"/>
-          <w:lang w:val="en-US" w:eastAsia="en-US"/>
-        </w:rPr>
-      </w:pPr>
-      <w:r>
-        <w:rPr>
-          <w:sz w:val="24"/>
-          <w:szCs w:val="24"/>
-          <w:highlight w:val="red"/>
-          <w:lang w:val="en-US" w:eastAsia="en-US"/>
-        </w:rPr>
-        <w:t xml:space="preserve">    IVisualizerAPI visualizer,</w:t>
-      </w:r>
-    </w:p>
-    <w:p>
-      <w:pPr>
-        <w:rPr>
-          <w:sz w:val="24"/>
-          <w:szCs w:val="24"/>
-          <w:highlight w:val="red"/>
-          <w:lang w:eastAsia="en-US"/>
-        </w:rPr>
-      </w:pPr>
-      <w:r>
-        <w:rPr>
-          <w:sz w:val="24"/>
-          <w:szCs w:val="24"/>
-          <w:highlight w:val="red"/>
-          <w:lang w:val="en-US" w:eastAsia="en-US"/>
-        </w:rPr>
-        <w:t xml:space="preserve">    </w:t>
-      </w:r>
       <w:proofErr w:type="spellStart"/>
       <w:r>
         <w:rPr>
           <w:sz w:val="24"/>
           <w:szCs w:val="24"/>
-          <w:highlight w:val="red"/>
           <w:lang w:eastAsia="en-US"/>
         </w:rPr>
         <w:t>IOperationCounter</w:t>
@@ -5917,7 +5420,6 @@
         <w:rPr>
           <w:sz w:val="24"/>
           <w:szCs w:val="24"/>
-          <w:highlight w:val="red"/>
           <w:lang w:eastAsia="en-US"/>
         </w:rPr>
         <w:t xml:space="preserve"> </w:t>
@@ -5927,7 +5429,6 @@
         <w:rPr>
           <w:sz w:val="24"/>
           <w:szCs w:val="24"/>
-          <w:highlight w:val="red"/>
           <w:lang w:eastAsia="en-US"/>
         </w:rPr>
         <w:t>counter</w:t>
@@ -5946,7 +5447,6 @@
         <w:rPr>
           <w:sz w:val="24"/>
           <w:szCs w:val="24"/>
-          <w:highlight w:val="red"/>
           <w:lang w:eastAsia="en-US"/>
         </w:rPr>
         <w:t>);</w:t>
@@ -5966,20 +5466,9 @@
           <w:bCs/>
           <w:sz w:val="24"/>
           <w:szCs w:val="24"/>
-          <w:highlight w:val="red"/>
-          <w:lang w:eastAsia="en-US"/>
-        </w:rPr>
-        <w:t>Листинг</w:t>
-      </w:r>
-      <w:r>
-        <w:rPr>
-          <w:b/>
-          <w:bCs/>
-          <w:sz w:val="24"/>
-          <w:szCs w:val="24"/>
-          <w:lang w:eastAsia="en-US"/>
-        </w:rPr>
-        <w:t xml:space="preserve"> 4 – Интерфейс ISorter</w:t>
+          <w:lang w:eastAsia="en-US"/>
+        </w:rPr>
+        <w:t>Листинг 4 – Интерфейс ISorter</w:t>
       </w:r>
     </w:p>
     <w:p>
@@ -6052,7 +5541,6 @@
         <w:t xml:space="preserve">, </w:t>
       </w:r>
       <w:proofErr w:type="spellStart"/>
-      <w:proofErr w:type="gramStart"/>
       <w:r>
         <w:rPr>
           <w:sz w:val="24"/>
@@ -6071,7 +5559,6 @@
         <w:t>::</w:t>
       </w:r>
       <w:proofErr w:type="spellStart"/>
-      <w:proofErr w:type="gramEnd"/>
       <w:r>
         <w:rPr>
           <w:sz w:val="24"/>
@@ -6156,7 +5643,7 @@
           <w:lang w:eastAsia="en-US"/>
         </w:rPr>
         <w:pict w14:anchorId="640B1208">
-          <v:rect id="_x0000_i1051" style="width:0;height:1.5pt" o:hralign="center" o:hrstd="t" o:hr="t" fillcolor="#a0a0a0" stroked="f"/>
+          <v:rect id="_x0000_i1026" style="width:0;height:1.5pt" o:hralign="center" o:hrstd="t" o:hr="t" fillcolor="#a0a0a0" stroked="f"/>
         </w:pict>
       </w:r>
     </w:p>
@@ -6195,6 +5682,7 @@
           <w:szCs w:val="24"/>
           <w:lang w:eastAsia="en-US"/>
         </w:rPr>
+        <w:lastRenderedPageBreak/>
         <w:t>Класс ArrayVisualizer отвечает за визуальное представление сортируемого массива. Каждый элемент массива отображается в виде отдельного столбика, высота которого соответствует числовому значению элемента.</w:t>
       </w:r>
     </w:p>
@@ -6296,7 +5784,7 @@
           <w:lang w:eastAsia="en-US"/>
         </w:rPr>
         <w:pict w14:anchorId="17BFB71E">
-          <v:rect id="_x0000_i1052" style="width:0;height:1.5pt" o:hralign="center" o:hrstd="t" o:hr="t" fillcolor="#a0a0a0" stroked="f"/>
+          <v:rect id="_x0000_i1027" style="width:0;height:1.5pt" o:hralign="center" o:hrstd="t" o:hr="t" fillcolor="#a0a0a0" stroked="f"/>
         </w:pict>
       </w:r>
     </w:p>
@@ -6388,16 +5876,7 @@
           <w:szCs w:val="24"/>
           <w:lang w:eastAsia="en-US"/>
         </w:rPr>
-        <w:t xml:space="preserve"> и увеличивает соответствующее значение при выполнении операции. Полученные </w:t>
-      </w:r>
-      <w:r>
-        <w:rPr>
-          <w:sz w:val="24"/>
-          <w:szCs w:val="24"/>
-          <w:lang w:eastAsia="en-US"/>
-        </w:rPr>
-        <w:lastRenderedPageBreak/>
-        <w:t>данные отображаются в пользовательском интерфейсе и используются при сравнительном анализе алгоритмов.</w:t>
+        <w:t xml:space="preserve"> и увеличивает соответствующее значение при выполнении операции. Полученные данные отображаются в пользовательском интерфейсе и используются при сравнительном анализе алгоритмов.</w:t>
       </w:r>
     </w:p>
     <w:p>
@@ -6438,7 +5917,7 @@
           <w:lang w:eastAsia="en-US"/>
         </w:rPr>
         <w:pict w14:anchorId="14B245F5">
-          <v:rect id="_x0000_i1053" style="width:0;height:1.5pt" o:hralign="center" o:hrstd="t" o:hr="t" fillcolor="#a0a0a0" stroked="f"/>
+          <v:rect id="_x0000_i1028" style="width:0;height:1.5pt" o:hralign="center" o:hrstd="t" o:hr="t" fillcolor="#a0a0a0" stroked="f"/>
         </w:pict>
       </w:r>
     </w:p>
@@ -6477,1084 +5956,228 @@
           <w:szCs w:val="24"/>
           <w:lang w:eastAsia="en-US"/>
         </w:rPr>
-        <w:t>В приложении каждый алгоритм сортировки реализован в отдельном классе, соответствующем общему интерфейсу ISorter. Такой подход позволяет использовать одинаковый механизм запуска и визуализации для различных алгоритмов.</w:t>
-      </w:r>
-    </w:p>
-    <w:p>
-      <w:pPr>
-        <w:rPr>
-          <w:sz w:val="24"/>
-          <w:szCs w:val="24"/>
-          <w:lang w:eastAsia="en-US"/>
-        </w:rPr>
-      </w:pPr>
-      <w:r>
-        <w:rPr>
-          <w:sz w:val="24"/>
-          <w:szCs w:val="24"/>
-          <w:lang w:eastAsia="en-US"/>
-        </w:rPr>
-        <w:t>В качестве примера рассмотрим реализацию сортировки вставками. На каждом шаге алгоритма текущий элемент сравнивается с предыдущим. Если элементы расположены в неправильном порядке, выполняется их обмен, после чего визуализатор отображает изменение положения элементов массива.</w:t>
-      </w:r>
-    </w:p>
-    <w:p>
-      <w:pPr>
-        <w:rPr>
-          <w:sz w:val="24"/>
-          <w:szCs w:val="24"/>
-          <w:highlight w:val="red"/>
-          <w:lang w:eastAsia="en-US"/>
-        </w:rPr>
-      </w:pPr>
-      <w:r>
+        <w:t>В приложении каждый алгоритм сортировки реализован в отдельном классе, соответствующем общему интерфейсу ISorter. Такой подход позволяет использовать единый механизм запуска и визуализации для различных алгоритмов.</w:t>
+      </w:r>
+    </w:p>
+    <w:p>
+      <w:pPr>
+        <w:rPr>
+          <w:sz w:val="24"/>
+          <w:szCs w:val="24"/>
+          <w:lang w:eastAsia="en-US"/>
+        </w:rPr>
+      </w:pPr>
+      <w:r>
+        <w:rPr>
+          <w:sz w:val="24"/>
+          <w:szCs w:val="24"/>
+          <w:lang w:eastAsia="en-US"/>
+        </w:rPr>
+        <w:t>В качестве примера рассмотрим реализацию сортировки вставками. Алгоритм последовательно сравнивает текущий элемент с предыдущим. Если элементы расположены в неправильном порядке, выполняется их обмен, после чего визуализатор отображает изменение положения элементов массива.</w:t>
+      </w:r>
+    </w:p>
+    <w:p>
+      <w:pPr>
+        <w:rPr>
+          <w:sz w:val="24"/>
+          <w:szCs w:val="24"/>
+          <w:lang w:eastAsia="en-US"/>
+        </w:rPr>
+      </w:pPr>
+      <w:r>
+        <w:rPr>
+          <w:noProof/>
+          <w14:ligatures w14:val="standardContextual"/>
+        </w:rPr>
+        <w:lastRenderedPageBreak/>
+        <w:drawing>
+          <wp:inline distT="0" distB="0" distL="0" distR="0" wp14:anchorId="22A2B839" wp14:editId="57823640">
+            <wp:extent cx="3829050" cy="3181350"/>
+            <wp:effectExtent l="0" t="0" r="0" b="0"/>
+            <wp:docPr id="6" name="Рисунок 6"/>
+            <wp:cNvGraphicFramePr>
+              <a:graphicFrameLocks xmlns:a="http://schemas.openxmlformats.org/drawingml/2006/main" noChangeAspect="1"/>
+            </wp:cNvGraphicFramePr>
+            <a:graphic xmlns:a="http://schemas.openxmlformats.org/drawingml/2006/main">
+              <a:graphicData uri="http://schemas.openxmlformats.org/drawingml/2006/picture">
+                <pic:pic xmlns:pic="http://schemas.openxmlformats.org/drawingml/2006/picture">
+                  <pic:nvPicPr>
+                    <pic:cNvPr id="1" name=""/>
+                    <pic:cNvPicPr/>
+                  </pic:nvPicPr>
+                  <pic:blipFill>
+                    <a:blip r:embed="rId12"/>
+                    <a:stretch>
+                      <a:fillRect/>
+                    </a:stretch>
+                  </pic:blipFill>
+                  <pic:spPr>
+                    <a:xfrm>
+                      <a:off x="0" y="0"/>
+                      <a:ext cx="3829050" cy="3181350"/>
+                    </a:xfrm>
+                    <a:prstGeom prst="rect">
+                      <a:avLst/>
+                    </a:prstGeom>
+                  </pic:spPr>
+                </pic:pic>
+              </a:graphicData>
+            </a:graphic>
+          </wp:inline>
+        </w:drawing>
+      </w:r>
+    </w:p>
+    <w:p>
+      <w:pPr>
         <w:rPr>
           <w:b/>
           <w:bCs/>
           <w:sz w:val="24"/>
           <w:szCs w:val="24"/>
-          <w:highlight w:val="red"/>
-          <w:lang w:eastAsia="en-US"/>
-        </w:rPr>
-        <w:t xml:space="preserve">Листинг </w:t>
-      </w:r>
+          <w:lang w:eastAsia="en-US"/>
+        </w:rPr>
+      </w:pPr>
       <w:r>
         <w:rPr>
           <w:b/>
           <w:bCs/>
           <w:sz w:val="24"/>
           <w:szCs w:val="24"/>
-          <w:highlight w:val="red"/>
-          <w:lang w:eastAsia="en-US"/>
-        </w:rPr>
-        <w:t>5</w:t>
-      </w:r>
-      <w:r>
-        <w:rPr>
-          <w:b/>
-          <w:bCs/>
-          <w:sz w:val="24"/>
-          <w:szCs w:val="24"/>
-          <w:highlight w:val="red"/>
-          <w:lang w:eastAsia="en-US"/>
-        </w:rPr>
-        <w:t xml:space="preserve"> – Реализация сортировки вставками</w:t>
-      </w:r>
-    </w:p>
-    <w:p>
-      <w:pPr>
-        <w:rPr>
-          <w:sz w:val="24"/>
-          <w:szCs w:val="24"/>
-          <w:highlight w:val="red"/>
-          <w:lang w:eastAsia="en-US"/>
-        </w:rPr>
-      </w:pPr>
+          <w:lang w:eastAsia="en-US"/>
+        </w:rPr>
+        <w:t>Листинг 5 – Реализация сортировки вставками</w:t>
+      </w:r>
+    </w:p>
+    <w:p>
+      <w:pPr>
+        <w:rPr>
+          <w:sz w:val="24"/>
+          <w:szCs w:val="24"/>
+          <w:lang w:eastAsia="en-US"/>
+        </w:rPr>
+      </w:pPr>
+    </w:p>
+    <w:p>
+      <w:pPr>
+        <w:rPr>
+          <w:sz w:val="24"/>
+          <w:szCs w:val="24"/>
+          <w:lang w:eastAsia="en-US"/>
+        </w:rPr>
+      </w:pPr>
+      <w:r>
+        <w:rPr>
+          <w:sz w:val="24"/>
+          <w:szCs w:val="24"/>
+          <w:lang w:eastAsia="en-US"/>
+        </w:rPr>
+        <w:t xml:space="preserve">В реализации используется корутина IEnumerator, что позволяет выполнять алгоритм пошагово. Перед сравнением элементов увеличивается счётчик сравнений, а после обмена — счётчик обменов. Методы </w:t>
+      </w:r>
       <w:proofErr w:type="spellStart"/>
       <w:r>
         <w:rPr>
           <w:sz w:val="24"/>
           <w:szCs w:val="24"/>
-          <w:highlight w:val="red"/>
-          <w:lang w:eastAsia="en-US"/>
-        </w:rPr>
-        <w:t>public</w:t>
+          <w:lang w:eastAsia="en-US"/>
+        </w:rPr>
+        <w:t>Highlight</w:t>
       </w:r>
       <w:proofErr w:type="spellEnd"/>
       <w:r>
         <w:rPr>
           <w:sz w:val="24"/>
           <w:szCs w:val="24"/>
-          <w:highlight w:val="red"/>
-          <w:lang w:eastAsia="en-US"/>
-        </w:rPr>
-        <w:t xml:space="preserve"> IEnumerator </w:t>
+          <w:lang w:eastAsia="en-US"/>
+        </w:rPr>
+        <w:t xml:space="preserve">() и </w:t>
       </w:r>
       <w:proofErr w:type="spellStart"/>
-      <w:proofErr w:type="gramStart"/>
-      <w:r>
-        <w:rPr>
-          <w:sz w:val="24"/>
-          <w:szCs w:val="24"/>
-          <w:highlight w:val="red"/>
-          <w:lang w:eastAsia="en-US"/>
-        </w:rPr>
-        <w:t>Sort</w:t>
+      <w:r>
+        <w:rPr>
+          <w:sz w:val="24"/>
+          <w:szCs w:val="24"/>
+          <w:lang w:eastAsia="en-US"/>
+        </w:rPr>
+        <w:t>SwapBars</w:t>
       </w:r>
       <w:proofErr w:type="spellEnd"/>
       <w:r>
         <w:rPr>
           <w:sz w:val="24"/>
           <w:szCs w:val="24"/>
-          <w:highlight w:val="red"/>
-          <w:lang w:eastAsia="en-US"/>
-        </w:rPr>
-        <w:t>(</w:t>
-      </w:r>
-      <w:proofErr w:type="gramEnd"/>
-    </w:p>
-    <w:p>
-      <w:pPr>
-        <w:rPr>
-          <w:sz w:val="24"/>
-          <w:szCs w:val="24"/>
-          <w:highlight w:val="red"/>
-          <w:lang w:val="en-US" w:eastAsia="en-US"/>
-        </w:rPr>
-      </w:pPr>
-      <w:r>
-        <w:rPr>
-          <w:sz w:val="24"/>
-          <w:szCs w:val="24"/>
-          <w:highlight w:val="red"/>
-          <w:lang w:eastAsia="en-US"/>
-        </w:rPr>
-        <w:t xml:space="preserve">    </w:t>
-      </w:r>
-      <w:proofErr w:type="gramStart"/>
-      <w:r>
-        <w:rPr>
-          <w:sz w:val="24"/>
-          <w:szCs w:val="24"/>
-          <w:highlight w:val="red"/>
-          <w:lang w:val="en-US" w:eastAsia="en-US"/>
-        </w:rPr>
-        <w:t>int[</w:t>
-      </w:r>
-      <w:proofErr w:type="gramEnd"/>
-      <w:r>
-        <w:rPr>
-          <w:sz w:val="24"/>
-          <w:szCs w:val="24"/>
-          <w:highlight w:val="red"/>
-          <w:lang w:val="en-US" w:eastAsia="en-US"/>
-        </w:rPr>
-        <w:t>] array,</w:t>
-      </w:r>
-    </w:p>
-    <w:p>
-      <w:pPr>
-        <w:rPr>
-          <w:sz w:val="24"/>
-          <w:szCs w:val="24"/>
-          <w:highlight w:val="red"/>
-          <w:lang w:val="en-US" w:eastAsia="en-US"/>
-        </w:rPr>
-      </w:pPr>
-      <w:r>
-        <w:rPr>
-          <w:sz w:val="24"/>
-          <w:szCs w:val="24"/>
-          <w:highlight w:val="red"/>
-          <w:lang w:val="en-US" w:eastAsia="en-US"/>
-        </w:rPr>
-        <w:t xml:space="preserve">    IVisualizerAPI visualizer,</w:t>
-      </w:r>
-    </w:p>
-    <w:p>
-      <w:pPr>
-        <w:rPr>
-          <w:sz w:val="24"/>
-          <w:szCs w:val="24"/>
-          <w:highlight w:val="red"/>
-          <w:lang w:val="en-US" w:eastAsia="en-US"/>
-        </w:rPr>
-      </w:pPr>
-      <w:r>
-        <w:rPr>
-          <w:sz w:val="24"/>
-          <w:szCs w:val="24"/>
-          <w:highlight w:val="red"/>
-          <w:lang w:val="en-US" w:eastAsia="en-US"/>
-        </w:rPr>
-        <w:t xml:space="preserve">    </w:t>
+          <w:lang w:eastAsia="en-US"/>
+        </w:rPr>
+        <w:t>() обеспечивают визуальное отображение выполняемых операций.</w:t>
+      </w:r>
+    </w:p>
+    <w:p>
+      <w:pPr>
+        <w:rPr>
+          <w:sz w:val="24"/>
+          <w:szCs w:val="24"/>
+          <w:lang w:eastAsia="en-US"/>
+        </w:rPr>
+      </w:pPr>
+      <w:r>
+        <w:rPr>
+          <w:sz w:val="24"/>
+          <w:szCs w:val="24"/>
+          <w:lang w:eastAsia="en-US"/>
+        </w:rPr>
+        <w:t xml:space="preserve">Дополнительно </w:t>
       </w:r>
       <w:proofErr w:type="spellStart"/>
       <w:r>
         <w:rPr>
           <w:sz w:val="24"/>
           <w:szCs w:val="24"/>
-          <w:highlight w:val="red"/>
-          <w:lang w:val="en-US" w:eastAsia="en-US"/>
-        </w:rPr>
-        <w:t>IOperationCounter</w:t>
+          <w:lang w:eastAsia="en-US"/>
+        </w:rPr>
+        <w:t>SortingHelper.WaitForNextStep</w:t>
       </w:r>
       <w:proofErr w:type="spellEnd"/>
       <w:r>
         <w:rPr>
           <w:sz w:val="24"/>
           <w:szCs w:val="24"/>
-          <w:highlight w:val="red"/>
-          <w:lang w:val="en-US" w:eastAsia="en-US"/>
-        </w:rPr>
-        <w:t xml:space="preserve"> counter)</w:t>
-      </w:r>
-    </w:p>
-    <w:p>
-      <w:pPr>
-        <w:rPr>
-          <w:sz w:val="24"/>
-          <w:szCs w:val="24"/>
-          <w:highlight w:val="red"/>
-          <w:lang w:val="en-US" w:eastAsia="en-US"/>
-        </w:rPr>
-      </w:pPr>
-      <w:r>
-        <w:rPr>
-          <w:sz w:val="24"/>
-          <w:szCs w:val="24"/>
-          <w:highlight w:val="red"/>
-          <w:lang w:val="en-US" w:eastAsia="en-US"/>
-        </w:rPr>
-        <w:t>{</w:t>
-      </w:r>
-    </w:p>
-    <w:p>
-      <w:pPr>
-        <w:rPr>
-          <w:sz w:val="24"/>
-          <w:szCs w:val="24"/>
-          <w:highlight w:val="red"/>
-          <w:lang w:val="en-US" w:eastAsia="en-US"/>
-        </w:rPr>
-      </w:pPr>
-      <w:r>
-        <w:rPr>
-          <w:sz w:val="24"/>
-          <w:szCs w:val="24"/>
-          <w:highlight w:val="red"/>
-          <w:lang w:val="en-US" w:eastAsia="en-US"/>
-        </w:rPr>
-        <w:t xml:space="preserve">    int n = </w:t>
+          <w:lang w:eastAsia="en-US"/>
+        </w:rPr>
+        <w:t xml:space="preserve">() используется для управления пошаговым выполнением, а </w:t>
       </w:r>
       <w:proofErr w:type="spellStart"/>
-      <w:proofErr w:type="gramStart"/>
-      <w:r>
-        <w:rPr>
-          <w:sz w:val="24"/>
-          <w:szCs w:val="24"/>
-          <w:highlight w:val="red"/>
-          <w:lang w:val="en-US" w:eastAsia="en-US"/>
-        </w:rPr>
-        <w:t>array.Length</w:t>
+      <w:r>
+        <w:rPr>
+          <w:sz w:val="24"/>
+          <w:szCs w:val="24"/>
+          <w:lang w:eastAsia="en-US"/>
+        </w:rPr>
+        <w:t>HighlightPseudoCodeLine</w:t>
       </w:r>
       <w:proofErr w:type="spellEnd"/>
-      <w:proofErr w:type="gramEnd"/>
-      <w:r>
-        <w:rPr>
-          <w:sz w:val="24"/>
-          <w:szCs w:val="24"/>
-          <w:highlight w:val="red"/>
-          <w:lang w:val="en-US" w:eastAsia="en-US"/>
-        </w:rPr>
-        <w:t>;</w:t>
-      </w:r>
-    </w:p>
-    <w:p>
-      <w:pPr>
-        <w:rPr>
-          <w:sz w:val="24"/>
-          <w:szCs w:val="24"/>
-          <w:highlight w:val="red"/>
-          <w:lang w:val="en-US" w:eastAsia="en-US"/>
-        </w:rPr>
-      </w:pPr>
-    </w:p>
-    <w:p>
-      <w:pPr>
-        <w:rPr>
-          <w:sz w:val="24"/>
-          <w:szCs w:val="24"/>
-          <w:highlight w:val="red"/>
-          <w:lang w:val="en-US" w:eastAsia="en-US"/>
-        </w:rPr>
-      </w:pPr>
-      <w:r>
-        <w:rPr>
-          <w:sz w:val="24"/>
-          <w:szCs w:val="24"/>
-          <w:highlight w:val="red"/>
-          <w:lang w:val="en-US" w:eastAsia="en-US"/>
-        </w:rPr>
-        <w:t xml:space="preserve">    for (int </w:t>
-      </w:r>
-      <w:proofErr w:type="spellStart"/>
-      <w:r>
-        <w:rPr>
-          <w:sz w:val="24"/>
-          <w:szCs w:val="24"/>
-          <w:highlight w:val="red"/>
-          <w:lang w:val="en-US" w:eastAsia="en-US"/>
-        </w:rPr>
-        <w:t>i</w:t>
-      </w:r>
-      <w:proofErr w:type="spellEnd"/>
-      <w:r>
-        <w:rPr>
-          <w:sz w:val="24"/>
-          <w:szCs w:val="24"/>
-          <w:highlight w:val="red"/>
-          <w:lang w:val="en-US" w:eastAsia="en-US"/>
-        </w:rPr>
-        <w:t xml:space="preserve"> = 1; </w:t>
-      </w:r>
-      <w:proofErr w:type="spellStart"/>
-      <w:r>
-        <w:rPr>
-          <w:sz w:val="24"/>
-          <w:szCs w:val="24"/>
-          <w:highlight w:val="red"/>
-          <w:lang w:val="en-US" w:eastAsia="en-US"/>
-        </w:rPr>
-        <w:t>i</w:t>
-      </w:r>
-      <w:proofErr w:type="spellEnd"/>
-      <w:r>
-        <w:rPr>
-          <w:sz w:val="24"/>
-          <w:szCs w:val="24"/>
-          <w:highlight w:val="red"/>
-          <w:lang w:val="en-US" w:eastAsia="en-US"/>
-        </w:rPr>
-        <w:t xml:space="preserve"> &lt; n; </w:t>
-      </w:r>
-      <w:proofErr w:type="spellStart"/>
-      <w:r>
-        <w:rPr>
-          <w:sz w:val="24"/>
-          <w:szCs w:val="24"/>
-          <w:highlight w:val="red"/>
-          <w:lang w:val="en-US" w:eastAsia="en-US"/>
-        </w:rPr>
-        <w:t>i</w:t>
-      </w:r>
-      <w:proofErr w:type="spellEnd"/>
-      <w:r>
-        <w:rPr>
-          <w:sz w:val="24"/>
-          <w:szCs w:val="24"/>
-          <w:highlight w:val="red"/>
-          <w:lang w:val="en-US" w:eastAsia="en-US"/>
-        </w:rPr>
-        <w:t>++)</w:t>
-      </w:r>
-    </w:p>
-    <w:p>
-      <w:pPr>
-        <w:rPr>
-          <w:sz w:val="24"/>
-          <w:szCs w:val="24"/>
-          <w:highlight w:val="red"/>
-          <w:lang w:val="en-US" w:eastAsia="en-US"/>
-        </w:rPr>
-      </w:pPr>
-      <w:r>
-        <w:rPr>
-          <w:sz w:val="24"/>
-          <w:szCs w:val="24"/>
-          <w:highlight w:val="red"/>
-          <w:lang w:val="en-US" w:eastAsia="en-US"/>
-        </w:rPr>
-        <w:t xml:space="preserve">    {</w:t>
-      </w:r>
-    </w:p>
-    <w:p>
-      <w:pPr>
-        <w:rPr>
-          <w:sz w:val="24"/>
-          <w:szCs w:val="24"/>
-          <w:highlight w:val="red"/>
-          <w:lang w:val="en-US" w:eastAsia="en-US"/>
-        </w:rPr>
-      </w:pPr>
-      <w:r>
-        <w:rPr>
-          <w:sz w:val="24"/>
-          <w:szCs w:val="24"/>
-          <w:highlight w:val="red"/>
-          <w:lang w:val="en-US" w:eastAsia="en-US"/>
-        </w:rPr>
-        <w:t xml:space="preserve">        int j = </w:t>
-      </w:r>
-      <w:proofErr w:type="spellStart"/>
-      <w:r>
-        <w:rPr>
-          <w:sz w:val="24"/>
-          <w:szCs w:val="24"/>
-          <w:highlight w:val="red"/>
-          <w:lang w:val="en-US" w:eastAsia="en-US"/>
-        </w:rPr>
-        <w:t>i</w:t>
-      </w:r>
-      <w:proofErr w:type="spellEnd"/>
-      <w:r>
-        <w:rPr>
-          <w:sz w:val="24"/>
-          <w:szCs w:val="24"/>
-          <w:highlight w:val="red"/>
-          <w:lang w:val="en-US" w:eastAsia="en-US"/>
-        </w:rPr>
-        <w:t>;</w:t>
-      </w:r>
-    </w:p>
-    <w:p>
-      <w:pPr>
-        <w:rPr>
-          <w:sz w:val="24"/>
-          <w:szCs w:val="24"/>
-          <w:highlight w:val="red"/>
-          <w:lang w:val="en-US" w:eastAsia="en-US"/>
-        </w:rPr>
-      </w:pPr>
-    </w:p>
-    <w:p>
-      <w:pPr>
-        <w:rPr>
-          <w:sz w:val="24"/>
-          <w:szCs w:val="24"/>
-          <w:highlight w:val="red"/>
-          <w:lang w:val="en-US" w:eastAsia="en-US"/>
-        </w:rPr>
-      </w:pPr>
-      <w:r>
-        <w:rPr>
-          <w:sz w:val="24"/>
-          <w:szCs w:val="24"/>
-          <w:highlight w:val="red"/>
-          <w:lang w:val="en-US" w:eastAsia="en-US"/>
-        </w:rPr>
-        <w:t xml:space="preserve">        while (j &gt; 0)</w:t>
-      </w:r>
-    </w:p>
-    <w:p>
-      <w:pPr>
-        <w:rPr>
-          <w:sz w:val="24"/>
-          <w:szCs w:val="24"/>
-          <w:highlight w:val="red"/>
-          <w:lang w:eastAsia="en-US"/>
-        </w:rPr>
-      </w:pPr>
-      <w:r>
-        <w:rPr>
-          <w:sz w:val="24"/>
-          <w:szCs w:val="24"/>
-          <w:highlight w:val="red"/>
-          <w:lang w:val="en-US" w:eastAsia="en-US"/>
-        </w:rPr>
-        <w:t xml:space="preserve">        </w:t>
-      </w:r>
-      <w:r>
-        <w:rPr>
-          <w:sz w:val="24"/>
-          <w:szCs w:val="24"/>
-          <w:highlight w:val="red"/>
-          <w:lang w:eastAsia="en-US"/>
-        </w:rPr>
-        <w:t>{</w:t>
-      </w:r>
-    </w:p>
-    <w:p>
-      <w:pPr>
-        <w:rPr>
-          <w:sz w:val="24"/>
-          <w:szCs w:val="24"/>
-          <w:highlight w:val="red"/>
-          <w:lang w:val="en-US" w:eastAsia="en-US"/>
-        </w:rPr>
-      </w:pPr>
-      <w:r>
-        <w:rPr>
-          <w:sz w:val="24"/>
-          <w:szCs w:val="24"/>
-          <w:highlight w:val="red"/>
-          <w:lang w:eastAsia="en-US"/>
-        </w:rPr>
-        <w:t xml:space="preserve">            </w:t>
-      </w:r>
-      <w:proofErr w:type="spellStart"/>
-      <w:proofErr w:type="gramStart"/>
-      <w:r>
-        <w:rPr>
-          <w:sz w:val="24"/>
-          <w:szCs w:val="24"/>
-          <w:highlight w:val="red"/>
-          <w:lang w:val="en-US" w:eastAsia="en-US"/>
-        </w:rPr>
-        <w:t>counter.IncrementComparisons</w:t>
-      </w:r>
-      <w:proofErr w:type="spellEnd"/>
-      <w:proofErr w:type="gramEnd"/>
-      <w:r>
-        <w:rPr>
-          <w:sz w:val="24"/>
-          <w:szCs w:val="24"/>
-          <w:highlight w:val="red"/>
-          <w:lang w:val="en-US" w:eastAsia="en-US"/>
-        </w:rPr>
-        <w:t>();</w:t>
-      </w:r>
-    </w:p>
-    <w:p>
-      <w:pPr>
-        <w:rPr>
-          <w:sz w:val="24"/>
-          <w:szCs w:val="24"/>
-          <w:highlight w:val="red"/>
-          <w:lang w:val="en-US" w:eastAsia="en-US"/>
-        </w:rPr>
-      </w:pPr>
-    </w:p>
-    <w:p>
-      <w:pPr>
-        <w:rPr>
-          <w:sz w:val="24"/>
-          <w:szCs w:val="24"/>
-          <w:highlight w:val="red"/>
-          <w:lang w:val="en-US" w:eastAsia="en-US"/>
-        </w:rPr>
-      </w:pPr>
-      <w:r>
-        <w:rPr>
-          <w:sz w:val="24"/>
-          <w:szCs w:val="24"/>
-          <w:highlight w:val="red"/>
-          <w:lang w:val="en-US" w:eastAsia="en-US"/>
-        </w:rPr>
-        <w:t xml:space="preserve">            </w:t>
-      </w:r>
-      <w:proofErr w:type="spellStart"/>
-      <w:proofErr w:type="gramStart"/>
-      <w:r>
-        <w:rPr>
-          <w:sz w:val="24"/>
-          <w:szCs w:val="24"/>
-          <w:highlight w:val="red"/>
-          <w:lang w:val="en-US" w:eastAsia="en-US"/>
-        </w:rPr>
-        <w:t>visualizer.Highlight</w:t>
-      </w:r>
-      <w:proofErr w:type="spellEnd"/>
-      <w:proofErr w:type="gramEnd"/>
-      <w:r>
-        <w:rPr>
-          <w:sz w:val="24"/>
-          <w:szCs w:val="24"/>
-          <w:highlight w:val="red"/>
-          <w:lang w:val="en-US" w:eastAsia="en-US"/>
-        </w:rPr>
-        <w:t>(j - 1, j);</w:t>
-      </w:r>
-    </w:p>
-    <w:p>
-      <w:pPr>
-        <w:rPr>
-          <w:sz w:val="24"/>
-          <w:szCs w:val="24"/>
-          <w:highlight w:val="red"/>
-          <w:lang w:val="en-US" w:eastAsia="en-US"/>
-        </w:rPr>
-      </w:pPr>
-    </w:p>
-    <w:p>
-      <w:pPr>
-        <w:rPr>
-          <w:sz w:val="24"/>
-          <w:szCs w:val="24"/>
-          <w:highlight w:val="red"/>
-          <w:lang w:val="en-US" w:eastAsia="en-US"/>
-        </w:rPr>
-      </w:pPr>
-      <w:r>
-        <w:rPr>
-          <w:sz w:val="24"/>
-          <w:szCs w:val="24"/>
-          <w:highlight w:val="red"/>
-          <w:lang w:val="en-US" w:eastAsia="en-US"/>
-        </w:rPr>
-        <w:t xml:space="preserve">            if (</w:t>
-      </w:r>
-      <w:proofErr w:type="gramStart"/>
-      <w:r>
-        <w:rPr>
-          <w:sz w:val="24"/>
-          <w:szCs w:val="24"/>
-          <w:highlight w:val="red"/>
-          <w:lang w:val="en-US" w:eastAsia="en-US"/>
-        </w:rPr>
-        <w:t>array[</w:t>
-      </w:r>
-      <w:proofErr w:type="gramEnd"/>
-      <w:r>
-        <w:rPr>
-          <w:sz w:val="24"/>
-          <w:szCs w:val="24"/>
-          <w:highlight w:val="red"/>
-          <w:lang w:val="en-US" w:eastAsia="en-US"/>
-        </w:rPr>
-        <w:t>j - 1] &lt;= array[j])</w:t>
-      </w:r>
-    </w:p>
-    <w:p>
-      <w:pPr>
-        <w:rPr>
-          <w:sz w:val="24"/>
-          <w:szCs w:val="24"/>
-          <w:highlight w:val="red"/>
-          <w:lang w:val="en-US" w:eastAsia="en-US"/>
-        </w:rPr>
-      </w:pPr>
-      <w:r>
-        <w:rPr>
-          <w:sz w:val="24"/>
-          <w:szCs w:val="24"/>
-          <w:highlight w:val="red"/>
-          <w:lang w:val="en-US" w:eastAsia="en-US"/>
-        </w:rPr>
-        <w:t xml:space="preserve">                break;</w:t>
-      </w:r>
-    </w:p>
-    <w:p>
-      <w:pPr>
-        <w:rPr>
-          <w:sz w:val="24"/>
-          <w:szCs w:val="24"/>
-          <w:highlight w:val="red"/>
-          <w:lang w:val="en-US" w:eastAsia="en-US"/>
-        </w:rPr>
-      </w:pPr>
-    </w:p>
-    <w:p>
-      <w:pPr>
-        <w:rPr>
-          <w:sz w:val="24"/>
-          <w:szCs w:val="24"/>
-          <w:highlight w:val="red"/>
-          <w:lang w:val="en-US" w:eastAsia="en-US"/>
-        </w:rPr>
-      </w:pPr>
-      <w:r>
-        <w:rPr>
-          <w:sz w:val="24"/>
-          <w:szCs w:val="24"/>
-          <w:highlight w:val="red"/>
-          <w:lang w:val="en-US" w:eastAsia="en-US"/>
-        </w:rPr>
-        <w:t xml:space="preserve">            int temp = array[j];</w:t>
-      </w:r>
-    </w:p>
-    <w:p>
-      <w:pPr>
-        <w:rPr>
-          <w:sz w:val="24"/>
-          <w:szCs w:val="24"/>
-          <w:highlight w:val="red"/>
-          <w:lang w:val="en-US" w:eastAsia="en-US"/>
-        </w:rPr>
-      </w:pPr>
-      <w:r>
-        <w:rPr>
-          <w:sz w:val="24"/>
-          <w:szCs w:val="24"/>
-          <w:highlight w:val="red"/>
-          <w:lang w:val="en-US" w:eastAsia="en-US"/>
-        </w:rPr>
-        <w:t xml:space="preserve">            array[j] = </w:t>
-      </w:r>
-      <w:proofErr w:type="gramStart"/>
-      <w:r>
-        <w:rPr>
-          <w:sz w:val="24"/>
-          <w:szCs w:val="24"/>
-          <w:highlight w:val="red"/>
-          <w:lang w:val="en-US" w:eastAsia="en-US"/>
-        </w:rPr>
-        <w:t>array[</w:t>
-      </w:r>
-      <w:proofErr w:type="gramEnd"/>
-      <w:r>
-        <w:rPr>
-          <w:sz w:val="24"/>
-          <w:szCs w:val="24"/>
-          <w:highlight w:val="red"/>
-          <w:lang w:val="en-US" w:eastAsia="en-US"/>
-        </w:rPr>
-        <w:t>j - 1];</w:t>
-      </w:r>
-    </w:p>
-    <w:p>
-      <w:pPr>
-        <w:rPr>
-          <w:sz w:val="24"/>
-          <w:szCs w:val="24"/>
-          <w:highlight w:val="red"/>
-          <w:lang w:val="en-US" w:eastAsia="en-US"/>
-        </w:rPr>
-      </w:pPr>
-      <w:r>
-        <w:rPr>
-          <w:sz w:val="24"/>
-          <w:szCs w:val="24"/>
-          <w:highlight w:val="red"/>
-          <w:lang w:val="en-US" w:eastAsia="en-US"/>
-        </w:rPr>
-        <w:t xml:space="preserve">            </w:t>
-      </w:r>
-      <w:proofErr w:type="gramStart"/>
-      <w:r>
-        <w:rPr>
-          <w:sz w:val="24"/>
-          <w:szCs w:val="24"/>
-          <w:highlight w:val="red"/>
-          <w:lang w:val="en-US" w:eastAsia="en-US"/>
-        </w:rPr>
-        <w:t>array[</w:t>
-      </w:r>
-      <w:proofErr w:type="gramEnd"/>
-      <w:r>
-        <w:rPr>
-          <w:sz w:val="24"/>
-          <w:szCs w:val="24"/>
-          <w:highlight w:val="red"/>
-          <w:lang w:val="en-US" w:eastAsia="en-US"/>
-        </w:rPr>
-        <w:t>j - 1] = temp;</w:t>
-      </w:r>
-    </w:p>
-    <w:p>
-      <w:pPr>
-        <w:rPr>
-          <w:sz w:val="24"/>
-          <w:szCs w:val="24"/>
-          <w:highlight w:val="red"/>
-          <w:lang w:val="en-US" w:eastAsia="en-US"/>
-        </w:rPr>
-      </w:pPr>
-    </w:p>
-    <w:p>
-      <w:pPr>
-        <w:rPr>
-          <w:sz w:val="24"/>
-          <w:szCs w:val="24"/>
-          <w:highlight w:val="red"/>
-          <w:lang w:val="en-US" w:eastAsia="en-US"/>
-        </w:rPr>
-      </w:pPr>
-      <w:r>
-        <w:rPr>
-          <w:sz w:val="24"/>
-          <w:szCs w:val="24"/>
-          <w:highlight w:val="red"/>
-          <w:lang w:val="en-US" w:eastAsia="en-US"/>
-        </w:rPr>
-        <w:t xml:space="preserve">            </w:t>
-      </w:r>
-      <w:proofErr w:type="spellStart"/>
-      <w:proofErr w:type="gramStart"/>
-      <w:r>
-        <w:rPr>
-          <w:sz w:val="24"/>
-          <w:szCs w:val="24"/>
-          <w:highlight w:val="red"/>
-          <w:lang w:val="en-US" w:eastAsia="en-US"/>
-        </w:rPr>
-        <w:t>counter.IncrementSwaps</w:t>
-      </w:r>
-      <w:proofErr w:type="spellEnd"/>
-      <w:proofErr w:type="gramEnd"/>
-      <w:r>
-        <w:rPr>
-          <w:sz w:val="24"/>
-          <w:szCs w:val="24"/>
-          <w:highlight w:val="red"/>
-          <w:lang w:val="en-US" w:eastAsia="en-US"/>
-        </w:rPr>
-        <w:t>();</w:t>
-      </w:r>
-    </w:p>
-    <w:p>
-      <w:pPr>
-        <w:rPr>
-          <w:sz w:val="24"/>
-          <w:szCs w:val="24"/>
-          <w:highlight w:val="red"/>
-          <w:lang w:val="en-US" w:eastAsia="en-US"/>
-        </w:rPr>
-      </w:pPr>
-    </w:p>
-    <w:p>
-      <w:pPr>
-        <w:rPr>
-          <w:sz w:val="24"/>
-          <w:szCs w:val="24"/>
-          <w:highlight w:val="red"/>
-          <w:lang w:val="en-US" w:eastAsia="en-US"/>
-        </w:rPr>
-      </w:pPr>
-      <w:r>
-        <w:rPr>
-          <w:sz w:val="24"/>
-          <w:szCs w:val="24"/>
-          <w:highlight w:val="red"/>
-          <w:lang w:val="en-US" w:eastAsia="en-US"/>
-        </w:rPr>
-        <w:t xml:space="preserve">            yield return </w:t>
-      </w:r>
-      <w:proofErr w:type="spellStart"/>
-      <w:proofErr w:type="gramStart"/>
-      <w:r>
-        <w:rPr>
-          <w:sz w:val="24"/>
-          <w:szCs w:val="24"/>
-          <w:highlight w:val="red"/>
-          <w:lang w:val="en-US" w:eastAsia="en-US"/>
-        </w:rPr>
-        <w:t>visualizer.SwapBars</w:t>
-      </w:r>
-      <w:proofErr w:type="spellEnd"/>
-      <w:proofErr w:type="gramEnd"/>
-      <w:r>
-        <w:rPr>
-          <w:sz w:val="24"/>
-          <w:szCs w:val="24"/>
-          <w:highlight w:val="red"/>
-          <w:lang w:val="en-US" w:eastAsia="en-US"/>
-        </w:rPr>
-        <w:t>(j - 1, j);</w:t>
-      </w:r>
-    </w:p>
-    <w:p>
-      <w:pPr>
-        <w:rPr>
-          <w:sz w:val="24"/>
-          <w:szCs w:val="24"/>
-          <w:highlight w:val="red"/>
-          <w:lang w:val="en-US" w:eastAsia="en-US"/>
-        </w:rPr>
-      </w:pPr>
-    </w:p>
-    <w:p>
-      <w:pPr>
-        <w:rPr>
-          <w:sz w:val="24"/>
-          <w:szCs w:val="24"/>
-          <w:highlight w:val="red"/>
-          <w:lang w:val="en-US" w:eastAsia="en-US"/>
-        </w:rPr>
-      </w:pPr>
-      <w:r>
-        <w:rPr>
-          <w:sz w:val="24"/>
-          <w:szCs w:val="24"/>
-          <w:highlight w:val="red"/>
-          <w:lang w:val="en-US" w:eastAsia="en-US"/>
-        </w:rPr>
-        <w:t xml:space="preserve">            yield return new </w:t>
-      </w:r>
-      <w:proofErr w:type="spellStart"/>
-      <w:proofErr w:type="gramStart"/>
-      <w:r>
-        <w:rPr>
-          <w:sz w:val="24"/>
-          <w:szCs w:val="24"/>
-          <w:highlight w:val="red"/>
-          <w:lang w:val="en-US" w:eastAsia="en-US"/>
-        </w:rPr>
-        <w:t>WaitForSeconds</w:t>
-      </w:r>
-      <w:proofErr w:type="spellEnd"/>
-      <w:r>
-        <w:rPr>
-          <w:sz w:val="24"/>
-          <w:szCs w:val="24"/>
-          <w:highlight w:val="red"/>
-          <w:lang w:val="en-US" w:eastAsia="en-US"/>
-        </w:rPr>
-        <w:t>(</w:t>
-      </w:r>
-      <w:proofErr w:type="gramEnd"/>
-      <w:r>
-        <w:rPr>
-          <w:sz w:val="24"/>
-          <w:szCs w:val="24"/>
-          <w:highlight w:val="red"/>
-          <w:lang w:val="en-US" w:eastAsia="en-US"/>
-        </w:rPr>
-        <w:t>0.1f);</w:t>
-      </w:r>
-    </w:p>
-    <w:p>
-      <w:pPr>
-        <w:rPr>
-          <w:sz w:val="24"/>
-          <w:szCs w:val="24"/>
-          <w:highlight w:val="red"/>
-          <w:lang w:val="en-US" w:eastAsia="en-US"/>
-        </w:rPr>
-      </w:pPr>
-    </w:p>
-    <w:p>
-      <w:pPr>
-        <w:rPr>
-          <w:sz w:val="24"/>
-          <w:szCs w:val="24"/>
-          <w:highlight w:val="red"/>
-          <w:lang w:eastAsia="en-US"/>
-        </w:rPr>
-      </w:pPr>
-      <w:r>
-        <w:rPr>
-          <w:sz w:val="24"/>
-          <w:szCs w:val="24"/>
-          <w:highlight w:val="red"/>
-          <w:lang w:val="en-US" w:eastAsia="en-US"/>
-        </w:rPr>
-        <w:lastRenderedPageBreak/>
-        <w:t xml:space="preserve">            </w:t>
-      </w:r>
-      <w:r>
-        <w:rPr>
-          <w:sz w:val="24"/>
-          <w:szCs w:val="24"/>
-          <w:highlight w:val="red"/>
-          <w:lang w:eastAsia="en-US"/>
-        </w:rPr>
-        <w:t>j--;</w:t>
-      </w:r>
-    </w:p>
-    <w:p>
-      <w:pPr>
-        <w:rPr>
-          <w:sz w:val="24"/>
-          <w:szCs w:val="24"/>
-          <w:highlight w:val="red"/>
-          <w:lang w:eastAsia="en-US"/>
-        </w:rPr>
-      </w:pPr>
-      <w:r>
-        <w:rPr>
-          <w:sz w:val="24"/>
-          <w:szCs w:val="24"/>
-          <w:highlight w:val="red"/>
-          <w:lang w:eastAsia="en-US"/>
-        </w:rPr>
-        <w:t xml:space="preserve">        }</w:t>
-      </w:r>
-    </w:p>
-    <w:p>
-      <w:pPr>
-        <w:rPr>
-          <w:sz w:val="24"/>
-          <w:szCs w:val="24"/>
-          <w:highlight w:val="red"/>
-          <w:lang w:eastAsia="en-US"/>
-        </w:rPr>
-      </w:pPr>
-      <w:r>
-        <w:rPr>
-          <w:sz w:val="24"/>
-          <w:szCs w:val="24"/>
-          <w:highlight w:val="red"/>
-          <w:lang w:eastAsia="en-US"/>
-        </w:rPr>
-        <w:t xml:space="preserve">    }</w:t>
-      </w:r>
-    </w:p>
-    <w:p>
-      <w:pPr>
-        <w:rPr>
-          <w:sz w:val="24"/>
-          <w:szCs w:val="24"/>
-          <w:lang w:eastAsia="en-US"/>
-        </w:rPr>
-      </w:pPr>
-      <w:r>
-        <w:rPr>
-          <w:sz w:val="24"/>
-          <w:szCs w:val="24"/>
-          <w:highlight w:val="red"/>
-          <w:lang w:eastAsia="en-US"/>
-        </w:rPr>
-        <w:t>}</w:t>
-      </w:r>
-    </w:p>
-    <w:p>
-      <w:pPr>
-        <w:rPr>
-          <w:sz w:val="24"/>
-          <w:szCs w:val="24"/>
-          <w:lang w:eastAsia="en-US"/>
-        </w:rPr>
-      </w:pPr>
-      <w:r>
-        <w:rPr>
-          <w:sz w:val="24"/>
-          <w:szCs w:val="24"/>
-          <w:lang w:eastAsia="en-US"/>
-        </w:rPr>
-        <w:t xml:space="preserve">В приведённой реализации сортировка выполняется пошагово с использованием корутины IEnumerator. Перед сравнением элементов увеличивается счётчик сравнений, после выполнения обмена — счётчик перестановок. Вызов </w:t>
-      </w:r>
-      <w:proofErr w:type="spellStart"/>
-      <w:proofErr w:type="gramStart"/>
-      <w:r>
-        <w:rPr>
-          <w:sz w:val="24"/>
-          <w:szCs w:val="24"/>
-          <w:lang w:eastAsia="en-US"/>
-        </w:rPr>
-        <w:t>SwapBars</w:t>
-      </w:r>
-      <w:proofErr w:type="spellEnd"/>
-      <w:r>
-        <w:rPr>
-          <w:sz w:val="24"/>
-          <w:szCs w:val="24"/>
-          <w:lang w:eastAsia="en-US"/>
-        </w:rPr>
-        <w:t>(</w:t>
-      </w:r>
-      <w:proofErr w:type="gramEnd"/>
-      <w:r>
-        <w:rPr>
-          <w:sz w:val="24"/>
-          <w:szCs w:val="24"/>
-          <w:lang w:eastAsia="en-US"/>
-        </w:rPr>
-        <w:t xml:space="preserve">) обеспечивает визуальное перемещение соответствующих столбцов, а </w:t>
-      </w:r>
-      <w:proofErr w:type="spellStart"/>
-      <w:r>
-        <w:rPr>
-          <w:sz w:val="24"/>
-          <w:szCs w:val="24"/>
-          <w:lang w:eastAsia="en-US"/>
-        </w:rPr>
-        <w:t>WaitForSeconds</w:t>
-      </w:r>
-      <w:proofErr w:type="spellEnd"/>
-      <w:r>
-        <w:rPr>
-          <w:sz w:val="24"/>
-          <w:szCs w:val="24"/>
-          <w:lang w:eastAsia="en-US"/>
-        </w:rPr>
-        <w:t>() задаёт задержку между отдельными действиями алгоритма.</w:t>
-      </w:r>
-    </w:p>
-    <w:p>
-      <w:pPr>
-        <w:rPr>
-          <w:sz w:val="24"/>
-          <w:szCs w:val="24"/>
-          <w:lang w:eastAsia="en-US"/>
-        </w:rPr>
-      </w:pPr>
-      <w:r>
-        <w:rPr>
-          <w:sz w:val="24"/>
-          <w:szCs w:val="24"/>
-          <w:lang w:eastAsia="en-US"/>
-        </w:rPr>
-        <w:t>Аналогичным образом в приложении реализованы другие алгоритмы сортировки. Каждый из них содержит собственную логику обработки массива, но взаимодействует с визуализатором и счётчиком операций через общие интерфейсы. Это позволяет добавлять новые алгоритмы без изменения основного механизма управления сортировкой.</w:t>
+      <w:r>
+        <w:rPr>
+          <w:sz w:val="24"/>
+          <w:szCs w:val="24"/>
+          <w:lang w:eastAsia="en-US"/>
+        </w:rPr>
+        <w:t>() выделяет соответствующую строку псевдокода.</w:t>
+      </w:r>
+    </w:p>
+    <w:p>
+      <w:pPr>
+        <w:rPr>
+          <w:sz w:val="24"/>
+          <w:szCs w:val="24"/>
+          <w:lang w:eastAsia="en-US"/>
+        </w:rPr>
+      </w:pPr>
+      <w:r>
+        <w:rPr>
+          <w:sz w:val="24"/>
+          <w:szCs w:val="24"/>
+          <w:lang w:eastAsia="en-US"/>
+        </w:rPr>
+        <w:t>Таким образом, каждый алгоритм содержит собственную логику сортировки, но взаимодействует с визуализатором и счётчиком операций через общие интерфейсы. Это позволяет добавлять новые алгоритмы без изменения основного механизма управления сортировкой.</w:t>
       </w:r>
     </w:p>
     <w:p>
@@ -7568,7 +6191,7 @@
           <w:lang w:eastAsia="en-US"/>
         </w:rPr>
         <w:pict w14:anchorId="016F7202">
-          <v:rect id="_x0000_i1054" style="width:0;height:1.5pt" o:hralign="center" o:hrstd="t" o:hr="t" fillcolor="#a0a0a0" stroked="f"/>
+          <v:rect id="_x0000_i1029" style="width:0;height:1.5pt" o:hralign="center" o:hrstd="t" o:hr="t" fillcolor="#a0a0a0" stroked="f"/>
         </w:pict>
       </w:r>
     </w:p>
@@ -7644,7 +6267,6 @@
         <w:t xml:space="preserve">Например, для выполнения обмена двух элементов используется метод </w:t>
       </w:r>
       <w:proofErr w:type="spellStart"/>
-      <w:proofErr w:type="gramStart"/>
       <w:r>
         <w:rPr>
           <w:sz w:val="24"/>
@@ -7660,252 +6282,44 @@
           <w:szCs w:val="24"/>
           <w:lang w:eastAsia="en-US"/>
         </w:rPr>
-        <w:t>(</w:t>
-      </w:r>
-      <w:proofErr w:type="gramEnd"/>
-      <w:r>
-        <w:rPr>
-          <w:sz w:val="24"/>
-          <w:szCs w:val="24"/>
-          <w:lang w:eastAsia="en-US"/>
-        </w:rPr>
-        <w:t>), который изменяет положение соответствующих столбцов и обеспечивает визуальное отображение операции.</w:t>
-      </w:r>
-    </w:p>
-    <w:p>
-      <w:pPr>
-        <w:rPr>
-          <w:sz w:val="24"/>
-          <w:szCs w:val="24"/>
-          <w:highlight w:val="red"/>
-          <w:lang w:eastAsia="en-US"/>
-        </w:rPr>
-      </w:pPr>
-      <w:r>
+        <w:t>(), который изменяет положение соответствующих столбцов и обеспечивает визуальное отображение операции.</w:t>
+      </w:r>
+    </w:p>
+    <w:p>
+      <w:pPr>
         <w:rPr>
           <w:b/>
           <w:bCs/>
           <w:sz w:val="24"/>
           <w:szCs w:val="24"/>
-          <w:highlight w:val="red"/>
-          <w:lang w:eastAsia="en-US"/>
-        </w:rPr>
-        <w:t xml:space="preserve">Листинг </w:t>
-      </w:r>
-      <w:r>
+          <w:lang w:eastAsia="en-US"/>
+        </w:rPr>
+      </w:pPr>
+    </w:p>
+    <w:p>
+      <w:pPr>
         <w:rPr>
           <w:b/>
           <w:bCs/>
           <w:sz w:val="24"/>
           <w:szCs w:val="24"/>
-          <w:highlight w:val="red"/>
-          <w:lang w:eastAsia="en-US"/>
-        </w:rPr>
-        <w:t>6</w:t>
-      </w:r>
-      <w:r>
+          <w:lang w:eastAsia="en-US"/>
+        </w:rPr>
+      </w:pPr>
+    </w:p>
+    <w:p>
+      <w:pPr>
         <w:rPr>
           <w:b/>
           <w:bCs/>
           <w:sz w:val="24"/>
           <w:szCs w:val="24"/>
-          <w:highlight w:val="red"/>
-          <w:lang w:eastAsia="en-US"/>
-        </w:rPr>
-        <w:t xml:space="preserve"> – Взаимодействие алгоритма с визуализатором</w:t>
-      </w:r>
-    </w:p>
-    <w:p>
-      <w:pPr>
-        <w:rPr>
-          <w:sz w:val="24"/>
-          <w:szCs w:val="24"/>
-          <w:highlight w:val="red"/>
-          <w:lang w:eastAsia="en-US"/>
-        </w:rPr>
-      </w:pPr>
-      <w:proofErr w:type="spellStart"/>
-      <w:proofErr w:type="gramStart"/>
-      <w:r>
-        <w:rPr>
-          <w:sz w:val="24"/>
-          <w:szCs w:val="24"/>
-          <w:highlight w:val="red"/>
-          <w:lang w:eastAsia="en-US"/>
-        </w:rPr>
-        <w:t>visualizer.Highlight</w:t>
-      </w:r>
-      <w:proofErr w:type="spellEnd"/>
-      <w:proofErr w:type="gramEnd"/>
-      <w:r>
-        <w:rPr>
-          <w:sz w:val="24"/>
-          <w:szCs w:val="24"/>
-          <w:highlight w:val="red"/>
-          <w:lang w:eastAsia="en-US"/>
-        </w:rPr>
-        <w:t>(j - 1, j);</w:t>
-      </w:r>
-    </w:p>
-    <w:p>
-      <w:pPr>
-        <w:rPr>
-          <w:sz w:val="24"/>
-          <w:szCs w:val="24"/>
-          <w:highlight w:val="red"/>
-          <w:lang w:eastAsia="en-US"/>
-        </w:rPr>
-      </w:pPr>
-    </w:p>
-    <w:p>
-      <w:pPr>
-        <w:rPr>
-          <w:sz w:val="24"/>
-          <w:szCs w:val="24"/>
-          <w:highlight w:val="red"/>
-          <w:lang w:val="en-US" w:eastAsia="en-US"/>
-        </w:rPr>
-      </w:pPr>
-      <w:r>
-        <w:rPr>
-          <w:sz w:val="24"/>
-          <w:szCs w:val="24"/>
-          <w:highlight w:val="red"/>
-          <w:lang w:val="en-US" w:eastAsia="en-US"/>
-        </w:rPr>
-        <w:t>...</w:t>
-      </w:r>
-    </w:p>
-    <w:p>
-      <w:pPr>
-        <w:rPr>
-          <w:sz w:val="24"/>
-          <w:szCs w:val="24"/>
-          <w:highlight w:val="red"/>
-          <w:lang w:val="en-US" w:eastAsia="en-US"/>
-        </w:rPr>
-      </w:pPr>
-    </w:p>
-    <w:p>
-      <w:pPr>
-        <w:rPr>
-          <w:sz w:val="24"/>
-          <w:szCs w:val="24"/>
-          <w:lang w:val="en-US" w:eastAsia="en-US"/>
-        </w:rPr>
-      </w:pPr>
-      <w:r>
-        <w:rPr>
-          <w:sz w:val="24"/>
-          <w:szCs w:val="24"/>
-          <w:highlight w:val="red"/>
-          <w:lang w:val="en-US" w:eastAsia="en-US"/>
-        </w:rPr>
-        <w:t xml:space="preserve">yield return </w:t>
-      </w:r>
-      <w:proofErr w:type="spellStart"/>
-      <w:proofErr w:type="gramStart"/>
-      <w:r>
-        <w:rPr>
-          <w:sz w:val="24"/>
-          <w:szCs w:val="24"/>
-          <w:highlight w:val="red"/>
-          <w:lang w:val="en-US" w:eastAsia="en-US"/>
-        </w:rPr>
-        <w:t>visualizer.SwapBars</w:t>
-      </w:r>
-      <w:proofErr w:type="spellEnd"/>
-      <w:proofErr w:type="gramEnd"/>
-      <w:r>
-        <w:rPr>
-          <w:sz w:val="24"/>
-          <w:szCs w:val="24"/>
-          <w:highlight w:val="red"/>
-          <w:lang w:val="en-US" w:eastAsia="en-US"/>
-        </w:rPr>
-        <w:t>(j - 1, j);</w:t>
-      </w:r>
-    </w:p>
-    <w:p>
-      <w:pPr>
-        <w:rPr>
-          <w:sz w:val="24"/>
-          <w:szCs w:val="24"/>
-          <w:lang w:eastAsia="en-US"/>
-        </w:rPr>
-      </w:pPr>
-      <w:r>
-        <w:rPr>
-          <w:sz w:val="24"/>
-          <w:szCs w:val="24"/>
-          <w:lang w:eastAsia="en-US"/>
-        </w:rPr>
-        <w:t xml:space="preserve">Метод </w:t>
-      </w:r>
-      <w:proofErr w:type="spellStart"/>
-      <w:proofErr w:type="gramStart"/>
-      <w:r>
-        <w:rPr>
-          <w:sz w:val="24"/>
-          <w:szCs w:val="24"/>
-          <w:lang w:eastAsia="en-US"/>
-        </w:rPr>
-        <w:t>Highlight</w:t>
-      </w:r>
-      <w:proofErr w:type="spellEnd"/>
-      <w:r>
-        <w:rPr>
-          <w:sz w:val="24"/>
-          <w:szCs w:val="24"/>
-          <w:lang w:eastAsia="en-US"/>
-        </w:rPr>
-        <w:t>(</w:t>
-      </w:r>
-      <w:proofErr w:type="gramEnd"/>
-      <w:r>
-        <w:rPr>
-          <w:sz w:val="24"/>
-          <w:szCs w:val="24"/>
-          <w:lang w:eastAsia="en-US"/>
-        </w:rPr>
-        <w:t xml:space="preserve">) используется для выделения элементов, участвующих в сравнении, а </w:t>
-      </w:r>
-      <w:proofErr w:type="spellStart"/>
-      <w:r>
-        <w:rPr>
-          <w:sz w:val="24"/>
-          <w:szCs w:val="24"/>
-          <w:lang w:eastAsia="en-US"/>
-        </w:rPr>
-        <w:t>SwapBars</w:t>
-      </w:r>
-      <w:proofErr w:type="spellEnd"/>
-      <w:r>
-        <w:rPr>
-          <w:sz w:val="24"/>
-          <w:szCs w:val="24"/>
-          <w:lang w:eastAsia="en-US"/>
-        </w:rPr>
-        <w:t>() — для отображения их обмена. После завершения необходимых операций элементы могут быть отмечены как отсортированные с помощью соответствующего метода визуализатора.</w:t>
-      </w:r>
-    </w:p>
-    <w:p>
-      <w:pPr>
-        <w:rPr>
-          <w:sz w:val="24"/>
-          <w:szCs w:val="24"/>
-          <w:lang w:eastAsia="en-US"/>
-        </w:rPr>
-      </w:pPr>
-      <w:r>
-        <w:rPr>
-          <w:sz w:val="24"/>
-          <w:szCs w:val="24"/>
-          <w:lang w:eastAsia="en-US"/>
-        </w:rPr>
-        <w:t xml:space="preserve">Такое разделение позволяет отделить </w:t>
-      </w:r>
-      <w:r>
+          <w:lang w:eastAsia="en-US"/>
+        </w:rPr>
+      </w:pPr>
+    </w:p>
+    <w:p>
+      <w:pPr>
         <w:rPr>
           <w:b/>
           <w:bCs/>
@@ -7913,6 +6327,213 @@
           <w:szCs w:val="24"/>
           <w:lang w:eastAsia="en-US"/>
         </w:rPr>
+      </w:pPr>
+    </w:p>
+    <w:p>
+      <w:pPr>
+        <w:rPr>
+          <w:b/>
+          <w:bCs/>
+          <w:sz w:val="24"/>
+          <w:szCs w:val="24"/>
+          <w:lang w:eastAsia="en-US"/>
+        </w:rPr>
+      </w:pPr>
+    </w:p>
+    <w:p>
+      <w:pPr>
+        <w:rPr>
+          <w:sz w:val="24"/>
+          <w:szCs w:val="24"/>
+          <w:lang w:eastAsia="en-US"/>
+        </w:rPr>
+      </w:pPr>
+      <w:r>
+        <w:rPr>
+          <w:b/>
+          <w:bCs/>
+          <w:sz w:val="24"/>
+          <w:szCs w:val="24"/>
+          <w:lang w:eastAsia="en-US"/>
+        </w:rPr>
+        <w:lastRenderedPageBreak/>
+        <w:t>Листинг 6 – Взаимодействие алгоритма с визуализатором</w:t>
+      </w:r>
+    </w:p>
+    <w:p>
+      <w:pPr>
+        <w:rPr>
+          <w:sz w:val="24"/>
+          <w:szCs w:val="24"/>
+          <w:lang w:eastAsia="en-US"/>
+        </w:rPr>
+      </w:pPr>
+      <w:proofErr w:type="spellStart"/>
+      <w:r>
+        <w:rPr>
+          <w:sz w:val="24"/>
+          <w:szCs w:val="24"/>
+          <w:lang w:eastAsia="en-US"/>
+        </w:rPr>
+        <w:t>visualizer.Highlight</w:t>
+      </w:r>
+      <w:proofErr w:type="spellEnd"/>
+      <w:r>
+        <w:rPr>
+          <w:sz w:val="24"/>
+          <w:szCs w:val="24"/>
+          <w:lang w:eastAsia="en-US"/>
+        </w:rPr>
+        <w:t>(j - 1, j);</w:t>
+      </w:r>
+    </w:p>
+    <w:p>
+      <w:pPr>
+        <w:rPr>
+          <w:sz w:val="24"/>
+          <w:szCs w:val="24"/>
+          <w:lang w:eastAsia="en-US"/>
+        </w:rPr>
+      </w:pPr>
+    </w:p>
+    <w:p>
+      <w:pPr>
+        <w:rPr>
+          <w:sz w:val="24"/>
+          <w:szCs w:val="24"/>
+          <w:lang w:eastAsia="en-US"/>
+        </w:rPr>
+      </w:pPr>
+      <w:r>
+        <w:rPr>
+          <w:sz w:val="24"/>
+          <w:szCs w:val="24"/>
+          <w:lang w:eastAsia="en-US"/>
+        </w:rPr>
+        <w:t>...</w:t>
+      </w:r>
+    </w:p>
+    <w:p>
+      <w:pPr>
+        <w:rPr>
+          <w:sz w:val="24"/>
+          <w:szCs w:val="24"/>
+          <w:lang w:eastAsia="en-US"/>
+        </w:rPr>
+      </w:pPr>
+    </w:p>
+    <w:p>
+      <w:pPr>
+        <w:rPr>
+          <w:sz w:val="24"/>
+          <w:szCs w:val="24"/>
+          <w:lang w:val="en-US" w:eastAsia="en-US"/>
+        </w:rPr>
+      </w:pPr>
+      <w:r>
+        <w:rPr>
+          <w:sz w:val="24"/>
+          <w:szCs w:val="24"/>
+          <w:lang w:val="en-US" w:eastAsia="en-US"/>
+        </w:rPr>
+        <w:t xml:space="preserve">yield return </w:t>
+      </w:r>
+      <w:proofErr w:type="spellStart"/>
+      <w:r>
+        <w:rPr>
+          <w:sz w:val="24"/>
+          <w:szCs w:val="24"/>
+          <w:lang w:val="en-US" w:eastAsia="en-US"/>
+        </w:rPr>
+        <w:t>visualizer.SwapBars</w:t>
+      </w:r>
+      <w:proofErr w:type="spellEnd"/>
+      <w:r>
+        <w:rPr>
+          <w:sz w:val="24"/>
+          <w:szCs w:val="24"/>
+          <w:lang w:val="en-US" w:eastAsia="en-US"/>
+        </w:rPr>
+        <w:t>(j - 1, j);</w:t>
+      </w:r>
+    </w:p>
+    <w:p>
+      <w:pPr>
+        <w:rPr>
+          <w:sz w:val="24"/>
+          <w:szCs w:val="24"/>
+          <w:lang w:eastAsia="en-US"/>
+        </w:rPr>
+      </w:pPr>
+      <w:r>
+        <w:rPr>
+          <w:sz w:val="24"/>
+          <w:szCs w:val="24"/>
+          <w:lang w:eastAsia="en-US"/>
+        </w:rPr>
+        <w:t xml:space="preserve">Метод </w:t>
+      </w:r>
+      <w:proofErr w:type="spellStart"/>
+      <w:r>
+        <w:rPr>
+          <w:sz w:val="24"/>
+          <w:szCs w:val="24"/>
+          <w:lang w:eastAsia="en-US"/>
+        </w:rPr>
+        <w:t>Highlight</w:t>
+      </w:r>
+      <w:proofErr w:type="spellEnd"/>
+      <w:r>
+        <w:rPr>
+          <w:sz w:val="24"/>
+          <w:szCs w:val="24"/>
+          <w:lang w:eastAsia="en-US"/>
+        </w:rPr>
+        <w:t xml:space="preserve">() используется для выделения элементов, участвующих в сравнении, а </w:t>
+      </w:r>
+      <w:proofErr w:type="spellStart"/>
+      <w:r>
+        <w:rPr>
+          <w:sz w:val="24"/>
+          <w:szCs w:val="24"/>
+          <w:lang w:eastAsia="en-US"/>
+        </w:rPr>
+        <w:t>SwapBars</w:t>
+      </w:r>
+      <w:proofErr w:type="spellEnd"/>
+      <w:r>
+        <w:rPr>
+          <w:sz w:val="24"/>
+          <w:szCs w:val="24"/>
+          <w:lang w:eastAsia="en-US"/>
+        </w:rPr>
+        <w:t>() — для отображения их обмена. После завершения необходимых операций элементы могут быть отмечены как отсортированные с помощью соответствующего метода визуализатора.</w:t>
+      </w:r>
+    </w:p>
+    <w:p>
+      <w:pPr>
+        <w:rPr>
+          <w:sz w:val="24"/>
+          <w:szCs w:val="24"/>
+          <w:lang w:eastAsia="en-US"/>
+        </w:rPr>
+      </w:pPr>
+      <w:r>
+        <w:rPr>
+          <w:sz w:val="24"/>
+          <w:szCs w:val="24"/>
+          <w:lang w:eastAsia="en-US"/>
+        </w:rPr>
+        <w:t xml:space="preserve">Такое разделение позволяет отделить </w:t>
+      </w:r>
+      <w:r>
+        <w:rPr>
+          <w:b/>
+          <w:bCs/>
+          <w:sz w:val="24"/>
+          <w:szCs w:val="24"/>
+          <w:lang w:eastAsia="en-US"/>
+        </w:rPr>
         <w:t>логику алгоритма сортировки от её визуального представления</w:t>
       </w:r>
       <w:r>
@@ -7935,7 +6556,7 @@
           <w:lang w:eastAsia="en-US"/>
         </w:rPr>
         <w:pict w14:anchorId="6207EE56">
-          <v:rect id="_x0000_i1055" style="width:0;height:1.5pt" o:hralign="center" o:hrstd="t" o:hr="t" fillcolor="#a0a0a0" stroked="f"/>
+          <v:rect id="_x0000_i1030" style="width:0;height:1.5pt" o:hralign="center" o:hrstd="t" o:hr="t" fillcolor="#a0a0a0" stroked="f"/>
         </w:pict>
       </w:r>
     </w:p>
@@ -7991,7 +6612,6 @@
           <w:szCs w:val="24"/>
           <w:lang w:eastAsia="en-US"/>
         </w:rPr>
-        <w:lastRenderedPageBreak/>
         <w:t xml:space="preserve">Для управления состоянием выполнения используются </w:t>
       </w:r>
       <w:proofErr w:type="spellStart"/>
@@ -8053,7 +6673,6 @@
         <w:rPr>
           <w:sz w:val="24"/>
           <w:szCs w:val="24"/>
-          <w:highlight w:val="red"/>
           <w:lang w:eastAsia="en-US"/>
         </w:rPr>
       </w:pPr>
@@ -8063,59 +6682,32 @@
           <w:bCs/>
           <w:sz w:val="24"/>
           <w:szCs w:val="24"/>
-          <w:highlight w:val="red"/>
-          <w:lang w:eastAsia="en-US"/>
-        </w:rPr>
-        <w:t xml:space="preserve">Листинг </w:t>
-      </w:r>
-      <w:r>
-        <w:rPr>
-          <w:b/>
-          <w:bCs/>
-          <w:sz w:val="24"/>
-          <w:szCs w:val="24"/>
-          <w:highlight w:val="red"/>
-          <w:lang w:eastAsia="en-US"/>
-        </w:rPr>
-        <w:t>7</w:t>
-      </w:r>
-      <w:r>
-        <w:rPr>
-          <w:b/>
-          <w:bCs/>
-          <w:sz w:val="24"/>
-          <w:szCs w:val="24"/>
-          <w:highlight w:val="red"/>
-          <w:lang w:eastAsia="en-US"/>
-        </w:rPr>
-        <w:t xml:space="preserve"> – Ожидание перехода к следующему шагу</w:t>
-      </w:r>
-    </w:p>
-    <w:p>
-      <w:pPr>
-        <w:rPr>
-          <w:sz w:val="24"/>
-          <w:szCs w:val="24"/>
-          <w:highlight w:val="red"/>
-          <w:lang w:val="en-US" w:eastAsia="en-US"/>
-        </w:rPr>
-      </w:pPr>
-      <w:r>
-        <w:rPr>
-          <w:sz w:val="24"/>
-          <w:szCs w:val="24"/>
-          <w:highlight w:val="red"/>
+          <w:lang w:eastAsia="en-US"/>
+        </w:rPr>
+        <w:t>Листинг 7 – Ожидание перехода к следующему шагу</w:t>
+      </w:r>
+    </w:p>
+    <w:p>
+      <w:pPr>
+        <w:rPr>
+          <w:sz w:val="24"/>
+          <w:szCs w:val="24"/>
+          <w:lang w:val="en-US" w:eastAsia="en-US"/>
+        </w:rPr>
+      </w:pPr>
+      <w:r>
+        <w:rPr>
+          <w:sz w:val="24"/>
+          <w:szCs w:val="24"/>
           <w:lang w:val="en-US" w:eastAsia="en-US"/>
         </w:rPr>
         <w:t xml:space="preserve">public static IEnumerator </w:t>
       </w:r>
       <w:proofErr w:type="spellStart"/>
-      <w:proofErr w:type="gramStart"/>
-      <w:r>
-        <w:rPr>
-          <w:sz w:val="24"/>
-          <w:szCs w:val="24"/>
-          <w:highlight w:val="red"/>
+      <w:r>
+        <w:rPr>
+          <w:sz w:val="24"/>
+          <w:szCs w:val="24"/>
           <w:lang w:val="en-US" w:eastAsia="en-US"/>
         </w:rPr>
         <w:t>WaitForNextStep</w:t>
@@ -8125,17 +6717,58 @@
         <w:rPr>
           <w:sz w:val="24"/>
           <w:szCs w:val="24"/>
-          <w:highlight w:val="red"/>
-          <w:lang w:val="en-US" w:eastAsia="en-US"/>
-        </w:rPr>
-        <w:t>(</w:t>
-      </w:r>
-      <w:proofErr w:type="gramEnd"/>
-      <w:r>
-        <w:rPr>
-          <w:sz w:val="24"/>
-          <w:szCs w:val="24"/>
-          <w:highlight w:val="red"/>
+          <w:lang w:val="en-US" w:eastAsia="en-US"/>
+        </w:rPr>
+        <w:t>()</w:t>
+      </w:r>
+    </w:p>
+    <w:p>
+      <w:pPr>
+        <w:rPr>
+          <w:sz w:val="24"/>
+          <w:szCs w:val="24"/>
+          <w:lang w:val="en-US" w:eastAsia="en-US"/>
+        </w:rPr>
+      </w:pPr>
+      <w:r>
+        <w:rPr>
+          <w:sz w:val="24"/>
+          <w:szCs w:val="24"/>
+          <w:lang w:val="en-US" w:eastAsia="en-US"/>
+        </w:rPr>
+        <w:t>{</w:t>
+      </w:r>
+    </w:p>
+    <w:p>
+      <w:pPr>
+        <w:rPr>
+          <w:sz w:val="24"/>
+          <w:szCs w:val="24"/>
+          <w:lang w:val="en-US" w:eastAsia="en-US"/>
+        </w:rPr>
+      </w:pPr>
+      <w:r>
+        <w:rPr>
+          <w:sz w:val="24"/>
+          <w:szCs w:val="24"/>
+          <w:lang w:val="en-US" w:eastAsia="en-US"/>
+        </w:rPr>
+        <w:t xml:space="preserve">    while (</w:t>
+      </w:r>
+      <w:proofErr w:type="spellStart"/>
+      <w:r>
+        <w:rPr>
+          <w:sz w:val="24"/>
+          <w:szCs w:val="24"/>
+          <w:lang w:val="en-US" w:eastAsia="en-US"/>
+        </w:rPr>
+        <w:t>SortingState.IsPaused</w:t>
+      </w:r>
+      <w:proofErr w:type="spellEnd"/>
+      <w:r>
+        <w:rPr>
+          <w:sz w:val="24"/>
+          <w:szCs w:val="24"/>
           <w:lang w:val="en-US" w:eastAsia="en-US"/>
         </w:rPr>
         <w:t>)</w:t>
@@ -8146,54 +6779,48 @@
         <w:rPr>
           <w:sz w:val="24"/>
           <w:szCs w:val="24"/>
-          <w:highlight w:val="red"/>
-          <w:lang w:val="en-US" w:eastAsia="en-US"/>
-        </w:rPr>
-      </w:pPr>
-      <w:r>
-        <w:rPr>
-          <w:sz w:val="24"/>
-          <w:szCs w:val="24"/>
-          <w:highlight w:val="red"/>
-          <w:lang w:val="en-US" w:eastAsia="en-US"/>
-        </w:rPr>
-        <w:t>{</w:t>
-      </w:r>
-    </w:p>
-    <w:p>
-      <w:pPr>
-        <w:rPr>
-          <w:sz w:val="24"/>
-          <w:szCs w:val="24"/>
-          <w:highlight w:val="red"/>
-          <w:lang w:val="en-US" w:eastAsia="en-US"/>
-        </w:rPr>
-      </w:pPr>
-      <w:r>
-        <w:rPr>
-          <w:sz w:val="24"/>
-          <w:szCs w:val="24"/>
-          <w:highlight w:val="red"/>
-          <w:lang w:val="en-US" w:eastAsia="en-US"/>
-        </w:rPr>
-        <w:t xml:space="preserve">    while (</w:t>
+          <w:lang w:val="en-US" w:eastAsia="en-US"/>
+        </w:rPr>
+      </w:pPr>
+      <w:r>
+        <w:rPr>
+          <w:sz w:val="24"/>
+          <w:szCs w:val="24"/>
+          <w:lang w:val="en-US" w:eastAsia="en-US"/>
+        </w:rPr>
+        <w:t xml:space="preserve">    {</w:t>
+      </w:r>
+    </w:p>
+    <w:p>
+      <w:pPr>
+        <w:rPr>
+          <w:sz w:val="24"/>
+          <w:szCs w:val="24"/>
+          <w:lang w:val="en-US" w:eastAsia="en-US"/>
+        </w:rPr>
+      </w:pPr>
+      <w:r>
+        <w:rPr>
+          <w:sz w:val="24"/>
+          <w:szCs w:val="24"/>
+          <w:lang w:val="en-US" w:eastAsia="en-US"/>
+        </w:rPr>
+        <w:t xml:space="preserve">        if (</w:t>
       </w:r>
       <w:proofErr w:type="spellStart"/>
       <w:r>
         <w:rPr>
           <w:sz w:val="24"/>
           <w:szCs w:val="24"/>
-          <w:highlight w:val="red"/>
-          <w:lang w:val="en-US" w:eastAsia="en-US"/>
-        </w:rPr>
-        <w:t>SortingState.IsPaused</w:t>
+          <w:lang w:val="en-US" w:eastAsia="en-US"/>
+        </w:rPr>
+        <w:t>SortingState.StepRequested</w:t>
       </w:r>
       <w:proofErr w:type="spellEnd"/>
       <w:r>
         <w:rPr>
           <w:sz w:val="24"/>
           <w:szCs w:val="24"/>
-          <w:highlight w:val="red"/>
           <w:lang w:val="en-US" w:eastAsia="en-US"/>
         </w:rPr>
         <w:t>)</w:t>
@@ -8204,44 +6831,39 @@
         <w:rPr>
           <w:sz w:val="24"/>
           <w:szCs w:val="24"/>
-          <w:highlight w:val="red"/>
-          <w:lang w:val="en-US" w:eastAsia="en-US"/>
-        </w:rPr>
-      </w:pPr>
-      <w:r>
-        <w:rPr>
-          <w:sz w:val="24"/>
-          <w:szCs w:val="24"/>
-          <w:highlight w:val="red"/>
-          <w:lang w:val="en-US" w:eastAsia="en-US"/>
-        </w:rPr>
-        <w:t xml:space="preserve">    {</w:t>
-      </w:r>
-    </w:p>
-    <w:p>
-      <w:pPr>
-        <w:rPr>
-          <w:sz w:val="24"/>
-          <w:szCs w:val="24"/>
-          <w:highlight w:val="red"/>
-          <w:lang w:val="en-US" w:eastAsia="en-US"/>
-        </w:rPr>
-      </w:pPr>
-      <w:r>
-        <w:rPr>
-          <w:sz w:val="24"/>
-          <w:szCs w:val="24"/>
-          <w:highlight w:val="red"/>
-          <w:lang w:val="en-US" w:eastAsia="en-US"/>
-        </w:rPr>
-        <w:t xml:space="preserve">        if (</w:t>
+          <w:lang w:val="en-US" w:eastAsia="en-US"/>
+        </w:rPr>
+      </w:pPr>
+      <w:r>
+        <w:rPr>
+          <w:sz w:val="24"/>
+          <w:szCs w:val="24"/>
+          <w:lang w:val="en-US" w:eastAsia="en-US"/>
+        </w:rPr>
+        <w:t xml:space="preserve">        {</w:t>
+      </w:r>
+    </w:p>
+    <w:p>
+      <w:pPr>
+        <w:rPr>
+          <w:sz w:val="24"/>
+          <w:szCs w:val="24"/>
+          <w:lang w:val="en-US" w:eastAsia="en-US"/>
+        </w:rPr>
+      </w:pPr>
+      <w:r>
+        <w:rPr>
+          <w:sz w:val="24"/>
+          <w:szCs w:val="24"/>
+          <w:lang w:val="en-US" w:eastAsia="en-US"/>
+        </w:rPr>
+        <w:t xml:space="preserve">            </w:t>
       </w:r>
       <w:proofErr w:type="spellStart"/>
       <w:r>
         <w:rPr>
           <w:sz w:val="24"/>
           <w:szCs w:val="24"/>
-          <w:highlight w:val="red"/>
           <w:lang w:val="en-US" w:eastAsia="en-US"/>
         </w:rPr>
         <w:t>SortingState.StepRequested</w:t>
@@ -8251,65 +6873,6 @@
         <w:rPr>
           <w:sz w:val="24"/>
           <w:szCs w:val="24"/>
-          <w:highlight w:val="red"/>
-          <w:lang w:val="en-US" w:eastAsia="en-US"/>
-        </w:rPr>
-        <w:t>)</w:t>
-      </w:r>
-    </w:p>
-    <w:p>
-      <w:pPr>
-        <w:rPr>
-          <w:sz w:val="24"/>
-          <w:szCs w:val="24"/>
-          <w:highlight w:val="red"/>
-          <w:lang w:val="en-US" w:eastAsia="en-US"/>
-        </w:rPr>
-      </w:pPr>
-      <w:r>
-        <w:rPr>
-          <w:sz w:val="24"/>
-          <w:szCs w:val="24"/>
-          <w:highlight w:val="red"/>
-          <w:lang w:val="en-US" w:eastAsia="en-US"/>
-        </w:rPr>
-        <w:t xml:space="preserve">        {</w:t>
-      </w:r>
-    </w:p>
-    <w:p>
-      <w:pPr>
-        <w:rPr>
-          <w:sz w:val="24"/>
-          <w:szCs w:val="24"/>
-          <w:highlight w:val="red"/>
-          <w:lang w:val="en-US" w:eastAsia="en-US"/>
-        </w:rPr>
-      </w:pPr>
-      <w:r>
-        <w:rPr>
-          <w:sz w:val="24"/>
-          <w:szCs w:val="24"/>
-          <w:highlight w:val="red"/>
-          <w:lang w:val="en-US" w:eastAsia="en-US"/>
-        </w:rPr>
-        <w:t xml:space="preserve">            </w:t>
-      </w:r>
-      <w:proofErr w:type="spellStart"/>
-      <w:r>
-        <w:rPr>
-          <w:sz w:val="24"/>
-          <w:szCs w:val="24"/>
-          <w:highlight w:val="red"/>
-          <w:lang w:val="en-US" w:eastAsia="en-US"/>
-        </w:rPr>
-        <w:t>SortingState.StepRequested</w:t>
-      </w:r>
-      <w:proofErr w:type="spellEnd"/>
-      <w:r>
-        <w:rPr>
-          <w:sz w:val="24"/>
-          <w:szCs w:val="24"/>
-          <w:highlight w:val="red"/>
           <w:lang w:val="en-US" w:eastAsia="en-US"/>
         </w:rPr>
         <w:t xml:space="preserve"> = false;</w:t>
@@ -8320,15 +6883,13 @@
         <w:rPr>
           <w:sz w:val="24"/>
           <w:szCs w:val="24"/>
-          <w:highlight w:val="red"/>
-          <w:lang w:val="en-US" w:eastAsia="en-US"/>
-        </w:rPr>
-      </w:pPr>
-      <w:r>
-        <w:rPr>
-          <w:sz w:val="24"/>
-          <w:szCs w:val="24"/>
-          <w:highlight w:val="red"/>
+          <w:lang w:val="en-US" w:eastAsia="en-US"/>
+        </w:rPr>
+      </w:pPr>
+      <w:r>
+        <w:rPr>
+          <w:sz w:val="24"/>
+          <w:szCs w:val="24"/>
           <w:lang w:val="en-US" w:eastAsia="en-US"/>
         </w:rPr>
         <w:t xml:space="preserve">            yield break;</w:t>
@@ -8339,15 +6900,13 @@
         <w:rPr>
           <w:sz w:val="24"/>
           <w:szCs w:val="24"/>
-          <w:highlight w:val="red"/>
-          <w:lang w:val="en-US" w:eastAsia="en-US"/>
-        </w:rPr>
-      </w:pPr>
-      <w:r>
-        <w:rPr>
-          <w:sz w:val="24"/>
-          <w:szCs w:val="24"/>
-          <w:highlight w:val="red"/>
+          <w:lang w:val="en-US" w:eastAsia="en-US"/>
+        </w:rPr>
+      </w:pPr>
+      <w:r>
+        <w:rPr>
+          <w:sz w:val="24"/>
+          <w:szCs w:val="24"/>
           <w:lang w:val="en-US" w:eastAsia="en-US"/>
         </w:rPr>
         <w:t xml:space="preserve">        }</w:t>
@@ -8358,25 +6917,22 @@
         <w:rPr>
           <w:sz w:val="24"/>
           <w:szCs w:val="24"/>
-          <w:highlight w:val="red"/>
-          <w:lang w:val="en-US" w:eastAsia="en-US"/>
-        </w:rPr>
-      </w:pPr>
-    </w:p>
-    <w:p>
-      <w:pPr>
-        <w:rPr>
-          <w:sz w:val="24"/>
-          <w:szCs w:val="24"/>
-          <w:highlight w:val="red"/>
-          <w:lang w:val="en-US" w:eastAsia="en-US"/>
-        </w:rPr>
-      </w:pPr>
-      <w:r>
-        <w:rPr>
-          <w:sz w:val="24"/>
-          <w:szCs w:val="24"/>
-          <w:highlight w:val="red"/>
+          <w:lang w:val="en-US" w:eastAsia="en-US"/>
+        </w:rPr>
+      </w:pPr>
+    </w:p>
+    <w:p>
+      <w:pPr>
+        <w:rPr>
+          <w:sz w:val="24"/>
+          <w:szCs w:val="24"/>
+          <w:lang w:val="en-US" w:eastAsia="en-US"/>
+        </w:rPr>
+      </w:pPr>
+      <w:r>
+        <w:rPr>
+          <w:sz w:val="24"/>
+          <w:szCs w:val="24"/>
           <w:lang w:val="en-US" w:eastAsia="en-US"/>
         </w:rPr>
         <w:t xml:space="preserve">        yield return null;</w:t>
@@ -8387,15 +6943,13 @@
         <w:rPr>
           <w:sz w:val="24"/>
           <w:szCs w:val="24"/>
-          <w:highlight w:val="red"/>
-          <w:lang w:eastAsia="en-US"/>
-        </w:rPr>
-      </w:pPr>
-      <w:r>
-        <w:rPr>
-          <w:sz w:val="24"/>
-          <w:szCs w:val="24"/>
-          <w:highlight w:val="red"/>
+          <w:lang w:eastAsia="en-US"/>
+        </w:rPr>
+      </w:pPr>
+      <w:r>
+        <w:rPr>
+          <w:sz w:val="24"/>
+          <w:szCs w:val="24"/>
           <w:lang w:val="en-US" w:eastAsia="en-US"/>
         </w:rPr>
         <w:t xml:space="preserve">    </w:t>
@@ -8404,7 +6958,6 @@
         <w:rPr>
           <w:sz w:val="24"/>
           <w:szCs w:val="24"/>
-          <w:highlight w:val="red"/>
           <w:lang w:eastAsia="en-US"/>
         </w:rPr>
         <w:t>}</w:t>
@@ -8422,7 +6975,6 @@
         <w:rPr>
           <w:sz w:val="24"/>
           <w:szCs w:val="24"/>
-          <w:highlight w:val="red"/>
           <w:lang w:eastAsia="en-US"/>
         </w:rPr>
         <w:t>}</w:t>
@@ -8456,7 +7008,7 @@
           <w:lang w:eastAsia="en-US"/>
         </w:rPr>
         <w:pict w14:anchorId="456F174E">
-          <v:rect id="_x0000_i1056" style="width:0;height:1.5pt" o:hralign="center" o:hrstd="t" o:hr="t" fillcolor="#a0a0a0" stroked="f"/>
+          <v:rect id="_x0000_i1031" style="width:0;height:1.5pt" o:hralign="center" o:hrstd="t" o:hr="t" fillcolor="#a0a0a0" stroked="f"/>
         </w:pict>
       </w:r>
     </w:p>
@@ -8470,7 +7022,9 @@
           <w:lang w:eastAsia="en-US"/>
         </w:rPr>
       </w:pPr>
-      <w:r>
+    </w:p>
+    <w:p>
+      <w:pPr>
         <w:rPr>
           <w:b/>
           <w:bCs/>
@@ -8478,249 +7032,7 @@
           <w:szCs w:val="28"/>
           <w:lang w:eastAsia="en-US"/>
         </w:rPr>
-        <w:t>3.8 Формирование входных данных</w:t>
-      </w:r>
-    </w:p>
-    <w:p>
-      <w:pPr>
-        <w:rPr>
-          <w:sz w:val="24"/>
-          <w:szCs w:val="24"/>
-          <w:lang w:eastAsia="en-US"/>
-        </w:rPr>
-      </w:pPr>
-      <w:r>
-        <w:rPr>
-          <w:sz w:val="24"/>
-          <w:szCs w:val="24"/>
-          <w:lang w:eastAsia="en-US"/>
-        </w:rPr>
-        <w:t>Перед началом сортировки приложение формирует исходный массив, который используется алгоритмом. Для проведения сравнительного анализа предусмотрена возможность работы с различными типами входных данных, что позволяет оценивать поведение алгоритмов при разных начальных состояниях массива.</w:t>
-      </w:r>
-    </w:p>
-    <w:p>
-      <w:pPr>
-        <w:rPr>
-          <w:sz w:val="24"/>
-          <w:szCs w:val="24"/>
-          <w:lang w:eastAsia="en-US"/>
-        </w:rPr>
-      </w:pPr>
-      <w:r>
-        <w:rPr>
-          <w:sz w:val="24"/>
-          <w:szCs w:val="24"/>
-          <w:lang w:eastAsia="en-US"/>
-        </w:rPr>
-        <w:t>Сформированный массив передаётся в контроллер сортировки, после чего его содержимое отображается в виде набора вертикальных столбцов. При необходимости исходные данные сохраняются, что позволяет восстановить массив и повторно выполнить сортировку.</w:t>
-      </w:r>
-    </w:p>
-    <w:p>
-      <w:pPr>
-        <w:rPr>
-          <w:sz w:val="24"/>
-          <w:szCs w:val="24"/>
-          <w:highlight w:val="red"/>
-          <w:lang w:eastAsia="en-US"/>
-        </w:rPr>
-      </w:pPr>
-      <w:r>
-        <w:rPr>
-          <w:b/>
-          <w:bCs/>
-          <w:sz w:val="24"/>
-          <w:szCs w:val="24"/>
-          <w:highlight w:val="red"/>
-          <w:lang w:eastAsia="en-US"/>
-        </w:rPr>
-        <w:t xml:space="preserve">Листинг </w:t>
-      </w:r>
-      <w:r>
-        <w:rPr>
-          <w:b/>
-          <w:bCs/>
-          <w:sz w:val="24"/>
-          <w:szCs w:val="24"/>
-          <w:highlight w:val="red"/>
-          <w:lang w:eastAsia="en-US"/>
-        </w:rPr>
-        <w:t>8</w:t>
-      </w:r>
-      <w:r>
-        <w:rPr>
-          <w:b/>
-          <w:bCs/>
-          <w:sz w:val="24"/>
-          <w:szCs w:val="24"/>
-          <w:highlight w:val="red"/>
-          <w:lang w:eastAsia="en-US"/>
-        </w:rPr>
-        <w:t xml:space="preserve"> – Подготовка массива перед сортировкой</w:t>
-      </w:r>
-    </w:p>
-    <w:p>
-      <w:pPr>
-        <w:rPr>
-          <w:sz w:val="24"/>
-          <w:szCs w:val="24"/>
-          <w:highlight w:val="red"/>
-          <w:lang w:eastAsia="en-US"/>
-        </w:rPr>
-      </w:pPr>
-      <w:proofErr w:type="spellStart"/>
-      <w:r>
-        <w:rPr>
-          <w:sz w:val="24"/>
-          <w:szCs w:val="24"/>
-          <w:highlight w:val="red"/>
-          <w:lang w:eastAsia="en-US"/>
-        </w:rPr>
-        <w:t>values</w:t>
-      </w:r>
-      <w:proofErr w:type="spellEnd"/>
-      <w:r>
-        <w:rPr>
-          <w:sz w:val="24"/>
-          <w:szCs w:val="24"/>
-          <w:highlight w:val="red"/>
-          <w:lang w:eastAsia="en-US"/>
-        </w:rPr>
-        <w:t xml:space="preserve"> = (</w:t>
-      </w:r>
-      <w:proofErr w:type="spellStart"/>
-      <w:proofErr w:type="gramStart"/>
-      <w:r>
-        <w:rPr>
-          <w:sz w:val="24"/>
-          <w:szCs w:val="24"/>
-          <w:highlight w:val="red"/>
-          <w:lang w:eastAsia="en-US"/>
-        </w:rPr>
-        <w:t>int</w:t>
-      </w:r>
-      <w:proofErr w:type="spellEnd"/>
-      <w:r>
-        <w:rPr>
-          <w:sz w:val="24"/>
-          <w:szCs w:val="24"/>
-          <w:highlight w:val="red"/>
-          <w:lang w:eastAsia="en-US"/>
-        </w:rPr>
-        <w:t>[</w:t>
-      </w:r>
-      <w:proofErr w:type="gramEnd"/>
-      <w:r>
-        <w:rPr>
-          <w:sz w:val="24"/>
-          <w:szCs w:val="24"/>
-          <w:highlight w:val="red"/>
-          <w:lang w:eastAsia="en-US"/>
-        </w:rPr>
-        <w:t>])</w:t>
-      </w:r>
-      <w:proofErr w:type="spellStart"/>
-      <w:r>
-        <w:rPr>
-          <w:sz w:val="24"/>
-          <w:szCs w:val="24"/>
-          <w:highlight w:val="red"/>
-          <w:lang w:eastAsia="en-US"/>
-        </w:rPr>
-        <w:t>originalValues.Clone</w:t>
-      </w:r>
-      <w:proofErr w:type="spellEnd"/>
-      <w:r>
-        <w:rPr>
-          <w:sz w:val="24"/>
-          <w:szCs w:val="24"/>
-          <w:highlight w:val="red"/>
-          <w:lang w:eastAsia="en-US"/>
-        </w:rPr>
-        <w:t>();</w:t>
-      </w:r>
-    </w:p>
-    <w:p>
-      <w:pPr>
-        <w:rPr>
-          <w:sz w:val="24"/>
-          <w:szCs w:val="24"/>
-          <w:lang w:eastAsia="en-US"/>
-        </w:rPr>
-      </w:pPr>
-      <w:proofErr w:type="spellStart"/>
-      <w:proofErr w:type="gramStart"/>
-      <w:r>
-        <w:rPr>
-          <w:sz w:val="24"/>
-          <w:szCs w:val="24"/>
-          <w:highlight w:val="red"/>
-          <w:lang w:eastAsia="en-US"/>
-        </w:rPr>
-        <w:t>visualizer.CreateBars</w:t>
-      </w:r>
-      <w:proofErr w:type="spellEnd"/>
-      <w:proofErr w:type="gramEnd"/>
-      <w:r>
-        <w:rPr>
-          <w:sz w:val="24"/>
-          <w:szCs w:val="24"/>
-          <w:highlight w:val="red"/>
-          <w:lang w:eastAsia="en-US"/>
-        </w:rPr>
-        <w:t>(</w:t>
-      </w:r>
-      <w:proofErr w:type="spellStart"/>
-      <w:r>
-        <w:rPr>
-          <w:sz w:val="24"/>
-          <w:szCs w:val="24"/>
-          <w:highlight w:val="red"/>
-          <w:lang w:eastAsia="en-US"/>
-        </w:rPr>
-        <w:t>values</w:t>
-      </w:r>
-      <w:proofErr w:type="spellEnd"/>
-      <w:r>
-        <w:rPr>
-          <w:sz w:val="24"/>
-          <w:szCs w:val="24"/>
-          <w:highlight w:val="red"/>
-          <w:lang w:eastAsia="en-US"/>
-        </w:rPr>
-        <w:t>);</w:t>
-      </w:r>
-    </w:p>
-    <w:p>
-      <w:pPr>
-        <w:rPr>
-          <w:sz w:val="24"/>
-          <w:szCs w:val="24"/>
-          <w:lang w:eastAsia="en-US"/>
-        </w:rPr>
-      </w:pPr>
-      <w:r>
-        <w:rPr>
-          <w:sz w:val="24"/>
-          <w:szCs w:val="24"/>
-          <w:lang w:eastAsia="en-US"/>
-        </w:rPr>
-        <w:t>Копирование исходного массива позволяет выполнять сортировку над отдельной его копией, сохраняя исходные значения для последующего повторного запуска или сравнения результатов.</w:t>
-      </w:r>
-    </w:p>
-    <w:p>
-      <w:pPr>
-        <w:rPr>
-          <w:lang w:eastAsia="en-US"/>
-        </w:rPr>
-      </w:pPr>
-      <w:r>
-        <w:rPr>
-          <w:lang w:eastAsia="en-US"/>
-        </w:rPr>
-        <w:pict w14:anchorId="14EED52F">
-          <v:rect id="_x0000_i1057" style="width:0;height:1.5pt" o:hralign="center" o:hrstd="t" o:hr="t" fillcolor="#a0a0a0" stroked="f"/>
-        </w:pict>
-      </w:r>
+      </w:pPr>
     </w:p>
     <w:p>
       <w:pPr>
@@ -8740,409 +7052,165 @@
           <w:szCs w:val="28"/>
           <w:lang w:eastAsia="en-US"/>
         </w:rPr>
-        <w:t>3.9 Сравнительное тестирование алгоритмов</w:t>
-      </w:r>
-    </w:p>
-    <w:p>
-      <w:pPr>
-        <w:rPr>
-          <w:sz w:val="24"/>
-          <w:szCs w:val="24"/>
-          <w:lang w:eastAsia="en-US"/>
-        </w:rPr>
-      </w:pPr>
-      <w:r>
-        <w:rPr>
-          <w:sz w:val="24"/>
-          <w:szCs w:val="24"/>
-          <w:lang w:eastAsia="en-US"/>
-        </w:rPr>
-        <w:t xml:space="preserve">Для оценки эффективности реализованных алгоритмов в приложении предусмотрен режим сравнительного тестирования. Он позволяет получить </w:t>
-      </w:r>
-      <w:r>
-        <w:rPr>
-          <w:sz w:val="24"/>
-          <w:szCs w:val="24"/>
-          <w:lang w:eastAsia="en-US"/>
-        </w:rPr>
         <w:lastRenderedPageBreak/>
-        <w:t>результаты выполнения алгоритмов на одинаковых входных данных и сопоставить их основные показатели.</w:t>
-      </w:r>
-    </w:p>
-    <w:p>
-      <w:pPr>
-        <w:rPr>
-          <w:sz w:val="24"/>
-          <w:szCs w:val="24"/>
-          <w:lang w:eastAsia="en-US"/>
-        </w:rPr>
-      </w:pPr>
-      <w:r>
-        <w:rPr>
-          <w:sz w:val="24"/>
-          <w:szCs w:val="24"/>
-          <w:lang w:eastAsia="en-US"/>
-        </w:rPr>
-        <w:t xml:space="preserve">За проведение тестирования отвечает </w:t>
-      </w:r>
-      <w:proofErr w:type="spellStart"/>
-      <w:r>
-        <w:rPr>
-          <w:sz w:val="24"/>
-          <w:szCs w:val="24"/>
-          <w:lang w:eastAsia="en-US"/>
-        </w:rPr>
-        <w:t>BenchmarkManager</w:t>
-      </w:r>
-      <w:proofErr w:type="spellEnd"/>
-      <w:r>
-        <w:rPr>
-          <w:sz w:val="24"/>
-          <w:szCs w:val="24"/>
-          <w:lang w:eastAsia="en-US"/>
-        </w:rPr>
-        <w:t xml:space="preserve">. Полученные результаты представлены в виде объектов </w:t>
-      </w:r>
-      <w:proofErr w:type="spellStart"/>
-      <w:r>
-        <w:rPr>
-          <w:sz w:val="24"/>
-          <w:szCs w:val="24"/>
-          <w:lang w:eastAsia="en-US"/>
-        </w:rPr>
-        <w:t>SortBenchmarkResult</w:t>
-      </w:r>
-      <w:proofErr w:type="spellEnd"/>
-      <w:r>
-        <w:rPr>
-          <w:sz w:val="24"/>
-          <w:szCs w:val="24"/>
-          <w:lang w:eastAsia="en-US"/>
-        </w:rPr>
-        <w:t>, содержащих сведения о работе соответствующего алгоритма. Далее эти данные передаются компонентам пользовательского интерфейса для отображения результатов сравнения.</w:t>
-      </w:r>
-    </w:p>
-    <w:p>
-      <w:pPr>
-        <w:rPr>
-          <w:sz w:val="24"/>
-          <w:szCs w:val="24"/>
-          <w:lang w:eastAsia="en-US"/>
-        </w:rPr>
-      </w:pPr>
-      <w:r>
-        <w:rPr>
-          <w:sz w:val="24"/>
-          <w:szCs w:val="24"/>
-          <w:lang w:eastAsia="en-US"/>
-        </w:rPr>
-        <w:t>Таким образом, реализованный механизм позволяет оценивать алгоритмы не только по теоретической вычислительной сложности, но и по фактическим результатам их выполнения на различных входных массивах.</w:t>
-      </w:r>
-    </w:p>
-    <w:p>
-      <w:pPr>
-        <w:rPr>
-          <w:lang w:eastAsia="en-US"/>
-        </w:rPr>
-      </w:pPr>
-    </w:p>
-    <w:p>
-      <w:pPr>
-        <w:rPr>
-          <w:lang w:eastAsia="en-US"/>
-        </w:rPr>
-      </w:pPr>
-    </w:p>
-    <w:p>
-      <w:pPr>
-        <w:rPr>
-          <w:lang w:eastAsia="en-US"/>
-        </w:rPr>
-      </w:pPr>
-    </w:p>
-    <w:p>
-      <w:pPr>
-        <w:rPr>
-          <w:lang w:eastAsia="en-US"/>
-        </w:rPr>
-      </w:pPr>
-    </w:p>
-    <w:p>
-      <w:pPr>
-        <w:rPr>
-          <w:lang w:eastAsia="en-US"/>
-        </w:rPr>
-      </w:pPr>
-    </w:p>
-    <w:p>
-      <w:pPr>
-        <w:rPr>
-          <w:lang w:eastAsia="en-US"/>
-        </w:rPr>
-      </w:pPr>
-    </w:p>
-    <w:p>
-      <w:pPr>
-        <w:rPr>
-          <w:lang w:eastAsia="en-US"/>
-        </w:rPr>
-      </w:pPr>
-    </w:p>
-    <w:p>
-      <w:pPr>
-        <w:rPr>
-          <w:lang w:eastAsia="en-US"/>
-        </w:rPr>
-      </w:pPr>
-    </w:p>
-    <w:p>
-      <w:pPr>
-        <w:rPr>
-          <w:lang w:eastAsia="en-US"/>
-        </w:rPr>
-      </w:pPr>
-    </w:p>
-    <w:p>
-      <w:pPr>
-        <w:rPr>
-          <w:lang w:eastAsia="en-US"/>
-        </w:rPr>
-      </w:pPr>
-    </w:p>
-    <w:p>
-      <w:pPr>
-        <w:rPr>
-          <w:lang w:eastAsia="en-US"/>
-        </w:rPr>
-      </w:pPr>
-    </w:p>
-    <w:p>
-      <w:pPr>
-        <w:rPr>
-          <w:lang w:eastAsia="en-US"/>
-        </w:rPr>
-      </w:pPr>
-    </w:p>
-    <w:p>
-      <w:pPr>
-        <w:rPr>
-          <w:lang w:eastAsia="en-US"/>
-        </w:rPr>
-      </w:pPr>
-    </w:p>
-    <w:p>
-      <w:pPr>
-        <w:rPr>
-          <w:lang w:eastAsia="en-US"/>
-        </w:rPr>
-      </w:pPr>
-    </w:p>
-    <w:p>
-      <w:pPr>
-        <w:rPr>
-          <w:lang w:eastAsia="en-US"/>
-        </w:rPr>
-      </w:pPr>
-    </w:p>
-    <w:p>
-      <w:pPr>
-        <w:rPr>
-          <w:lang w:eastAsia="en-US"/>
-        </w:rPr>
-      </w:pPr>
-    </w:p>
-    <w:p>
-      <w:pPr>
-        <w:rPr>
-          <w:lang w:eastAsia="en-US"/>
-        </w:rPr>
-      </w:pPr>
-    </w:p>
-    <w:p>
-      <w:pPr>
-        <w:rPr>
-          <w:lang w:eastAsia="en-US"/>
-        </w:rPr>
-      </w:pPr>
-    </w:p>
-    <w:p>
-      <w:pPr>
-        <w:rPr>
-          <w:lang w:eastAsia="en-US"/>
-        </w:rPr>
-      </w:pPr>
-    </w:p>
-    <w:p>
-      <w:pPr>
-        <w:rPr>
-          <w:lang w:eastAsia="en-US"/>
-        </w:rPr>
-      </w:pPr>
-    </w:p>
-    <w:p>
-      <w:pPr>
-        <w:rPr>
-          <w:lang w:eastAsia="en-US"/>
-        </w:rPr>
-      </w:pPr>
-    </w:p>
-    <w:p>
-      <w:pPr>
-        <w:rPr>
-          <w:lang w:eastAsia="en-US"/>
-        </w:rPr>
-      </w:pPr>
-    </w:p>
-    <w:p>
-      <w:pPr>
-        <w:rPr>
-          <w:lang w:eastAsia="en-US"/>
-        </w:rPr>
-      </w:pPr>
-    </w:p>
-    <w:p>
-      <w:pPr>
-        <w:rPr>
-          <w:lang w:eastAsia="en-US"/>
-        </w:rPr>
-      </w:pPr>
-    </w:p>
-    <w:p>
-      <w:pPr>
-        <w:rPr>
-          <w:lang w:eastAsia="en-US"/>
-        </w:rPr>
-      </w:pPr>
-    </w:p>
-    <w:p>
-      <w:pPr>
-        <w:rPr>
-          <w:lang w:eastAsia="en-US"/>
-        </w:rPr>
-      </w:pPr>
-    </w:p>
-    <w:p>
-      <w:pPr>
-        <w:rPr>
-          <w:lang w:eastAsia="en-US"/>
-        </w:rPr>
-      </w:pPr>
-    </w:p>
-    <w:p>
-      <w:pPr>
-        <w:rPr>
-          <w:lang w:eastAsia="en-US"/>
-        </w:rPr>
-      </w:pPr>
-    </w:p>
-    <w:p>
-      <w:pPr>
+        <w:t>3.8 Формирование входных данных</w:t>
+      </w:r>
+    </w:p>
+    <w:p>
+      <w:pPr>
+        <w:rPr>
+          <w:sz w:val="24"/>
+          <w:szCs w:val="24"/>
+          <w:lang w:eastAsia="en-US"/>
+        </w:rPr>
+      </w:pPr>
+      <w:r>
+        <w:rPr>
+          <w:sz w:val="24"/>
+          <w:szCs w:val="24"/>
+          <w:lang w:eastAsia="en-US"/>
+        </w:rPr>
+        <w:t>Перед началом сортировки приложение формирует исходный массив, который используется алгоритмом. Для проведения сравнительного анализа предусмотрена возможность работы с различными типами входных данных, что позволяет оценивать поведение алгоритмов при разных начальных состояниях массива.</w:t>
+      </w:r>
+    </w:p>
+    <w:p>
+      <w:pPr>
+        <w:rPr>
+          <w:sz w:val="24"/>
+          <w:szCs w:val="24"/>
+          <w:lang w:eastAsia="en-US"/>
+        </w:rPr>
+      </w:pPr>
+      <w:r>
+        <w:rPr>
+          <w:sz w:val="24"/>
+          <w:szCs w:val="24"/>
+          <w:lang w:eastAsia="en-US"/>
+        </w:rPr>
+        <w:t>Сформированный массив передаётся в контроллер сортировки, после чего его содержимое отображается в виде набора вертикальных столбцов. При необходимости исходные данные сохраняются, что позволяет восстановить массив и повторно выполнить сортировку.</w:t>
+      </w:r>
+    </w:p>
+    <w:p>
+      <w:pPr>
+        <w:rPr>
+          <w:sz w:val="24"/>
+          <w:szCs w:val="24"/>
+          <w:lang w:eastAsia="en-US"/>
+        </w:rPr>
+      </w:pPr>
+      <w:r>
         <w:rPr>
           <w:b/>
           <w:bCs/>
-          <w:lang w:val="en-US" w:eastAsia="en-US"/>
-        </w:rPr>
-      </w:pPr>
-    </w:p>
-    <w:p>
-      <w:pPr>
-        <w:rPr>
-          <w:b/>
-          <w:bCs/>
-          <w:lang w:val="en-US" w:eastAsia="en-US"/>
-        </w:rPr>
-      </w:pPr>
-    </w:p>
-    <w:p>
-      <w:pPr>
-        <w:rPr>
-          <w:b/>
-          <w:bCs/>
-          <w:lang w:val="en-US" w:eastAsia="en-US"/>
-        </w:rPr>
-      </w:pPr>
-    </w:p>
-    <w:p>
-      <w:pPr>
-        <w:rPr>
-          <w:b/>
-          <w:bCs/>
-          <w:lang w:val="en-US" w:eastAsia="en-US"/>
-        </w:rPr>
-      </w:pPr>
-    </w:p>
-    <w:p>
-      <w:pPr>
-        <w:rPr>
-          <w:b/>
-          <w:bCs/>
-          <w:lang w:val="en-US" w:eastAsia="en-US"/>
-        </w:rPr>
-      </w:pPr>
-    </w:p>
-    <w:p>
-      <w:pPr>
-        <w:rPr>
-          <w:b/>
-          <w:bCs/>
-          <w:lang w:val="en-US" w:eastAsia="en-US"/>
-        </w:rPr>
-      </w:pPr>
-    </w:p>
-    <w:p>
-      <w:pPr>
-        <w:rPr>
-          <w:b/>
-          <w:bCs/>
-          <w:lang w:val="en-US" w:eastAsia="en-US"/>
-        </w:rPr>
-      </w:pPr>
-    </w:p>
-    <w:p>
-      <w:pPr>
-        <w:rPr>
-          <w:b/>
-          <w:bCs/>
-          <w:lang w:val="en-US" w:eastAsia="en-US"/>
-        </w:rPr>
-      </w:pPr>
-    </w:p>
-    <w:p>
-      <w:pPr>
-        <w:rPr>
-          <w:b/>
-          <w:bCs/>
-          <w:lang w:val="en-US" w:eastAsia="en-US"/>
-        </w:rPr>
-      </w:pPr>
-    </w:p>
-    <w:p>
-      <w:pPr>
-        <w:rPr>
-          <w:b/>
-          <w:bCs/>
-          <w:lang w:val="en-US" w:eastAsia="en-US"/>
-        </w:rPr>
-      </w:pPr>
-    </w:p>
-    <w:p>
-      <w:pPr>
-        <w:rPr>
-          <w:b/>
-          <w:bCs/>
-          <w:lang w:val="en-US" w:eastAsia="en-US"/>
-        </w:rPr>
-      </w:pPr>
-    </w:p>
-    <w:p>
-      <w:pPr>
-        <w:jc w:val="center"/>
+          <w:sz w:val="24"/>
+          <w:szCs w:val="24"/>
+          <w:lang w:eastAsia="en-US"/>
+        </w:rPr>
+        <w:t>Листинг 8 – Подготовка массива перед сортировкой</w:t>
+      </w:r>
+    </w:p>
+    <w:p>
+      <w:pPr>
+        <w:rPr>
+          <w:sz w:val="24"/>
+          <w:szCs w:val="24"/>
+          <w:lang w:val="en-US" w:eastAsia="en-US"/>
+        </w:rPr>
+      </w:pPr>
+      <w:r>
+        <w:rPr>
+          <w:sz w:val="24"/>
+          <w:szCs w:val="24"/>
+          <w:lang w:val="en-US" w:eastAsia="en-US"/>
+        </w:rPr>
+        <w:t>values = (int[])</w:t>
+      </w:r>
+      <w:proofErr w:type="spellStart"/>
+      <w:r>
+        <w:rPr>
+          <w:sz w:val="24"/>
+          <w:szCs w:val="24"/>
+          <w:lang w:val="en-US" w:eastAsia="en-US"/>
+        </w:rPr>
+        <w:t>originalValues.Clone</w:t>
+      </w:r>
+      <w:proofErr w:type="spellEnd"/>
+      <w:r>
+        <w:rPr>
+          <w:sz w:val="24"/>
+          <w:szCs w:val="24"/>
+          <w:lang w:val="en-US" w:eastAsia="en-US"/>
+        </w:rPr>
+        <w:t>();</w:t>
+      </w:r>
+    </w:p>
+    <w:p>
+      <w:pPr>
+        <w:rPr>
+          <w:sz w:val="24"/>
+          <w:szCs w:val="24"/>
+          <w:lang w:val="en-US" w:eastAsia="en-US"/>
+        </w:rPr>
+      </w:pPr>
+      <w:proofErr w:type="spellStart"/>
+      <w:r>
+        <w:rPr>
+          <w:sz w:val="24"/>
+          <w:szCs w:val="24"/>
+          <w:lang w:val="en-US" w:eastAsia="en-US"/>
+        </w:rPr>
+        <w:t>visualizer.CreateBars</w:t>
+      </w:r>
+      <w:proofErr w:type="spellEnd"/>
+      <w:r>
+        <w:rPr>
+          <w:sz w:val="24"/>
+          <w:szCs w:val="24"/>
+          <w:lang w:val="en-US" w:eastAsia="en-US"/>
+        </w:rPr>
+        <w:t>(values);</w:t>
+      </w:r>
+    </w:p>
+    <w:p>
+      <w:pPr>
+        <w:rPr>
+          <w:sz w:val="24"/>
+          <w:szCs w:val="24"/>
+          <w:lang w:eastAsia="en-US"/>
+        </w:rPr>
+      </w:pPr>
+      <w:r>
+        <w:rPr>
+          <w:sz w:val="24"/>
+          <w:szCs w:val="24"/>
+          <w:lang w:eastAsia="en-US"/>
+        </w:rPr>
+        <w:t>Копирование исходного массива позволяет выполнять сортировку над отдельной его копией, сохраняя исходные значения для последующего повторного запуска или сравнения результатов.</w:t>
+      </w:r>
+    </w:p>
+    <w:p>
+      <w:pPr>
+        <w:rPr>
+          <w:lang w:eastAsia="en-US"/>
+        </w:rPr>
+      </w:pPr>
+      <w:r>
+        <w:rPr>
+          <w:lang w:eastAsia="en-US"/>
+        </w:rPr>
+        <w:pict w14:anchorId="14EED52F">
+          <v:rect id="_x0000_i1032" style="width:0;height:1.5pt" o:hralign="center" o:hrstd="t" o:hr="t" fillcolor="#a0a0a0" stroked="f"/>
+        </w:pict>
+      </w:r>
+    </w:p>
+    <w:p>
+      <w:pPr>
         <w:rPr>
           <w:b/>
           <w:bCs/>
           <w:sz w:val="28"/>
           <w:szCs w:val="28"/>
-          <w:lang w:val="en-US" w:eastAsia="en-US"/>
+          <w:lang w:eastAsia="en-US"/>
         </w:rPr>
       </w:pPr>
       <w:r>
@@ -9153,285 +7221,204 @@
           <w:szCs w:val="28"/>
           <w:lang w:eastAsia="en-US"/>
         </w:rPr>
-        <w:lastRenderedPageBreak/>
-        <w:t>ЗАКЛЮЧЕНИЕ</w:t>
-      </w:r>
-    </w:p>
-    <w:p>
-      <w:pPr>
-        <w:jc w:val="both"/>
-        <w:rPr>
-          <w:lang w:eastAsia="en-US"/>
-        </w:rPr>
-      </w:pPr>
-      <w:r>
-        <w:rPr>
-          <w:lang w:eastAsia="en-US"/>
-        </w:rPr>
-        <w:t>В ходе выполнения курсовой работы было разработано обучающее приложение для визуализации и сравнительного анализа алгоритмов сортировки. Основной задачей приложения является повышение наглядности изучения алгоритмов за счёт одновременного отображения состояния массива и этапов выполнения алгоритма.</w:t>
-      </w:r>
-    </w:p>
-    <w:p>
-      <w:pPr>
-        <w:jc w:val="both"/>
-        <w:rPr>
-          <w:lang w:eastAsia="en-US"/>
-        </w:rPr>
-      </w:pPr>
-      <w:r>
-        <w:rPr>
-          <w:lang w:eastAsia="en-US"/>
-        </w:rPr>
-        <w:t>В процессе работы были проанализированы основные алгоритмы сортировки и их характеристики, выбраны средства разработки и спроектирована структура программного приложения. Реализован набор алгоритмов сортировки, взаимодействующих с общей системой управления и визуализации.</w:t>
-      </w:r>
-    </w:p>
-    <w:p>
-      <w:pPr>
-        <w:jc w:val="both"/>
-        <w:rPr>
-          <w:lang w:eastAsia="en-US"/>
-        </w:rPr>
-      </w:pPr>
-      <w:r>
-        <w:rPr>
-          <w:lang w:eastAsia="en-US"/>
-        </w:rPr>
-        <w:t>Разработанное приложение позволяет формировать массивы с различными начальными состояниями, запускать сортировку с настраиваемой скоростью, наблюдать за сравнением и перестановкой элементов, а также пошагово просматривать выполнение алгоритма с подсветкой соответствующих строк псевдокода. Дополнительно реализован подсчёт сравнений и перестановок, отображение времени выполнения и механизм сравнительного тестирования алгоритмов.</w:t>
-      </w:r>
-    </w:p>
-    <w:p>
-      <w:pPr>
-        <w:jc w:val="both"/>
-        <w:rPr>
-          <w:lang w:eastAsia="en-US"/>
-        </w:rPr>
-      </w:pPr>
-      <w:r>
-        <w:rPr>
-          <w:lang w:eastAsia="en-US"/>
-        </w:rPr>
-        <w:t>Таким образом, поставленная цель была достигнута. Разработанное программное средство может использоваться как вспомогательный инструмент при изучении алгоритмов сортировки, позволяя наглядно сопоставлять их теоретические особенности с фактическим процессом выполнения.</w:t>
-      </w:r>
-    </w:p>
-    <w:p>
-      <w:pPr>
-        <w:rPr>
-          <w:lang w:eastAsia="en-US"/>
-        </w:rPr>
-      </w:pPr>
-    </w:p>
-    <w:p>
-      <w:pPr>
-        <w:rPr>
-          <w:lang w:eastAsia="en-US"/>
-        </w:rPr>
-      </w:pPr>
-    </w:p>
-    <w:p>
-      <w:pPr>
-        <w:rPr>
-          <w:lang w:eastAsia="en-US"/>
-        </w:rPr>
-      </w:pPr>
-    </w:p>
-    <w:p>
-      <w:pPr>
-        <w:rPr>
-          <w:lang w:eastAsia="en-US"/>
-        </w:rPr>
-      </w:pPr>
-    </w:p>
-    <w:p>
-      <w:pPr>
-        <w:rPr>
-          <w:lang w:eastAsia="en-US"/>
-        </w:rPr>
-      </w:pPr>
-    </w:p>
-    <w:p>
-      <w:pPr>
-        <w:rPr>
-          <w:lang w:eastAsia="en-US"/>
-        </w:rPr>
-      </w:pPr>
-    </w:p>
-    <w:p>
-      <w:pPr>
-        <w:rPr>
-          <w:lang w:eastAsia="en-US"/>
-        </w:rPr>
-      </w:pPr>
-    </w:p>
-    <w:p>
-      <w:pPr>
-        <w:rPr>
-          <w:lang w:eastAsia="en-US"/>
-        </w:rPr>
-      </w:pPr>
-    </w:p>
-    <w:p>
-      <w:pPr>
-        <w:rPr>
-          <w:lang w:eastAsia="en-US"/>
-        </w:rPr>
-      </w:pPr>
-    </w:p>
-    <w:p>
-      <w:pPr>
-        <w:rPr>
-          <w:lang w:eastAsia="en-US"/>
-        </w:rPr>
-      </w:pPr>
-    </w:p>
-    <w:p>
-      <w:pPr>
-        <w:rPr>
-          <w:lang w:eastAsia="en-US"/>
-        </w:rPr>
-      </w:pPr>
-    </w:p>
-    <w:p>
-      <w:pPr>
-        <w:rPr>
-          <w:lang w:eastAsia="en-US"/>
-        </w:rPr>
-      </w:pPr>
-    </w:p>
-    <w:p>
-      <w:pPr>
-        <w:rPr>
-          <w:lang w:eastAsia="en-US"/>
-        </w:rPr>
-      </w:pPr>
-    </w:p>
-    <w:p>
-      <w:pPr>
-        <w:rPr>
-          <w:lang w:eastAsia="en-US"/>
-        </w:rPr>
-      </w:pPr>
-    </w:p>
-    <w:p>
-      <w:pPr>
-        <w:rPr>
-          <w:lang w:eastAsia="en-US"/>
-        </w:rPr>
-      </w:pPr>
-    </w:p>
-    <w:p>
-      <w:pPr>
-        <w:rPr>
-          <w:lang w:eastAsia="en-US"/>
-        </w:rPr>
-      </w:pPr>
-    </w:p>
-    <w:p>
-      <w:pPr>
-        <w:rPr>
-          <w:lang w:eastAsia="en-US"/>
-        </w:rPr>
-      </w:pPr>
-    </w:p>
-    <w:p>
-      <w:pPr>
-        <w:rPr>
-          <w:lang w:eastAsia="en-US"/>
-        </w:rPr>
-      </w:pPr>
-    </w:p>
-    <w:p>
-      <w:pPr>
-        <w:rPr>
-          <w:lang w:eastAsia="en-US"/>
-        </w:rPr>
-      </w:pPr>
-    </w:p>
-    <w:p>
-      <w:pPr>
-        <w:rPr>
-          <w:lang w:eastAsia="en-US"/>
-        </w:rPr>
-      </w:pPr>
-    </w:p>
-    <w:p>
-      <w:pPr>
-        <w:rPr>
-          <w:lang w:eastAsia="en-US"/>
-        </w:rPr>
-      </w:pPr>
-    </w:p>
-    <w:p>
-      <w:pPr>
-        <w:rPr>
-          <w:lang w:eastAsia="en-US"/>
-        </w:rPr>
-      </w:pPr>
-    </w:p>
-    <w:p>
-      <w:pPr>
-        <w:rPr>
-          <w:lang w:eastAsia="en-US"/>
-        </w:rPr>
-      </w:pPr>
-    </w:p>
-    <w:p>
-      <w:pPr>
-        <w:rPr>
-          <w:lang w:eastAsia="en-US"/>
-        </w:rPr>
-      </w:pPr>
-    </w:p>
-    <w:p>
-      <w:pPr>
-        <w:rPr>
-          <w:lang w:eastAsia="en-US"/>
-        </w:rPr>
-      </w:pPr>
-    </w:p>
-    <w:p>
-      <w:pPr>
-        <w:rPr>
-          <w:lang w:eastAsia="en-US"/>
-        </w:rPr>
-      </w:pPr>
-    </w:p>
-    <w:p>
-      <w:pPr>
-        <w:rPr>
-          <w:lang w:eastAsia="en-US"/>
-        </w:rPr>
-      </w:pPr>
-    </w:p>
-    <w:p>
-      <w:pPr>
-        <w:rPr>
-          <w:lang w:eastAsia="en-US"/>
-        </w:rPr>
-      </w:pPr>
-    </w:p>
-    <w:p>
-      <w:pPr>
-        <w:rPr>
-          <w:lang w:eastAsia="en-US"/>
-        </w:rPr>
-      </w:pPr>
-    </w:p>
-    <w:p>
-      <w:pPr>
-        <w:rPr>
-          <w:lang w:eastAsia="en-US"/>
-        </w:rPr>
-      </w:pPr>
-    </w:p>
-    <w:p>
-      <w:pPr>
-        <w:rPr>
-          <w:lang w:eastAsia="en-US"/>
-        </w:rPr>
-      </w:pPr>
-    </w:p>
-    <w:p>
-      <w:pPr>
+        <w:t>3.9 Сравнительное тестирование алгоритмов</w:t>
+      </w:r>
+    </w:p>
+    <w:p>
+      <w:pPr>
+        <w:rPr>
+          <w:sz w:val="24"/>
+          <w:szCs w:val="24"/>
+          <w:lang w:eastAsia="en-US"/>
+        </w:rPr>
+      </w:pPr>
+      <w:r>
+        <w:rPr>
+          <w:sz w:val="24"/>
+          <w:szCs w:val="24"/>
+          <w:lang w:eastAsia="en-US"/>
+        </w:rPr>
+        <w:t>Для оценки эффективности реализованных алгоритмов в приложении предусмотрен режим сравнительного тестирования. Он позволяет получить результаты выполнения алгоритмов на одинаковых входных данных и сопоставить их основные показатели.</w:t>
+      </w:r>
+    </w:p>
+    <w:p>
+      <w:pPr>
+        <w:rPr>
+          <w:sz w:val="24"/>
+          <w:szCs w:val="24"/>
+          <w:lang w:eastAsia="en-US"/>
+        </w:rPr>
+      </w:pPr>
+      <w:r>
+        <w:rPr>
+          <w:sz w:val="24"/>
+          <w:szCs w:val="24"/>
+          <w:lang w:eastAsia="en-US"/>
+        </w:rPr>
+        <w:t xml:space="preserve">За проведение тестирования отвечает </w:t>
+      </w:r>
+      <w:proofErr w:type="spellStart"/>
+      <w:r>
+        <w:rPr>
+          <w:sz w:val="24"/>
+          <w:szCs w:val="24"/>
+          <w:lang w:eastAsia="en-US"/>
+        </w:rPr>
+        <w:t>BenchmarkManager</w:t>
+      </w:r>
+      <w:proofErr w:type="spellEnd"/>
+      <w:r>
+        <w:rPr>
+          <w:sz w:val="24"/>
+          <w:szCs w:val="24"/>
+          <w:lang w:eastAsia="en-US"/>
+        </w:rPr>
+        <w:t xml:space="preserve">. Полученные результаты представлены в виде объектов </w:t>
+      </w:r>
+      <w:proofErr w:type="spellStart"/>
+      <w:r>
+        <w:rPr>
+          <w:sz w:val="24"/>
+          <w:szCs w:val="24"/>
+          <w:lang w:eastAsia="en-US"/>
+        </w:rPr>
+        <w:t>SortBenchmarkResult</w:t>
+      </w:r>
+      <w:proofErr w:type="spellEnd"/>
+      <w:r>
+        <w:rPr>
+          <w:sz w:val="24"/>
+          <w:szCs w:val="24"/>
+          <w:lang w:eastAsia="en-US"/>
+        </w:rPr>
+        <w:t>, содержащих сведения о работе соответствующего алгоритма. Далее эти данные передаются компонентам пользовательского интерфейса для отображения результатов сравнения.</w:t>
+      </w:r>
+    </w:p>
+    <w:p>
+      <w:pPr>
+        <w:rPr>
+          <w:sz w:val="24"/>
+          <w:szCs w:val="24"/>
+          <w:lang w:eastAsia="en-US"/>
+        </w:rPr>
+      </w:pPr>
+      <w:r>
+        <w:rPr>
+          <w:sz w:val="24"/>
+          <w:szCs w:val="24"/>
+          <w:lang w:eastAsia="en-US"/>
+        </w:rPr>
+        <w:t>Таким образом, реализованный механизм позволяет оценивать алгоритмы не только по теоретической вычислительной сложности, но и по фактическим результатам их выполнения на различных входных массивах.</w:t>
+      </w:r>
+    </w:p>
+    <w:p>
+      <w:pPr>
+        <w:rPr>
+          <w:lang w:eastAsia="en-US"/>
+        </w:rPr>
+      </w:pPr>
+    </w:p>
+    <w:p>
+      <w:pPr>
+        <w:rPr>
+          <w:lang w:eastAsia="en-US"/>
+        </w:rPr>
+      </w:pPr>
+    </w:p>
+    <w:p>
+      <w:pPr>
+        <w:rPr>
+          <w:lang w:eastAsia="en-US"/>
+        </w:rPr>
+      </w:pPr>
+    </w:p>
+    <w:p>
+      <w:pPr>
+        <w:rPr>
+          <w:lang w:eastAsia="en-US"/>
+        </w:rPr>
+      </w:pPr>
+    </w:p>
+    <w:p>
+      <w:pPr>
+        <w:rPr>
+          <w:lang w:eastAsia="en-US"/>
+        </w:rPr>
+      </w:pPr>
+    </w:p>
+    <w:p>
+      <w:pPr>
+        <w:rPr>
+          <w:lang w:eastAsia="en-US"/>
+        </w:rPr>
+      </w:pPr>
+    </w:p>
+    <w:p>
+      <w:pPr>
+        <w:rPr>
+          <w:lang w:eastAsia="en-US"/>
+        </w:rPr>
+      </w:pPr>
+    </w:p>
+    <w:p>
+      <w:pPr>
+        <w:rPr>
+          <w:lang w:eastAsia="en-US"/>
+        </w:rPr>
+      </w:pPr>
+    </w:p>
+    <w:p>
+      <w:pPr>
+        <w:rPr>
+          <w:lang w:eastAsia="en-US"/>
+        </w:rPr>
+      </w:pPr>
+    </w:p>
+    <w:p>
+      <w:pPr>
+        <w:rPr>
+          <w:lang w:eastAsia="en-US"/>
+        </w:rPr>
+      </w:pPr>
+    </w:p>
+    <w:p>
+      <w:pPr>
+        <w:rPr>
+          <w:lang w:eastAsia="en-US"/>
+        </w:rPr>
+      </w:pPr>
+    </w:p>
+    <w:p>
+      <w:pPr>
+        <w:rPr>
+          <w:lang w:eastAsia="en-US"/>
+        </w:rPr>
+      </w:pPr>
+    </w:p>
+    <w:p>
+      <w:pPr>
+        <w:rPr>
+          <w:lang w:eastAsia="en-US"/>
+        </w:rPr>
+      </w:pPr>
+    </w:p>
+    <w:p>
+      <w:pPr>
+        <w:rPr>
+          <w:lang w:eastAsia="en-US"/>
+        </w:rPr>
+      </w:pPr>
+    </w:p>
+    <w:p>
+      <w:pPr>
+        <w:rPr>
+          <w:lang w:eastAsia="en-US"/>
+        </w:rPr>
+      </w:pPr>
+    </w:p>
+    <w:p>
+      <w:pPr>
+        <w:jc w:val="center"/>
         <w:rPr>
           <w:b/>
           <w:bCs/>
@@ -9440,8 +7427,10 @@
           <w:lang w:eastAsia="en-US"/>
         </w:rPr>
       </w:pPr>
-      <w:proofErr w:type="gramStart"/>
-      <w:r>
+    </w:p>
+    <w:p>
+      <w:pPr>
+        <w:jc w:val="center"/>
         <w:rPr>
           <w:b/>
           <w:bCs/>
@@ -9449,9 +7438,7 @@
           <w:szCs w:val="28"/>
           <w:lang w:eastAsia="en-US"/>
         </w:rPr>
-        <w:t>СПИСОК ИСПОЛЬЗОВАННЫХ ИСТОЧНИКОВ</w:t>
-      </w:r>
-      <w:proofErr w:type="gramEnd"/>
+      </w:pPr>
       <w:r>
         <w:rPr>
           <w:b/>
@@ -9460,6 +7447,311 @@
           <w:szCs w:val="28"/>
           <w:lang w:eastAsia="en-US"/>
         </w:rPr>
+        <w:lastRenderedPageBreak/>
+        <w:t>ЗАКЛЮЧЕНИЕ</w:t>
+      </w:r>
+    </w:p>
+    <w:p>
+      <w:pPr>
+        <w:jc w:val="both"/>
+        <w:rPr>
+          <w:lang w:eastAsia="en-US"/>
+        </w:rPr>
+      </w:pPr>
+      <w:r>
+        <w:rPr>
+          <w:lang w:eastAsia="en-US"/>
+        </w:rPr>
+        <w:t>В ходе выполнения курсовой работы было разработано обучающее приложение для визуализации и сравнительного анализа алгоритмов сортировки. Основной задачей приложения является повышение наглядности изучения алгоритмов за счёт одновременного отображения состояния массива и этапов выполнения алгоритма.</w:t>
+      </w:r>
+    </w:p>
+    <w:p>
+      <w:pPr>
+        <w:jc w:val="both"/>
+        <w:rPr>
+          <w:lang w:eastAsia="en-US"/>
+        </w:rPr>
+      </w:pPr>
+      <w:r>
+        <w:rPr>
+          <w:lang w:eastAsia="en-US"/>
+        </w:rPr>
+        <w:t>В процессе работы были проанализированы основные алгоритмы сортировки и их характеристики, выбраны средства разработки и спроектирована структура программного приложения. Реализован набор алгоритмов сортировки, взаимодействующих с общей системой управления и визуализации.</w:t>
+      </w:r>
+    </w:p>
+    <w:p>
+      <w:pPr>
+        <w:jc w:val="both"/>
+        <w:rPr>
+          <w:lang w:eastAsia="en-US"/>
+        </w:rPr>
+      </w:pPr>
+      <w:r>
+        <w:rPr>
+          <w:lang w:eastAsia="en-US"/>
+        </w:rPr>
+        <w:t>Разработанное приложение позволяет формировать массивы с различными начальными состояниями, запускать сортировку с настраиваемой скоростью, наблюдать за сравнением и перестановкой элементов, а также пошагово просматривать выполнение алгоритма с подсветкой соответствующих строк псевдокода. Дополнительно реализован подсчёт сравнений и перестановок, отображение времени выполнения и механизм сравнительного тестирования алгоритмов.</w:t>
+      </w:r>
+    </w:p>
+    <w:p>
+      <w:pPr>
+        <w:jc w:val="both"/>
+        <w:rPr>
+          <w:lang w:eastAsia="en-US"/>
+        </w:rPr>
+      </w:pPr>
+      <w:r>
+        <w:rPr>
+          <w:lang w:eastAsia="en-US"/>
+        </w:rPr>
+        <w:t>Таким образом, поставленная цель была достигнута. Разработанное программное средство может использоваться как вспомогательный инструмент при изучении алгоритмов сортировки, позволяя наглядно сопоставлять их теоретические особенности с фактическим процессом выполнения.</w:t>
+      </w:r>
+    </w:p>
+    <w:p>
+      <w:pPr>
+        <w:rPr>
+          <w:lang w:eastAsia="en-US"/>
+        </w:rPr>
+      </w:pPr>
+    </w:p>
+    <w:p>
+      <w:pPr>
+        <w:rPr>
+          <w:lang w:eastAsia="en-US"/>
+        </w:rPr>
+      </w:pPr>
+    </w:p>
+    <w:p>
+      <w:pPr>
+        <w:rPr>
+          <w:lang w:eastAsia="en-US"/>
+        </w:rPr>
+      </w:pPr>
+    </w:p>
+    <w:p>
+      <w:pPr>
+        <w:rPr>
+          <w:lang w:eastAsia="en-US"/>
+        </w:rPr>
+      </w:pPr>
+    </w:p>
+    <w:p>
+      <w:pPr>
+        <w:rPr>
+          <w:lang w:eastAsia="en-US"/>
+        </w:rPr>
+      </w:pPr>
+    </w:p>
+    <w:p>
+      <w:pPr>
+        <w:rPr>
+          <w:lang w:eastAsia="en-US"/>
+        </w:rPr>
+      </w:pPr>
+    </w:p>
+    <w:p>
+      <w:pPr>
+        <w:rPr>
+          <w:lang w:eastAsia="en-US"/>
+        </w:rPr>
+      </w:pPr>
+    </w:p>
+    <w:p>
+      <w:pPr>
+        <w:rPr>
+          <w:lang w:eastAsia="en-US"/>
+        </w:rPr>
+      </w:pPr>
+    </w:p>
+    <w:p>
+      <w:pPr>
+        <w:rPr>
+          <w:lang w:eastAsia="en-US"/>
+        </w:rPr>
+      </w:pPr>
+    </w:p>
+    <w:p>
+      <w:pPr>
+        <w:rPr>
+          <w:lang w:eastAsia="en-US"/>
+        </w:rPr>
+      </w:pPr>
+    </w:p>
+    <w:p>
+      <w:pPr>
+        <w:rPr>
+          <w:lang w:eastAsia="en-US"/>
+        </w:rPr>
+      </w:pPr>
+    </w:p>
+    <w:p>
+      <w:pPr>
+        <w:rPr>
+          <w:lang w:eastAsia="en-US"/>
+        </w:rPr>
+      </w:pPr>
+    </w:p>
+    <w:p>
+      <w:pPr>
+        <w:rPr>
+          <w:lang w:eastAsia="en-US"/>
+        </w:rPr>
+      </w:pPr>
+    </w:p>
+    <w:p>
+      <w:pPr>
+        <w:rPr>
+          <w:lang w:eastAsia="en-US"/>
+        </w:rPr>
+      </w:pPr>
+    </w:p>
+    <w:p>
+      <w:pPr>
+        <w:rPr>
+          <w:lang w:eastAsia="en-US"/>
+        </w:rPr>
+      </w:pPr>
+    </w:p>
+    <w:p>
+      <w:pPr>
+        <w:rPr>
+          <w:lang w:eastAsia="en-US"/>
+        </w:rPr>
+      </w:pPr>
+    </w:p>
+    <w:p>
+      <w:pPr>
+        <w:rPr>
+          <w:lang w:eastAsia="en-US"/>
+        </w:rPr>
+      </w:pPr>
+    </w:p>
+    <w:p>
+      <w:pPr>
+        <w:rPr>
+          <w:lang w:eastAsia="en-US"/>
+        </w:rPr>
+      </w:pPr>
+    </w:p>
+    <w:p>
+      <w:pPr>
+        <w:rPr>
+          <w:lang w:eastAsia="en-US"/>
+        </w:rPr>
+      </w:pPr>
+    </w:p>
+    <w:p>
+      <w:pPr>
+        <w:rPr>
+          <w:lang w:eastAsia="en-US"/>
+        </w:rPr>
+      </w:pPr>
+    </w:p>
+    <w:p>
+      <w:pPr>
+        <w:rPr>
+          <w:lang w:eastAsia="en-US"/>
+        </w:rPr>
+      </w:pPr>
+    </w:p>
+    <w:p>
+      <w:pPr>
+        <w:rPr>
+          <w:lang w:eastAsia="en-US"/>
+        </w:rPr>
+      </w:pPr>
+    </w:p>
+    <w:p>
+      <w:pPr>
+        <w:rPr>
+          <w:lang w:eastAsia="en-US"/>
+        </w:rPr>
+      </w:pPr>
+    </w:p>
+    <w:p>
+      <w:pPr>
+        <w:rPr>
+          <w:lang w:eastAsia="en-US"/>
+        </w:rPr>
+      </w:pPr>
+    </w:p>
+    <w:p>
+      <w:pPr>
+        <w:rPr>
+          <w:lang w:eastAsia="en-US"/>
+        </w:rPr>
+      </w:pPr>
+    </w:p>
+    <w:p>
+      <w:pPr>
+        <w:rPr>
+          <w:lang w:eastAsia="en-US"/>
+        </w:rPr>
+      </w:pPr>
+    </w:p>
+    <w:p>
+      <w:pPr>
+        <w:rPr>
+          <w:lang w:eastAsia="en-US"/>
+        </w:rPr>
+      </w:pPr>
+    </w:p>
+    <w:p>
+      <w:pPr>
+        <w:rPr>
+          <w:lang w:eastAsia="en-US"/>
+        </w:rPr>
+      </w:pPr>
+    </w:p>
+    <w:p>
+      <w:pPr>
+        <w:rPr>
+          <w:lang w:eastAsia="en-US"/>
+        </w:rPr>
+      </w:pPr>
+    </w:p>
+    <w:p>
+      <w:pPr>
+        <w:rPr>
+          <w:lang w:eastAsia="en-US"/>
+        </w:rPr>
+      </w:pPr>
+    </w:p>
+    <w:p>
+      <w:pPr>
+        <w:rPr>
+          <w:lang w:eastAsia="en-US"/>
+        </w:rPr>
+      </w:pPr>
+    </w:p>
+    <w:p>
+      <w:pPr>
+        <w:rPr>
+          <w:b/>
+          <w:bCs/>
+          <w:sz w:val="28"/>
+          <w:szCs w:val="28"/>
+          <w:lang w:eastAsia="en-US"/>
+        </w:rPr>
+      </w:pPr>
+      <w:r>
+        <w:rPr>
+          <w:b/>
+          <w:bCs/>
+          <w:sz w:val="28"/>
+          <w:szCs w:val="28"/>
+          <w:lang w:eastAsia="en-US"/>
+        </w:rPr>
+        <w:t>СПИСОК ИСПОЛЬЗОВАННЫХ ИСТОЧНИКОВ</w:t>
+      </w:r>
+      <w:r>
+        <w:rPr>
+          <w:b/>
+          <w:bCs/>
+          <w:sz w:val="28"/>
+          <w:szCs w:val="28"/>
+          <w:lang w:eastAsia="en-US"/>
+        </w:rPr>
         <w:t xml:space="preserve"> И ЛИТЕРАТУРЫ</w:t>
       </w:r>
     </w:p>
@@ -9547,7 +7839,7 @@
         </w:rPr>
         <w:t xml:space="preserve">]. — URL: </w:t>
       </w:r>
-      <w:hyperlink r:id="rId10" w:tgtFrame="_blank" w:history="1">
+      <w:hyperlink r:id="rId13" w:tgtFrame="_blank" w:history="1">
         <w:r>
           <w:rPr>
             <w:rStyle w:val="af0"/>
@@ -9586,8 +7878,17 @@
           <w:rFonts w:ascii="Times New Roman" w:eastAsia="Times New Roman" w:hAnsi="Times New Roman" w:cs="Times New Roman"/>
           <w:sz w:val="24"/>
           <w:szCs w:val="24"/>
-        </w:rPr>
-        <w:t xml:space="preserve"> Документация Microsoft. </w:t>
+          <w:lang w:val="en-US"/>
+        </w:rPr>
+        <w:t xml:space="preserve"> </w:t>
+      </w:r>
+      <w:r>
+        <w:rPr>
+          <w:rFonts w:ascii="Times New Roman" w:eastAsia="Times New Roman" w:hAnsi="Times New Roman" w:cs="Times New Roman"/>
+          <w:sz w:val="24"/>
+          <w:szCs w:val="24"/>
+        </w:rPr>
+        <w:t xml:space="preserve">Документация Microsoft. </w:t>
       </w:r>
       <w:r>
         <w:rPr>
@@ -9607,7 +7908,7 @@
         </w:rPr>
         <w:t xml:space="preserve"> [Электронный ресурс]. — URL: </w:t>
       </w:r>
-      <w:hyperlink r:id="rId11" w:tgtFrame="_blank" w:history="1">
+      <w:hyperlink r:id="rId14" w:tgtFrame="_blank" w:history="1">
         <w:r>
           <w:rPr>
             <w:rStyle w:val="af0"/>
@@ -9665,7 +7966,7 @@
         </w:rPr>
         <w:t xml:space="preserve"> [Электронный ресурс]. — URL: </w:t>
       </w:r>
-      <w:hyperlink r:id="rId12" w:tgtFrame="_blank" w:history="1">
+      <w:hyperlink r:id="rId15" w:tgtFrame="_blank" w:history="1">
         <w:r>
           <w:rPr>
             <w:rStyle w:val="af0"/>
@@ -9723,7 +8024,7 @@
         </w:rPr>
         <w:t xml:space="preserve"> [Электронный ресурс]. — URL: </w:t>
       </w:r>
-      <w:hyperlink r:id="rId13" w:tgtFrame="_blank" w:history="1">
+      <w:hyperlink r:id="rId16" w:tgtFrame="_blank" w:history="1">
         <w:r>
           <w:rPr>
             <w:rStyle w:val="af0"/>
@@ -9750,7 +8051,7 @@
           <w:numId w:val="4"/>
         </w:numPr>
         <w:rPr>
-          <w:lang w:eastAsia="en-US"/>
+          <w:rStyle w:val="af0"/>
         </w:rPr>
       </w:pPr>
       <w:r>
@@ -9779,7 +8080,7 @@
         </w:rPr>
         <w:t xml:space="preserve"> [Электронный ресурс]. — URL: </w:t>
       </w:r>
-      <w:hyperlink r:id="rId14" w:history="1">
+      <w:hyperlink r:id="rId17" w:history="1">
         <w:r>
           <w:rPr>
             <w:rStyle w:val="af0"/>
@@ -9788,8 +8089,17 @@
         </w:r>
       </w:hyperlink>
     </w:p>
+    <w:p>
+      <w:pPr>
+        <w:spacing w:after="160" w:line="259" w:lineRule="auto"/>
+        <w:rPr>
+          <w:color w:val="0563C1" w:themeColor="hyperlink"/>
+          <w:u w:val="single"/>
+        </w:rPr>
+      </w:pPr>
+    </w:p>
     <w:sectPr>
-      <w:footerReference w:type="default" r:id="rId15"/>
+      <w:footerReference w:type="default" r:id="rId18"/>
       <w:pgSz w:w="11906" w:h="16838"/>
       <w:pgMar w:top="1134" w:right="850" w:bottom="1134" w:left="1701" w:header="708" w:footer="708" w:gutter="0"/>
       <w:cols w:space="708"/>
